--- a/work/deliver/论文2_穿透式监管视角下烟草行业大监督体系优化研究_修改稿.docx
+++ b/work/deliver/论文2_穿透式监管视角下烟草行业大监督体系优化研究_修改稿.docx
@@ -46,7 +46,7 @@
     </w:p>
     <w:p>
       <w:pPr>
-        <w:spacing w:before="0" w:after="160" w:line="360" w:lineRule="auto"/>
+        <w:spacing w:before="0" w:after="0" w:line="360" w:lineRule="auto"/>
         <w:jc w:val="center"/>
       </w:pPr>
       <w:r>
@@ -56,6 +56,20 @@
           <w:sz w:val="21"/>
         </w:rPr>
         <w:t>2 海盐县烟草专卖局（分公司）纪检监察科，浙江海盐  314300</w:t>
+      </w:r>
+    </w:p>
+    <w:p>
+      <w:pPr>
+        <w:spacing w:before="0" w:after="160" w:line="360" w:lineRule="auto"/>
+        <w:jc w:val="center"/>
+      </w:pPr>
+      <w:r>
+        <w:rPr>
+          <w:rFonts w:ascii="Times New Roman" w:hAnsi="Times New Roman" w:eastAsia="宋体"/>
+          <w:b w:val="0"/>
+          <w:sz w:val="24"/>
+        </w:rPr>
+        <w:t xml:space="preserve"> </w:t>
       </w:r>
     </w:p>
     <w:p>
@@ -78,7 +92,7 @@
           <w:b w:val="0"/>
           <w:sz w:val="24"/>
         </w:rPr>
-        <w:t>烟草行业实行政企合一、专卖专营的垂直管理体制，产业链条完整、资金体量庞大、权力点位集中，是国有资产监管与廉政风险防控的重点领域。本文针对现有研究把穿透式监管概念直接平移、成因分析归结为思想认识、对策缺乏可操作性与效果验证三方面不足，做出三项改进。第一，完成概念转换：在国有垂直管理体制下，“穿透”的对应物是监督信息沿委托代理链条的层层损耗，穿透式监督的实质是在逐级代理链之外新增一条不随层级衰减的直达通道，据此给出穿透度的可测量定义。第二，建立多层委托代理衰减模型与含监督过载项的最优监督强度模型并做数值求解：在逐级衰减率 0.30 的情形下，县级局监督效力仅为国家局的 34.3%，穿透通道覆盖 60% 业务事项可使其回升至 67.7%；若忽略基层负担这一成本项，最优监督强度将被高估 61.0%。第三，以蒙特卡洛仿真给出四维穿透的边际贡献排序（数据 &gt; 制度 &gt; 流程 &gt; 责任），据以确定三阶段实施路线，并以 AHP–熵权组合赋权构建监督效能评价指标体系（一致性比率 CR=0.018）。功效分析进一步显示，以县区级局为评估单元的准实验设计在地市层面不具备统计功效，评估单元须下沉至稽查中队或业务事项层级。本文所有数值均由可复现代码运行产生，参数取值依据在正文中逐条说明。</w:t>
+        <w:t>穿透式监督是当前纪检监察工作的重要方向，但把这一源于金融监管的概念直接平移到国有垂直管理体制，会使“穿透”退化为“深入”的同义词而失去分析价值。本文首先完成概念转换：在四级垂直管理体制下，“穿透”对应的是监督信息沿委托代理链条的层层损耗，穿透式监督的实质是在逐级代理链之外新增一条不随层级衰减的直达通道，由此得到可测量的定义——穿透度等于直达通道覆盖的业务事项占比。在此基础上，本文建立监督效力衰减模型与含监督过载项的最优监督强度模型并做数值求解：逐级衰减率为 0.30 时县级局监督效力仅为国家局的 34.3%，直达通道覆盖 60% 的业务事项可使其回升至 67.7%；若在成本函数中忽略基层负担这一项，最优监督强度将被高估 61.0%，说明监督设计必须把“减负”作为内生约束而非事后补救。蒙特卡洛仿真给出四维穿透的边际贡献排序为数据、制度、流程、责任，据此设计三阶段实施路线；AHP–熵权组合赋权构建的监督效能评价指标体系通过一致性检验，其中熵权法赋予“监督减负度”最高权重，从数据侧印证了基层负担是当前最具区分度的变量。功效分析进一步表明，以县区级局为评估单元的准实验设计在地市层面不具备统计功效，评估单元必须下沉至稽查中队或业务事项层级。</w:t>
       </w:r>
     </w:p>
     <w:p>
@@ -124,7 +138,7 @@
           <w:b w:val="0"/>
           <w:sz w:val="24"/>
         </w:rPr>
-        <w:t xml:space="preserve"> China's tobacco industry operates under a vertically integrated, government-enterprise-combined monopoly system, featuring a complete industrial chain, large capital volume and concentrated power nodes, making it a key area for state-asset supervision and integrity risk prevention. Addressing three weaknesses in existing studies - direct transplantation of the penetrating-regulation concept, attribution of causes to individual awareness, and countermeasures lacking operability and effect verification - this paper makes three improvements. First, it completes a conceptual transformation: under a vertically integrated state system, penetration corresponds to the attenuation of supervisory information along the principal-agent chain, and penetrating supervision essentially adds a direct channel that does not decay with hierarchy. Second, it builds and numerically solves a multi-layer principal-agent attenuation model and an optimal supervision intensity model incorporating supervisory overload: at a per-level attenuation rate of 0.30, county-level supervisory efficacy is only 34.3% of the national level, rising to 67.7% when direct channels cover 60% of business items; ignoring grassroots burden overestimates optimal intensity by 61.0%. Third, Monte Carlo simulation ranks the marginal contribution of the four penetration dimensions (data &gt; institution &gt; process &gt; responsibility), informing a three-phase roadmap, while an AHP-entropy combined weighting scheme yields a supervisory efficacy index (CR=0.018). All figures are produced by reproducible code.</w:t>
+        <w:t xml:space="preserve"> Penetrating supervision is a key direction in current discipline inspection work, yet transplanting this concept directly from financial regulation into a vertically integrated state system reduces "penetration" to a synonym for "depth". This paper first performs a conceptual transformation: under a four-tier vertical system, penetration corresponds to the attenuation of supervisory information along the principal-agent chain, and penetrating supervision essentially adds a direct channel that does not decay with hierarchy, yielding a measurable definition. Numerical solutions of an attenuation model and an optimal-intensity model with a supervisory-overload term show that at a per-level attenuation rate of 0.30 county-level efficacy is only 34.3% of the national level, rising to 67.7% when direct channels cover 60% of business items, and that omitting the grassroots-burden term overestimates optimal intensity by 61.0%. Monte Carlo simulation ranks the marginal contribution of the four penetration dimensions as data, institution, process and responsibility, informing a three-phase roadmap. A power analysis shows that a quasi-experimental design using county bureaus as units lacks statistical power at the municipal level.</w:t>
       </w:r>
     </w:p>
     <w:p>
@@ -182,7 +196,23 @@
           <w:b w:val="0"/>
           <w:sz w:val="24"/>
         </w:rPr>
-        <w:t>党的二十大报告提出健全党统一领导、全面覆盖、权威高效的监督体系。二十届中央纪委历次全会强调加强嵌入式监督、穿透式检视、立体式研判，要求创新手段方式、不断提高反腐败穿透力。穿透式监督已成为破解多层级、链条化隐性问题、实现监督全域覆盖的重要路径。</w:t>
+        <w:t>提高反腐败穿透力已成为新时代纪检监察工作的明确要求，这为行业监督体系建设提供了根本遵循。习近平总书记在二十届中央纪委五次全会上强调，要把握腐败的新动向新特点，创新手段方式，完善反腐败责任落实机制，及时发现、准确识别、有效治理各类腐败问题，不断提高反腐败穿透力[1]。二十届中央纪委四次全会工作报告进一步提出加强嵌入式监督、穿透式检视、立体式研判，聚焦假借“市场行为”掩饰权钱交易本质、采取“层层嵌套”为腐败披上“隐身衣”等新动向。这些论述表明，穿透式监督针对的是</w:t>
+      </w:r>
+      <w:r>
+        <w:rPr>
+          <w:rFonts w:ascii="Times New Roman" w:hAnsi="Times New Roman" w:eastAsia="宋体"/>
+          <w:b/>
+          <w:sz w:val="24"/>
+        </w:rPr>
+        <w:t>信息在传导链条中被遮蔽</w:t>
+      </w:r>
+      <w:r>
+        <w:rPr>
+          <w:rFonts w:ascii="Times New Roman" w:hAnsi="Times New Roman" w:eastAsia="宋体"/>
+          <w:b w:val="0"/>
+          <w:sz w:val="24"/>
+        </w:rPr>
+        <w:t>这一结构性问题，而非简单地加大监督力度。</w:t>
       </w:r>
     </w:p>
     <w:p>
@@ -197,7 +227,7 @@
           <w:b w:val="0"/>
           <w:sz w:val="24"/>
         </w:rPr>
-        <w:t>烟草行业专卖专营、垂直管理，业务链条长、资金资源集中、层级关联复杂，传统监督模式易存在层级阻隔、溯源不深、协同不足等短板。立足穿透式监管视角优化行业大监督体系，既是落实全面从严治党政治要求，也是补齐监管漏洞、防范廉洁风险、提升治理现代化水平的现实课题[1]。</w:t>
+        <w:t>烟草行业的体制特征使其成为穿透式监督的典型适用场景，也使其面临特殊的实施难度。行业实行专卖专营、四级垂直管理，业务链条长、资金资源集中、层级关联复杂，在工程建设、物资采购、烟叶收购、卷烟营销、行政许可审批等权力集中、资金密集环节，极易滋生隐蔽性、链条式风险[2]。同时，“一套人马、两块牌子”的运行模式使同一主体同时承担经营发展与监督管控双重职能，内部监督天然存在包容性缺陷[11]。传统监督模式在这一体制下易出现层级阻隔、溯源不深、协同不足等短板，形成“上热、中温、下冷”的梯度格局。</w:t>
       </w:r>
     </w:p>
     <w:p>
@@ -212,22 +242,7 @@
           <w:b w:val="0"/>
           <w:sz w:val="24"/>
         </w:rPr>
-        <w:t>既有研究已就大监督体系的协同困境[2]、数字化赋能路径[3]与层级衰减问题[4]做了较多讨论，但仍存在三方面不足。其一，多数研究直接套用金融领域的穿透式监管概念，未做必要的理论转换，致使“穿透”在文中退化为“深入、彻底”的同义词，失去分析工具的价值。其二，成因分析多归结为“重业务轻监督”“老好人思想”等认识层面因素，把制度问题转化为道德问题，后续对策只能落到教育引导，难以指向可干预的制度设计。其三，对策部分普遍缺少量化标准、责任主体、实施时序与验收口径，更没有回答“做了以后如何证明有效”，基层难以执行。</w:t>
-      </w:r>
-    </w:p>
-    <w:p>
-      <w:pPr>
-        <w:spacing w:before="0" w:after="0" w:line="360" w:lineRule="auto"/>
-        <w:ind w:firstLine="480"/>
-        <w:jc w:val="both"/>
-      </w:pPr>
-      <w:r>
-        <w:rPr>
-          <w:rFonts w:ascii="Times New Roman" w:hAnsi="Times New Roman" w:eastAsia="宋体"/>
-          <w:b w:val="0"/>
-          <w:sz w:val="24"/>
-        </w:rPr>
-        <w:t>针对上述不足，本文的研究框架如图 1 所示：以多层委托代理、协同治理与穿透式监管为理论视角，对层级监督衰减、数据孤岛与责任传导虚化三类问题做结构性诊断，构建制度、数据、流程、责任四维穿透路径（以队伍建设为保障），并以监督效能指数、成本—收益均衡与分批推行准实验三项工具完成效能验证，验证结果反向回调路径设计，形成闭环。</w:t>
+        <w:t>既有研究已就大监督体系的协同困境、数字化赋能路径与层级衰减问题做了较多讨论，但在三个方面存在共同不足，这也是本文力图推进的方向。其一是概念未经转换即直接套用，致使“穿透”在文中失去分析工具的属性；其二是成因分析多归结为“重业务轻监督”“老好人思想”等认识层面因素，把制度问题转化为道德问题，后续对策只能落到教育引导；其三是对策部分普遍缺少量化标准、责任主体、实施时序与验收口径，更未回答“做了以后如何证明有效”，基层难以执行。针对这三点，本文的研究框架如图 1 所示：以多层委托代理、协同治理与穿透式监管为理论视角，对三类结构性问题做诊断，构建四维穿透路径，并以监督效能指数、成本—收益均衡与准实验评估完成效能验证，验证结果反向回调路径设计。</w:t>
       </w:r>
     </w:p>
     <w:p>
@@ -239,7 +254,7 @@
       <w:r>
         <w:drawing>
           <wp:inline xmlns:a="http://schemas.openxmlformats.org/drawingml/2006/main" xmlns:pic="http://schemas.openxmlformats.org/drawingml/2006/picture">
-            <wp:extent cx="5400000" cy="2922494"/>
+            <wp:extent cx="5400000" cy="2963142"/>
             <wp:docPr id="1" name="Picture 1"/>
             <wp:cNvGraphicFramePr>
               <a:graphicFrameLocks noChangeAspect="1"/>
@@ -260,7 +275,7 @@
                   <pic:spPr>
                     <a:xfrm>
                       <a:off x="0" y="0"/>
-                      <a:ext cx="5400000" cy="2922494"/>
+                      <a:ext cx="5400000" cy="2963142"/>
                     </a:xfrm>
                     <a:prstGeom prst="rect"/>
                   </pic:spPr>
@@ -327,7 +342,7 @@
           <w:b w:val="0"/>
           <w:sz w:val="24"/>
         </w:rPr>
-        <w:t>穿透式监管源于金融监管实践，其原义是穿透名义持有人识别底层资产与实际控制人，解决的是法律形式与经济实质相分离的问题[12]。烟草行业的内部监督并不存在“名实分离”的结构，直接平移会使概念空转。因此，把该范式引入行业监督之前，必须完成一次显式的概念转换。</w:t>
+        <w:t>穿透式监管源于金融监管实践，其原义针对的是法律形式与经济实质相分离的问题，而这一结构在烟草行业内部监督中并不存在，因此必须完成一次显式的概念转换。金融领域的“穿透”指穿透名义持有人识别底层资产与实际控制人，解决的是多层嵌套的产品结构掩盖真实风险承担者的问题[12]。烟草行业的内部监督并不面对这种“名实分离”的产品结构，直接平移会使概念空转——“穿透”实际上被用作“深入、彻底”的同义词。</w:t>
       </w:r>
     </w:p>
     <w:p>
@@ -342,7 +357,7 @@
           <w:b w:val="0"/>
           <w:sz w:val="24"/>
         </w:rPr>
-        <w:t>本文认为，在国有垂直管理体制下，与金融领域“形式与实质分离”相对应的问题，是</w:t>
+        <w:t>本文认为，在国有垂直管理体制下与“形式实质分离”功能等价的问题是监督信息沿委托代理链条的层层损耗。国家局、省局、市局、县局构成一条四级委托代理链，每一级代理人既是上级的监督对象，又是下级的监督主体；信息在逐级上报中被选择性过滤，监督指令在逐级下达中被稀释[4]。据此，穿透式监督的实质可重新表述为：在既有的逐级代理链之外，新增一条不随层级衰减的直达通道。这一表述的价值在于它带来了可测量的定义——</w:t>
       </w:r>
       <w:r>
         <w:rPr>
@@ -350,7 +365,7 @@
           <w:b/>
           <w:sz w:val="24"/>
         </w:rPr>
-        <w:t>监督信息沿委托代理链条的层层损耗</w:t>
+        <w:t>穿透度等于直达通道所覆盖的业务事项占全部业务事项的比例</w:t>
       </w:r>
       <w:r>
         <w:rPr>
@@ -358,23 +373,7 @@
           <w:b w:val="0"/>
           <w:sz w:val="24"/>
         </w:rPr>
-        <w:t>。国家局—省局—市局—县局构成一条四级委托代理链，每一级代理人既是上级的监督对象，又是下级的监督主体；信息在逐级上报中被选择性过滤，监督指令在逐级下达中被稀释，最终形成“上热、中温、下冷”的梯度格局。据此，穿透式监督的实质可以重新表述为：</w:t>
-      </w:r>
-      <w:r>
-        <w:rPr>
-          <w:rFonts w:ascii="Times New Roman" w:hAnsi="Times New Roman" w:eastAsia="宋体"/>
-          <w:b/>
-          <w:sz w:val="24"/>
-        </w:rPr>
-        <w:t>在既有的逐级代理链之外，新增一条不随层级衰减的直达通道</w:t>
-      </w:r>
-      <w:r>
-        <w:rPr>
-          <w:rFonts w:ascii="Times New Roman" w:hAnsi="Times New Roman" w:eastAsia="宋体"/>
-          <w:b w:val="0"/>
-          <w:sz w:val="24"/>
-        </w:rPr>
-        <w:t>。这一表述带来一个可测量的定义——穿透度等于直达通道所覆盖的业务事项占全部业务事项的比例，从而使“穿透”从修辞转变为可以计算、可以考核的变量。</w:t>
+        <w:t>，从而使“穿透”从修辞转变为可以计算、可以考核的变量。</w:t>
       </w:r>
     </w:p>
     <w:p>
@@ -389,7 +388,7 @@
           <w:b w:val="0"/>
           <w:sz w:val="28"/>
         </w:rPr>
-        <w:t>2.2  多层委托代理与监督效力衰减</w:t>
+        <w:t>2.2  多层委托代理下的监督效力衰减模型</w:t>
       </w:r>
     </w:p>
     <w:p>
@@ -404,7 +403,7 @@
           <w:b w:val="0"/>
           <w:sz w:val="24"/>
         </w:rPr>
-        <w:t>监督效力沿层级衰减的机制如图 2 所示。上级向下级授权委托并施加监督，下级向上级报告；信息不对称、管办合一的双重角色、基层熟人社会的人情约束三类因素，共同削弱了每一级授权委托关系中的监督效力，在图中以平头抑制线表示——它们作用于层级间的委托关系本身，而非作用于某一层级。</w:t>
+        <w:t>监督效力沿层级衰减的机制如图 2 所示，其中信息不对称、管办合一与人情约束三类因素作用于层级间的委托关系本身而非某一层级。上级向下级授权委托并施加监督，下级向上级报告；由于代理人掌握更多的私人信息且承担双重角色，每一级的委托关系都伴随监督效力的折损；基层熟人社会的人情约束进一步削弱了末端的监督刚性[8]。这三类因素在图中以平头抑制线表示，强调其调节对象是授权委托这条边。</w:t>
       </w:r>
     </w:p>
     <w:p>
@@ -416,7 +415,7 @@
       <w:r>
         <w:drawing>
           <wp:inline xmlns:a="http://schemas.openxmlformats.org/drawingml/2006/main" xmlns:pic="http://schemas.openxmlformats.org/drawingml/2006/picture">
-            <wp:extent cx="5220000" cy="2961127"/>
+            <wp:extent cx="5220000" cy="2864371"/>
             <wp:docPr id="2" name="Picture 2"/>
             <wp:cNvGraphicFramePr>
               <a:graphicFrameLocks noChangeAspect="1"/>
@@ -437,7 +436,7 @@
                   <pic:spPr>
                     <a:xfrm>
                       <a:off x="0" y="0"/>
-                      <a:ext cx="5220000" cy="2961127"/>
+                      <a:ext cx="5220000" cy="2864371"/>
                     </a:xfrm>
                     <a:prstGeom prst="rect"/>
                   </pic:spPr>
@@ -474,24 +473,93 @@
           <w:b w:val="0"/>
           <w:sz w:val="24"/>
         </w:rPr>
-        <w:t>把上述机制形式化。设国家局层级的监督效力为 1，逐级衰减率为 d，直达通道覆盖的业务事项比例为 a，通道保真度为 ρ，则第 k 级的监督效力为：</w:t>
+        <w:t>把上述机制形式化，可得到一个可求解的衰减模型。设国家局层级的监督效力标准化为 1，逐级衰减率为 d，直达通道覆盖的业务事项比例为 a，通道自身的信息保真度为 ρ，则第 k 级的监督效力如式（1）所示。</w:t>
       </w:r>
     </w:p>
-    <w:p>
-      <w:pPr>
-        <w:spacing w:before="0" w:after="0" w:line="360" w:lineRule="auto"/>
-        <w:ind w:firstLine="0"/>
+    <w:tbl>
+      <w:tblPr>
+        <w:tblW w:type="auto" w:w="0"/>
         <w:jc w:val="center"/>
-      </w:pPr>
-      <w:r>
-        <w:rPr>
-          <w:rFonts w:ascii="Times New Roman" w:hAnsi="Times New Roman" w:eastAsia="宋体"/>
-          <w:b w:val="0"/>
-          <w:sz w:val="24"/>
-        </w:rPr>
-        <w:t>E(k) = (1 − a) · (1 − d)^k + a · ρ</w:t>
-      </w:r>
-    </w:p>
+        <w:tblLayout w:type="fixed"/>
+        <w:tblLook w:firstColumn="1" w:firstRow="1" w:lastColumn="0" w:lastRow="0" w:noHBand="0" w:noVBand="1" w:val="04A0"/>
+        <w:tblBorders>
+          <w:top w:val="none" w:sz="0" w:space="0" w:color="000000"/>
+          <w:left w:val="none" w:sz="0" w:space="0" w:color="000000"/>
+          <w:bottom w:val="none" w:sz="0" w:space="0" w:color="000000"/>
+          <w:right w:val="none" w:sz="0" w:space="0" w:color="000000"/>
+          <w:insideH w:val="none" w:sz="0" w:space="0" w:color="000000"/>
+          <w:insideV w:val="none" w:sz="0" w:space="0" w:color="000000"/>
+        </w:tblBorders>
+      </w:tblPr>
+      <w:tblGrid>
+        <w:gridCol w:w="2946"/>
+        <w:gridCol w:w="2946"/>
+        <w:gridCol w:w="2946"/>
+      </w:tblGrid>
+      <w:tr>
+        <w:tc>
+          <w:tcPr>
+            <w:tcW w:type="dxa" w:w="1134"/>
+          </w:tcPr>
+          <w:p>
+            <w:pPr>
+              <w:spacing w:before="120" w:after="120" w:line="360" w:lineRule="auto"/>
+              <w:jc w:val="left"/>
+            </w:pPr>
+          </w:p>
+        </w:tc>
+        <w:tc>
+          <w:tcPr>
+            <w:tcW w:type="dxa" w:w="6236"/>
+          </w:tcPr>
+          <w:p>
+            <w:pPr>
+              <w:spacing w:before="120" w:after="120" w:line="360" w:lineRule="auto"/>
+              <w:jc w:val="center"/>
+            </w:pPr>
+            <m:oMath>
+              <m:r>
+                <m:t xml:space="preserve">E(k)=(1-a)</m:t>
+              </m:r>
+              <m:sSup>
+                <m:e>
+                  <m:r>
+                    <m:t xml:space="preserve">(1-d)</m:t>
+                  </m:r>
+                </m:e>
+                <m:sup>
+                  <m:r>
+                    <m:t xml:space="preserve">k</m:t>
+                  </m:r>
+                </m:sup>
+              </m:sSup>
+              <m:r>
+                <m:t xml:space="preserve">+aρ</m:t>
+              </m:r>
+            </m:oMath>
+          </w:p>
+        </w:tc>
+        <w:tc>
+          <w:tcPr>
+            <w:tcW w:type="dxa" w:w="1134"/>
+          </w:tcPr>
+          <w:p>
+            <w:pPr>
+              <w:spacing w:before="120" w:after="120" w:line="360" w:lineRule="auto"/>
+              <w:jc w:val="right"/>
+            </w:pPr>
+            <w:r>
+              <w:rPr>
+                <w:rFonts w:ascii="Times New Roman" w:hAnsi="Times New Roman" w:eastAsia="宋体"/>
+                <w:b w:val="0"/>
+                <w:sz w:val="24"/>
+              </w:rPr>
+              <w:t>（1）</w:t>
+            </w:r>
+          </w:p>
+        </w:tc>
+      </w:tr>
+    </w:tbl>
     <w:p>
       <w:pPr>
         <w:spacing w:before="0" w:after="0" w:line="360" w:lineRule="auto"/>
@@ -504,7 +572,23 @@
           <w:b w:val="0"/>
           <w:sz w:val="24"/>
         </w:rPr>
-        <w:t>式中第一项为沿代理链逐级衰减的部分，第二项为直达通道贡献的部分。该式的政策含义是清晰的：传统监督只能通过压低 d 来改善末梢效力，而 d 受体制结构约束、下调空间有限；穿透式监督则通过提高 a 来绕开衰减，其边际效果在 d 越大时越显著。数值结果见第 4.1 节。</w:t>
+        <w:t>式（1）中第一项为沿代理链逐级衰减的部分，第二项为直达通道贡献的部分，其政策含义十分清晰。传统监督只能通过压低衰减率 d 来改善末梢效力，而 d 受体制结构约束、下调空间有限；穿透式监督则通过提高覆盖比例 a 绕开衰减，且由式（1）可知其边际效果 ∂E/∂a = ρ − (1−d)^k 随层级 k 与衰减率 d 的增大而增大，即</w:t>
+      </w:r>
+      <w:r>
+        <w:rPr>
+          <w:rFonts w:ascii="Times New Roman" w:hAnsi="Times New Roman" w:eastAsia="宋体"/>
+          <w:b/>
+          <w:sz w:val="24"/>
+        </w:rPr>
+        <w:t>层级越深、衰减越严重的场景，穿透的边际价值越高</w:t>
+      </w:r>
+      <w:r>
+        <w:rPr>
+          <w:rFonts w:ascii="Times New Roman" w:hAnsi="Times New Roman" w:eastAsia="宋体"/>
+          <w:b w:val="0"/>
+          <w:sz w:val="24"/>
+        </w:rPr>
+        <w:t>。这一推论为直达通道的建设次序提供了判据。</w:t>
       </w:r>
     </w:p>
     <w:p>
@@ -534,7 +618,7 @@
           <w:b w:val="0"/>
           <w:sz w:val="24"/>
         </w:rPr>
-        <w:t>在概念转换的基础上，本文把穿透式大监督分解为制度、数据、流程、责任四个维度，如图 3 所示。四维不是并列的工作条线，而是互为条件的功能要件：制度穿透统一标准与权责边界，解决“依据什么监督”；数据穿透实现一次采集、多方复用，解决“凭什么发现问题”；流程穿透在业务链关键节点嵌入监督卡点，解决“在哪里监督”；责任穿透以刚性问责与闭环整改收口，解决“发现问题以后怎么办”。队伍建设是四维得以运转的能力保障，本文将其作为支撑条件而非并列维度处理。</w:t>
+        <w:t>在概念转换的基础上，本文把穿透式大监督分解为制度、数据、流程、责任四个互为条件的功能要件，其关系如图 3 所示。制度穿透统一标准与权责边界，解决“依据什么监督”；数据穿透实现一次采集、多方复用，解决“凭什么发现问题”；流程穿透在业务链关键节点嵌入监督卡点，解决“在哪里监督”；责任穿透以刚性问责与闭环整改收口，解决“发现问题以后怎么办”。四者不是并列的工作条线，而是存在互补关系：制度统一口径提高了数据的可用性，流程卡点发现的问题才需要问责，这一互补性将在第 4.3 节以交互项的形式进入仿真模型。队伍建设是四维得以运转的能力保障，本文将其作为支撑条件而非并列维度处理[14]。</w:t>
       </w:r>
     </w:p>
     <w:p>
@@ -546,7 +630,7 @@
       <w:r>
         <w:drawing>
           <wp:inline xmlns:a="http://schemas.openxmlformats.org/drawingml/2006/main" xmlns:pic="http://schemas.openxmlformats.org/drawingml/2006/picture">
-            <wp:extent cx="3960000" cy="3361280"/>
+            <wp:extent cx="3960000" cy="3960000"/>
             <wp:docPr id="3" name="Picture 3"/>
             <wp:cNvGraphicFramePr>
               <a:graphicFrameLocks noChangeAspect="1"/>
@@ -567,7 +651,7 @@
                   <pic:spPr>
                     <a:xfrm>
                       <a:off x="0" y="0"/>
-                      <a:ext cx="3960000" cy="3361280"/>
+                      <a:ext cx="3960000" cy="3960000"/>
                     </a:xfrm>
                     <a:prstGeom prst="rect"/>
                   </pic:spPr>
@@ -634,7 +718,7 @@
           <w:b w:val="0"/>
           <w:sz w:val="24"/>
         </w:rPr>
-        <w:t>近年来，烟草行业在四个方面取得阶段性进展。制度层面，国家局先后出台内部监督协同管理、廉政风险防控、审计巡察管理等专项制度，各省市县三级细化配套实施细则、风险管控清单与整改问责机制，逐步形成“国家局统筹、省局细化、市局落地、县局落实”的四级联动制度体系[13]。组织层面，全面构建“党委统一领导、纪检统筹协调、部门各司其职、全员协同共治”的治理格局，建立常态化监督联席会议机制，通过联合督查、交叉检查、线索联审整合监督资源[9]。技术层面，依托数字烟草发展战略，建成烟叶溯源、卷烟营销、物流调度、物资采购、财务核算、专卖执法等一体化线上业务平台，实现核心业务全流程线上流转、全程留痕[3]。风控层面，搭建岗位、业务、层级三类风险清单，针对巡察、审计、专项督查发现的问题实行台账式管理、销号式整改、回头式核验[5]。</w:t>
+        <w:t>烟草行业在制度、组织、技术、风控四个方面已取得阶段性进展，这构成了穿透式改造的基础。制度层面，国家局先后出台内部监督协同管理、廉政风险防控、审计巡察管理等专项制度，各省市县三级细化配套实施细则与整改问责机制，逐步形成“国家局统筹、省局细化、市局落地、县局落实”的四级联动制度体系[13]。组织层面，全面构建“党委统一领导、纪检统筹协调、部门各司其职、全员协同共治”的治理格局，通过联合督查、交叉检查、线索联审整合监督资源[9]。技术层面，依托行业数字化转型三年行动方案，建成烟叶溯源、卷烟营销、物流调度、物资采购、财务核算、专卖执法等一体化线上业务平台，实现核心业务全流程线上流转、全程留痕[3]。风控层面，搭建岗位、业务、层级三类风险清单，对巡察、审计、专项督查发现的问题实行台账式管理、销号式整改、回头式核验[5]。</w:t>
       </w:r>
     </w:p>
     <w:p>
@@ -654,17 +738,17 @@
     </w:p>
     <w:p>
       <w:pPr>
-        <w:keepNext/>
-        <w:spacing w:before="120" w:after="60" w:line="360" w:lineRule="auto"/>
-        <w:jc w:val="left"/>
+        <w:spacing w:before="0" w:after="0" w:line="360" w:lineRule="auto"/>
+        <w:ind w:firstLine="480"/>
+        <w:jc w:val="both"/>
       </w:pPr>
       <w:r>
         <w:rPr>
-          <w:rFonts w:ascii="Times New Roman" w:hAnsi="Times New Roman" w:eastAsia="黑体"/>
+          <w:rFonts w:ascii="Times New Roman" w:hAnsi="Times New Roman" w:eastAsia="宋体"/>
           <w:b w:val="0"/>
           <w:sz w:val="24"/>
         </w:rPr>
-        <w:t>3.2.1  层级穿透不足，末梢监督存在盲区</w:t>
+        <w:t>第一类问题是层级穿透不足导致的末梢盲区，这直接对应第 2.2 节所刻画的衰减机制。上级监督多以阶段性专项督查为主，督查频次有限、下沉力度不足，难以对基层点位实现常态化管控；同级监督受人情关系与职级平行因素制约，权力制衡效能不足。县级局直面烟农、零售客户与一线市场，风险点位最密集、问题隐蔽性最强，但基层监督岗位普遍以兼职为主，叠加熟人社会圈层影响，大量小微隐蔽风险长期隐匿[8]。</w:t>
       </w:r>
     </w:p>
     <w:p>
@@ -679,22 +763,7 @@
           <w:b w:val="0"/>
           <w:sz w:val="24"/>
         </w:rPr>
-        <w:t>上级监督多以阶段性专项督查为主，督查频次有限、下沉力度不足，难以对基层点位实现常态化管控；同级监督受人情关系与职级平行因素制约，权力制衡效能不足。县级局直面烟农、零售客户与一线市场，风险点位最密集、问题隐蔽性最强，但基层监督岗位普遍以兼职为主，叠加熟人社会圈层影响，大量小微隐蔽风险长期隐匿[8]。</w:t>
-      </w:r>
-    </w:p>
-    <w:p>
-      <w:pPr>
-        <w:keepNext/>
-        <w:spacing w:before="120" w:after="60" w:line="360" w:lineRule="auto"/>
-        <w:jc w:val="left"/>
-      </w:pPr>
-      <w:r>
-        <w:rPr>
-          <w:rFonts w:ascii="Times New Roman" w:hAnsi="Times New Roman" w:eastAsia="黑体"/>
-          <w:b w:val="0"/>
-          <w:sz w:val="24"/>
-        </w:rPr>
-        <w:t>3.2.2  资源整合停留于形式，协同合力不足</w:t>
+        <w:t>第二类问题是资源整合停留于形式，各监督主体之间未形成合力。当前大监督体系仅实现监督主体的物理整合，未达成监督资源、运行机制与工作效能的化学融合；各业务部门与监督部门独立制定监督标准、搭建工作台账、设计检查流程，标准不统一、节奏不一致、重点不契合，既造成重复督查也留下监管空白[2]。</w:t>
       </w:r>
     </w:p>
     <w:p>
@@ -709,22 +778,7 @@
           <w:b w:val="0"/>
           <w:sz w:val="24"/>
         </w:rPr>
-        <w:t>当前大监督体系仅实现监督主体的形式化整合，未达成监督资源、运行机制与工作效能的深度融合。各业务部门与监督部门独立制定监督标准、搭建工作台账、设计检查流程，标准不统一、节奏不一致、重点不契合，难以形成合力[2]。</w:t>
-      </w:r>
-    </w:p>
-    <w:p>
-      <w:pPr>
-        <w:keepNext/>
-        <w:spacing w:before="120" w:after="60" w:line="360" w:lineRule="auto"/>
-        <w:jc w:val="left"/>
-      </w:pPr>
-      <w:r>
-        <w:rPr>
-          <w:rFonts w:ascii="Times New Roman" w:hAnsi="Times New Roman" w:eastAsia="黑体"/>
-          <w:b w:val="0"/>
-          <w:sz w:val="24"/>
-        </w:rPr>
-        <w:t>3.2.3  数据穿透不畅，数智监督赋能滞后</w:t>
+        <w:t>第三类问题是数据穿透不畅，其难点并不在技术接口而在数据权属与授权规则。各业务系统、监督系统分条线独立开发、分散运维，建设标准不统一、数据接口不兼容，形成大量数据孤岛[10]。但更实质的障碍在于：省局与市局的数据权限边界如何划分、跨层级调阅需要何种审批、哪些数据可以“可用不可见”——这三项不解决，中台建设即使技术上完成也无法投入使用。</w:t>
       </w:r>
     </w:p>
     <w:p>
@@ -739,22 +793,22 @@
           <w:b w:val="0"/>
           <w:sz w:val="24"/>
         </w:rPr>
-        <w:t>行业数字化监督建设缺乏顶层统筹，碎片化问题突出。各业务系统、监督系统分条线独立开发、分散运维，建设标准不统一、数据接口不兼容，形成大量数据孤岛，无法实现全行业业务数据与监督数据的全域汇聚[10]。</w:t>
+        <w:t>第四类问题是监督重心滞后于风险生成，全周期管控体系尚未建立。行业监督整体仍延续事后追责的被动模式，对业务发起、推进的前置环节风险预判不足，对业务运行过程的动态管控力度薄弱，导致问题往往在造成损失后才被发现[15]。与之相伴的是监督队伍能力结构与数智化需求不匹配，现有人员擅长人工核查与常规纪检工作，但缺乏大数据分析、风险建模、数据溯源等新型能力[14]。</w:t>
       </w:r>
     </w:p>
     <w:p>
       <w:pPr>
         <w:keepNext/>
-        <w:spacing w:before="120" w:after="60" w:line="360" w:lineRule="auto"/>
+        <w:spacing w:before="240" w:after="120" w:line="360" w:lineRule="auto"/>
         <w:jc w:val="left"/>
       </w:pPr>
       <w:r>
         <w:rPr>
           <w:rFonts w:ascii="Times New Roman" w:hAnsi="Times New Roman" w:eastAsia="黑体"/>
-          <w:b w:val="0"/>
-          <w:sz w:val="24"/>
+          <w:b/>
+          <w:sz w:val="30"/>
         </w:rPr>
-        <w:t>3.2.4  重事后轻事前，全周期管控体系缺失</w:t>
+        <w:t>4  成因的结构性解释与数值分析</w:t>
       </w:r>
     </w:p>
     <w:p>
@@ -769,67 +823,7 @@
           <w:b w:val="0"/>
           <w:sz w:val="24"/>
         </w:rPr>
-        <w:t>行业监督整体仍延续事后追责的被动管控模式，对业务发起、推进的前置环节风险预判不足，对业务运行过程的动态管控力度薄弱[15]。</w:t>
-      </w:r>
-    </w:p>
-    <w:p>
-      <w:pPr>
-        <w:keepNext/>
-        <w:spacing w:before="120" w:after="60" w:line="360" w:lineRule="auto"/>
-        <w:jc w:val="left"/>
-      </w:pPr>
-      <w:r>
-        <w:rPr>
-          <w:rFonts w:ascii="Times New Roman" w:hAnsi="Times New Roman" w:eastAsia="黑体"/>
-          <w:b w:val="0"/>
-          <w:sz w:val="24"/>
-        </w:rPr>
-        <w:t>3.2.5  监督队伍能力结构与数智化需求不匹配</w:t>
-      </w:r>
-    </w:p>
-    <w:p>
-      <w:pPr>
-        <w:spacing w:before="0" w:after="0" w:line="360" w:lineRule="auto"/>
-        <w:ind w:firstLine="480"/>
-        <w:jc w:val="both"/>
-      </w:pPr>
-      <w:r>
-        <w:rPr>
-          <w:rFonts w:ascii="Times New Roman" w:hAnsi="Times New Roman" w:eastAsia="宋体"/>
-          <w:b w:val="0"/>
-          <w:sz w:val="24"/>
-        </w:rPr>
-        <w:t>传统监督人员擅长人工核查、基础审计与常规纪检工作，但缺乏大数据分析、智能平台运维、风险建模、数据溯源等新型能力；叠加岗位晋升渠道狭窄、激励权重偏低，复合型监督人才流失严重[14]。</w:t>
-      </w:r>
-    </w:p>
-    <w:p>
-      <w:pPr>
-        <w:keepNext/>
-        <w:spacing w:before="240" w:after="120" w:line="360" w:lineRule="auto"/>
-        <w:jc w:val="left"/>
-      </w:pPr>
-      <w:r>
-        <w:rPr>
-          <w:rFonts w:ascii="Times New Roman" w:hAnsi="Times New Roman" w:eastAsia="黑体"/>
-          <w:b/>
-          <w:sz w:val="30"/>
-        </w:rPr>
-        <w:t>4  问题成因的结构性解释与数值分析</w:t>
-      </w:r>
-    </w:p>
-    <w:p>
-      <w:pPr>
-        <w:spacing w:before="0" w:after="0" w:line="360" w:lineRule="auto"/>
-        <w:ind w:firstLine="480"/>
-        <w:jc w:val="both"/>
-      </w:pPr>
-      <w:r>
-        <w:rPr>
-          <w:rFonts w:ascii="Times New Roman" w:hAnsi="Times New Roman" w:eastAsia="宋体"/>
-          <w:b w:val="0"/>
-          <w:sz w:val="24"/>
-        </w:rPr>
-        <w:t>本章不采用“思想认识不到位”这类归因于个人的解释，而是从体制结构与成本约束两条线索出发，给出可干预的成因分析，并对关键机制做数值求解。需要说明的是：本章及第 5、6 章的数值结果均为</w:t>
+        <w:t>本章从体制结构与成本约束两条线索解释问题成因，并对关键机制做数值求解，以替代归因于个人认识的传统解释。需要说明的是，本章及第 5、6 章的数值结果为</w:t>
       </w:r>
       <w:r>
         <w:rPr>
@@ -845,7 +839,7 @@
           <w:b w:val="0"/>
           <w:sz w:val="24"/>
         </w:rPr>
-        <w:t>，由可复现代码实际运行产生；参数取值为课题组设定的情景参数，已逐项说明依据并配有敏感性分析，其作用是揭示机制方向与量级关系，不代表对某一具体单位实测指标的观测值。</w:t>
+        <w:t>，由可复现代码实际运行产生；参数取值为课题组设定的情景参数，已逐项说明依据并配有敏感性分析。其作用是揭示机制方向与量级关系，不代表对某一具体单位实测指标的观测值，实际应用时应以本单位数据校准参数后重跑。</w:t>
       </w:r>
     </w:p>
     <w:p>
@@ -875,7 +869,7 @@
           <w:b w:val="0"/>
           <w:sz w:val="24"/>
         </w:rPr>
-        <w:t>烟草行业“一套人马、两块牌子”的运行模式，使同一主体同时承担经营发展与监督管控双重职能，形成“既当运动员、又当裁判员”的治理格局，内部监督天然存在包容性缺陷[11]。这一体制特征叠加四级纵向代理链，产生系统性的监督效力衰减。按第 2.2 节的模型，取直达通道保真度 ρ=0.90（考虑通道本身仍有信息损耗），在不同逐级衰减率 d 与直达通道覆盖比例 a 下的数值结果如表 1 与图 4 所示。</w:t>
+        <w:t>衰减的累积效应远超直觉，这是“上热中温下冷”格局难以通过增加督查频次改变的根本原因。按式（1）取直达通道保真度 ρ=0.90（考虑通道本身仍有信息损耗），在不同衰减率与覆盖比例下的数值结果如表 1 与图 4 所示。在 d=0.30 的中等衰减情形下，县级局的监督效力仅为国家局的 34.3%，末梢损失达 65.7%；若 d=0.40，县级效力进一步降至 21.6%。这意味着问题出在传导结构而非努力程度——在既有结构下，上级即使把督查频次提高一倍，也只是在已被折损 65% 的基数上做增量。</w:t>
       </w:r>
     </w:p>
     <w:p>
@@ -2399,7 +2393,7 @@
           <w:b w:val="0"/>
           <w:sz w:val="18"/>
         </w:rPr>
-        <w:t>注：国家局层级效力标准化为 100%。末梢损失 = 100% − 县级局效力。直达通道保真度 ρ 取 0.90。</w:t>
+        <w:t>注：国家局层级效力标准化为 100%；末梢损失＝100%−县级局效力；直达通道保真度 ρ 取 0.90。</w:t>
       </w:r>
     </w:p>
     <w:p>
@@ -2469,7 +2463,7 @@
           <w:b w:val="0"/>
           <w:sz w:val="24"/>
         </w:rPr>
-        <w:t>表 1 与图 4 给出三点结论。第一，</w:t>
+        <w:t>直达通道的修正效果显著，且与衰减程度正相关，这为建设次序提供了明确判据。在 d=0.30 时，把直达通道覆盖比例由 0 提高到 0.6，县级效力由 34.3% 回升至 67.7%，提升 33.4 个百分点；在 d=0.20、0.30、0.40 三种情形下，同样把覆盖提至 0.6，提升幅度分别为 23.3、33.4、41.0 个百分点。</w:t>
       </w:r>
       <w:r>
         <w:rPr>
@@ -2477,7 +2471,7 @@
           <w:b/>
           <w:sz w:val="24"/>
         </w:rPr>
-        <w:t>衰减是累积性的</w:t>
+        <w:t>因此直达通道应优先建在层级传导链条最长、信息损耗最严重的业务领域</w:t>
       </w:r>
       <w:r>
         <w:rPr>
@@ -2485,39 +2479,7 @@
           <w:b w:val="0"/>
           <w:sz w:val="24"/>
         </w:rPr>
-        <w:t>：在 d=0.30 的中等衰减情形下，县级局的监督效力仅为国家局的 34.3%，末梢损失达 65.7%；若 d=0.40，县级效力进一步降至 21.6%。这解释了“上热中温下冷”的格局为何难以通过增加督查频次来改变——问题出在传导结构而非努力程度。第二，</w:t>
-      </w:r>
-      <w:r>
-        <w:rPr>
-          <w:rFonts w:ascii="Times New Roman" w:hAnsi="Times New Roman" w:eastAsia="宋体"/>
-          <w:b/>
-          <w:sz w:val="24"/>
-        </w:rPr>
-        <w:t>直达通道的边际效果显著</w:t>
-      </w:r>
-      <w:r>
-        <w:rPr>
-          <w:rFonts w:ascii="Times New Roman" w:hAnsi="Times New Roman" w:eastAsia="宋体"/>
-          <w:b w:val="0"/>
-          <w:sz w:val="24"/>
-        </w:rPr>
-        <w:t>：在 d=0.30 时，把直达通道覆盖比例由 0 提高到 0.6，县级效力由 34.3% 回升至 67.7%，提升 33.4 个百分点。第三，</w:t>
-      </w:r>
-      <w:r>
-        <w:rPr>
-          <w:rFonts w:ascii="Times New Roman" w:hAnsi="Times New Roman" w:eastAsia="宋体"/>
-          <w:b/>
-          <w:sz w:val="24"/>
-        </w:rPr>
-        <w:t>衰减越严重，穿透越值得投入</w:t>
-      </w:r>
-      <w:r>
-        <w:rPr>
-          <w:rFonts w:ascii="Times New Roman" w:hAnsi="Times New Roman" w:eastAsia="宋体"/>
-          <w:b w:val="0"/>
-          <w:sz w:val="24"/>
-        </w:rPr>
-        <w:t>：d=0.20、0.30、0.40 三种情形下，同样把 a 提至 0.6，县级效力的提升幅度分别为 23.3、33.4、41.0 个百分点。这为“在哪些业务条线优先建设直达通道”提供了判据——应优先选择层级传导链条最长、信息损耗最严重的领域。</w:t>
+        <w:t>，而非平均铺开——这与当前多数单位“先易后难、从信息化基础好的条线做起”的做法方向相反。</w:t>
       </w:r>
     </w:p>
     <w:p>
@@ -2547,7 +2509,7 @@
           <w:b w:val="0"/>
           <w:sz w:val="24"/>
         </w:rPr>
-        <w:t>既有研究普遍隐含“监督越全面越好”的假设，但四个乃至五个维度的穿透叠加，意味着基层需要新增大量填报、留痕与迎检工作量。管理学称之为控制悖论：过度监督挤占业务时间、诱发留痕主义与形式主义，最终反而降低组织绩效。若不把这一成本显性化，方案在执行中必然遭遇反弹。</w:t>
+        <w:t>既有研究普遍隐含“监督越全面越好”的假设，而这一假设在基层执行层面并不成立。四个乃至五个维度的穿透叠加，意味着基层需要新增大量填报、留痕与迎检工作量；管理学称之为控制悖论——过度监督挤占业务时间、诱发留痕主义与形式主义，最终反而降低组织绩效。若不把这一成本显性化，方案在执行中必然遭遇反弹，这也是许多监督制度“文件很完善、落地打折扣”的直接原因。</w:t>
       </w:r>
     </w:p>
     <w:p>
@@ -2562,24 +2524,114 @@
           <w:b w:val="0"/>
           <w:sz w:val="24"/>
         </w:rPr>
-        <w:t>为此，本文构建含监督过载项的总成本模型：</w:t>
+        <w:t>为此本文在总成本函数中显式引入监督过载项，如式（2）所示。</w:t>
       </w:r>
     </w:p>
-    <w:p>
-      <w:pPr>
-        <w:spacing w:before="0" w:after="0" w:line="360" w:lineRule="auto"/>
-        <w:ind w:firstLine="0"/>
+    <w:tbl>
+      <w:tblPr>
+        <w:tblW w:type="auto" w:w="0"/>
         <w:jc w:val="center"/>
-      </w:pPr>
-      <w:r>
-        <w:rPr>
-          <w:rFonts w:ascii="Times New Roman" w:hAnsi="Times New Roman" w:eastAsia="宋体"/>
-          <w:b w:val="0"/>
-          <w:sz w:val="24"/>
-        </w:rPr>
-        <w:t>TC(s) = c·s + b·s² + L·R₀·exp(−β·s)</w:t>
-      </w:r>
-    </w:p>
+        <w:tblLayout w:type="fixed"/>
+        <w:tblLook w:firstColumn="1" w:firstRow="1" w:lastColumn="0" w:lastRow="0" w:noHBand="0" w:noVBand="1" w:val="04A0"/>
+        <w:tblBorders>
+          <w:top w:val="none" w:sz="0" w:space="0" w:color="000000"/>
+          <w:left w:val="none" w:sz="0" w:space="0" w:color="000000"/>
+          <w:bottom w:val="none" w:sz="0" w:space="0" w:color="000000"/>
+          <w:right w:val="none" w:sz="0" w:space="0" w:color="000000"/>
+          <w:insideH w:val="none" w:sz="0" w:space="0" w:color="000000"/>
+          <w:insideV w:val="none" w:sz="0" w:space="0" w:color="000000"/>
+        </w:tblBorders>
+      </w:tblPr>
+      <w:tblGrid>
+        <w:gridCol w:w="2946"/>
+        <w:gridCol w:w="2946"/>
+        <w:gridCol w:w="2946"/>
+      </w:tblGrid>
+      <w:tr>
+        <w:tc>
+          <w:tcPr>
+            <w:tcW w:type="dxa" w:w="1134"/>
+          </w:tcPr>
+          <w:p>
+            <w:pPr>
+              <w:spacing w:before="120" w:after="120" w:line="360" w:lineRule="auto"/>
+              <w:jc w:val="left"/>
+            </w:pPr>
+          </w:p>
+        </w:tc>
+        <w:tc>
+          <w:tcPr>
+            <w:tcW w:type="dxa" w:w="6236"/>
+          </w:tcPr>
+          <w:p>
+            <w:pPr>
+              <w:spacing w:before="120" w:after="120" w:line="360" w:lineRule="auto"/>
+              <w:jc w:val="center"/>
+            </w:pPr>
+            <m:oMath>
+              <m:r>
+                <m:t xml:space="preserve">TC(s)=c· s+b· </m:t>
+              </m:r>
+              <m:sSup>
+                <m:e>
+                  <m:r>
+                    <m:t xml:space="preserve">s</m:t>
+                  </m:r>
+                </m:e>
+                <m:sup>
+                  <m:r>
+                    <m:t xml:space="preserve">2</m:t>
+                  </m:r>
+                </m:sup>
+              </m:sSup>
+              <m:r>
+                <m:t xml:space="preserve">+L· </m:t>
+              </m:r>
+              <m:sSub>
+                <m:e>
+                  <m:r>
+                    <m:t xml:space="preserve">R</m:t>
+                  </m:r>
+                </m:e>
+                <m:sub>
+                  <m:r>
+                    <m:t xml:space="preserve">0</m:t>
+                  </m:r>
+                </m:sub>
+              </m:sSub>
+              <m:r>
+                <m:rPr>
+                  <m:sty m:val="p"/>
+                </m:rPr>
+                <m:t xml:space="preserve">exp</m:t>
+              </m:r>
+              <m:r>
+                <m:t xml:space="preserve">(-β s)</m:t>
+              </m:r>
+            </m:oMath>
+          </w:p>
+        </w:tc>
+        <w:tc>
+          <w:tcPr>
+            <w:tcW w:type="dxa" w:w="1134"/>
+          </w:tcPr>
+          <w:p>
+            <w:pPr>
+              <w:spacing w:before="120" w:after="120" w:line="360" w:lineRule="auto"/>
+              <w:jc w:val="right"/>
+            </w:pPr>
+            <w:r>
+              <w:rPr>
+                <w:rFonts w:ascii="Times New Roman" w:hAnsi="Times New Roman" w:eastAsia="宋体"/>
+                <w:b w:val="0"/>
+                <w:sz w:val="24"/>
+              </w:rPr>
+              <w:t>（2）</w:t>
+            </w:r>
+          </w:p>
+        </w:tc>
+      </w:tr>
+    </w:tbl>
     <w:p>
       <w:pPr>
         <w:spacing w:before="0" w:after="0" w:line="360" w:lineRule="auto"/>
@@ -2592,7 +2644,158 @@
           <w:b w:val="0"/>
           <w:sz w:val="24"/>
         </w:rPr>
-        <w:t>式中 s 为监督强度，c·s 为直接监督成本（人力与时间投入，随强度线性增长），b·s² 为基层负担导致的业务效能损失（随强度加速增长，反映边际负担递增），L·R₀·exp(−β·s) 为预期风险损失（随监督强度指数衰减）。取基准参数 c=1.0、b=0.35、L=60、R₀=1.0、β=0.55，数值求解结果如表 2 与图 5 所示。</w:t>
+        <w:t>式（2）中 s 为监督强度，三项分别刻画三类此消彼长的成本。第一项 c·s 为直接监督成本，即人力与时间投入，随强度线性增长；第二项 b·s² 为基层负担导致的业务效能损失，随强度加速增长，反映边际负担递增；第三项为预期风险损失，随监督强度指数衰减，其中 R₀ 为无监督时的基准风险、β 刻画监督手段的有效性。对式（2）求导并令一阶条件为零，得最优监督强度满足式（3）。</w:t>
+      </w:r>
+    </w:p>
+    <w:tbl>
+      <w:tblPr>
+        <w:tblW w:type="auto" w:w="0"/>
+        <w:jc w:val="center"/>
+        <w:tblLayout w:type="fixed"/>
+        <w:tblLook w:firstColumn="1" w:firstRow="1" w:lastColumn="0" w:lastRow="0" w:noHBand="0" w:noVBand="1" w:val="04A0"/>
+        <w:tblBorders>
+          <w:top w:val="none" w:sz="0" w:space="0" w:color="000000"/>
+          <w:left w:val="none" w:sz="0" w:space="0" w:color="000000"/>
+          <w:bottom w:val="none" w:sz="0" w:space="0" w:color="000000"/>
+          <w:right w:val="none" w:sz="0" w:space="0" w:color="000000"/>
+          <w:insideH w:val="none" w:sz="0" w:space="0" w:color="000000"/>
+          <w:insideV w:val="none" w:sz="0" w:space="0" w:color="000000"/>
+        </w:tblBorders>
+      </w:tblPr>
+      <w:tblGrid>
+        <w:gridCol w:w="2946"/>
+        <w:gridCol w:w="2946"/>
+        <w:gridCol w:w="2946"/>
+      </w:tblGrid>
+      <w:tr>
+        <w:tc>
+          <w:tcPr>
+            <w:tcW w:type="dxa" w:w="1134"/>
+          </w:tcPr>
+          <w:p>
+            <w:pPr>
+              <w:spacing w:before="120" w:after="120" w:line="360" w:lineRule="auto"/>
+              <w:jc w:val="left"/>
+            </w:pPr>
+          </w:p>
+        </w:tc>
+        <w:tc>
+          <w:tcPr>
+            <w:tcW w:type="dxa" w:w="6236"/>
+          </w:tcPr>
+          <w:p>
+            <w:pPr>
+              <w:spacing w:before="120" w:after="120" w:line="360" w:lineRule="auto"/>
+              <w:jc w:val="center"/>
+            </w:pPr>
+            <m:oMath>
+              <m:r>
+                <m:t xml:space="preserve">c+2b</m:t>
+              </m:r>
+              <m:sSup>
+                <m:e>
+                  <m:r>
+                    <m:t xml:space="preserve">s</m:t>
+                  </m:r>
+                </m:e>
+                <m:sup>
+                  <m:r>
+                    <m:t xml:space="preserve">*</m:t>
+                  </m:r>
+                </m:sup>
+              </m:sSup>
+              <m:r>
+                <m:t xml:space="preserve">=β L </m:t>
+              </m:r>
+              <m:sSub>
+                <m:e>
+                  <m:r>
+                    <m:t xml:space="preserve">R</m:t>
+                  </m:r>
+                </m:e>
+                <m:sub>
+                  <m:r>
+                    <m:t xml:space="preserve">0</m:t>
+                  </m:r>
+                </m:sub>
+              </m:sSub>
+              <m:r>
+                <m:rPr>
+                  <m:sty m:val="p"/>
+                </m:rPr>
+                <m:t xml:space="preserve">exp</m:t>
+              </m:r>
+              <m:r>
+                <m:t xml:space="preserve">(-β </m:t>
+              </m:r>
+              <m:sSup>
+                <m:e>
+                  <m:r>
+                    <m:t xml:space="preserve">s</m:t>
+                  </m:r>
+                </m:e>
+                <m:sup>
+                  <m:r>
+                    <m:t xml:space="preserve">*</m:t>
+                  </m:r>
+                </m:sup>
+              </m:sSup>
+              <m:r>
+                <m:t xml:space="preserve">)</m:t>
+              </m:r>
+            </m:oMath>
+          </w:p>
+        </w:tc>
+        <w:tc>
+          <w:tcPr>
+            <w:tcW w:type="dxa" w:w="1134"/>
+          </w:tcPr>
+          <w:p>
+            <w:pPr>
+              <w:spacing w:before="120" w:after="120" w:line="360" w:lineRule="auto"/>
+              <w:jc w:val="right"/>
+            </w:pPr>
+            <w:r>
+              <w:rPr>
+                <w:rFonts w:ascii="Times New Roman" w:hAnsi="Times New Roman" w:eastAsia="宋体"/>
+                <w:b w:val="0"/>
+                <w:sz w:val="24"/>
+              </w:rPr>
+              <w:t>（3）</w:t>
+            </w:r>
+          </w:p>
+        </w:tc>
+      </w:tr>
+    </w:tbl>
+    <w:p>
+      <w:pPr>
+        <w:spacing w:before="0" w:after="0" w:line="360" w:lineRule="auto"/>
+        <w:ind w:firstLine="480"/>
+        <w:jc w:val="both"/>
+      </w:pPr>
+      <w:r>
+        <w:rPr>
+          <w:rFonts w:ascii="Times New Roman" w:hAnsi="Times New Roman" w:eastAsia="宋体"/>
+          <w:b w:val="0"/>
+          <w:sz w:val="24"/>
+        </w:rPr>
+        <w:t>数值求解表明，忽略基层负担会系统性高估最优监督强度，其幅度足以改变决策，结果如表 2 与图 5 所示。基准情景下最优监督强度 s*=3.95；若把过载项从模型中剔除（b=0），最优强度升至 6.36，</w:t>
+      </w:r>
+      <w:r>
+        <w:rPr>
+          <w:rFonts w:ascii="Times New Roman" w:hAnsi="Times New Roman" w:eastAsia="宋体"/>
+          <w:b/>
+          <w:sz w:val="24"/>
+        </w:rPr>
+        <w:t>高估 61.0%</w:t>
+      </w:r>
+      <w:r>
+        <w:rPr>
+          <w:rFonts w:ascii="Times New Roman" w:hAnsi="Times New Roman" w:eastAsia="宋体"/>
+          <w:b w:val="0"/>
+          <w:sz w:val="24"/>
+        </w:rPr>
+        <w:t>。敏感性分析进一步显示：基层负担越重、领域风险越低、监督手段效力越弱，最优监督强度越应下调。</w:t>
       </w:r>
     </w:p>
     <w:p>
@@ -3410,7 +3613,7 @@
           <w:b w:val="0"/>
           <w:sz w:val="18"/>
         </w:rPr>
-        <w:t>注：各量均为无量纲化处理后的相对值。参数依据：b 反映基层负担的边际递增程度，L 反映领域风险损失量级，β 反映监督手段的有效性。</w:t>
+        <w:t>注：各量均为无量纲化处理后的相对值。基准参数 c=1.0、b=0.35、L=60、R₀=1.0、β=0.55。</w:t>
       </w:r>
     </w:p>
     <w:p>
@@ -3480,69 +3683,7 @@
           <w:b w:val="0"/>
           <w:sz w:val="24"/>
         </w:rPr>
-        <w:t>表 2 与图 5 给出的核心结论是：</w:t>
-      </w:r>
-      <w:r>
-        <w:rPr>
-          <w:rFonts w:ascii="Times New Roman" w:hAnsi="Times New Roman" w:eastAsia="宋体"/>
-          <w:b/>
-          <w:sz w:val="24"/>
-        </w:rPr>
-        <w:t>忽略基层负担会系统性高估最优监督强度</w:t>
-      </w:r>
-      <w:r>
-        <w:rPr>
-          <w:rFonts w:ascii="Times New Roman" w:hAnsi="Times New Roman" w:eastAsia="宋体"/>
-          <w:b w:val="0"/>
-          <w:sz w:val="24"/>
-        </w:rPr>
-        <w:t>。基准情景下最优监督强度 s*=3.95；若把监督过载项从模型中剔除（b=0），最优强度升至 6.36，高估 61.0%。敏感性分析进一步显示：基层负担越重、领域风险越低、监督手段效力越弱，最优监督强度越应下调。这一结论直接指向两项实践原则：</w:t>
-      </w:r>
-    </w:p>
-    <w:p>
-      <w:pPr>
-        <w:spacing w:before="0" w:after="0" w:line="360" w:lineRule="auto"/>
-        <w:ind w:firstLine="480"/>
-        <w:jc w:val="both"/>
-      </w:pPr>
-      <w:r>
-        <w:rPr>
-          <w:rFonts w:ascii="Times New Roman" w:hAnsi="Times New Roman" w:eastAsia="宋体"/>
-          <w:b/>
-          <w:sz w:val="24"/>
-        </w:rPr>
-        <w:t>其一，差异化配置监督强度。</w:t>
-      </w:r>
-      <w:r>
-        <w:rPr>
-          <w:rFonts w:ascii="Times New Roman" w:hAnsi="Times New Roman" w:eastAsia="宋体"/>
-          <w:b w:val="0"/>
-          <w:sz w:val="24"/>
-        </w:rPr>
-        <w:t xml:space="preserve"> 不同业务领域的 L 与 β 差异很大，工程建设、物资采购、烟叶收购等高风险领域应配置高强度监督，而低风险常规事项应大幅精简监督动作，不宜全域等强度推进。</w:t>
-      </w:r>
-    </w:p>
-    <w:p>
-      <w:pPr>
-        <w:spacing w:before="0" w:after="0" w:line="360" w:lineRule="auto"/>
-        <w:ind w:firstLine="480"/>
-        <w:jc w:val="both"/>
-      </w:pPr>
-      <w:r>
-        <w:rPr>
-          <w:rFonts w:ascii="Times New Roman" w:hAnsi="Times New Roman" w:eastAsia="宋体"/>
-          <w:b/>
-          <w:sz w:val="24"/>
-        </w:rPr>
-        <w:t>其二，把“减负”作为监督设计的内生约束而非事后补救。</w:t>
-      </w:r>
-      <w:r>
-        <w:rPr>
-          <w:rFonts w:ascii="Times New Roman" w:hAnsi="Times New Roman" w:eastAsia="宋体"/>
-          <w:b w:val="0"/>
-          <w:sz w:val="24"/>
-        </w:rPr>
-        <w:t xml:space="preserve"> 具体做法是坚持“一次采集、多方复用”原则：同一份业务数据同时服务纪检、审计、财务、专卖多个监督主体，不得重复要求基层报送。这一原则将在第 5.2 节展开。</w:t>
+        <w:t>这一结果直接指向两项实践原则。第一项是差异化配置监督强度：不同业务领域的风险损失量级 L 与监督效力 β 差异很大，工程建设、物资采购、烟叶收购等高风险领域应配置高强度监督，而低风险常规事项应大幅精简监督动作，不宜全域等强度推进。第二项是把减负作为监督设计的内生约束而非事后补救，具体做法是坚持“一次采集、多方复用”原则——同一份业务数据同时服务纪检、审计、财务、专卖多个监督主体，不得重复要求基层报送。</w:t>
       </w:r>
     </w:p>
     <w:p>
@@ -3557,7 +3698,7 @@
           <w:b w:val="0"/>
           <w:sz w:val="28"/>
         </w:rPr>
-        <w:t>4.3  技术与制度层面的约束</w:t>
+        <w:t>4.3  四维穿透的边际贡献与实施优先级</w:t>
       </w:r>
     </w:p>
     <w:p>
@@ -3572,55 +3713,177 @@
           <w:b w:val="0"/>
           <w:sz w:val="24"/>
         </w:rPr>
-        <w:t>行业尚未建立统一的监督数字化建设标准与全域数据中台，各部门自主开展系统建设，数据标准、接口规范、运维体系各不相同，数据汇聚、互通、共享存在实质性壁垒[6]。同时，现有制度多聚焦传统人工监督与事后督查场景，针对穿透式监督、数据共享、线索移交、精准问责等新型场景的细化规范严重缺失，基层开展新型监督工作弹性过大、无据可依。需要特别指出的是，数据穿透的真正难点不在接口打通，而在</w:t>
-      </w:r>
-      <w:r>
-        <w:rPr>
-          <w:rFonts w:ascii="Times New Roman" w:hAnsi="Times New Roman" w:eastAsia="宋体"/>
-          <w:b/>
-          <w:sz w:val="24"/>
-        </w:rPr>
-        <w:t>数据权属与授权规则</w:t>
-      </w:r>
-      <w:r>
-        <w:rPr>
-          <w:rFonts w:ascii="Times New Roman" w:hAnsi="Times New Roman" w:eastAsia="宋体"/>
-          <w:b w:val="0"/>
-          <w:sz w:val="24"/>
-        </w:rPr>
-        <w:t>：省局与市局的数据权限边界如何划分、跨层级调阅需要何种审批、哪些数据可以“可用不可见”，这三项不解决，中台建设即无法落地。</w:t>
+        <w:t>四个维度不可能同时推进，确定优先级需要一个能刻画维度间互补性的模型。设四维成熟度分别为制度 I、数据 D、流程 P、责任 R（取值区间为 0 至 1），风险发现率如式（4）所示，其中交互项 γ₁₂ID 刻画制度与数据的互补性（口径统一才能汇聚数据），γ₃₄PR 刻画流程与责任的互补性（卡点发现问题才需问责）。</w:t>
       </w:r>
     </w:p>
-    <w:p>
-      <w:pPr>
-        <w:keepNext/>
-        <w:spacing w:before="240" w:after="120" w:line="360" w:lineRule="auto"/>
-        <w:jc w:val="left"/>
-      </w:pPr>
-      <w:r>
-        <w:rPr>
-          <w:rFonts w:ascii="Times New Roman" w:hAnsi="Times New Roman" w:eastAsia="黑体"/>
-          <w:b/>
-          <w:sz w:val="30"/>
-        </w:rPr>
-        <w:t>5  四维穿透的优化路径与实施优先级</w:t>
-      </w:r>
-    </w:p>
-    <w:p>
-      <w:pPr>
-        <w:keepNext/>
-        <w:spacing w:before="160" w:after="80" w:line="360" w:lineRule="auto"/>
-        <w:jc w:val="left"/>
-      </w:pPr>
-      <w:r>
-        <w:rPr>
-          <w:rFonts w:ascii="Times New Roman" w:hAnsi="Times New Roman" w:eastAsia="黑体"/>
-          <w:b w:val="0"/>
-          <w:sz w:val="28"/>
-        </w:rPr>
-        <w:t>5.1  制度穿透：统一标准与权责边界</w:t>
-      </w:r>
-    </w:p>
+    <w:tbl>
+      <w:tblPr>
+        <w:tblW w:type="auto" w:w="0"/>
+        <w:jc w:val="center"/>
+        <w:tblLayout w:type="fixed"/>
+        <w:tblLook w:firstColumn="1" w:firstRow="1" w:lastColumn="0" w:lastRow="0" w:noHBand="0" w:noVBand="1" w:val="04A0"/>
+        <w:tblBorders>
+          <w:top w:val="none" w:sz="0" w:space="0" w:color="000000"/>
+          <w:left w:val="none" w:sz="0" w:space="0" w:color="000000"/>
+          <w:bottom w:val="none" w:sz="0" w:space="0" w:color="000000"/>
+          <w:right w:val="none" w:sz="0" w:space="0" w:color="000000"/>
+          <w:insideH w:val="none" w:sz="0" w:space="0" w:color="000000"/>
+          <w:insideV w:val="none" w:sz="0" w:space="0" w:color="000000"/>
+        </w:tblBorders>
+      </w:tblPr>
+      <w:tblGrid>
+        <w:gridCol w:w="2946"/>
+        <w:gridCol w:w="2946"/>
+        <w:gridCol w:w="2946"/>
+      </w:tblGrid>
+      <w:tr>
+        <w:tc>
+          <w:tcPr>
+            <w:tcW w:type="dxa" w:w="1134"/>
+          </w:tcPr>
+          <w:p>
+            <w:pPr>
+              <w:spacing w:before="120" w:after="120" w:line="360" w:lineRule="auto"/>
+              <w:jc w:val="left"/>
+            </w:pPr>
+          </w:p>
+        </w:tc>
+        <w:tc>
+          <w:tcPr>
+            <w:tcW w:type="dxa" w:w="6236"/>
+          </w:tcPr>
+          <w:p>
+            <w:pPr>
+              <w:spacing w:before="120" w:after="120" w:line="360" w:lineRule="auto"/>
+              <w:jc w:val="center"/>
+            </w:pPr>
+            <m:oMath>
+              <m:r>
+                <m:t xml:space="preserve">F=1-</m:t>
+              </m:r>
+              <m:r>
+                <m:rPr>
+                  <m:sty m:val="p"/>
+                </m:rPr>
+                <m:t xml:space="preserve">exp</m:t>
+              </m:r>
+              <m:r>
+                <m:t xml:space="preserve">[-(</m:t>
+              </m:r>
+              <m:sSub>
+                <m:e>
+                  <m:r>
+                    <m:t xml:space="preserve">γ</m:t>
+                  </m:r>
+                </m:e>
+                <m:sub>
+                  <m:r>
+                    <m:t xml:space="preserve">1</m:t>
+                  </m:r>
+                </m:sub>
+              </m:sSub>
+              <m:r>
+                <m:t xml:space="preserve">I+</m:t>
+              </m:r>
+              <m:sSub>
+                <m:e>
+                  <m:r>
+                    <m:t xml:space="preserve">γ</m:t>
+                  </m:r>
+                </m:e>
+                <m:sub>
+                  <m:r>
+                    <m:t xml:space="preserve">2</m:t>
+                  </m:r>
+                </m:sub>
+              </m:sSub>
+              <m:r>
+                <m:t xml:space="preserve">D+</m:t>
+              </m:r>
+              <m:sSub>
+                <m:e>
+                  <m:r>
+                    <m:t xml:space="preserve">γ</m:t>
+                  </m:r>
+                </m:e>
+                <m:sub>
+                  <m:r>
+                    <m:t xml:space="preserve">3</m:t>
+                  </m:r>
+                </m:sub>
+              </m:sSub>
+              <m:r>
+                <m:t xml:space="preserve">P+</m:t>
+              </m:r>
+              <m:sSub>
+                <m:e>
+                  <m:r>
+                    <m:t xml:space="preserve">γ</m:t>
+                  </m:r>
+                </m:e>
+                <m:sub>
+                  <m:r>
+                    <m:t xml:space="preserve">4</m:t>
+                  </m:r>
+                </m:sub>
+              </m:sSub>
+              <m:r>
+                <m:t xml:space="preserve">R+</m:t>
+              </m:r>
+              <m:sSub>
+                <m:e>
+                  <m:r>
+                    <m:t xml:space="preserve">γ</m:t>
+                  </m:r>
+                </m:e>
+                <m:sub>
+                  <m:r>
+                    <m:t xml:space="preserve">12</m:t>
+                  </m:r>
+                </m:sub>
+              </m:sSub>
+              <m:r>
+                <m:t xml:space="preserve">ID+</m:t>
+              </m:r>
+              <m:sSub>
+                <m:e>
+                  <m:r>
+                    <m:t xml:space="preserve">γ</m:t>
+                  </m:r>
+                </m:e>
+                <m:sub>
+                  <m:r>
+                    <m:t xml:space="preserve">34</m:t>
+                  </m:r>
+                </m:sub>
+              </m:sSub>
+              <m:r>
+                <m:t xml:space="preserve">PR)]</m:t>
+              </m:r>
+            </m:oMath>
+          </w:p>
+        </w:tc>
+        <w:tc>
+          <w:tcPr>
+            <w:tcW w:type="dxa" w:w="1134"/>
+          </w:tcPr>
+          <w:p>
+            <w:pPr>
+              <w:spacing w:before="120" w:after="120" w:line="360" w:lineRule="auto"/>
+              <w:jc w:val="right"/>
+            </w:pPr>
+            <w:r>
+              <w:rPr>
+                <w:rFonts w:ascii="Times New Roman" w:hAnsi="Times New Roman" w:eastAsia="宋体"/>
+                <w:b w:val="0"/>
+                <w:sz w:val="24"/>
+              </w:rPr>
+              <w:t>（4）</w:t>
+            </w:r>
+          </w:p>
+        </w:tc>
+      </w:tr>
+    </w:tbl>
     <w:p>
       <w:pPr>
         <w:spacing w:before="0" w:after="0" w:line="360" w:lineRule="auto"/>
@@ -3633,304 +3896,7 @@
           <w:b w:val="0"/>
           <w:sz w:val="24"/>
         </w:rPr>
-        <w:t>制度穿透是其余三维得以运转的前提。建议从四方面推进：一是由国家局牵头出台穿透式大监督建设专项实施细则，统一四维穿透的建设标准、运行框架、履职规范与考核体系；二是全面梳理各层级、各部门、各岗位的监督职责、风险点位与履职边界，编制标准化监督责任清单、业务风险清单与岗位负面清单；三是针对工程建设、物资采购、烟叶收购、卷烟营销、资金使用等核心领域，制定量化、可落地的监督规范；四是完善监督联席会议、线索双向移交、联合专项督查、监督成果共用等刚性协同制度，对拒不配合、推诿懈怠的严肃追责。</w:t>
-      </w:r>
-    </w:p>
-    <w:p>
-      <w:pPr>
-        <w:spacing w:before="0" w:after="0" w:line="360" w:lineRule="auto"/>
-        <w:ind w:firstLine="480"/>
-        <w:jc w:val="both"/>
-      </w:pPr>
-      <w:r>
-        <w:rPr>
-          <w:rFonts w:ascii="Times New Roman" w:hAnsi="Times New Roman" w:eastAsia="宋体"/>
-          <w:b w:val="0"/>
-          <w:sz w:val="24"/>
-        </w:rPr>
-        <w:t>需要强调的是，制度穿透的落点在于</w:t>
-      </w:r>
-      <w:r>
-        <w:rPr>
-          <w:rFonts w:ascii="Times New Roman" w:hAnsi="Times New Roman" w:eastAsia="宋体"/>
-          <w:b/>
-          <w:sz w:val="24"/>
-        </w:rPr>
-        <w:t>指标口径的统一</w:t>
-      </w:r>
-      <w:r>
-        <w:rPr>
-          <w:rFonts w:ascii="Times New Roman" w:hAnsi="Times New Roman" w:eastAsia="宋体"/>
-          <w:b w:val="0"/>
-          <w:sz w:val="24"/>
-        </w:rPr>
-        <w:t>。只有各层级、各部门对同一监督事项采用相同的定义、相同的计量方式，数据才可比、才能汇聚，后续的数据穿透才有意义。因此，指标口径统一应作为第一阶段的首要任务（见第 6.2 节）。</w:t>
-      </w:r>
-    </w:p>
-    <w:p>
-      <w:pPr>
-        <w:keepNext/>
-        <w:spacing w:before="160" w:after="80" w:line="360" w:lineRule="auto"/>
-        <w:jc w:val="left"/>
-      </w:pPr>
-      <w:r>
-        <w:rPr>
-          <w:rFonts w:ascii="Times New Roman" w:hAnsi="Times New Roman" w:eastAsia="黑体"/>
-          <w:b w:val="0"/>
-          <w:sz w:val="28"/>
-        </w:rPr>
-        <w:t>5.2  数据穿透：一次采集、多方复用</w:t>
-      </w:r>
-    </w:p>
-    <w:p>
-      <w:pPr>
-        <w:spacing w:before="0" w:after="0" w:line="360" w:lineRule="auto"/>
-        <w:ind w:firstLine="480"/>
-        <w:jc w:val="both"/>
-      </w:pPr>
-      <w:r>
-        <w:rPr>
-          <w:rFonts w:ascii="Times New Roman" w:hAnsi="Times New Roman" w:eastAsia="宋体"/>
-          <w:b w:val="0"/>
-          <w:sz w:val="24"/>
-        </w:rPr>
-        <w:t>数据穿透的目标不仅是打通数据，更是在打通数据的同时减轻基层负担。本文提出的统一监督数据中台架构如图 6 所示，其核心设计原则是</w:t>
-      </w:r>
-      <w:r>
-        <w:rPr>
-          <w:rFonts w:ascii="Times New Roman" w:hAnsi="Times New Roman" w:eastAsia="宋体"/>
-          <w:b/>
-          <w:sz w:val="24"/>
-        </w:rPr>
-        <w:t>一次采集、多方复用</w:t>
-      </w:r>
-      <w:r>
-        <w:rPr>
-          <w:rFonts w:ascii="Times New Roman" w:hAnsi="Times New Roman" w:eastAsia="宋体"/>
-          <w:b w:val="0"/>
-          <w:sz w:val="24"/>
-        </w:rPr>
-        <w:t>：业务数据在业务系统中一次性产生，经数据标准与安全分级层规范化后进入中台，由分析模型层生成风险线索，再由监督应用层分发至各监督主体，全过程不再向基层重复索取数据。</w:t>
-      </w:r>
-    </w:p>
-    <w:p>
-      <w:pPr>
-        <w:keepNext/>
-        <w:spacing w:before="120" w:after="0" w:line="240" w:lineRule="auto"/>
-        <w:jc w:val="center"/>
-      </w:pPr>
-      <w:r>
-        <w:drawing>
-          <wp:inline xmlns:a="http://schemas.openxmlformats.org/drawingml/2006/main" xmlns:pic="http://schemas.openxmlformats.org/drawingml/2006/picture">
-            <wp:extent cx="5220000" cy="3196901"/>
-            <wp:docPr id="6" name="Picture 6"/>
-            <wp:cNvGraphicFramePr>
-              <a:graphicFrameLocks noChangeAspect="1"/>
-            </wp:cNvGraphicFramePr>
-            <a:graphic>
-              <a:graphicData uri="http://schemas.openxmlformats.org/drawingml/2006/picture">
-                <pic:pic>
-                  <pic:nvPicPr>
-                    <pic:cNvPr id="0" name="p2_c5_platform.png"/>
-                    <pic:cNvPicPr/>
-                  </pic:nvPicPr>
-                  <pic:blipFill>
-                    <a:blip r:embed="rId14"/>
-                    <a:stretch>
-                      <a:fillRect/>
-                    </a:stretch>
-                  </pic:blipFill>
-                  <pic:spPr>
-                    <a:xfrm>
-                      <a:off x="0" y="0"/>
-                      <a:ext cx="5220000" cy="3196901"/>
-                    </a:xfrm>
-                    <a:prstGeom prst="rect"/>
-                  </pic:spPr>
-                </pic:pic>
-              </a:graphicData>
-            </a:graphic>
-          </wp:inline>
-        </w:drawing>
-      </w:r>
-    </w:p>
-    <w:p>
-      <w:pPr>
-        <w:spacing w:before="40" w:after="160" w:line="240" w:lineRule="auto"/>
-        <w:jc w:val="center"/>
-      </w:pPr>
-      <w:r>
-        <w:rPr>
-          <w:rFonts w:ascii="Times New Roman" w:hAnsi="Times New Roman" w:eastAsia="黑体"/>
-          <w:b w:val="0"/>
-          <w:sz w:val="21"/>
-        </w:rPr>
-        <w:t>图 6  统一监督数据中台架构</w:t>
-      </w:r>
-    </w:p>
-    <w:p>
-      <w:pPr>
-        <w:spacing w:before="0" w:after="0" w:line="360" w:lineRule="auto"/>
-        <w:ind w:firstLine="480"/>
-        <w:jc w:val="both"/>
-      </w:pPr>
-      <w:r>
-        <w:rPr>
-          <w:rFonts w:ascii="Times New Roman" w:hAnsi="Times New Roman" w:eastAsia="宋体"/>
-          <w:b w:val="0"/>
-          <w:sz w:val="24"/>
-        </w:rPr>
-        <w:t>在数据标准与安全分级层，须落实四项机制：数据分类分级、脱敏与授权、“可用不可见”的隐私计算通道、审计留痕。在分析模型层，可针对围标串标、虚列费用、违规审批、异常关联交易等隐蔽性风险建立专属预警模型：通过挖掘招投标历史数据、分析投标行为规律、比对报价与方案相似度识别围标串标异常；依托复杂网络建模与关联规则挖掘刻画违规交易轨迹[10]。</w:t>
-      </w:r>
-    </w:p>
-    <w:p>
-      <w:pPr>
-        <w:keepNext/>
-        <w:spacing w:before="160" w:after="80" w:line="360" w:lineRule="auto"/>
-        <w:jc w:val="left"/>
-      </w:pPr>
-      <w:r>
-        <w:rPr>
-          <w:rFonts w:ascii="Times New Roman" w:hAnsi="Times New Roman" w:eastAsia="黑体"/>
-          <w:b w:val="0"/>
-          <w:sz w:val="28"/>
-        </w:rPr>
-        <w:t>5.3  流程穿透：业务链嵌入监督卡点</w:t>
-      </w:r>
-    </w:p>
-    <w:p>
-      <w:pPr>
-        <w:spacing w:before="0" w:after="0" w:line="360" w:lineRule="auto"/>
-        <w:ind w:firstLine="480"/>
-        <w:jc w:val="both"/>
-      </w:pPr>
-      <w:r>
-        <w:rPr>
-          <w:rFonts w:ascii="Times New Roman" w:hAnsi="Times New Roman" w:eastAsia="宋体"/>
-          <w:b w:val="0"/>
-          <w:sz w:val="24"/>
-        </w:rPr>
-        <w:t>流程穿透的核心是实现监督与业务的深度融合，做到业务推进到哪里、监督穿透到哪里。应把标准化监督节点、管控规则与核查流程嵌入烟叶收购、卷烟营销、物流配送、工程采购、资金拨付、人事管理等全业务链条，覆盖业务发起、过程推进、收尾验收、归档复盘全流程。在权力集中、资金密集、风险高发的前置关键节点设置刚性监督卡点，对业务合规性、资金使用规范性、岗位履职有效性实时审核、动态纠偏，构建“事前预判、事中管控、事后复盘”的全周期闭环模式[15]。结合第 4.2 节的结论，监督卡点的密度应与该环节的风险损失量级匹配，低风险环节不宜设置过多卡点，以免形成新的负担来源。</w:t>
-      </w:r>
-    </w:p>
-    <w:p>
-      <w:pPr>
-        <w:keepNext/>
-        <w:spacing w:before="160" w:after="80" w:line="360" w:lineRule="auto"/>
-        <w:jc w:val="left"/>
-      </w:pPr>
-      <w:r>
-        <w:rPr>
-          <w:rFonts w:ascii="Times New Roman" w:hAnsi="Times New Roman" w:eastAsia="黑体"/>
-          <w:b w:val="0"/>
-          <w:sz w:val="28"/>
-        </w:rPr>
-        <w:t>5.4  责任穿透：刚性问责与闭环整改</w:t>
-      </w:r>
-    </w:p>
-    <w:p>
-      <w:pPr>
-        <w:spacing w:before="0" w:after="0" w:line="360" w:lineRule="auto"/>
-        <w:ind w:firstLine="480"/>
-        <w:jc w:val="both"/>
-      </w:pPr>
-      <w:r>
-        <w:rPr>
-          <w:rFonts w:ascii="Times New Roman" w:hAnsi="Times New Roman" w:eastAsia="宋体"/>
-          <w:b w:val="0"/>
-          <w:sz w:val="24"/>
-        </w:rPr>
-        <w:t>责任穿透是保障各项举措落地的根本。应逐级细化四级垂直管理体系的监督权责，精准划分党委主体责任、纪检监督责任、业务部门监管责任与岗位个人履职责任；建立自上而下的责任述职、专项约谈、督办问责机制，打通责任传导梗阻；严格落实问题整改台账化、销号式、回头看闭环管理；优化监督考核评价体系，提升风险防控、合规履职、监督成效的考核权重[5]。</w:t>
-      </w:r>
-    </w:p>
-    <w:p>
-      <w:pPr>
-        <w:keepNext/>
-        <w:spacing w:before="160" w:after="80" w:line="360" w:lineRule="auto"/>
-        <w:jc w:val="left"/>
-      </w:pPr>
-      <w:r>
-        <w:rPr>
-          <w:rFonts w:ascii="Times New Roman" w:hAnsi="Times New Roman" w:eastAsia="黑体"/>
-          <w:b w:val="0"/>
-          <w:sz w:val="28"/>
-        </w:rPr>
-        <w:t>5.5  队伍保障</w:t>
-      </w:r>
-    </w:p>
-    <w:p>
-      <w:pPr>
-        <w:spacing w:before="0" w:after="0" w:line="360" w:lineRule="auto"/>
-        <w:ind w:firstLine="480"/>
-        <w:jc w:val="both"/>
-      </w:pPr>
-      <w:r>
-        <w:rPr>
-          <w:rFonts w:ascii="Times New Roman" w:hAnsi="Times New Roman" w:eastAsia="宋体"/>
-          <w:b w:val="0"/>
-          <w:sz w:val="24"/>
-        </w:rPr>
-        <w:t>推进基层监督岗位专职化改革，压减兼职监督岗位，足额配齐纪检、审计、数智监督专职人员；搭建分层级、场景化的培训体系，重点开展大数据分析、智能平台操作、风险建模、数据溯源等新型能力专项培训，培育“懂业务、懂技术、懂监督、懂风控”的复合型人才；拓宽监督岗位晋升通道，优化评优评先与绩效分配政策[14]。</w:t>
-      </w:r>
-    </w:p>
-    <w:p>
-      <w:pPr>
-        <w:keepNext/>
-        <w:spacing w:before="160" w:after="80" w:line="360" w:lineRule="auto"/>
-        <w:jc w:val="left"/>
-      </w:pPr>
-      <w:r>
-        <w:rPr>
-          <w:rFonts w:ascii="Times New Roman" w:hAnsi="Times New Roman" w:eastAsia="黑体"/>
-          <w:b w:val="0"/>
-          <w:sz w:val="28"/>
-        </w:rPr>
-        <w:t>5.6  实施优先级的量化确定</w:t>
-      </w:r>
-    </w:p>
-    <w:p>
-      <w:pPr>
-        <w:spacing w:before="0" w:after="0" w:line="360" w:lineRule="auto"/>
-        <w:ind w:firstLine="480"/>
-        <w:jc w:val="both"/>
-      </w:pPr>
-      <w:r>
-        <w:rPr>
-          <w:rFonts w:ascii="Times New Roman" w:hAnsi="Times New Roman" w:eastAsia="宋体"/>
-          <w:b w:val="0"/>
-          <w:sz w:val="24"/>
-        </w:rPr>
-        <w:t>四个维度不可能同时推进，需要确定优先级。本文构建风险发现率模型进行蒙特卡洛仿真：设四维成熟度分别为 I、D、P、R（取值 0～1），风险发现率为</w:t>
-      </w:r>
-    </w:p>
-    <w:p>
-      <w:pPr>
-        <w:spacing w:before="0" w:after="0" w:line="360" w:lineRule="auto"/>
-        <w:ind w:firstLine="0"/>
-        <w:jc w:val="center"/>
-      </w:pPr>
-      <w:r>
-        <w:rPr>
-          <w:rFonts w:ascii="Times New Roman" w:hAnsi="Times New Roman" w:eastAsia="宋体"/>
-          <w:b w:val="0"/>
-          <w:sz w:val="24"/>
-        </w:rPr>
-        <w:t>F = 1 − exp[−(γ₁I + γ₂D + γ₃P + γ₄R + γ₁₂·I·D + γ₃₄·P·R)]</w:t>
-      </w:r>
-    </w:p>
-    <w:p>
-      <w:pPr>
-        <w:spacing w:before="0" w:after="0" w:line="360" w:lineRule="auto"/>
-        <w:ind w:firstLine="480"/>
-        <w:jc w:val="both"/>
-      </w:pPr>
-      <w:r>
-        <w:rPr>
-          <w:rFonts w:ascii="Times New Roman" w:hAnsi="Times New Roman" w:eastAsia="宋体"/>
-          <w:b w:val="0"/>
-          <w:sz w:val="24"/>
-        </w:rPr>
-        <w:t>其中交互项 γ₁₂·I·D 刻画制度与数据的互补性（口径统一才能汇聚数据），γ₃₄·P·R 刻画流程与责任的互补性（卡点发现问题才需问责）。以各维成熟度提升 0.2 后的风险发现率增量作为边际贡献，在 20000 次仿真下的结果如表 3 与图 7 所示。</w:t>
+        <w:t>以各维成熟度提升 0.2 后的风险发现率增量作为边际贡献，在 20000 次蒙特卡洛仿真下的结果如表 3 与图 6 所示，两种起点情景下的排序完全一致。</w:t>
       </w:r>
     </w:p>
     <w:p>
@@ -4420,7 +4386,7 @@
           <w:b w:val="0"/>
           <w:sz w:val="18"/>
         </w:rPr>
-        <w:t>注：边际贡献定义为该维成熟度提升 0.2 后风险发现率的平均增量（单位：个百分点）。全域随机起点情景下各维成熟度服从 U(0,1)，基准风险发现率均值 75.30%；低成熟度起点情景下服从 U(0.2,0.4)，基准风险发现率均值 57.20%，更贴近基层现状。</w:t>
+        <w:t>注：边际贡献定义为该维成熟度提升 0.2 后风险发现率的平均增量。全域随机起点情景下各维成熟度服从均匀分布 U(0,1)，基准风险发现率均值 75.30%；低成熟度起点情景服从 U(0.2,0.4)，基准发现率 57.20%，更贴近基层现状。</w:t>
       </w:r>
     </w:p>
     <w:p>
@@ -4433,7 +4399,7 @@
         <w:drawing>
           <wp:inline xmlns:a="http://schemas.openxmlformats.org/drawingml/2006/main" xmlns:pic="http://schemas.openxmlformats.org/drawingml/2006/picture">
             <wp:extent cx="4320000" cy="2646039"/>
-            <wp:docPr id="7" name="Picture 7"/>
+            <wp:docPr id="6" name="Picture 6"/>
             <wp:cNvGraphicFramePr>
               <a:graphicFrameLocks noChangeAspect="1"/>
             </wp:cNvGraphicFramePr>
@@ -4445,7 +4411,7 @@
                     <pic:cNvPicPr/>
                   </pic:nvPicPr>
                   <pic:blipFill>
-                    <a:blip r:embed="rId15"/>
+                    <a:blip r:embed="rId14"/>
                     <a:stretch>
                       <a:fillRect/>
                     </a:stretch>
@@ -4475,7 +4441,60 @@
           <w:b w:val="0"/>
           <w:sz w:val="21"/>
         </w:rPr>
-        <w:t>图 7  四维穿透的边际贡献比较</w:t>
+        <w:t>图 6  四维穿透的边际贡献比较</w:t>
+      </w:r>
+    </w:p>
+    <w:p>
+      <w:pPr>
+        <w:spacing w:before="0" w:after="0" w:line="360" w:lineRule="auto"/>
+        <w:ind w:firstLine="480"/>
+        <w:jc w:val="both"/>
+      </w:pPr>
+      <w:r>
+        <w:rPr>
+          <w:rFonts w:ascii="Times New Roman" w:hAnsi="Times New Roman" w:eastAsia="宋体"/>
+          <w:b/>
+          <w:sz w:val="24"/>
+        </w:rPr>
+        <w:t>实施优先级为数据穿透、制度穿透、流程穿透、责任穿透</w:t>
+      </w:r>
+      <w:r>
+        <w:rPr>
+          <w:rFonts w:ascii="Times New Roman" w:hAnsi="Times New Roman" w:eastAsia="宋体"/>
+          <w:b w:val="0"/>
+          <w:sz w:val="24"/>
+        </w:rPr>
+        <w:t>，这一排序有清晰的机制解释。数据穿透居首，一方面因其自身系数最大（数据是发现隐蔽问题的主要手段），另一方面因其与制度穿透存在强互补——制度统一口径提高了数据的可用性，二者的交互项贡献可观。责任穿透边际贡献最低，并不意味着它不重要，而是说明它是收口环节：在问题尚未被有效发现之前强化问责，只会增加基层压力而不增加风险发现，反而可能诱发瞒报。这一结论直接决定了实施时序。</w:t>
+      </w:r>
+    </w:p>
+    <w:p>
+      <w:pPr>
+        <w:keepNext/>
+        <w:spacing w:before="240" w:after="120" w:line="360" w:lineRule="auto"/>
+        <w:jc w:val="left"/>
+      </w:pPr>
+      <w:r>
+        <w:rPr>
+          <w:rFonts w:ascii="Times New Roman" w:hAnsi="Times New Roman" w:eastAsia="黑体"/>
+          <w:b/>
+          <w:sz w:val="30"/>
+        </w:rPr>
+        <w:t>5  四维穿透的优化路径</w:t>
+      </w:r>
+    </w:p>
+    <w:p>
+      <w:pPr>
+        <w:keepNext/>
+        <w:spacing w:before="160" w:after="80" w:line="360" w:lineRule="auto"/>
+        <w:jc w:val="left"/>
+      </w:pPr>
+      <w:r>
+        <w:rPr>
+          <w:rFonts w:ascii="Times New Roman" w:hAnsi="Times New Roman" w:eastAsia="黑体"/>
+          <w:b w:val="0"/>
+          <w:sz w:val="28"/>
+        </w:rPr>
+        <w:t>5.1  制度穿透：统一标准与权责边界</w:t>
       </w:r>
     </w:p>
     <w:p>
@@ -4490,39 +4509,137 @@
           <w:b w:val="0"/>
           <w:sz w:val="24"/>
         </w:rPr>
-        <w:t>两种情景下的优先级排序完全一致：</w:t>
+        <w:t>制度穿透是其余三维得以运转的前提，其核心落点在于指标口径的统一而非文件数量的增加。具体举措包括四项：由国家局牵头出台穿透式大监督建设专项实施细则，统一四维穿透的建设标准、运行框架、履职规范与考核体系；全面梳理各层级、各部门、各岗位的监督职责、风险点位与履职边界，编制标准化监督责任清单、业务风险清单与岗位负面清单；针对工程建设、物资采购、烟叶收购、卷烟营销、资金使用等核心领域制定量化、可落地的监督规范；完善监督联席会议、线索双向移交、联合专项督查、监督成果共用等刚性协同制度。其中口径统一之所以居于首位，是因为只有各层级、各部门对同一监督事项采用相同定义与计量方式，数据才可比、才能汇聚，后续的数据穿透才有意义。</w:t>
       </w:r>
+    </w:p>
+    <w:p>
+      <w:pPr>
+        <w:keepNext/>
+        <w:spacing w:before="160" w:after="80" w:line="360" w:lineRule="auto"/>
+        <w:jc w:val="left"/>
+      </w:pPr>
       <w:r>
         <w:rPr>
-          <w:rFonts w:ascii="Times New Roman" w:hAnsi="Times New Roman" w:eastAsia="宋体"/>
-          <w:b/>
-          <w:sz w:val="24"/>
+          <w:rFonts w:ascii="Times New Roman" w:hAnsi="Times New Roman" w:eastAsia="黑体"/>
+          <w:b w:val="0"/>
+          <w:sz w:val="28"/>
         </w:rPr>
-        <w:t>数据穿透 &gt; 制度穿透 &gt; 流程穿透 &gt; 责任穿透</w:t>
+        <w:t>5.2  数据穿透：一次采集、多方复用</w:t>
       </w:r>
+    </w:p>
+    <w:p>
+      <w:pPr>
+        <w:spacing w:before="0" w:after="0" w:line="360" w:lineRule="auto"/>
+        <w:ind w:firstLine="480"/>
+        <w:jc w:val="both"/>
+      </w:pPr>
       <w:r>
         <w:rPr>
           <w:rFonts w:ascii="Times New Roman" w:hAnsi="Times New Roman" w:eastAsia="宋体"/>
           <w:b w:val="0"/>
           <w:sz w:val="24"/>
         </w:rPr>
-        <w:t>。数据穿透之所以排首位，一方面因其自身系数最大（数据是发现隐蔽问题的主要手段），另一方面因其与制度穿透存在强互补——制度统一口径提高了数据的可用性，二者的交互项贡献了可观的增量。责任穿透边际贡献最低，并不意味着它不重要，而是说明它是</w:t>
+        <w:t>数据穿透的目标不只是打通数据，更是在打通数据的同时减轻基层负担，其架构如图 7 所示。业务数据在业务系统中一次性产生，经数据标准与安全分级层规范化后进入中台，由分析模型层生成风险线索，再由监督应用层分发至各监督主体，全过程不再向基层重复索取数据。在数据标准与安全分级层须落实四项机制：数据分类分级、脱敏与授权、“可用不可见”的隐私计算通道、审计留痕；在分析模型层可针对围标串标、虚列费用、违规审批、异常关联交易等隐蔽性风险建立专属预警模型，通过挖掘招投标历史数据、分析投标行为规律、比对报价与方案相似度识别异常，依托复杂网络建模与关联规则挖掘刻画违规交易轨迹[10]。</w:t>
       </w:r>
+    </w:p>
+    <w:p>
+      <w:pPr>
+        <w:keepNext/>
+        <w:spacing w:before="120" w:after="0" w:line="240" w:lineRule="auto"/>
+        <w:jc w:val="center"/>
+      </w:pPr>
+      <w:r>
+        <w:drawing>
+          <wp:inline xmlns:a="http://schemas.openxmlformats.org/drawingml/2006/main" xmlns:pic="http://schemas.openxmlformats.org/drawingml/2006/picture">
+            <wp:extent cx="3960000" cy="2640000"/>
+            <wp:docPr id="7" name="Picture 7"/>
+            <wp:cNvGraphicFramePr>
+              <a:graphicFrameLocks noChangeAspect="1"/>
+            </wp:cNvGraphicFramePr>
+            <a:graphic>
+              <a:graphicData uri="http://schemas.openxmlformats.org/drawingml/2006/picture">
+                <pic:pic>
+                  <pic:nvPicPr>
+                    <pic:cNvPr id="0" name="p2_c5_platform.png"/>
+                    <pic:cNvPicPr/>
+                  </pic:nvPicPr>
+                  <pic:blipFill>
+                    <a:blip r:embed="rId15"/>
+                    <a:stretch>
+                      <a:fillRect/>
+                    </a:stretch>
+                  </pic:blipFill>
+                  <pic:spPr>
+                    <a:xfrm>
+                      <a:off x="0" y="0"/>
+                      <a:ext cx="3960000" cy="2640000"/>
+                    </a:xfrm>
+                    <a:prstGeom prst="rect"/>
+                  </pic:spPr>
+                </pic:pic>
+              </a:graphicData>
+            </a:graphic>
+          </wp:inline>
+        </w:drawing>
+      </w:r>
+    </w:p>
+    <w:p>
+      <w:pPr>
+        <w:spacing w:before="40" w:after="160" w:line="240" w:lineRule="auto"/>
+        <w:jc w:val="center"/>
+      </w:pPr>
       <w:r>
         <w:rPr>
-          <w:rFonts w:ascii="Times New Roman" w:hAnsi="Times New Roman" w:eastAsia="宋体"/>
-          <w:b/>
-          <w:sz w:val="24"/>
+          <w:rFonts w:ascii="Times New Roman" w:hAnsi="Times New Roman" w:eastAsia="黑体"/>
+          <w:b w:val="0"/>
+          <w:sz w:val="21"/>
         </w:rPr>
-        <w:t>收口环节</w:t>
+        <w:t>图 7  统一监督数据中台架构</w:t>
       </w:r>
+    </w:p>
+    <w:p>
+      <w:pPr>
+        <w:keepNext/>
+        <w:spacing w:before="160" w:after="80" w:line="360" w:lineRule="auto"/>
+        <w:jc w:val="left"/>
+      </w:pPr>
+      <w:r>
+        <w:rPr>
+          <w:rFonts w:ascii="Times New Roman" w:hAnsi="Times New Roman" w:eastAsia="黑体"/>
+          <w:b w:val="0"/>
+          <w:sz w:val="28"/>
+        </w:rPr>
+        <w:t>5.3  流程穿透与责任穿透</w:t>
+      </w:r>
+    </w:p>
+    <w:p>
+      <w:pPr>
+        <w:spacing w:before="0" w:after="0" w:line="360" w:lineRule="auto"/>
+        <w:ind w:firstLine="480"/>
+        <w:jc w:val="both"/>
+      </w:pPr>
       <w:r>
         <w:rPr>
           <w:rFonts w:ascii="Times New Roman" w:hAnsi="Times New Roman" w:eastAsia="宋体"/>
           <w:b w:val="0"/>
           <w:sz w:val="24"/>
         </w:rPr>
-        <w:t>：在问题尚未被有效发现之前强化问责，只会增加基层压力而不增加风险发现。这一结论直接决定了下一章的实施时序。</w:t>
+        <w:t>流程穿透的核心是实现监督与业务的深度融合，但卡点密度必须与环节风险量级匹配。应把标准化监督节点、管控规则与核查流程嵌入烟叶收购、卷烟营销、物流配送、工程采购、资金拨付、人事管理等全业务链条，覆盖业务发起、过程推进、收尾验收、归档复盘全流程；在权力集中、资金密集、风险高发的前置关键节点设置刚性监督卡点，对业务合规性、资金使用规范性、岗位履职有效性实时审核、动态纠偏[15]。但结合第 4.2 节的结论，低风险环节不宜设置过多卡点——卡点本身是基层负担的主要来源，过密的卡点会把流程穿透变成流程梗阻。</w:t>
+      </w:r>
+    </w:p>
+    <w:p>
+      <w:pPr>
+        <w:spacing w:before="0" w:after="0" w:line="360" w:lineRule="auto"/>
+        <w:ind w:firstLine="480"/>
+        <w:jc w:val="both"/>
+      </w:pPr>
+      <w:r>
+        <w:rPr>
+          <w:rFonts w:ascii="Times New Roman" w:hAnsi="Times New Roman" w:eastAsia="宋体"/>
+          <w:b w:val="0"/>
+          <w:sz w:val="24"/>
+        </w:rPr>
+        <w:t>责任穿透是保障各项举措落地的根本，其关键在于把责任落到可考核的具体主体而非笼统的“压实责任”。应逐级细化四级垂直管理体系的监督权责，精准划分党委主体责任、纪检监督责任、业务部门监管责任与岗位个人履职责任；建立自上而下的责任述职、专项约谈、督办问责机制，打通责任传导梗阻；严格落实问题整改台账化、销号式、回头看闭环管理；优化监督考核评价体系，提升风险防控、合规履职、监督成效的考核权重[5]。在队伍保障方面，应推进基层监督岗位专职化改革，搭建以大数据分析、智能平台操作、风险建模、数据溯源为重点的分层培训体系，并拓宽监督岗位晋升通道以遏制人才流失[14]。</w:t>
       </w:r>
     </w:p>
     <w:p>
@@ -4567,7 +4684,220 @@
           <w:b w:val="0"/>
           <w:sz w:val="24"/>
         </w:rPr>
-        <w:t>为使穿透式监督的成效可测量、可比较，本文构建五维监督效能评价指标体系，并采用 AHP 与熵权法组合赋权：AHP 反映管理者对各维重要性的主观判断，熵权法反映各指标在不同单位间的客观区分度，二者以几何平均方式组合并归一化。结果如表 4 与图 8 所示。</w:t>
+        <w:t>为使穿透式监督的成效可测量、可比较，本文构建五维监督效能评价指标体系并采用组合赋权。AHP 反映管理者对各维重要性的主观判断，熵权法反映各指标在不同单位间的客观区分度，二者以几何平均方式组合并归一化，如式（5）所示[17]。</w:t>
+      </w:r>
+    </w:p>
+    <w:tbl>
+      <w:tblPr>
+        <w:tblW w:type="auto" w:w="0"/>
+        <w:jc w:val="center"/>
+        <w:tblLayout w:type="fixed"/>
+        <w:tblLook w:firstColumn="1" w:firstRow="1" w:lastColumn="0" w:lastRow="0" w:noHBand="0" w:noVBand="1" w:val="04A0"/>
+        <w:tblBorders>
+          <w:top w:val="none" w:sz="0" w:space="0" w:color="000000"/>
+          <w:left w:val="none" w:sz="0" w:space="0" w:color="000000"/>
+          <w:bottom w:val="none" w:sz="0" w:space="0" w:color="000000"/>
+          <w:right w:val="none" w:sz="0" w:space="0" w:color="000000"/>
+          <w:insideH w:val="none" w:sz="0" w:space="0" w:color="000000"/>
+          <w:insideV w:val="none" w:sz="0" w:space="0" w:color="000000"/>
+        </w:tblBorders>
+      </w:tblPr>
+      <w:tblGrid>
+        <w:gridCol w:w="2946"/>
+        <w:gridCol w:w="2946"/>
+        <w:gridCol w:w="2946"/>
+      </w:tblGrid>
+      <w:tr>
+        <w:tc>
+          <w:tcPr>
+            <w:tcW w:type="dxa" w:w="1134"/>
+          </w:tcPr>
+          <w:p>
+            <w:pPr>
+              <w:spacing w:before="120" w:after="120" w:line="360" w:lineRule="auto"/>
+              <w:jc w:val="left"/>
+            </w:pPr>
+          </w:p>
+        </w:tc>
+        <w:tc>
+          <w:tcPr>
+            <w:tcW w:type="dxa" w:w="6236"/>
+          </w:tcPr>
+          <w:p>
+            <w:pPr>
+              <w:spacing w:before="120" w:after="120" w:line="360" w:lineRule="auto"/>
+              <w:jc w:val="center"/>
+            </w:pPr>
+            <m:oMath>
+              <m:sSub>
+                <m:e>
+                  <m:r>
+                    <m:t xml:space="preserve">w</m:t>
+                  </m:r>
+                </m:e>
+                <m:sub>
+                  <m:r>
+                    <m:t xml:space="preserve">j</m:t>
+                  </m:r>
+                </m:sub>
+              </m:sSub>
+              <m:r>
+                <m:t xml:space="preserve">=</m:t>
+              </m:r>
+              <m:f>
+                <m:fPr>
+                  <m:type m:val="bar"/>
+                </m:fPr>
+                <m:num>
+                  <m:rad>
+                    <m:radPr>
+                      <m:degHide m:val="1"/>
+                    </m:radPr>
+                    <m:deg/>
+                    <m:e>
+                      <m:sSubSup>
+                        <m:e>
+                          <m:r>
+                            <m:t xml:space="preserve">w</m:t>
+                          </m:r>
+                        </m:e>
+                        <m:sub>
+                          <m:r>
+                            <m:t xml:space="preserve">j</m:t>
+                          </m:r>
+                        </m:sub>
+                        <m:sup>
+                          <m:r>
+                            <m:t xml:space="preserve">A</m:t>
+                          </m:r>
+                        </m:sup>
+                      </m:sSubSup>
+                      <m:r>
+                        <m:t xml:space="preserve"> </m:t>
+                      </m:r>
+                      <m:sSubSup>
+                        <m:e>
+                          <m:r>
+                            <m:t xml:space="preserve">w</m:t>
+                          </m:r>
+                        </m:e>
+                        <m:sub>
+                          <m:r>
+                            <m:t xml:space="preserve">j</m:t>
+                          </m:r>
+                        </m:sub>
+                        <m:sup>
+                          <m:r>
+                            <m:t xml:space="preserve">E</m:t>
+                          </m:r>
+                        </m:sup>
+                      </m:sSubSup>
+                    </m:e>
+                  </m:rad>
+                </m:num>
+                <m:den>
+                  <m:nary>
+                    <m:naryPr>
+                      <m:chr m:val="∑"/>
+                      <m:limLoc m:val="undOvr"/>
+                      <m:grow m:val="1"/>
+                    </m:naryPr>
+                    <m:sub>
+                      <m:r>
+                        <m:t xml:space="preserve">k=1</m:t>
+                      </m:r>
+                    </m:sub>
+                    <m:sup>
+                      <m:r>
+                        <m:t xml:space="preserve">m</m:t>
+                      </m:r>
+                    </m:sup>
+                    <m:e/>
+                  </m:nary>
+                  <m:rad>
+                    <m:radPr>
+                      <m:degHide m:val="1"/>
+                    </m:radPr>
+                    <m:deg/>
+                    <m:e>
+                      <m:sSubSup>
+                        <m:e>
+                          <m:r>
+                            <m:t xml:space="preserve">w</m:t>
+                          </m:r>
+                        </m:e>
+                        <m:sub>
+                          <m:r>
+                            <m:t xml:space="preserve">k</m:t>
+                          </m:r>
+                        </m:sub>
+                        <m:sup>
+                          <m:r>
+                            <m:t xml:space="preserve">A</m:t>
+                          </m:r>
+                        </m:sup>
+                      </m:sSubSup>
+                      <m:r>
+                        <m:t xml:space="preserve"> </m:t>
+                      </m:r>
+                      <m:sSubSup>
+                        <m:e>
+                          <m:r>
+                            <m:t xml:space="preserve">w</m:t>
+                          </m:r>
+                        </m:e>
+                        <m:sub>
+                          <m:r>
+                            <m:t xml:space="preserve">k</m:t>
+                          </m:r>
+                        </m:sub>
+                        <m:sup>
+                          <m:r>
+                            <m:t xml:space="preserve">E</m:t>
+                          </m:r>
+                        </m:sup>
+                      </m:sSubSup>
+                    </m:e>
+                  </m:rad>
+                </m:den>
+              </m:f>
+            </m:oMath>
+          </w:p>
+        </w:tc>
+        <w:tc>
+          <w:tcPr>
+            <w:tcW w:type="dxa" w:w="1134"/>
+          </w:tcPr>
+          <w:p>
+            <w:pPr>
+              <w:spacing w:before="120" w:after="120" w:line="360" w:lineRule="auto"/>
+              <w:jc w:val="right"/>
+            </w:pPr>
+            <w:r>
+              <w:rPr>
+                <w:rFonts w:ascii="Times New Roman" w:hAnsi="Times New Roman" w:eastAsia="宋体"/>
+                <w:b w:val="0"/>
+                <w:sz w:val="24"/>
+              </w:rPr>
+              <w:t>（5）</w:t>
+            </w:r>
+          </w:p>
+        </w:tc>
+      </w:tr>
+    </w:tbl>
+    <w:p>
+      <w:pPr>
+        <w:spacing w:before="0" w:after="0" w:line="360" w:lineRule="auto"/>
+        <w:ind w:firstLine="480"/>
+        <w:jc w:val="both"/>
+      </w:pPr>
+      <w:r>
+        <w:rPr>
+          <w:rFonts w:ascii="Times New Roman" w:hAnsi="Times New Roman" w:eastAsia="宋体"/>
+          <w:b w:val="0"/>
+          <w:sz w:val="24"/>
+        </w:rPr>
+        <w:t>组合赋权结果如表 4 与图 8 所示，AHP 判断矩阵一致性比率 CR=0.018&lt;0.10，通过一致性检验。</w:t>
       </w:r>
     </w:p>
     <w:p>
@@ -5267,7 +5597,7 @@
           <w:b w:val="0"/>
           <w:sz w:val="18"/>
         </w:rPr>
-        <w:t>注：AHP 判断矩阵一致性检验 λmax=5.0782，CR=0.0175&lt;0.10，一致性通过。熵权基于 12 个基层单位评分矩阵计算。</w:t>
+        <w:t>注：AHP 判断矩阵最大特征根 λmax=5.0782，CR=0.0175&lt;0.10。熵权基于 12 个基层单位评分矩阵计算。</w:t>
       </w:r>
     </w:p>
     <w:p>
@@ -5337,7 +5667,7 @@
           <w:b w:val="0"/>
           <w:sz w:val="24"/>
         </w:rPr>
-        <w:t>表 4 中有一个值得注意的结果：</w:t>
+        <w:t>表 4 中一个反直觉的结果值得注意：熵权法赋予“监督减负度”的权重高达 0.333，远高于 AHP 给出的主观权重 0.087。熵权反映的是指标在不同单位间的区分度，这说明各基层单位在监督负担上的差异远大于在其他四维上的差异——</w:t>
       </w:r>
       <w:r>
         <w:rPr>
@@ -5345,7 +5675,7 @@
           <w:b/>
           <w:sz w:val="24"/>
         </w:rPr>
-        <w:t>熵权法赋予“监督减负度”的权重最高（0.333）</w:t>
+        <w:t>当前最能区分单位间监督工作状况的，恰恰是最容易被管理者忽视的负担指标</w:t>
       </w:r>
       <w:r>
         <w:rPr>
@@ -5353,7 +5683,7 @@
           <w:b w:val="0"/>
           <w:sz w:val="24"/>
         </w:rPr>
-        <w:t>，远高于 AHP 给出的主观权重（0.087）。熵权反映的是指标在不同单位间的区分度，这说明各基层单位在监督负担上的差异远大于在其他四维上的差异。换言之，当前最能区分单位间监督工作状况的，恰恰是最容易被管理者忽视的负担指标。这从数据侧印证了第 4.2 节的判断，也提示考核设计中应给减负指标留出足够权重。</w:t>
+        <w:t>。这从数据侧印证了第 4.2 节的判断，也提示考核设计中应给减负指标留出足够权重。</w:t>
       </w:r>
     </w:p>
     <w:p>
@@ -5383,7 +5713,7 @@
           <w:b w:val="0"/>
           <w:sz w:val="24"/>
         </w:rPr>
-        <w:t>依据第 5.6 节的优先级排序，本文提出三阶段实施路线，如图 9 与表 5 所示。总体思路是：制度先行统一口径，数据与流程随后落地，责任穿透最后收口。</w:t>
+        <w:t>依据第 4.3 节的优先级排序，本文提出制度先行、数据与流程随后、责任最后收口的三阶段路线，如图 9 与表 5 所示。第一阶段（0—6 个月）以统一口径与试点为主，第二阶段（6—18 个月）建设数据中台与嵌入业务卡点，第三阶段（18—36 个月）健全问责机制并完成全域评估。与常见的路线图不同，表 5 为每项任务给出了牵头部门与验收口径，使各阶段的完成与否可以被客观判定而非依赖主观评价。</w:t>
       </w:r>
     </w:p>
     <w:p>
@@ -5395,7 +5725,7 @@
       <w:r>
         <w:drawing>
           <wp:inline xmlns:a="http://schemas.openxmlformats.org/drawingml/2006/main" xmlns:pic="http://schemas.openxmlformats.org/drawingml/2006/picture">
-            <wp:extent cx="5580000" cy="2613643"/>
+            <wp:extent cx="5580000" cy="2790000"/>
             <wp:docPr id="9" name="Picture 9"/>
             <wp:cNvGraphicFramePr>
               <a:graphicFrameLocks noChangeAspect="1"/>
@@ -5416,7 +5746,7 @@
                   <pic:spPr>
                     <a:xfrm>
                       <a:off x="0" y="0"/>
-                      <a:ext cx="5580000" cy="2613643"/>
+                      <a:ext cx="5580000" cy="2790000"/>
                     </a:xfrm>
                     <a:prstGeom prst="rect"/>
                   </pic:spPr>
@@ -5779,7 +6109,7 @@
                 <w:b w:val="0"/>
                 <w:sz w:val="18"/>
               </w:rPr>
-              <w:t>市局纪检 + 试点单位</w:t>
+              <w:t>市局纪检＋试点单位</w:t>
             </w:r>
           </w:p>
         </w:tc>
@@ -5881,7 +6211,7 @@
                 <w:b w:val="0"/>
                 <w:sz w:val="18"/>
               </w:rPr>
-              <w:t>信息中心 + 纪检监察</w:t>
+              <w:t>信息中心＋纪检监察</w:t>
             </w:r>
           </w:p>
         </w:tc>
@@ -5983,7 +6313,7 @@
                 <w:b w:val="0"/>
                 <w:sz w:val="18"/>
               </w:rPr>
-              <w:t>业务部门 + 纪检监察</w:t>
+              <w:t>业务部门＋纪检监察</w:t>
             </w:r>
           </w:p>
         </w:tc>
@@ -6085,7 +6415,7 @@
                 <w:b w:val="0"/>
                 <w:sz w:val="18"/>
               </w:rPr>
-              <w:t>党委 + 纪检监察</w:t>
+              <w:t>党委＋纪检监察</w:t>
             </w:r>
           </w:p>
         </w:tc>
@@ -6270,9 +6600,131 @@
           <w:b w:val="0"/>
           <w:sz w:val="24"/>
         </w:rPr>
-        <w:t>穿透式监督是否有效，需要证据而非断言。本文建议采用分批推行的准实验设计：先在部分单位实施，未实施单位作为对照，以监督效能指数为结果变量，用双重差分方法估计政策效应。但在设计之前必须先做功效分析，否则可能投入大量资源却得不到任何结论。</w:t>
+        <w:t>穿透式监督是否有效需要证据而非断言，而在设计评估之前必须先做功效分析。建议采用分批推行的准实验设计：先在部分单位实施、未实施单位作为对照，以监督效能指数为结果变量，用双重差分方法估计政策效应[18]。设结果变量的组内标准差为 σ、组内相关系数为 ICC、评估单元数为 J、观测期数为 T，则在显著性水平 α 与检验效能 1−β 下的最小可检出效应如式（6）所示。</w:t>
       </w:r>
     </w:p>
+    <w:tbl>
+      <w:tblPr>
+        <w:tblW w:type="auto" w:w="0"/>
+        <w:jc w:val="center"/>
+        <w:tblLayout w:type="fixed"/>
+        <w:tblLook w:firstColumn="1" w:firstRow="1" w:lastColumn="0" w:lastRow="0" w:noHBand="0" w:noVBand="1" w:val="04A0"/>
+        <w:tblBorders>
+          <w:top w:val="none" w:sz="0" w:space="0" w:color="000000"/>
+          <w:left w:val="none" w:sz="0" w:space="0" w:color="000000"/>
+          <w:bottom w:val="none" w:sz="0" w:space="0" w:color="000000"/>
+          <w:right w:val="none" w:sz="0" w:space="0" w:color="000000"/>
+          <w:insideH w:val="none" w:sz="0" w:space="0" w:color="000000"/>
+          <w:insideV w:val="none" w:sz="0" w:space="0" w:color="000000"/>
+        </w:tblBorders>
+      </w:tblPr>
+      <w:tblGrid>
+        <w:gridCol w:w="2946"/>
+        <w:gridCol w:w="2946"/>
+        <w:gridCol w:w="2946"/>
+      </w:tblGrid>
+      <w:tr>
+        <w:tc>
+          <w:tcPr>
+            <w:tcW w:type="dxa" w:w="1134"/>
+          </w:tcPr>
+          <w:p>
+            <w:pPr>
+              <w:spacing w:before="120" w:after="120" w:line="360" w:lineRule="auto"/>
+              <w:jc w:val="left"/>
+            </w:pPr>
+          </w:p>
+        </w:tc>
+        <w:tc>
+          <w:tcPr>
+            <w:tcW w:type="dxa" w:w="6236"/>
+          </w:tcPr>
+          <w:p>
+            <w:pPr>
+              <w:spacing w:before="120" w:after="120" w:line="360" w:lineRule="auto"/>
+              <w:jc w:val="center"/>
+            </w:pPr>
+            <m:oMath>
+              <m:r>
+                <m:t xml:space="preserve">MDE=(</m:t>
+              </m:r>
+              <m:sSub>
+                <m:e>
+                  <m:r>
+                    <m:t xml:space="preserve">z</m:t>
+                  </m:r>
+                </m:e>
+                <m:sub>
+                  <m:r>
+                    <m:t xml:space="preserve">1-α/2</m:t>
+                  </m:r>
+                </m:sub>
+              </m:sSub>
+              <m:r>
+                <m:t xml:space="preserve">+</m:t>
+              </m:r>
+              <m:sSub>
+                <m:e>
+                  <m:r>
+                    <m:t xml:space="preserve">z</m:t>
+                  </m:r>
+                </m:e>
+                <m:sub>
+                  <m:r>
+                    <m:t xml:space="preserve">1-β</m:t>
+                  </m:r>
+                </m:sub>
+              </m:sSub>
+              <m:r>
+                <m:t xml:space="preserve">) σ</m:t>
+              </m:r>
+              <m:rad>
+                <m:radPr>
+                  <m:degHide m:val="1"/>
+                </m:radPr>
+                <m:deg/>
+                <m:e>
+                  <m:f>
+                    <m:fPr>
+                      <m:type m:val="bar"/>
+                    </m:fPr>
+                    <m:num>
+                      <m:r>
+                        <m:t xml:space="preserve">4[1+(T-1)ρ]</m:t>
+                      </m:r>
+                    </m:num>
+                    <m:den>
+                      <m:r>
+                        <m:t xml:space="preserve">JT</m:t>
+                      </m:r>
+                    </m:den>
+                  </m:f>
+                </m:e>
+              </m:rad>
+            </m:oMath>
+          </w:p>
+        </w:tc>
+        <w:tc>
+          <w:tcPr>
+            <w:tcW w:type="dxa" w:w="1134"/>
+          </w:tcPr>
+          <w:p>
+            <w:pPr>
+              <w:spacing w:before="120" w:after="120" w:line="360" w:lineRule="auto"/>
+              <w:jc w:val="right"/>
+            </w:pPr>
+            <w:r>
+              <w:rPr>
+                <w:rFonts w:ascii="Times New Roman" w:hAnsi="Times New Roman" w:eastAsia="宋体"/>
+                <w:b w:val="0"/>
+                <w:sz w:val="24"/>
+              </w:rPr>
+              <w:t>（6）</w:t>
+            </w:r>
+          </w:p>
+        </w:tc>
+      </w:tr>
+    </w:tbl>
     <w:p>
       <w:pPr>
         <w:spacing w:before="0" w:after="0" w:line="360" w:lineRule="auto"/>
@@ -6285,7 +6737,7 @@
           <w:b w:val="0"/>
           <w:sz w:val="24"/>
         </w:rPr>
-        <w:t>设监督效能指数的组内标准差 σ=12（百分制），组内相关系数 ICC=0.15，在 α=0.05 双侧、power=0.80 下，不同评估单元数 J 与观测期数 T 对应的最小可检出效应（MDE）如表 6 与图 10 所示。</w:t>
+        <w:t>代入 σ=12、ICC=0.15、α=0.05 双侧、检验效能 0.80，不同样本规模对应的结果如表 6 与图 10 所示。</w:t>
       </w:r>
     </w:p>
     <w:p>
@@ -7267,7 +7719,7 @@
           <w:b w:val="0"/>
           <w:sz w:val="18"/>
         </w:rPr>
-        <w:t>注：σ=12，ICC=0.15，α=0.05 双侧，power=0.80。最小可检出效应指在该设计下有 80% 把握检出的最小真实效应。</w:t>
+        <w:t>注：σ=12，ICC=0.15，α=0.05 双侧，检验效能 0.80。</w:t>
       </w:r>
     </w:p>
     <w:p>
@@ -7337,7 +7789,7 @@
           <w:b w:val="0"/>
           <w:sz w:val="24"/>
         </w:rPr>
-        <w:t>表 6 揭示了一个对实践极为重要、却极易被忽视的问题。</w:t>
+        <w:t>表 6 揭示了一个对实践极为重要却极易被忽视的事实：</w:t>
       </w:r>
       <w:r>
         <w:rPr>
@@ -7345,7 +7797,7 @@
           <w:b/>
           <w:sz w:val="24"/>
         </w:rPr>
-        <w:t>以县区级局为评估单元时，一个地市级局下辖单位约 8 个，即使连续观测 8 期，最小可检出效应仍高达 12.03 个指数点（约为基准 60 分的 20.1%），远大于政策实际关心的 3 分左右的效应。</w:t>
+        <w:t>常规做法设计的评估从一开始就注定得不出结论</w:t>
       </w:r>
       <w:r>
         <w:rPr>
@@ -7353,30 +7805,7 @@
           <w:b w:val="0"/>
           <w:sz w:val="24"/>
         </w:rPr>
-        <w:t>这意味着按常规做法设计的评估，从一开始就注定得不出显著结论——既无法证明有效，也无法证明无效，全部投入付诸东流。</w:t>
-      </w:r>
-    </w:p>
-    <w:p>
-      <w:pPr>
-        <w:spacing w:before="0" w:after="0" w:line="360" w:lineRule="auto"/>
-        <w:ind w:firstLine="480"/>
-        <w:jc w:val="both"/>
-      </w:pPr>
-      <w:r>
-        <w:rPr>
-          <w:rFonts w:ascii="Times New Roman" w:hAnsi="Times New Roman" w:eastAsia="宋体"/>
-          <w:b w:val="0"/>
-          <w:sz w:val="24"/>
-        </w:rPr>
-        <w:t>解决办法是下沉评估单元：把评估对象从县区级局改为稽查中队、监督岗位或具体业务事项，使 J 提高到 40 以上。此时配合 8 期观测，最小可检出效应降至 5.38 个指数点；若 J 达到 60、观测 8 期，可降至 4.39 个指数点。</w:t>
-      </w:r>
-      <w:r>
-        <w:rPr>
-          <w:rFonts w:ascii="Times New Roman" w:hAnsi="Times New Roman" w:eastAsia="宋体"/>
-          <w:b/>
-          <w:sz w:val="24"/>
-        </w:rPr>
-        <w:t>这一条建议可以直接避免一次注定失败的评估投入，是本文最具操作性的结论之一。</w:t>
+        <w:t>。以县区级局为评估单元时，一个地市级局下辖单位约 8 个，即使连续观测 8 期，最小可检出效应仍高达 12.03 个指数点（约为基准 60 分的 20.1%），远大于政策实际关心的 3 分左右的效应。这意味着评估既无法证明有效，也无法证明无效，全部投入付诸东流。解决办法是下沉评估单元：把评估对象从县区级局改为稽查中队、监督岗位或具体业务事项，使 J 提高到 40 以上；此时配合 8 期观测，最小可检出效应降至 5.38 个指数点，J 达到 60 时可降至 4.39 个指数点。这一条建议可以直接避免一次注定失败的评估投入。</w:t>
       </w:r>
     </w:p>
     <w:p>
@@ -7406,7 +7835,7 @@
           <w:b w:val="0"/>
           <w:sz w:val="24"/>
         </w:rPr>
-        <w:t>本文对穿透式监管视角下的烟草行业大监督体系做了三方面推进。</w:t>
+        <w:t>本文的第一项结论是完成了“穿透”从修辞到变量的转换。在国有垂直管理体制下，“穿透”对应的是监督信息沿委托代理链条的层层损耗；穿透式监督的实质是在逐级代理链之外新增一条不随层级衰减的直达通道，其程度可由直达通道覆盖的业务事项比例来测量。这一转换使后续的量化分析成为可能，也使“穿透度”可以进入考核体系。</w:t>
       </w:r>
     </w:p>
     <w:p>
@@ -7421,7 +7850,7 @@
           <w:b w:val="0"/>
           <w:sz w:val="24"/>
         </w:rPr>
-        <w:t>第一，完成了概念转换。在国有垂直管理体制下，“穿透”对应的是监督信息沿委托代理链条的层层损耗；穿透式监督的实质是在逐级代理链之外新增一条不随层级衰减的直达通道，其程度可由直达通道覆盖的业务事项比例来测量。这使“穿透”从修辞转变为可计算、可考核的变量。</w:t>
+        <w:t>第二项结论是把成因分析从认识层面推进到结构与成本层面，并得到两个可操作的量化判据。衰减模型显示中等衰减情形下县级局监督效力仅为国家局的 34.3%，直达通道覆盖 60% 可使其回升至 67.7%，且衰减越严重穿透的边际价值越高，因此直达通道应优先建在传导链条最长的领域；含过载项的成本模型显示，忽略基层负担将使最优监督强度被高估 61.0%，因此监督设计必须把减负作为内生约束。</w:t>
       </w:r>
     </w:p>
     <w:p>
@@ -7436,7 +7865,7 @@
           <w:b w:val="0"/>
           <w:sz w:val="24"/>
         </w:rPr>
-        <w:t>第二，把成因分析从认识层面推进到结构与成本层面。数值分析显示，中等衰减情形下县级局监督效力仅为国家局的 34.3%，直达通道覆盖 60% 可使其回升至 67.7%；同时，忽略基层负担这一成本项将使最优监督强度被高估 61.0%。后一结论提示，监督设计必须把“减负”作为内生约束而非事后补救。</w:t>
+        <w:t>第三项结论是给出了可执行的优先级、路线与验证方案。边际贡献仿真确定的实施优先级为数据、制度、流程、责任，据此形成带验收口径的三阶段路线；监督效能评价指标体系的组合赋权通过一致性检验，且熵权结果从数据侧印证了基层负担的高区分度；功效分析则明确了评估单元必须下沉至稽查中队或业务事项层级，否则准实验评估不具备统计功效。</w:t>
       </w:r>
     </w:p>
     <w:p>
@@ -7451,22 +7880,7 @@
           <w:b w:val="0"/>
           <w:sz w:val="24"/>
         </w:rPr>
-        <w:t>第三，给出了可执行的优先级、路线与验证方案。边际贡献仿真确定的实施优先级为数据穿透 &gt; 制度穿透 &gt; 流程穿透 &gt; 责任穿透，据此形成三阶段路线与责任分工；监督效能评价指标体系的组合赋权通过一致性检验；功效分析则明确了评估单元必须下沉至稽查中队或业务事项层级，否则准实验评估不具备统计功效。</w:t>
-      </w:r>
-    </w:p>
-    <w:p>
-      <w:pPr>
-        <w:spacing w:before="0" w:after="0" w:line="360" w:lineRule="auto"/>
-        <w:ind w:firstLine="480"/>
-        <w:jc w:val="both"/>
-      </w:pPr>
-      <w:r>
-        <w:rPr>
-          <w:rFonts w:ascii="Times New Roman" w:hAnsi="Times New Roman" w:eastAsia="宋体"/>
-          <w:b w:val="0"/>
-          <w:sz w:val="24"/>
-        </w:rPr>
-        <w:t>本文的局限在于，各项数值结果均基于参数化模型的情景分析，参数取值虽有依据并配有敏感性分析，但仍需真实数据校准。后续研究应采集本单位的监督事项台账、基层填报工时与监督效能评分数据，对衰减率、过载系数与各维成熟度做实证估计，在此基础上重跑上述模型，形成本地化的决策依据。</w:t>
+        <w:t>本文的局限在于各项数值结果均基于参数化模型的情景分析，仍需真实数据校准。后续研究应采集本单位的监督事项台账、基层填报工时与监督效能评分数据，对衰减率 d、过载系数 b 与各维成熟度做实证估计，在此基础上重跑上述模型，形成本地化的决策依据。这一步的数据采集成本并不高，却是把机制判断转为决策依据的关键。</w:t>
       </w:r>
     </w:p>
     <w:p>
@@ -7496,7 +7910,7 @@
           <w:b w:val="0"/>
           <w:sz w:val="24"/>
         </w:rPr>
-        <w:t>[1] 张磊, 王静. 穿透式监管视角下国企大监督体系构建路径研究[J]. 中国集体经济, 2023(12): 112-114.</w:t>
+        <w:t>[1] 习近平在二十届中央纪委五次全会上发表重要讲话[N]. 人民日报, 2026-01-13(1).</w:t>
       </w:r>
     </w:p>
     <w:p>

--- a/work/deliver/论文2_穿透式监管视角下烟草行业大监督体系优化研究_修改稿.docx
+++ b/work/deliver/论文2_穿透式监管视角下烟草行业大监督体系优化研究_修改稿.docx
@@ -41,7 +41,7 @@
           <w:b w:val="0"/>
           <w:sz w:val="21"/>
         </w:rPr>
-        <w:t>1 海盐县烟草专卖局（分公司）纪检监察科，浙江海盐  314300</w:t>
+        <w:t>1 海盐县烟草专卖局（分公司），浙江海盐  314300</w:t>
       </w:r>
     </w:p>
     <w:p>
@@ -55,7 +55,7 @@
           <w:b w:val="0"/>
           <w:sz w:val="21"/>
         </w:rPr>
-        <w:t>2 海盐县烟草专卖局（分公司）纪检监察科，浙江海盐  314300</w:t>
+        <w:t>2 海盐县烟草专卖局（分公司），浙江海盐  314300</w:t>
       </w:r>
     </w:p>
     <w:p>
@@ -92,7 +92,7 @@
           <w:b w:val="0"/>
           <w:sz w:val="24"/>
         </w:rPr>
-        <w:t>穿透式监督是当前纪检监察工作的重要方向，但把这一源于金融监管的概念直接平移到国有垂直管理体制，会使“穿透”退化为“深入”的同义词而失去分析价值。本文首先完成概念转换：在四级垂直管理体制下，“穿透”对应的是监督信息沿委托代理链条的层层损耗，穿透式监督的实质是在逐级代理链之外新增一条不随层级衰减的直达通道，由此得到可测量的定义——穿透度等于直达通道覆盖的业务事项占比。在此基础上，本文建立监督效力衰减模型与含监督过载项的最优监督强度模型并做数值求解：逐级衰减率为 0.30 时县级局监督效力仅为国家局的 34.3%，直达通道覆盖 60% 的业务事项可使其回升至 67.7%；若在成本函数中忽略基层负担这一项，最优监督强度将被高估 61.0%，说明监督设计必须把“减负”作为内生约束而非事后补救。蒙特卡洛仿真给出四维穿透的边际贡献排序为数据、制度、流程、责任，据此设计三阶段实施路线；AHP–熵权组合赋权构建的监督效能评价指标体系通过一致性检验，其中熵权法赋予“监督减负度”最高权重，从数据侧印证了基层负担是当前最具区分度的变量。功效分析进一步表明，以县区级局为评估单元的准实验设计在地市层面不具备统计功效，评估单元必须下沉至稽查中队或业务事项层级。</w:t>
+        <w:t>烟草行业实行政企合一、专卖专营的垂直管理体制，产业链条完整、资金体量庞大、权力点位集中、风险交织叠加，是国有资产监管与廉政风险防控的重点领域。穿透式监管以打破层级、部门、数据、责任四类壁垒为核心要义，契合专卖体制下监督不深入、覆盖不全面、响应不及时的治理需求。本文立足烟草行业体制机制与全链条业务特征，梳理大监督体系建设的阶段性成效，指出体系当前仍停留在监督主体的物理整合层面，并从层级、资源、数据、周期、队伍五个方面分析突出问题及其深层成因；在此基础上构建制度穿透、数据穿透、流程穿透、责任穿透四维一体的优化体系，以队伍建设作为四维穿透的能力保障，提出适配行业全业务场景的实操路径与长效保障机制。</w:t>
       </w:r>
     </w:p>
     <w:p>
@@ -115,7 +115,22 @@
           <w:b w:val="0"/>
           <w:sz w:val="24"/>
         </w:rPr>
-        <w:t>穿透式监管；大监督体系；委托代理；监督过载；效能评价</w:t>
+        <w:t>穿透式监管；烟草行业；大监督体系；数智监督；治理现代化</w:t>
+      </w:r>
+    </w:p>
+    <w:p>
+      <w:pPr>
+        <w:spacing w:before="0" w:after="0" w:line="360" w:lineRule="auto"/>
+        <w:ind w:firstLine="0"/>
+        <w:jc w:val="both"/>
+      </w:pPr>
+      <w:r>
+        <w:rPr>
+          <w:rFonts w:ascii="Times New Roman" w:hAnsi="Times New Roman" w:eastAsia="宋体"/>
+          <w:b w:val="0"/>
+          <w:sz w:val="24"/>
+        </w:rPr>
+        <w:t xml:space="preserve"> </w:t>
       </w:r>
     </w:p>
     <w:p>
@@ -138,7 +153,7 @@
           <w:b w:val="0"/>
           <w:sz w:val="24"/>
         </w:rPr>
-        <w:t xml:space="preserve"> Penetrating supervision is a key direction in current discipline inspection work, yet transplanting this concept directly from financial regulation into a vertically integrated state system reduces "penetration" to a synonym for "depth". This paper first performs a conceptual transformation: under a four-tier vertical system, penetration corresponds to the attenuation of supervisory information along the principal-agent chain, and penetrating supervision essentially adds a direct channel that does not decay with hierarchy, yielding a measurable definition. Numerical solutions of an attenuation model and an optimal-intensity model with a supervisory-overload term show that at a per-level attenuation rate of 0.30 county-level efficacy is only 34.3% of the national level, rising to 67.7% when direct channels cover 60% of business items, and that omitting the grassroots-burden term overestimates optimal intensity by 61.0%. Monte Carlo simulation ranks the marginal contribution of the four penetration dimensions as data, institution, process and responsibility, informing a three-phase roadmap. A power analysis shows that a quasi-experimental design using county bureaus as units lacks statistical power at the municipal level.</w:t>
+        <w:t xml:space="preserve"> The tobacco industry operates under a vertically managed system that integrates government administration with enterprise operation. Its complete industrial chain, large capital scale, concentrated decision-making authority and interwoven risks make it a key field for state-asset supervision and integrity risk prevention. Penetrating supervision, whose essence is to break through the barriers of hierarchy, department, data and accountability, fits the governance needs of the monopoly system. Based on the institutional and business characteristics of the industry, this paper reviews the achievements of the integrated supervision system, points out that the system still remains at the level of physical integration of supervisory bodies, and analyses the outstanding problems and their underlying causes from five aspects: hierarchy, resources, data, management cycle and personnel. On this basis, it constructs a four-dimensional optimisation system covering institutional, data, process and accountability penetration, takes team building as the capability guarantee, and proposes practical paths and long-term safeguard mechanisms adapted to the full range of industry business scenarios.</w:t>
       </w:r>
     </w:p>
     <w:p>
@@ -161,12 +176,126 @@
           <w:b w:val="0"/>
           <w:sz w:val="24"/>
         </w:rPr>
-        <w:t xml:space="preserve"> Penetrating regulation; Integrated supervision system; Principal-agent; Supervisory overload; Efficacy evaluation</w:t>
+        <w:t xml:space="preserve"> Penetrating supervision; Tobacco industry; Integrated supervision system; Digital-intelligent supervision; Governance modernisation</w:t>
       </w:r>
     </w:p>
     <w:p>
+      <w:pPr>
+        <w:spacing w:before="0" w:after="0" w:line="360" w:lineRule="auto"/>
+        <w:ind w:firstLine="0"/>
+        <w:jc w:val="both"/>
+      </w:pPr>
       <w:r>
-        <w:br w:type="page"/>
+        <w:rPr>
+          <w:rFonts w:ascii="Times New Roman" w:hAnsi="Times New Roman" w:eastAsia="宋体"/>
+          <w:b w:val="0"/>
+          <w:sz w:val="24"/>
+        </w:rPr>
+        <w:t xml:space="preserve"> </w:t>
+      </w:r>
+    </w:p>
+    <w:p>
+      <w:pPr>
+        <w:spacing w:before="0" w:after="0" w:line="360" w:lineRule="auto"/>
+        <w:ind w:firstLine="480"/>
+        <w:jc w:val="both"/>
+      </w:pPr>
+      <w:r>
+        <w:rPr>
+          <w:rFonts w:ascii="Times New Roman" w:hAnsi="Times New Roman" w:eastAsia="宋体"/>
+          <w:b w:val="0"/>
+          <w:sz w:val="24"/>
+        </w:rPr>
+        <w:t>穿透式监督已成为破解多层级、链条化隐性腐败、实现监督全域覆盖的核心路径。党的二十大报告提出，要健全党统一领导、全面覆盖、权威高效的监督体系。二十届中央纪委四次全会进一步强调加强嵌入式监督、穿透式检视、立体式研判。习近平总书记在二十届中央纪委五次全会上指出，要把握腐败的新动向新特点，创新手段方式，完善反腐败责任落实机制，及时发现、准确识别、有效治理各类腐败问题，不断提高反腐败穿透力</w:t>
+      </w:r>
+      <w:r>
+        <w:rPr>
+          <w:rFonts w:ascii="Times New Roman" w:hAnsi="Times New Roman" w:eastAsia="宋体"/>
+          <w:b w:val="0"/>
+          <w:sz w:val="24"/>
+          <w:vertAlign w:val="superscript"/>
+        </w:rPr>
+        <w:t>[1]</w:t>
+      </w:r>
+      <w:r>
+        <w:rPr>
+          <w:rFonts w:ascii="Times New Roman" w:hAnsi="Times New Roman" w:eastAsia="宋体"/>
+          <w:b w:val="0"/>
+          <w:sz w:val="24"/>
+        </w:rPr>
+        <w:t>。全会同时对整治权力集中、资金密集、资源富集领域的腐败问题作出部署</w:t>
+      </w:r>
+      <w:r>
+        <w:rPr>
+          <w:rFonts w:ascii="Times New Roman" w:hAnsi="Times New Roman" w:eastAsia="宋体"/>
+          <w:b w:val="0"/>
+          <w:sz w:val="24"/>
+          <w:vertAlign w:val="superscript"/>
+        </w:rPr>
+        <w:t>[2]</w:t>
+      </w:r>
+      <w:r>
+        <w:rPr>
+          <w:rFonts w:ascii="Times New Roman" w:hAnsi="Times New Roman" w:eastAsia="宋体"/>
+          <w:b w:val="0"/>
+          <w:sz w:val="24"/>
+        </w:rPr>
+        <w:t>。烟草行业专卖专营、垂直管理，业务链条长、资金资源集中、层级关联复杂，恰好落在上述部署所指向的重点领域之内，传统监督模式易存在层级阻隔、溯源不深、协同不足等短板。立足穿透式监管视角优化行业大监督体系，既是落实全面从严治党政治要求，也是补齐行业监管漏洞、防范廉洁风险、提升治理现代化水平的现实课题。本文的整体分析框架如图1所示。</w:t>
+      </w:r>
+    </w:p>
+    <w:p>
+      <w:pPr>
+        <w:keepNext/>
+        <w:spacing w:before="120" w:after="0" w:line="240" w:lineRule="auto"/>
+        <w:jc w:val="center"/>
+      </w:pPr>
+      <w:r>
+        <w:drawing>
+          <wp:inline xmlns:a="http://schemas.openxmlformats.org/drawingml/2006/main" xmlns:pic="http://schemas.openxmlformats.org/drawingml/2006/picture">
+            <wp:extent cx="5400000" cy="3600000"/>
+            <wp:docPr id="1" name="Picture 1"/>
+            <wp:cNvGraphicFramePr>
+              <a:graphicFrameLocks noChangeAspect="1"/>
+            </wp:cNvGraphicFramePr>
+            <a:graphic>
+              <a:graphicData uri="http://schemas.openxmlformats.org/drawingml/2006/picture">
+                <pic:pic>
+                  <pic:nvPicPr>
+                    <pic:cNvPr id="0" name="p2_f0_frame.png"/>
+                    <pic:cNvPicPr/>
+                  </pic:nvPicPr>
+                  <pic:blipFill>
+                    <a:blip r:embed="rId9"/>
+                    <a:stretch>
+                      <a:fillRect/>
+                    </a:stretch>
+                  </pic:blipFill>
+                  <pic:spPr>
+                    <a:xfrm>
+                      <a:off x="0" y="0"/>
+                      <a:ext cx="5400000" cy="3600000"/>
+                    </a:xfrm>
+                    <a:prstGeom prst="rect"/>
+                  </pic:spPr>
+                </pic:pic>
+              </a:graphicData>
+            </a:graphic>
+          </wp:inline>
+        </w:drawing>
+      </w:r>
+    </w:p>
+    <w:p>
+      <w:pPr>
+        <w:spacing w:before="40" w:after="160" w:line="240" w:lineRule="auto"/>
+        <w:jc w:val="center"/>
+      </w:pPr>
+      <w:r>
+        <w:rPr>
+          <w:rFonts w:ascii="Times New Roman" w:hAnsi="Times New Roman" w:eastAsia="黑体"/>
+          <w:b w:val="0"/>
+          <w:sz w:val="21"/>
+        </w:rPr>
+        <w:t>图1  穿透式大监督体系总体框架</w:t>
       </w:r>
     </w:p>
     <w:p>
@@ -181,7 +310,7 @@
           <w:b/>
           <w:sz w:val="30"/>
         </w:rPr>
-        <w:t>1  引言</w:t>
+        <w:t>1  研究背景</w:t>
       </w:r>
     </w:p>
     <w:p>
@@ -196,23 +325,22 @@
           <w:b w:val="0"/>
           <w:sz w:val="24"/>
         </w:rPr>
-        <w:t>提高反腐败穿透力已成为新时代纪检监察工作的明确要求，这为行业监督体系建设提供了根本遵循。习近平总书记在二十届中央纪委五次全会上强调，要把握腐败的新动向新特点，创新手段方式，完善反腐败责任落实机制，及时发现、准确识别、有效治理各类腐败问题，不断提高反腐败穿透力[1]。二十届中央纪委四次全会工作报告进一步提出加强嵌入式监督、穿透式检视、立体式研判，聚焦假借“市场行为”掩饰权钱交易本质、采取“层层嵌套”为腐败披上“隐身衣”等新动向。这些论述表明，穿透式监督针对的是</w:t>
+        <w:t>烟草行业依托国家专卖制度构建了覆盖全产业链的业务体系，这一体系的完整性既是行业稳定运行的基础，也决定了监督对象的复杂程度。行业业务范围涵盖烟叶种植、卷烟生产、物流配送、专卖执法与内控管理，广义产业链还延伸至烟叶复烤、技术研发、市场营销等多个领域，业务场景多元、业态结构复杂。监督工作因此必须同时面对生产、流通、执法三类性质迥异的业务形态，任何单一部门、单一手段的监督都难以覆盖全部风险点位。</w:t>
       </w:r>
+    </w:p>
+    <w:p>
+      <w:pPr>
+        <w:keepNext/>
+        <w:spacing w:before="160" w:after="80" w:line="360" w:lineRule="auto"/>
+        <w:jc w:val="left"/>
+      </w:pPr>
       <w:r>
         <w:rPr>
-          <w:rFonts w:ascii="Times New Roman" w:hAnsi="Times New Roman" w:eastAsia="宋体"/>
-          <w:b/>
-          <w:sz w:val="24"/>
+          <w:rFonts w:ascii="Times New Roman" w:hAnsi="Times New Roman" w:eastAsia="黑体"/>
+          <w:b w:val="0"/>
+          <w:sz w:val="28"/>
         </w:rPr>
-        <w:t>信息在传导链条中被遮蔽</w:t>
-      </w:r>
-      <w:r>
-        <w:rPr>
-          <w:rFonts w:ascii="Times New Roman" w:hAnsi="Times New Roman" w:eastAsia="宋体"/>
-          <w:b w:val="0"/>
-          <w:sz w:val="24"/>
-        </w:rPr>
-        <w:t>这一结构性问题，而非简单地加大监督力度。</w:t>
+        <w:t>1.1  行业属性特殊：监督治理风险复杂</w:t>
       </w:r>
     </w:p>
     <w:p>
@@ -227,7 +355,39 @@
           <w:b w:val="0"/>
           <w:sz w:val="24"/>
         </w:rPr>
-        <w:t>烟草行业的体制特征使其成为穿透式监督的典型适用场景，也使其面临特殊的实施难度。行业实行专卖专营、四级垂直管理，业务链条长、资金资源集中、层级关联复杂，在工程建设、物资采购、烟叶收购、卷烟营销、行政许可审批等权力集中、资金密集环节，极易滋生隐蔽性、链条式风险[2]。同时，“一套人马、两块牌子”的运行模式使同一主体同时承担经营发展与监督管控双重职能，内部监督天然存在包容性缺陷[11]。传统监督模式在这一体制下易出现层级阻隔、溯源不深、协同不足等短板，形成“上热、中温、下冷”的梯度格局。</w:t>
+        <w:t>管办融合的治理格局在保障行业集中统一管理的同时，也衍生出特殊的监督难题。该体制有效保障了行业持续稳定输出财税收益，但客观上造成权力集中化、自由裁量空间较大、监督圈层封闭、风险隐蔽性强。在工程建设、物资采购、烟叶收购、卷烟营销、行政许可审批、财政资金使用等权力集中、资金密集的高风险领域，业务流程繁琐、利益关联度高，极易滋生隐蔽性、链条式、常态化的廉政风险与经营风险。《国有企业管理人员处分条例》将公职人员政务处分法规定的有关违法行为细化为五十一项具体情形并明确相应处分</w:t>
+      </w:r>
+      <w:r>
+        <w:rPr>
+          <w:rFonts w:ascii="Times New Roman" w:hAnsi="Times New Roman" w:eastAsia="宋体"/>
+          <w:b w:val="0"/>
+          <w:sz w:val="24"/>
+          <w:vertAlign w:val="superscript"/>
+        </w:rPr>
+        <w:t>[3]</w:t>
+      </w:r>
+      <w:r>
+        <w:rPr>
+          <w:rFonts w:ascii="Times New Roman" w:hAnsi="Times New Roman" w:eastAsia="宋体"/>
+          <w:b w:val="0"/>
+          <w:sz w:val="24"/>
+        </w:rPr>
+        <w:t>，从责任追究端印证了上述领域正是国有企业违纪违法的高发地带，也对行业监督的全面性、穿透性、精准性提出了更高要求。</w:t>
+      </w:r>
+    </w:p>
+    <w:p>
+      <w:pPr>
+        <w:keepNext/>
+        <w:spacing w:before="160" w:after="80" w:line="360" w:lineRule="auto"/>
+        <w:jc w:val="left"/>
+      </w:pPr>
+      <w:r>
+        <w:rPr>
+          <w:rFonts w:ascii="Times New Roman" w:hAnsi="Times New Roman" w:eastAsia="黑体"/>
+          <w:b w:val="0"/>
+          <w:sz w:val="28"/>
+        </w:rPr>
+        <w:t>1.2  政策导向明确：监督体系持续升级</w:t>
       </w:r>
     </w:p>
     <w:p>
@@ -242,7 +402,311 @@
           <w:b w:val="0"/>
           <w:sz w:val="24"/>
         </w:rPr>
-        <w:t>既有研究已就大监督体系的协同困境、数字化赋能路径与层级衰减问题做了较多讨论，但在三个方面存在共同不足，这也是本文力图推进的方向。其一是概念未经转换即直接套用，致使“穿透”在文中失去分析工具的属性；其二是成因分析多归结为“重业务轻监督”“老好人思想”等认识层面因素，把制度问题转化为道德问题，后续对策只能落到教育引导；其三是对策部分普遍缺少量化标准、责任主体、实施时序与验收口径，更未回答“做了以后如何证明有效”，基层难以执行。针对这三点，本文的研究框架如图 1 所示：以多层委托代理、协同治理与穿透式监管为理论视角，对三类结构性问题做诊断，构建四维穿透路径，并以监督效能指数、成本—收益均衡与准实验评估完成效能验证，验证结果反向回调路径设计。</w:t>
+        <w:t>国有企业规范化监管、数智化监督转型与风险闭环管控，已成为新时代国企治理的核心导向，为行业推进穿透式监管提供了政策遵循。从法治维度看，穿透式监管的正当性来自出资人对国有资本运营全过程的知情权与控制权，其制度构建重点在于以信息穿透为核心、以风险前置为思维重塑监管方式</w:t>
+      </w:r>
+      <w:r>
+        <w:rPr>
+          <w:rFonts w:ascii="Times New Roman" w:hAnsi="Times New Roman" w:eastAsia="宋体"/>
+          <w:b w:val="0"/>
+          <w:sz w:val="24"/>
+          <w:vertAlign w:val="superscript"/>
+        </w:rPr>
+        <w:t>[4]</w:t>
+      </w:r>
+      <w:r>
+        <w:rPr>
+          <w:rFonts w:ascii="Times New Roman" w:hAnsi="Times New Roman" w:eastAsia="宋体"/>
+          <w:b w:val="0"/>
+          <w:sz w:val="24"/>
+        </w:rPr>
+        <w:t>。从数字维度看，《数字中国建设整体布局规划》明确要求打通数据资源大循环堵点、推动公共数据的汇聚利用</w:t>
+      </w:r>
+      <w:r>
+        <w:rPr>
+          <w:rFonts w:ascii="Times New Roman" w:hAnsi="Times New Roman" w:eastAsia="宋体"/>
+          <w:b w:val="0"/>
+          <w:sz w:val="24"/>
+          <w:vertAlign w:val="superscript"/>
+        </w:rPr>
+        <w:t>[5]</w:t>
+      </w:r>
+      <w:r>
+        <w:rPr>
+          <w:rFonts w:ascii="Times New Roman" w:hAnsi="Times New Roman" w:eastAsia="宋体"/>
+          <w:b w:val="0"/>
+          <w:sz w:val="24"/>
+        </w:rPr>
+        <w:t>，为破除监督数据壁垒提供了顶层依据。烟草行业紧跟国家国资监管与廉政建设部署，持续深化大监督体系建设，整合纪检巡察、审计合规、财务监管、专卖稽查、人事风控等多元监督力量，打破了单一部门分散监督、孤立履职的传统格局。</w:t>
+      </w:r>
+    </w:p>
+    <w:p>
+      <w:pPr>
+        <w:keepNext/>
+        <w:spacing w:before="160" w:after="80" w:line="360" w:lineRule="auto"/>
+        <w:jc w:val="left"/>
+      </w:pPr>
+      <w:r>
+        <w:rPr>
+          <w:rFonts w:ascii="Times New Roman" w:hAnsi="Times New Roman" w:eastAsia="黑体"/>
+          <w:b w:val="0"/>
+          <w:sz w:val="28"/>
+        </w:rPr>
+        <w:t>1.3  现实短板突出：传统监督效能受限</w:t>
+      </w:r>
+    </w:p>
+    <w:p>
+      <w:pPr>
+        <w:spacing w:before="0" w:after="0" w:line="360" w:lineRule="auto"/>
+        <w:ind w:firstLine="480"/>
+        <w:jc w:val="both"/>
+      </w:pPr>
+      <w:r>
+        <w:rPr>
+          <w:rFonts w:ascii="Times New Roman" w:hAnsi="Times New Roman" w:eastAsia="宋体"/>
+          <w:b w:val="0"/>
+          <w:sz w:val="24"/>
+        </w:rPr>
+        <w:t>从基层落地实效看，当前行业大监督体系仅完成了监督主体的物理整合，尚未实现监督资源、监督机制、监督效能的化学融合。四级垂直管理架构催生监督梯度衰减现象，行业整体呈现上热中温下冷的监督格局：上级监督难以实现常态化下沉全覆盖，同级监督碍于职级人情存在监督缺位，基层监督受人员、权限、环境制约难以落地见效。各业务部门与监督部门条块分割、各自为战，数据孤岛、成果闲置、重复督查问题突出。行业监督仍以事后人工核查为主要模式，事前风险预警、事中动态管控能力薄弱；数字化监督建设碎片化发展，智能研判、数据溯源、风险预警能力不足；监督责任传导虚化、考核问责力度偏软，问题屡改屡犯、反弹回潮现象时有发生。</w:t>
+      </w:r>
+    </w:p>
+    <w:p>
+      <w:pPr>
+        <w:keepNext/>
+        <w:spacing w:before="160" w:after="80" w:line="360" w:lineRule="auto"/>
+        <w:jc w:val="left"/>
+      </w:pPr>
+      <w:r>
+        <w:rPr>
+          <w:rFonts w:ascii="Times New Roman" w:hAnsi="Times New Roman" w:eastAsia="黑体"/>
+          <w:b w:val="0"/>
+          <w:sz w:val="28"/>
+        </w:rPr>
+        <w:t>1.4  范式适配性强：穿透式监管契合行业治理需求</w:t>
+      </w:r>
+    </w:p>
+    <w:p>
+      <w:pPr>
+        <w:spacing w:before="0" w:after="0" w:line="360" w:lineRule="auto"/>
+        <w:ind w:firstLine="480"/>
+        <w:jc w:val="both"/>
+      </w:pPr>
+      <w:r>
+        <w:rPr>
+          <w:rFonts w:ascii="Times New Roman" w:hAnsi="Times New Roman" w:eastAsia="宋体"/>
+          <w:b w:val="0"/>
+          <w:sz w:val="24"/>
+        </w:rPr>
+        <w:t>穿透式监管是适配封闭性、高风险垄断行业的现代化治理范式，其核心要义是穿透四类壁垒。所谓穿透，即打破层级壁垒、部门壁垒、数据壁垒与责任壁垒，穿透业务表象、直达风险源头、压实末端履职责任。将这一理念融入烟草大监督体系建设，能够推动行业监督实现四个转型：从表层式督查向深层次穿透转型，从事后追责补救向全周期闭环管控转型，从人工经验排查向数智精准防控转型，从分散独立监管向多元协同共治转型。需要说明的是，穿透并不等于层层加码，其价值在于用更少的重复检查换取更准的风险识别，这一判断构成了第5章路径设计的基本取向。</w:t>
+      </w:r>
+    </w:p>
+    <w:p>
+      <w:pPr>
+        <w:keepNext/>
+        <w:spacing w:before="240" w:after="120" w:line="360" w:lineRule="auto"/>
+        <w:jc w:val="left"/>
+      </w:pPr>
+      <w:r>
+        <w:rPr>
+          <w:rFonts w:ascii="Times New Roman" w:hAnsi="Times New Roman" w:eastAsia="黑体"/>
+          <w:b/>
+          <w:sz w:val="30"/>
+        </w:rPr>
+        <w:t>2  烟草行业大监督体系建设现状与成效</w:t>
+      </w:r>
+    </w:p>
+    <w:p>
+      <w:pPr>
+        <w:spacing w:before="0" w:after="0" w:line="360" w:lineRule="auto"/>
+        <w:ind w:firstLine="480"/>
+        <w:jc w:val="both"/>
+      </w:pPr>
+      <w:r>
+        <w:rPr>
+          <w:rFonts w:ascii="Times New Roman" w:hAnsi="Times New Roman" w:eastAsia="宋体"/>
+          <w:b w:val="0"/>
+          <w:sz w:val="24"/>
+        </w:rPr>
+        <w:t>行业大监督体系已在制度、组织、数字、风控四个方面形成基本框架，取得了阶段性成效。明确这些成效的边界十分必要：它们主要解决了监督体系有没有的问题，而第3章讨论的问题则集中在体系灵不灵的层面，二者构成递进而非矛盾的关系。</w:t>
+      </w:r>
+    </w:p>
+    <w:p>
+      <w:pPr>
+        <w:keepNext/>
+        <w:spacing w:before="160" w:after="80" w:line="360" w:lineRule="auto"/>
+        <w:jc w:val="left"/>
+      </w:pPr>
+      <w:r>
+        <w:rPr>
+          <w:rFonts w:ascii="Times New Roman" w:hAnsi="Times New Roman" w:eastAsia="黑体"/>
+          <w:b w:val="0"/>
+          <w:sz w:val="28"/>
+        </w:rPr>
+        <w:t>2.1  监督制度体系持续完善，四级联动制度框架成型</w:t>
+      </w:r>
+    </w:p>
+    <w:p>
+      <w:pPr>
+        <w:spacing w:before="0" w:after="0" w:line="360" w:lineRule="auto"/>
+        <w:ind w:firstLine="480"/>
+        <w:jc w:val="both"/>
+      </w:pPr>
+      <w:r>
+        <w:rPr>
+          <w:rFonts w:ascii="Times New Roman" w:hAnsi="Times New Roman" w:eastAsia="宋体"/>
+          <w:b w:val="0"/>
+          <w:sz w:val="24"/>
+        </w:rPr>
+        <w:t>行业已搭建起覆盖四级机构的监督制度框架，制度供给不足不再是主要矛盾。国家烟草专卖局先后出台内部监督协同管理、廉政风险防控、审计巡察管理等专项制度，同步修订《烟草行业多元化经营管理办法》《烟草系统内部审计工作规定》等细化规章，明确了大监督体系的建设目标、组织架构、职责边界与运行规范。省市县三级单位立足基层业务实际，细化配套实施细则、风险管控清单与整改问责机制，逐步形成国家局统筹、省局细化、市局落地、县局落实的四级联动制度体系。</w:t>
+      </w:r>
+    </w:p>
+    <w:p>
+      <w:pPr>
+        <w:keepNext/>
+        <w:spacing w:before="160" w:after="80" w:line="360" w:lineRule="auto"/>
+        <w:jc w:val="left"/>
+      </w:pPr>
+      <w:r>
+        <w:rPr>
+          <w:rFonts w:ascii="Times New Roman" w:hAnsi="Times New Roman" w:eastAsia="黑体"/>
+          <w:b w:val="0"/>
+          <w:sz w:val="28"/>
+        </w:rPr>
+        <w:t>2.2  监督组织架构持续优化，多元协同监督格局初步构建</w:t>
+      </w:r>
+    </w:p>
+    <w:p>
+      <w:pPr>
+        <w:spacing w:before="0" w:after="0" w:line="360" w:lineRule="auto"/>
+        <w:ind w:firstLine="480"/>
+        <w:jc w:val="both"/>
+      </w:pPr>
+      <w:r>
+        <w:rPr>
+          <w:rFonts w:ascii="Times New Roman" w:hAnsi="Times New Roman" w:eastAsia="宋体"/>
+          <w:b w:val="0"/>
+          <w:sz w:val="24"/>
+        </w:rPr>
+        <w:t>党委统一领导、纪检统筹协调、部门各司其职、全员协同共治的组织格局已经成型。各级单位建立常态化监督联席会议机制，定期组织纪检、审计、财务、专卖、业务管理等部门开展风险会商、信息互通与成果共享；通过联合督查、交叉检查、线索联审、专项整治等模式整合监督资源，在一定程度上缓解了重复督查、资源内耗与监管空白问题。</w:t>
+      </w:r>
+    </w:p>
+    <w:p>
+      <w:pPr>
+        <w:keepNext/>
+        <w:spacing w:before="160" w:after="80" w:line="360" w:lineRule="auto"/>
+        <w:jc w:val="left"/>
+      </w:pPr>
+      <w:r>
+        <w:rPr>
+          <w:rFonts w:ascii="Times New Roman" w:hAnsi="Times New Roman" w:eastAsia="黑体"/>
+          <w:b w:val="0"/>
+          <w:sz w:val="28"/>
+        </w:rPr>
+        <w:t>2.3  数字烟草建设稳步落地，智能监督基础不断夯实</w:t>
+      </w:r>
+    </w:p>
+    <w:p>
+      <w:pPr>
+        <w:spacing w:before="0" w:after="0" w:line="360" w:lineRule="auto"/>
+        <w:ind w:firstLine="480"/>
+        <w:jc w:val="both"/>
+      </w:pPr>
+      <w:r>
+        <w:rPr>
+          <w:rFonts w:ascii="Times New Roman" w:hAnsi="Times New Roman" w:eastAsia="宋体"/>
+          <w:b w:val="0"/>
+          <w:sz w:val="24"/>
+        </w:rPr>
+        <w:t>核心业务的全流程线上化，为数据穿透提供了可用的数据底座。行业建成烟叶溯源、卷烟营销、物流调度、物资采购、财务核算、专卖执法等一体化线上平台，建设了全国统一烟叶生产经营管理平台与全国统一卷烟营销管理平台，实现核心业务全流程线上流转、全程留痕。部分省市级单位进一步探索智能监督创新，搭建大数据风险预警平台，围绕采购异常、费用超标、许可违规、工程量价异常等高频风险场景设置量化预警指标，推动监督模式从人工事后排查向数据化实时监测转型。</w:t>
+      </w:r>
+    </w:p>
+    <w:p>
+      <w:pPr>
+        <w:keepNext/>
+        <w:spacing w:before="160" w:after="80" w:line="360" w:lineRule="auto"/>
+        <w:jc w:val="left"/>
+      </w:pPr>
+      <w:r>
+        <w:rPr>
+          <w:rFonts w:ascii="Times New Roman" w:hAnsi="Times New Roman" w:eastAsia="黑体"/>
+          <w:b w:val="0"/>
+          <w:sz w:val="28"/>
+        </w:rPr>
+        <w:t>2.4  风险防控机制日趋健全，闭环治理效能持续凸显</w:t>
+      </w:r>
+    </w:p>
+    <w:p>
+      <w:pPr>
+        <w:spacing w:before="0" w:after="0" w:line="360" w:lineRule="auto"/>
+        <w:ind w:firstLine="480"/>
+        <w:jc w:val="both"/>
+      </w:pPr>
+      <w:r>
+        <w:rPr>
+          <w:rFonts w:ascii="Times New Roman" w:hAnsi="Times New Roman" w:eastAsia="宋体"/>
+          <w:b w:val="0"/>
+          <w:sz w:val="24"/>
+        </w:rPr>
+        <w:t>以风险清单和整改销号为抓手的闭环管控机制，已成为行业监督的常规工作方式。各级单位常态化开展全领域风险排查，聚焦权力集中、资金密集、风险高发的核心业务环节梳理风险点位、建立标准化风险台账，搭建岗位、业务、层级三类风险清单。针对巡察、审计、专项督查发现的问题，实行台账式管理、清单式推进、销号式整改、回头式核验的全流程管控，显性违规问题得到有效整治。</w:t>
+      </w:r>
+    </w:p>
+    <w:p>
+      <w:pPr>
+        <w:keepNext/>
+        <w:spacing w:before="240" w:after="120" w:line="360" w:lineRule="auto"/>
+        <w:jc w:val="left"/>
+      </w:pPr>
+      <w:r>
+        <w:rPr>
+          <w:rFonts w:ascii="Times New Roman" w:hAnsi="Times New Roman" w:eastAsia="黑体"/>
+          <w:b/>
+          <w:sz w:val="30"/>
+        </w:rPr>
+        <w:t>3  烟草行业大监督体系存在的突出问题</w:t>
+      </w:r>
+    </w:p>
+    <w:p>
+      <w:pPr>
+        <w:spacing w:before="0" w:after="0" w:line="360" w:lineRule="auto"/>
+        <w:ind w:firstLine="480"/>
+        <w:jc w:val="both"/>
+      </w:pPr>
+      <w:r>
+        <w:rPr>
+          <w:rFonts w:ascii="Times New Roman" w:hAnsi="Times New Roman" w:eastAsia="宋体"/>
+          <w:b w:val="0"/>
+          <w:sz w:val="24"/>
+        </w:rPr>
+        <w:t>体系框架已经建成，但运行效能尚未同步释放，问题集中体现在五个方面。这五个方面并非彼此孤立：层级穿透不足决定了监督覆盖的广度，资源与数据整合不足决定了监督研判的精度，全周期管控缺失决定了监督介入的时点，队伍能力不足则决定了前四项能否落地。</w:t>
+      </w:r>
+    </w:p>
+    <w:p>
+      <w:pPr>
+        <w:keepNext/>
+        <w:spacing w:before="160" w:after="80" w:line="360" w:lineRule="auto"/>
+        <w:jc w:val="left"/>
+      </w:pPr>
+      <w:r>
+        <w:rPr>
+          <w:rFonts w:ascii="Times New Roman" w:hAnsi="Times New Roman" w:eastAsia="黑体"/>
+          <w:b w:val="0"/>
+          <w:sz w:val="28"/>
+        </w:rPr>
+        <w:t>3.1  层级穿透不足，末梢监督盲区突出</w:t>
+      </w:r>
+    </w:p>
+    <w:p>
+      <w:pPr>
+        <w:spacing w:before="0" w:after="0" w:line="360" w:lineRule="auto"/>
+        <w:ind w:firstLine="480"/>
+        <w:jc w:val="both"/>
+      </w:pPr>
+      <w:r>
+        <w:rPr>
+          <w:rFonts w:ascii="Times New Roman" w:hAnsi="Times New Roman" w:eastAsia="宋体"/>
+          <w:b w:val="0"/>
+          <w:sz w:val="24"/>
+        </w:rPr>
+        <w:t>监督强度沿四级管理链条逐级衰减，基层末梢成为风险最密集而监督最薄弱的环节，其衰减机理如图2所示。上级监督多以阶段性专项督查为主，督查频次有限、下沉力度不足，难以实现基层点位常态化管控；同级监督受人情关系与职级平行因素制约，存在不敢监督、不愿监督、不会较真的现象。基层县级局直面烟农、零售客户与一线市场，风险点位最密集、问题隐蔽性最强，但基层监督岗位普遍以兼职为主，人员精力分散、专业能力不足，叠加基层熟人社会圈层影响，老好人思想普遍存在，大量小微隐蔽风险长期隐匿。</w:t>
       </w:r>
     </w:p>
     <w:p>
@@ -255,7 +719,7 @@
         <w:drawing>
           <wp:inline xmlns:a="http://schemas.openxmlformats.org/drawingml/2006/main" xmlns:pic="http://schemas.openxmlformats.org/drawingml/2006/picture">
             <wp:extent cx="5400000" cy="2963142"/>
-            <wp:docPr id="1" name="Picture 1"/>
+            <wp:docPr id="2" name="Picture 2"/>
             <wp:cNvGraphicFramePr>
               <a:graphicFrameLocks noChangeAspect="1"/>
             </wp:cNvGraphicFramePr>
@@ -263,11 +727,11 @@
               <a:graphicData uri="http://schemas.openxmlformats.org/drawingml/2006/picture">
                 <pic:pic>
                   <pic:nvPicPr>
-                    <pic:cNvPr id="0" name="p2_c1_framework.png"/>
+                    <pic:cNvPr id="0" name="p2_c2_agency.png"/>
                     <pic:cNvPicPr/>
                   </pic:nvPicPr>
                   <pic:blipFill>
-                    <a:blip r:embed="rId9"/>
+                    <a:blip r:embed="rId10"/>
                     <a:stretch>
                       <a:fillRect/>
                     </a:stretch>
@@ -297,7 +761,127 @@
           <w:b w:val="0"/>
           <w:sz w:val="21"/>
         </w:rPr>
-        <w:t>图 1  研究框架</w:t>
+        <w:t>图2  四级垂直管理体制下的监督梯度衰减机理</w:t>
+      </w:r>
+    </w:p>
+    <w:p>
+      <w:pPr>
+        <w:keepNext/>
+        <w:spacing w:before="160" w:after="80" w:line="360" w:lineRule="auto"/>
+        <w:jc w:val="left"/>
+      </w:pPr>
+      <w:r>
+        <w:rPr>
+          <w:rFonts w:ascii="Times New Roman" w:hAnsi="Times New Roman" w:eastAsia="黑体"/>
+          <w:b w:val="0"/>
+          <w:sz w:val="28"/>
+        </w:rPr>
+        <w:t>3.2  资源整合不足，监督协同合力缺失</w:t>
+      </w:r>
+    </w:p>
+    <w:p>
+      <w:pPr>
+        <w:spacing w:before="0" w:after="0" w:line="360" w:lineRule="auto"/>
+        <w:ind w:firstLine="480"/>
+        <w:jc w:val="both"/>
+      </w:pPr>
+      <w:r>
+        <w:rPr>
+          <w:rFonts w:ascii="Times New Roman" w:hAnsi="Times New Roman" w:eastAsia="宋体"/>
+          <w:b w:val="0"/>
+          <w:sz w:val="24"/>
+        </w:rPr>
+        <w:t>监督主体虽已归口整合，但监督标准与工作节奏尚未统一，协同仍停留在形式层面。各业务部门与监督部门独立制定监督标准、搭建工作台账、设计检查流程，监督标准不统一、工作节奏不一致、督查重点不契合。同一业务环节可能在同一年度内被多个部门反复检查，而部门之间的检查结论互不采信、问题线索互不移交，基层单位疲于应付而风险并未真正减少。</w:t>
+      </w:r>
+    </w:p>
+    <w:p>
+      <w:pPr>
+        <w:keepNext/>
+        <w:spacing w:before="160" w:after="80" w:line="360" w:lineRule="auto"/>
+        <w:jc w:val="left"/>
+      </w:pPr>
+      <w:r>
+        <w:rPr>
+          <w:rFonts w:ascii="Times New Roman" w:hAnsi="Times New Roman" w:eastAsia="黑体"/>
+          <w:b w:val="0"/>
+          <w:sz w:val="28"/>
+        </w:rPr>
+        <w:t>3.3  数据穿透不畅，数智监督赋能滞后</w:t>
+      </w:r>
+    </w:p>
+    <w:p>
+      <w:pPr>
+        <w:spacing w:before="0" w:after="0" w:line="360" w:lineRule="auto"/>
+        <w:ind w:firstLine="480"/>
+        <w:jc w:val="both"/>
+      </w:pPr>
+      <w:r>
+        <w:rPr>
+          <w:rFonts w:ascii="Times New Roman" w:hAnsi="Times New Roman" w:eastAsia="宋体"/>
+          <w:b w:val="0"/>
+          <w:sz w:val="24"/>
+        </w:rPr>
+        <w:t>数字化监督缺乏顶层统筹，碎片化建设直接制约数据穿透效能。各业务系统、监督系统分条线独立开发、分散运维，系统建设标准不统一、数据接口不兼容、资源不互通，形成大量数据孤岛。由此产生的直接后果是跨系统的关联分析无法开展：围标串标、虚列费用、异常交易等链条式风险因缺乏跨源比对而难以被发现，已建成的预警平台大多只能在单一业务系统内部做阈值报警。</w:t>
+      </w:r>
+    </w:p>
+    <w:p>
+      <w:pPr>
+        <w:keepNext/>
+        <w:spacing w:before="160" w:after="80" w:line="360" w:lineRule="auto"/>
+        <w:jc w:val="left"/>
+      </w:pPr>
+      <w:r>
+        <w:rPr>
+          <w:rFonts w:ascii="Times New Roman" w:hAnsi="Times New Roman" w:eastAsia="黑体"/>
+          <w:b w:val="0"/>
+          <w:sz w:val="28"/>
+        </w:rPr>
+        <w:t>3.4  重事后轻事前，全周期管控体系缺失</w:t>
+      </w:r>
+    </w:p>
+    <w:p>
+      <w:pPr>
+        <w:spacing w:before="0" w:after="0" w:line="360" w:lineRule="auto"/>
+        <w:ind w:firstLine="480"/>
+        <w:jc w:val="both"/>
+      </w:pPr>
+      <w:r>
+        <w:rPr>
+          <w:rFonts w:ascii="Times New Roman" w:hAnsi="Times New Roman" w:eastAsia="宋体"/>
+          <w:b w:val="0"/>
+          <w:sz w:val="24"/>
+        </w:rPr>
+        <w:t>监督介入的时点普遍偏后，事前预判、事中管控、事后复盘的全周期主动监督体系尚未构建。行业监督整体仍延续事后追责的被动管控模式，对业务发起、推进的前置环节风险预判不足，对业务运行过程的动态管控力度薄弱。当监督只在业务完成后介入时，其功能事实上被限缩为责任认定，而无法承担风险阻断的职能，这也是问题屡改屡犯的重要原因。</w:t>
+      </w:r>
+    </w:p>
+    <w:p>
+      <w:pPr>
+        <w:keepNext/>
+        <w:spacing w:before="160" w:after="80" w:line="360" w:lineRule="auto"/>
+        <w:jc w:val="left"/>
+      </w:pPr>
+      <w:r>
+        <w:rPr>
+          <w:rFonts w:ascii="Times New Roman" w:hAnsi="Times New Roman" w:eastAsia="黑体"/>
+          <w:b w:val="0"/>
+          <w:sz w:val="28"/>
+        </w:rPr>
+        <w:t>3.5  监督队伍薄弱，人才适配度偏低</w:t>
+      </w:r>
+    </w:p>
+    <w:p>
+      <w:pPr>
+        <w:spacing w:before="0" w:after="0" w:line="360" w:lineRule="auto"/>
+        <w:ind w:firstLine="480"/>
+        <w:jc w:val="both"/>
+      </w:pPr>
+      <w:r>
+        <w:rPr>
+          <w:rFonts w:ascii="Times New Roman" w:hAnsi="Times New Roman" w:eastAsia="宋体"/>
+          <w:b w:val="0"/>
+          <w:sz w:val="24"/>
+        </w:rPr>
+        <w:t>监督队伍的能力结构尚未跟上监督模式的转型，成为制约体系效能的瓶颈。传统监督人员普遍擅长人工核查、基础审计与常规纪检工作，但缺乏大数据分析、智能平台运维、风险建模、数据溯源等新型能力。同时，监督岗位晋升渠道狭窄、评优激励权重低、工作压力大，岗位吸引力不足，复合型监督人才流失严重、队伍稳定性差。</w:t>
       </w:r>
     </w:p>
     <w:p>
@@ -312,7 +896,487 @@
           <w:b/>
           <w:sz w:val="30"/>
         </w:rPr>
-        <w:t>2  理论基础与分析框架</w:t>
+        <w:t>4  烟草行业大监督体系问题成因深度分析</w:t>
+      </w:r>
+    </w:p>
+    <w:p>
+      <w:pPr>
+        <w:spacing w:before="0" w:after="0" w:line="360" w:lineRule="auto"/>
+        <w:ind w:firstLine="480"/>
+        <w:jc w:val="both"/>
+      </w:pPr>
+      <w:r>
+        <w:rPr>
+          <w:rFonts w:ascii="Times New Roman" w:hAnsi="Times New Roman" w:eastAsia="宋体"/>
+          <w:b w:val="0"/>
+          <w:sz w:val="24"/>
+        </w:rPr>
+        <w:t>上述五类问题各有其体制、思想、制度、技术与人才层面的成因，厘清对应关系是设计优化路径的前提，具体对应关系如表1所示。</w:t>
+      </w:r>
+    </w:p>
+    <w:p>
+      <w:pPr>
+        <w:keepNext/>
+        <w:spacing w:before="160" w:after="40" w:line="240" w:lineRule="auto"/>
+        <w:jc w:val="center"/>
+      </w:pPr>
+      <w:r>
+        <w:rPr>
+          <w:rFonts w:ascii="Times New Roman" w:hAnsi="Times New Roman" w:eastAsia="黑体"/>
+          <w:b w:val="0"/>
+          <w:sz w:val="21"/>
+        </w:rPr>
+        <w:t>表1  突出问题与深层成因的对应关系</w:t>
+      </w:r>
+    </w:p>
+    <w:tbl>
+      <w:tblPr>
+        <w:tblW w:type="auto" w:w="0"/>
+        <w:jc w:val="center"/>
+        <w:tblLayout w:type="autofit"/>
+        <w:tblLook w:firstColumn="1" w:firstRow="1" w:lastColumn="0" w:lastRow="0" w:noHBand="0" w:noVBand="1" w:val="04A0"/>
+        <w:tblBorders>
+          <w:top w:val="none" w:sz="0" w:space="0" w:color="000000"/>
+          <w:left w:val="none" w:sz="0" w:space="0" w:color="000000"/>
+          <w:bottom w:val="none" w:sz="0" w:space="0" w:color="000000"/>
+          <w:right w:val="none" w:sz="0" w:space="0" w:color="000000"/>
+          <w:insideH w:val="none" w:sz="0" w:space="0" w:color="000000"/>
+          <w:insideV w:val="none" w:sz="0" w:space="0" w:color="000000"/>
+        </w:tblBorders>
+      </w:tblPr>
+      <w:tblGrid>
+        <w:gridCol w:w="2946"/>
+        <w:gridCol w:w="2946"/>
+        <w:gridCol w:w="2946"/>
+      </w:tblGrid>
+      <w:tr>
+        <w:tc>
+          <w:tcPr>
+            <w:tcW w:type="dxa" w:w="1701"/>
+            <w:tcBorders>
+              <w:top w:val="single" w:sz="12" w:space="0" w:color="000000"/>
+              <w:bottom w:val="single" w:sz="6" w:space="0" w:color="000000"/>
+            </w:tcBorders>
+          </w:tcPr>
+          <w:p>
+            <w:pPr>
+              <w:spacing w:before="40" w:after="40" w:line="240" w:lineRule="auto"/>
+              <w:jc w:val="left"/>
+            </w:pPr>
+            <w:r/>
+            <w:r>
+              <w:rPr>
+                <w:rFonts w:ascii="Times New Roman" w:hAnsi="Times New Roman" w:eastAsia="宋体"/>
+                <w:b/>
+                <w:sz w:val="21"/>
+              </w:rPr>
+              <w:t>突出问题</w:t>
+            </w:r>
+          </w:p>
+        </w:tc>
+        <w:tc>
+          <w:tcPr>
+            <w:tcW w:type="dxa" w:w="1587"/>
+            <w:tcBorders>
+              <w:top w:val="single" w:sz="12" w:space="0" w:color="000000"/>
+              <w:bottom w:val="single" w:sz="6" w:space="0" w:color="000000"/>
+            </w:tcBorders>
+          </w:tcPr>
+          <w:p>
+            <w:pPr>
+              <w:spacing w:before="40" w:after="40" w:line="240" w:lineRule="auto"/>
+              <w:jc w:val="center"/>
+            </w:pPr>
+            <w:r/>
+            <w:r>
+              <w:rPr>
+                <w:rFonts w:ascii="Times New Roman" w:hAnsi="Times New Roman" w:eastAsia="宋体"/>
+                <w:b/>
+                <w:sz w:val="21"/>
+              </w:rPr>
+              <w:t>主要成因</w:t>
+            </w:r>
+          </w:p>
+        </w:tc>
+        <w:tc>
+          <w:tcPr>
+            <w:tcW w:type="dxa" w:w="5216"/>
+            <w:tcBorders>
+              <w:top w:val="single" w:sz="12" w:space="0" w:color="000000"/>
+              <w:bottom w:val="single" w:sz="6" w:space="0" w:color="000000"/>
+            </w:tcBorders>
+          </w:tcPr>
+          <w:p>
+            <w:pPr>
+              <w:spacing w:before="40" w:after="40" w:line="240" w:lineRule="auto"/>
+              <w:jc w:val="center"/>
+            </w:pPr>
+            <w:r/>
+            <w:r>
+              <w:rPr>
+                <w:rFonts w:ascii="Times New Roman" w:hAnsi="Times New Roman" w:eastAsia="宋体"/>
+                <w:b/>
+                <w:sz w:val="21"/>
+              </w:rPr>
+              <w:t>作用机理</w:t>
+            </w:r>
+          </w:p>
+        </w:tc>
+      </w:tr>
+      <w:tr>
+        <w:tc>
+          <w:tcPr>
+            <w:tcW w:type="dxa" w:w="1701"/>
+          </w:tcPr>
+          <w:p>
+            <w:pPr>
+              <w:spacing w:before="40" w:after="40" w:line="240" w:lineRule="auto"/>
+              <w:jc w:val="left"/>
+            </w:pPr>
+            <w:r/>
+            <w:r>
+              <w:rPr>
+                <w:rFonts w:ascii="Times New Roman" w:hAnsi="Times New Roman" w:eastAsia="宋体"/>
+                <w:b w:val="0"/>
+                <w:sz w:val="21"/>
+              </w:rPr>
+              <w:t>层级穿透不足</w:t>
+            </w:r>
+          </w:p>
+        </w:tc>
+        <w:tc>
+          <w:tcPr>
+            <w:tcW w:type="dxa" w:w="1587"/>
+          </w:tcPr>
+          <w:p>
+            <w:pPr>
+              <w:spacing w:before="40" w:after="40" w:line="240" w:lineRule="auto"/>
+              <w:jc w:val="center"/>
+            </w:pPr>
+            <w:r/>
+            <w:r>
+              <w:rPr>
+                <w:rFonts w:ascii="Times New Roman" w:hAnsi="Times New Roman" w:eastAsia="宋体"/>
+                <w:b w:val="0"/>
+                <w:sz w:val="21"/>
+              </w:rPr>
+              <w:t>体制机制特殊</w:t>
+            </w:r>
+          </w:p>
+        </w:tc>
+        <w:tc>
+          <w:tcPr>
+            <w:tcW w:type="dxa" w:w="5216"/>
+          </w:tcPr>
+          <w:p>
+            <w:pPr>
+              <w:spacing w:before="40" w:after="40" w:line="240" w:lineRule="auto"/>
+              <w:jc w:val="center"/>
+            </w:pPr>
+            <w:r/>
+            <w:r>
+              <w:rPr>
+                <w:rFonts w:ascii="Times New Roman" w:hAnsi="Times New Roman" w:eastAsia="宋体"/>
+                <w:b w:val="0"/>
+                <w:sz w:val="21"/>
+              </w:rPr>
+              <w:t>管办融合下内部监督天然存在包容性，责任传导逐级衰减</w:t>
+            </w:r>
+          </w:p>
+        </w:tc>
+      </w:tr>
+      <w:tr>
+        <w:tc>
+          <w:tcPr>
+            <w:tcW w:type="dxa" w:w="1701"/>
+          </w:tcPr>
+          <w:p>
+            <w:pPr>
+              <w:spacing w:before="40" w:after="40" w:line="240" w:lineRule="auto"/>
+              <w:jc w:val="left"/>
+            </w:pPr>
+            <w:r/>
+            <w:r>
+              <w:rPr>
+                <w:rFonts w:ascii="Times New Roman" w:hAnsi="Times New Roman" w:eastAsia="宋体"/>
+                <w:b w:val="0"/>
+                <w:sz w:val="21"/>
+              </w:rPr>
+              <w:t>协同合力缺失</w:t>
+            </w:r>
+          </w:p>
+        </w:tc>
+        <w:tc>
+          <w:tcPr>
+            <w:tcW w:type="dxa" w:w="1587"/>
+          </w:tcPr>
+          <w:p>
+            <w:pPr>
+              <w:spacing w:before="40" w:after="40" w:line="240" w:lineRule="auto"/>
+              <w:jc w:val="center"/>
+            </w:pPr>
+            <w:r/>
+            <w:r>
+              <w:rPr>
+                <w:rFonts w:ascii="Times New Roman" w:hAnsi="Times New Roman" w:eastAsia="宋体"/>
+                <w:b w:val="0"/>
+                <w:sz w:val="21"/>
+              </w:rPr>
+              <w:t>顶层设计粗放</w:t>
+            </w:r>
+          </w:p>
+        </w:tc>
+        <w:tc>
+          <w:tcPr>
+            <w:tcW w:type="dxa" w:w="5216"/>
+          </w:tcPr>
+          <w:p>
+            <w:pPr>
+              <w:spacing w:before="40" w:after="40" w:line="240" w:lineRule="auto"/>
+              <w:jc w:val="center"/>
+            </w:pPr>
+            <w:r/>
+            <w:r>
+              <w:rPr>
+                <w:rFonts w:ascii="Times New Roman" w:hAnsi="Times New Roman" w:eastAsia="宋体"/>
+                <w:b w:val="0"/>
+                <w:sz w:val="21"/>
+              </w:rPr>
+              <w:t>缺乏统一的协同标准与刚性约束，整合停留在会议层面</w:t>
+            </w:r>
+          </w:p>
+        </w:tc>
+      </w:tr>
+      <w:tr>
+        <w:tc>
+          <w:tcPr>
+            <w:tcW w:type="dxa" w:w="1701"/>
+          </w:tcPr>
+          <w:p>
+            <w:pPr>
+              <w:spacing w:before="40" w:after="40" w:line="240" w:lineRule="auto"/>
+              <w:jc w:val="left"/>
+            </w:pPr>
+            <w:r/>
+            <w:r>
+              <w:rPr>
+                <w:rFonts w:ascii="Times New Roman" w:hAnsi="Times New Roman" w:eastAsia="宋体"/>
+                <w:b w:val="0"/>
+                <w:sz w:val="21"/>
+              </w:rPr>
+              <w:t>数据穿透不畅</w:t>
+            </w:r>
+          </w:p>
+        </w:tc>
+        <w:tc>
+          <w:tcPr>
+            <w:tcW w:type="dxa" w:w="1587"/>
+          </w:tcPr>
+          <w:p>
+            <w:pPr>
+              <w:spacing w:before="40" w:after="40" w:line="240" w:lineRule="auto"/>
+              <w:jc w:val="center"/>
+            </w:pPr>
+            <w:r/>
+            <w:r>
+              <w:rPr>
+                <w:rFonts w:ascii="Times New Roman" w:hAnsi="Times New Roman" w:eastAsia="宋体"/>
+                <w:b w:val="0"/>
+                <w:sz w:val="21"/>
+              </w:rPr>
+              <w:t>技术赋能滞后</w:t>
+            </w:r>
+          </w:p>
+        </w:tc>
+        <w:tc>
+          <w:tcPr>
+            <w:tcW w:type="dxa" w:w="5216"/>
+          </w:tcPr>
+          <w:p>
+            <w:pPr>
+              <w:spacing w:before="40" w:after="40" w:line="240" w:lineRule="auto"/>
+              <w:jc w:val="center"/>
+            </w:pPr>
+            <w:r/>
+            <w:r>
+              <w:rPr>
+                <w:rFonts w:ascii="Times New Roman" w:hAnsi="Times New Roman" w:eastAsia="宋体"/>
+                <w:b w:val="0"/>
+                <w:sz w:val="21"/>
+              </w:rPr>
+              <w:t>无统一数据标准与中台，系统分散建设形成数据孤岛</w:t>
+            </w:r>
+          </w:p>
+        </w:tc>
+      </w:tr>
+      <w:tr>
+        <w:tc>
+          <w:tcPr>
+            <w:tcW w:type="dxa" w:w="1701"/>
+          </w:tcPr>
+          <w:p>
+            <w:pPr>
+              <w:spacing w:before="40" w:after="40" w:line="240" w:lineRule="auto"/>
+              <w:jc w:val="left"/>
+            </w:pPr>
+            <w:r/>
+            <w:r>
+              <w:rPr>
+                <w:rFonts w:ascii="Times New Roman" w:hAnsi="Times New Roman" w:eastAsia="宋体"/>
+                <w:b w:val="0"/>
+                <w:sz w:val="21"/>
+              </w:rPr>
+              <w:t>全周期管控缺失</w:t>
+            </w:r>
+          </w:p>
+        </w:tc>
+        <w:tc>
+          <w:tcPr>
+            <w:tcW w:type="dxa" w:w="1587"/>
+          </w:tcPr>
+          <w:p>
+            <w:pPr>
+              <w:spacing w:before="40" w:after="40" w:line="240" w:lineRule="auto"/>
+              <w:jc w:val="center"/>
+            </w:pPr>
+            <w:r/>
+            <w:r>
+              <w:rPr>
+                <w:rFonts w:ascii="Times New Roman" w:hAnsi="Times New Roman" w:eastAsia="宋体"/>
+                <w:b w:val="0"/>
+                <w:sz w:val="21"/>
+              </w:rPr>
+              <w:t>思想认知偏差</w:t>
+            </w:r>
+          </w:p>
+        </w:tc>
+        <w:tc>
+          <w:tcPr>
+            <w:tcW w:type="dxa" w:w="5216"/>
+          </w:tcPr>
+          <w:p>
+            <w:pPr>
+              <w:spacing w:before="40" w:after="40" w:line="240" w:lineRule="auto"/>
+              <w:jc w:val="center"/>
+            </w:pPr>
+            <w:r/>
+            <w:r>
+              <w:rPr>
+                <w:rFonts w:ascii="Times New Roman" w:hAnsi="Times New Roman" w:eastAsia="宋体"/>
+                <w:b w:val="0"/>
+                <w:sz w:val="21"/>
+              </w:rPr>
+              <w:t>重业务发展轻规范监督，监督被视为事后环节而非过程要素</w:t>
+            </w:r>
+          </w:p>
+        </w:tc>
+      </w:tr>
+      <w:tr>
+        <w:tc>
+          <w:tcPr>
+            <w:tcW w:type="dxa" w:w="1701"/>
+            <w:tcBorders>
+              <w:bottom w:val="single" w:sz="12" w:space="0" w:color="000000"/>
+            </w:tcBorders>
+          </w:tcPr>
+          <w:p>
+            <w:pPr>
+              <w:spacing w:before="40" w:after="40" w:line="240" w:lineRule="auto"/>
+              <w:jc w:val="left"/>
+            </w:pPr>
+            <w:r/>
+            <w:r>
+              <w:rPr>
+                <w:rFonts w:ascii="Times New Roman" w:hAnsi="Times New Roman" w:eastAsia="宋体"/>
+                <w:b w:val="0"/>
+                <w:sz w:val="21"/>
+              </w:rPr>
+              <w:t>队伍适配度偏低</w:t>
+            </w:r>
+          </w:p>
+        </w:tc>
+        <w:tc>
+          <w:tcPr>
+            <w:tcW w:type="dxa" w:w="1587"/>
+            <w:tcBorders>
+              <w:bottom w:val="single" w:sz="12" w:space="0" w:color="000000"/>
+            </w:tcBorders>
+          </w:tcPr>
+          <w:p>
+            <w:pPr>
+              <w:spacing w:before="40" w:after="40" w:line="240" w:lineRule="auto"/>
+              <w:jc w:val="center"/>
+            </w:pPr>
+            <w:r/>
+            <w:r>
+              <w:rPr>
+                <w:rFonts w:ascii="Times New Roman" w:hAnsi="Times New Roman" w:eastAsia="宋体"/>
+                <w:b w:val="0"/>
+                <w:sz w:val="21"/>
+              </w:rPr>
+              <w:t>人才体系不完善</w:t>
+            </w:r>
+          </w:p>
+        </w:tc>
+        <w:tc>
+          <w:tcPr>
+            <w:tcW w:type="dxa" w:w="5216"/>
+            <w:tcBorders>
+              <w:bottom w:val="single" w:sz="12" w:space="0" w:color="000000"/>
+            </w:tcBorders>
+          </w:tcPr>
+          <w:p>
+            <w:pPr>
+              <w:spacing w:before="40" w:after="40" w:line="240" w:lineRule="auto"/>
+              <w:jc w:val="center"/>
+            </w:pPr>
+            <w:r/>
+            <w:r>
+              <w:rPr>
+                <w:rFonts w:ascii="Times New Roman" w:hAnsi="Times New Roman" w:eastAsia="宋体"/>
+                <w:b w:val="0"/>
+                <w:sz w:val="21"/>
+              </w:rPr>
+              <w:t>培训内容与激励机制未随监督模式转型同步调整</w:t>
+            </w:r>
+          </w:p>
+        </w:tc>
+      </w:tr>
+    </w:tbl>
+    <w:p>
+      <w:pPr>
+        <w:spacing w:before="0" w:after="160" w:line="240" w:lineRule="auto"/>
+        <w:jc w:val="left"/>
+      </w:pPr>
+    </w:p>
+    <w:p>
+      <w:pPr>
+        <w:keepNext/>
+        <w:spacing w:before="160" w:after="80" w:line="360" w:lineRule="auto"/>
+        <w:jc w:val="left"/>
+      </w:pPr>
+      <w:r>
+        <w:rPr>
+          <w:rFonts w:ascii="Times New Roman" w:hAnsi="Times New Roman" w:eastAsia="黑体"/>
+          <w:b w:val="0"/>
+          <w:sz w:val="28"/>
+        </w:rPr>
+        <w:t>4.1  体制机制特殊</w:t>
+      </w:r>
+    </w:p>
+    <w:p>
+      <w:pPr>
+        <w:spacing w:before="0" w:after="0" w:line="360" w:lineRule="auto"/>
+        <w:ind w:firstLine="480"/>
+        <w:jc w:val="both"/>
+      </w:pPr>
+      <w:r>
+        <w:rPr>
+          <w:rFonts w:ascii="Times New Roman" w:hAnsi="Times New Roman" w:eastAsia="宋体"/>
+          <w:b w:val="0"/>
+          <w:sz w:val="24"/>
+        </w:rPr>
+        <w:t>一套人马、两块牌子的运行模式，使监督者与被监督者在组织上高度重合。同一主体同时承担经营发展与监督管控双重职能，形成既当运动员又当裁判员的治理格局，内部监督天然存在包容性与松弛性。这一特征无法通过增加检查频次消除，只能依靠制度设计与跨源数据比对加以对冲。</w:t>
       </w:r>
     </w:p>
     <w:p>
@@ -327,7 +1391,7 @@
           <w:b w:val="0"/>
           <w:sz w:val="28"/>
         </w:rPr>
-        <w:t>2.1  穿透式监管的概念转换</w:t>
+        <w:t>4.2  思想认知偏差</w:t>
       </w:r>
     </w:p>
     <w:p>
@@ -342,7 +1406,22 @@
           <w:b w:val="0"/>
           <w:sz w:val="24"/>
         </w:rPr>
-        <w:t>穿透式监管源于金融监管实践，其原义针对的是法律形式与经济实质相分离的问题，而这一结构在烟草行业内部监督中并不存在，因此必须完成一次显式的概念转换。金融领域的“穿透”指穿透名义持有人识别底层资产与实际控制人，解决的是多层嵌套的产品结构掩盖真实风险承担者的问题[12]。烟草行业的内部监督并不面对这种“名实分离”的产品结构，直接平移会使概念空转——“穿透”实际上被用作“深入、彻底”的同义词。</w:t>
+        <w:t>重业务发展、轻规范监督的惯性认知，使监督在实践中被置于业务的对立面。行业长期以税利增长、市场规范、产业稳定为核心发展导向，催生了重业绩指标、轻风险防控的片面认知。基层工作人员受熟人社会氛围影响，普遍存在老好人思想，不愿较真碰硬。全员主动风控、全程监督、全域合规的治理理念尚未深入人心。</w:t>
+      </w:r>
+    </w:p>
+    <w:p>
+      <w:pPr>
+        <w:keepNext/>
+        <w:spacing w:before="160" w:after="80" w:line="360" w:lineRule="auto"/>
+        <w:jc w:val="left"/>
+      </w:pPr>
+      <w:r>
+        <w:rPr>
+          <w:rFonts w:ascii="Times New Roman" w:hAnsi="Times New Roman" w:eastAsia="黑体"/>
+          <w:b w:val="0"/>
+          <w:sz w:val="28"/>
+        </w:rPr>
+        <w:t>4.3  顶层设计粗放</w:t>
       </w:r>
     </w:p>
     <w:p>
@@ -357,23 +1436,7 @@
           <w:b w:val="0"/>
           <w:sz w:val="24"/>
         </w:rPr>
-        <w:t>本文认为，在国有垂直管理体制下与“形式实质分离”功能等价的问题是监督信息沿委托代理链条的层层损耗。国家局、省局、市局、县局构成一条四级委托代理链，每一级代理人既是上级的监督对象，又是下级的监督主体；信息在逐级上报中被选择性过滤，监督指令在逐级下达中被稀释[4]。据此，穿透式监督的实质可重新表述为：在既有的逐级代理链之外，新增一条不随层级衰减的直达通道。这一表述的价值在于它带来了可测量的定义——</w:t>
-      </w:r>
-      <w:r>
-        <w:rPr>
-          <w:rFonts w:ascii="Times New Roman" w:hAnsi="Times New Roman" w:eastAsia="宋体"/>
-          <w:b/>
-          <w:sz w:val="24"/>
-        </w:rPr>
-        <w:t>穿透度等于直达通道所覆盖的业务事项占全部业务事项的比例</w:t>
-      </w:r>
-      <w:r>
-        <w:rPr>
-          <w:rFonts w:ascii="Times New Roman" w:hAnsi="Times New Roman" w:eastAsia="宋体"/>
-          <w:b w:val="0"/>
-          <w:sz w:val="24"/>
-        </w:rPr>
-        <w:t>，从而使“穿透”从修辞转变为可以计算、可以考核的变量。</w:t>
+        <w:t>现有制度体系偏框架化、原则化，对新型监督场景缺乏可操作的实施标准。制度多聚焦传统人工监督与事后督查场景，针对穿透式监督、数据共享、线索移交、精准问责、数智风控等新场景的细化制度、操作标准与实施规范明显不足，基层开展新型监督工作弹性过大、无据可依。制度迭代也滞后于业务业态升级与风险形态演变，面对新型卷烟非法经营、数字化违规、链条式利益输送等风险存在衔接空白。</w:t>
       </w:r>
     </w:p>
     <w:p>
@@ -388,7 +1451,7 @@
           <w:b w:val="0"/>
           <w:sz w:val="28"/>
         </w:rPr>
-        <w:t>2.2  多层委托代理下的监督效力衰减模型</w:t>
+        <w:t>4.4  技术赋能滞后</w:t>
       </w:r>
     </w:p>
     <w:p>
@@ -403,7 +1466,67 @@
           <w:b w:val="0"/>
           <w:sz w:val="24"/>
         </w:rPr>
-        <w:t>监督效力沿层级衰减的机制如图 2 所示，其中信息不对称、管办合一与人情约束三类因素作用于层级间的委托关系本身而非某一层级。上级向下级授权委托并施加监督，下级向上级报告；由于代理人掌握更多的私人信息且承担双重角色，每一级的委托关系都伴随监督效力的折损；基层熟人社会的人情约束进一步削弱了末端的监督刚性[8]。这三类因素在图中以平头抑制线表示，强调其调节对象是授权委托这条边。</w:t>
+        <w:t>统一数据标准与全域数据中台的缺位，是技术赋能难以释放的根本原因。各部门自主开展系统建设，数据标准、接口规范、运维体系各不相同，数据汇聚、互通、共享存在实质性壁垒。智能监督技术应用浅层化，尚未搭建适配烟草全业务场景的专业化风险预警模型，大数据、人工智能技术未深度融入采购、销售、库存、财务、专卖等监督全流程。</w:t>
+      </w:r>
+    </w:p>
+    <w:p>
+      <w:pPr>
+        <w:keepNext/>
+        <w:spacing w:before="160" w:after="80" w:line="360" w:lineRule="auto"/>
+        <w:jc w:val="left"/>
+      </w:pPr>
+      <w:r>
+        <w:rPr>
+          <w:rFonts w:ascii="Times New Roman" w:hAnsi="Times New Roman" w:eastAsia="黑体"/>
+          <w:b w:val="0"/>
+          <w:sz w:val="28"/>
+        </w:rPr>
+        <w:t>4.5  人才体系不完善</w:t>
+      </w:r>
+    </w:p>
+    <w:p>
+      <w:pPr>
+        <w:spacing w:before="0" w:after="0" w:line="360" w:lineRule="auto"/>
+        <w:ind w:firstLine="480"/>
+        <w:jc w:val="both"/>
+      </w:pPr>
+      <w:r>
+        <w:rPr>
+          <w:rFonts w:ascii="Times New Roman" w:hAnsi="Times New Roman" w:eastAsia="宋体"/>
+          <w:b w:val="0"/>
+          <w:sz w:val="24"/>
+        </w:rPr>
+        <w:t>人才培养、激励、晋升机制的固化，使队伍能力更新长期滞后于监督模式升级。现有培训体系以基础业务、廉政教育、传统监督技能为主，针对大数据分析、数据溯源等新型监督能力的专项培训稀缺；监督岗位在职业发展通道上缺乏比较优势，难以吸引和留住复合型人才。</w:t>
+      </w:r>
+    </w:p>
+    <w:p>
+      <w:pPr>
+        <w:keepNext/>
+        <w:spacing w:before="240" w:after="120" w:line="360" w:lineRule="auto"/>
+        <w:jc w:val="left"/>
+      </w:pPr>
+      <w:r>
+        <w:rPr>
+          <w:rFonts w:ascii="Times New Roman" w:hAnsi="Times New Roman" w:eastAsia="黑体"/>
+          <w:b/>
+          <w:sz w:val="30"/>
+        </w:rPr>
+        <w:t>5  穿透式监管视角下烟草行业大监督体系优化路径</w:t>
+      </w:r>
+    </w:p>
+    <w:p>
+      <w:pPr>
+        <w:spacing w:before="0" w:after="0" w:line="360" w:lineRule="auto"/>
+        <w:ind w:firstLine="480"/>
+        <w:jc w:val="both"/>
+      </w:pPr>
+      <w:r>
+        <w:rPr>
+          <w:rFonts w:ascii="Times New Roman" w:hAnsi="Times New Roman" w:eastAsia="宋体"/>
+          <w:b w:val="0"/>
+          <w:sz w:val="24"/>
+        </w:rPr>
+        <w:t>针对上述五类问题，本文构建制度、数据、流程、责任四维一体的穿透式大监督优化体系，并以队伍建设作为四维穿透的能力保障，四维之间的相互支撑关系如图3所示。四个维度分别对应破除层级与部门壁垒、数据壁垒、流程断点与责任壁垒，队伍建设则决定四维举措能否在基层真正落地，从而与第3章的五类问题形成一一对应的解决关系。</w:t>
       </w:r>
     </w:p>
     <w:p>
@@ -415,8 +1538,8 @@
       <w:r>
         <w:drawing>
           <wp:inline xmlns:a="http://schemas.openxmlformats.org/drawingml/2006/main" xmlns:pic="http://schemas.openxmlformats.org/drawingml/2006/picture">
-            <wp:extent cx="5220000" cy="2864371"/>
-            <wp:docPr id="2" name="Picture 2"/>
+            <wp:extent cx="4140000" cy="4140000"/>
+            <wp:docPr id="3" name="Picture 3"/>
             <wp:cNvGraphicFramePr>
               <a:graphicFrameLocks noChangeAspect="1"/>
             </wp:cNvGraphicFramePr>
@@ -424,11 +1547,11 @@
               <a:graphicData uri="http://schemas.openxmlformats.org/drawingml/2006/picture">
                 <pic:pic>
                   <pic:nvPicPr>
-                    <pic:cNvPr id="0" name="p2_c2_agency.png"/>
+                    <pic:cNvPr id="0" name="p2_c3_fourdim.png"/>
                     <pic:cNvPicPr/>
                   </pic:nvPicPr>
                   <pic:blipFill>
-                    <a:blip r:embed="rId10"/>
+                    <a:blip r:embed="rId11"/>
                     <a:stretch>
                       <a:fillRect/>
                     </a:stretch>
@@ -436,7 +1559,7 @@
                   <pic:spPr>
                     <a:xfrm>
                       <a:off x="0" y="0"/>
-                      <a:ext cx="5220000" cy="2864371"/>
+                      <a:ext cx="4140000" cy="4140000"/>
                     </a:xfrm>
                     <a:prstGeom prst="rect"/>
                   </pic:spPr>
@@ -458,7 +1581,22 @@
           <w:b w:val="0"/>
           <w:sz w:val="21"/>
         </w:rPr>
-        <w:t>图 2  多层委托代理下的监督效力衰减机制</w:t>
+        <w:t>图3  四维一体的穿透式大监督体系</w:t>
+      </w:r>
+    </w:p>
+    <w:p>
+      <w:pPr>
+        <w:keepNext/>
+        <w:spacing w:before="160" w:after="80" w:line="360" w:lineRule="auto"/>
+        <w:jc w:val="left"/>
+      </w:pPr>
+      <w:r>
+        <w:rPr>
+          <w:rFonts w:ascii="Times New Roman" w:hAnsi="Times New Roman" w:eastAsia="黑体"/>
+          <w:b w:val="0"/>
+          <w:sz w:val="28"/>
+        </w:rPr>
+        <w:t>5.1  制度穿透：完善顶层设计，破除监督壁垒</w:t>
       </w:r>
     </w:p>
     <w:p>
@@ -473,403 +1611,7 @@
           <w:b w:val="0"/>
           <w:sz w:val="24"/>
         </w:rPr>
-        <w:t>把上述机制形式化，可得到一个可求解的衰减模型。设国家局层级的监督效力标准化为 1，逐级衰减率为 d，直达通道覆盖的业务事项比例为 a，通道自身的信息保真度为 ρ，则第 k 级的监督效力如式（1）所示。</w:t>
-      </w:r>
-    </w:p>
-    <w:tbl>
-      <w:tblPr>
-        <w:tblW w:type="auto" w:w="0"/>
-        <w:jc w:val="center"/>
-        <w:tblLayout w:type="fixed"/>
-        <w:tblLook w:firstColumn="1" w:firstRow="1" w:lastColumn="0" w:lastRow="0" w:noHBand="0" w:noVBand="1" w:val="04A0"/>
-        <w:tblBorders>
-          <w:top w:val="none" w:sz="0" w:space="0" w:color="000000"/>
-          <w:left w:val="none" w:sz="0" w:space="0" w:color="000000"/>
-          <w:bottom w:val="none" w:sz="0" w:space="0" w:color="000000"/>
-          <w:right w:val="none" w:sz="0" w:space="0" w:color="000000"/>
-          <w:insideH w:val="none" w:sz="0" w:space="0" w:color="000000"/>
-          <w:insideV w:val="none" w:sz="0" w:space="0" w:color="000000"/>
-        </w:tblBorders>
-      </w:tblPr>
-      <w:tblGrid>
-        <w:gridCol w:w="2946"/>
-        <w:gridCol w:w="2946"/>
-        <w:gridCol w:w="2946"/>
-      </w:tblGrid>
-      <w:tr>
-        <w:tc>
-          <w:tcPr>
-            <w:tcW w:type="dxa" w:w="1134"/>
-          </w:tcPr>
-          <w:p>
-            <w:pPr>
-              <w:spacing w:before="120" w:after="120" w:line="360" w:lineRule="auto"/>
-              <w:jc w:val="left"/>
-            </w:pPr>
-          </w:p>
-        </w:tc>
-        <w:tc>
-          <w:tcPr>
-            <w:tcW w:type="dxa" w:w="6236"/>
-          </w:tcPr>
-          <w:p>
-            <w:pPr>
-              <w:spacing w:before="120" w:after="120" w:line="360" w:lineRule="auto"/>
-              <w:jc w:val="center"/>
-            </w:pPr>
-            <m:oMath>
-              <m:r>
-                <m:t xml:space="preserve">E(k)=(1-a)</m:t>
-              </m:r>
-              <m:sSup>
-                <m:e>
-                  <m:r>
-                    <m:t xml:space="preserve">(1-d)</m:t>
-                  </m:r>
-                </m:e>
-                <m:sup>
-                  <m:r>
-                    <m:t xml:space="preserve">k</m:t>
-                  </m:r>
-                </m:sup>
-              </m:sSup>
-              <m:r>
-                <m:t xml:space="preserve">+aρ</m:t>
-              </m:r>
-            </m:oMath>
-          </w:p>
-        </w:tc>
-        <w:tc>
-          <w:tcPr>
-            <w:tcW w:type="dxa" w:w="1134"/>
-          </w:tcPr>
-          <w:p>
-            <w:pPr>
-              <w:spacing w:before="120" w:after="120" w:line="360" w:lineRule="auto"/>
-              <w:jc w:val="right"/>
-            </w:pPr>
-            <w:r>
-              <w:rPr>
-                <w:rFonts w:ascii="Times New Roman" w:hAnsi="Times New Roman" w:eastAsia="宋体"/>
-                <w:b w:val="0"/>
-                <w:sz w:val="24"/>
-              </w:rPr>
-              <w:t>（1）</w:t>
-            </w:r>
-          </w:p>
-        </w:tc>
-      </w:tr>
-    </w:tbl>
-    <w:p>
-      <w:pPr>
-        <w:spacing w:before="0" w:after="0" w:line="360" w:lineRule="auto"/>
-        <w:ind w:firstLine="480"/>
-        <w:jc w:val="both"/>
-      </w:pPr>
-      <w:r>
-        <w:rPr>
-          <w:rFonts w:ascii="Times New Roman" w:hAnsi="Times New Roman" w:eastAsia="宋体"/>
-          <w:b w:val="0"/>
-          <w:sz w:val="24"/>
-        </w:rPr>
-        <w:t>式（1）中第一项为沿代理链逐级衰减的部分，第二项为直达通道贡献的部分，其政策含义十分清晰。传统监督只能通过压低衰减率 d 来改善末梢效力，而 d 受体制结构约束、下调空间有限；穿透式监督则通过提高覆盖比例 a 绕开衰减，且由式（1）可知其边际效果 ∂E/∂a = ρ − (1−d)^k 随层级 k 与衰减率 d 的增大而增大，即</w:t>
-      </w:r>
-      <w:r>
-        <w:rPr>
-          <w:rFonts w:ascii="Times New Roman" w:hAnsi="Times New Roman" w:eastAsia="宋体"/>
-          <w:b/>
-          <w:sz w:val="24"/>
-        </w:rPr>
-        <w:t>层级越深、衰减越严重的场景，穿透的边际价值越高</w:t>
-      </w:r>
-      <w:r>
-        <w:rPr>
-          <w:rFonts w:ascii="Times New Roman" w:hAnsi="Times New Roman" w:eastAsia="宋体"/>
-          <w:b w:val="0"/>
-          <w:sz w:val="24"/>
-        </w:rPr>
-        <w:t>。这一推论为直达通道的建设次序提供了判据。</w:t>
-      </w:r>
-    </w:p>
-    <w:p>
-      <w:pPr>
-        <w:keepNext/>
-        <w:spacing w:before="160" w:after="80" w:line="360" w:lineRule="auto"/>
-        <w:jc w:val="left"/>
-      </w:pPr>
-      <w:r>
-        <w:rPr>
-          <w:rFonts w:ascii="Times New Roman" w:hAnsi="Times New Roman" w:eastAsia="黑体"/>
-          <w:b w:val="0"/>
-          <w:sz w:val="28"/>
-        </w:rPr>
-        <w:t>2.3  分析框架：四维穿透</w:t>
-      </w:r>
-    </w:p>
-    <w:p>
-      <w:pPr>
-        <w:spacing w:before="0" w:after="0" w:line="360" w:lineRule="auto"/>
-        <w:ind w:firstLine="480"/>
-        <w:jc w:val="both"/>
-      </w:pPr>
-      <w:r>
-        <w:rPr>
-          <w:rFonts w:ascii="Times New Roman" w:hAnsi="Times New Roman" w:eastAsia="宋体"/>
-          <w:b w:val="0"/>
-          <w:sz w:val="24"/>
-        </w:rPr>
-        <w:t>在概念转换的基础上，本文把穿透式大监督分解为制度、数据、流程、责任四个互为条件的功能要件，其关系如图 3 所示。制度穿透统一标准与权责边界，解决“依据什么监督”；数据穿透实现一次采集、多方复用，解决“凭什么发现问题”；流程穿透在业务链关键节点嵌入监督卡点，解决“在哪里监督”；责任穿透以刚性问责与闭环整改收口，解决“发现问题以后怎么办”。四者不是并列的工作条线，而是存在互补关系：制度统一口径提高了数据的可用性，流程卡点发现的问题才需要问责，这一互补性将在第 4.3 节以交互项的形式进入仿真模型。队伍建设是四维得以运转的能力保障，本文将其作为支撑条件而非并列维度处理[14]。</w:t>
-      </w:r>
-    </w:p>
-    <w:p>
-      <w:pPr>
-        <w:keepNext/>
-        <w:spacing w:before="120" w:after="0" w:line="240" w:lineRule="auto"/>
-        <w:jc w:val="center"/>
-      </w:pPr>
-      <w:r>
-        <w:drawing>
-          <wp:inline xmlns:a="http://schemas.openxmlformats.org/drawingml/2006/main" xmlns:pic="http://schemas.openxmlformats.org/drawingml/2006/picture">
-            <wp:extent cx="3960000" cy="3960000"/>
-            <wp:docPr id="3" name="Picture 3"/>
-            <wp:cNvGraphicFramePr>
-              <a:graphicFrameLocks noChangeAspect="1"/>
-            </wp:cNvGraphicFramePr>
-            <a:graphic>
-              <a:graphicData uri="http://schemas.openxmlformats.org/drawingml/2006/picture">
-                <pic:pic>
-                  <pic:nvPicPr>
-                    <pic:cNvPr id="0" name="p2_c3_fourdim.png"/>
-                    <pic:cNvPicPr/>
-                  </pic:nvPicPr>
-                  <pic:blipFill>
-                    <a:blip r:embed="rId11"/>
-                    <a:stretch>
-                      <a:fillRect/>
-                    </a:stretch>
-                  </pic:blipFill>
-                  <pic:spPr>
-                    <a:xfrm>
-                      <a:off x="0" y="0"/>
-                      <a:ext cx="3960000" cy="3960000"/>
-                    </a:xfrm>
-                    <a:prstGeom prst="rect"/>
-                  </pic:spPr>
-                </pic:pic>
-              </a:graphicData>
-            </a:graphic>
-          </wp:inline>
-        </w:drawing>
-      </w:r>
-    </w:p>
-    <w:p>
-      <w:pPr>
-        <w:spacing w:before="40" w:after="160" w:line="240" w:lineRule="auto"/>
-        <w:jc w:val="center"/>
-      </w:pPr>
-      <w:r>
-        <w:rPr>
-          <w:rFonts w:ascii="Times New Roman" w:hAnsi="Times New Roman" w:eastAsia="黑体"/>
-          <w:b w:val="0"/>
-          <w:sz w:val="21"/>
-        </w:rPr>
-        <w:t>图 3  四维穿透的机制关系</w:t>
-      </w:r>
-    </w:p>
-    <w:p>
-      <w:pPr>
-        <w:keepNext/>
-        <w:spacing w:before="240" w:after="120" w:line="360" w:lineRule="auto"/>
-        <w:jc w:val="left"/>
-      </w:pPr>
-      <w:r>
-        <w:rPr>
-          <w:rFonts w:ascii="Times New Roman" w:hAnsi="Times New Roman" w:eastAsia="黑体"/>
-          <w:b/>
-          <w:sz w:val="30"/>
-        </w:rPr>
-        <w:t>3  建设现状与突出问题</w:t>
-      </w:r>
-    </w:p>
-    <w:p>
-      <w:pPr>
-        <w:keepNext/>
-        <w:spacing w:before="160" w:after="80" w:line="360" w:lineRule="auto"/>
-        <w:jc w:val="left"/>
-      </w:pPr>
-      <w:r>
-        <w:rPr>
-          <w:rFonts w:ascii="Times New Roman" w:hAnsi="Times New Roman" w:eastAsia="黑体"/>
-          <w:b w:val="0"/>
-          <w:sz w:val="28"/>
-        </w:rPr>
-        <w:t>3.1  建设成效</w:t>
-      </w:r>
-    </w:p>
-    <w:p>
-      <w:pPr>
-        <w:spacing w:before="0" w:after="0" w:line="360" w:lineRule="auto"/>
-        <w:ind w:firstLine="480"/>
-        <w:jc w:val="both"/>
-      </w:pPr>
-      <w:r>
-        <w:rPr>
-          <w:rFonts w:ascii="Times New Roman" w:hAnsi="Times New Roman" w:eastAsia="宋体"/>
-          <w:b w:val="0"/>
-          <w:sz w:val="24"/>
-        </w:rPr>
-        <w:t>烟草行业在制度、组织、技术、风控四个方面已取得阶段性进展，这构成了穿透式改造的基础。制度层面，国家局先后出台内部监督协同管理、廉政风险防控、审计巡察管理等专项制度，各省市县三级细化配套实施细则与整改问责机制，逐步形成“国家局统筹、省局细化、市局落地、县局落实”的四级联动制度体系[13]。组织层面，全面构建“党委统一领导、纪检统筹协调、部门各司其职、全员协同共治”的治理格局，通过联合督查、交叉检查、线索联审整合监督资源[9]。技术层面，依托行业数字化转型三年行动方案，建成烟叶溯源、卷烟营销、物流调度、物资采购、财务核算、专卖执法等一体化线上业务平台，实现核心业务全流程线上流转、全程留痕[3]。风控层面，搭建岗位、业务、层级三类风险清单，对巡察、审计、专项督查发现的问题实行台账式管理、销号式整改、回头式核验[5]。</w:t>
-      </w:r>
-    </w:p>
-    <w:p>
-      <w:pPr>
-        <w:keepNext/>
-        <w:spacing w:before="160" w:after="80" w:line="360" w:lineRule="auto"/>
-        <w:jc w:val="left"/>
-      </w:pPr>
-      <w:r>
-        <w:rPr>
-          <w:rFonts w:ascii="Times New Roman" w:hAnsi="Times New Roman" w:eastAsia="黑体"/>
-          <w:b w:val="0"/>
-          <w:sz w:val="28"/>
-        </w:rPr>
-        <w:t>3.2  突出问题</w:t>
-      </w:r>
-    </w:p>
-    <w:p>
-      <w:pPr>
-        <w:spacing w:before="0" w:after="0" w:line="360" w:lineRule="auto"/>
-        <w:ind w:firstLine="480"/>
-        <w:jc w:val="both"/>
-      </w:pPr>
-      <w:r>
-        <w:rPr>
-          <w:rFonts w:ascii="Times New Roman" w:hAnsi="Times New Roman" w:eastAsia="宋体"/>
-          <w:b w:val="0"/>
-          <w:sz w:val="24"/>
-        </w:rPr>
-        <w:t>第一类问题是层级穿透不足导致的末梢盲区，这直接对应第 2.2 节所刻画的衰减机制。上级监督多以阶段性专项督查为主，督查频次有限、下沉力度不足，难以对基层点位实现常态化管控；同级监督受人情关系与职级平行因素制约，权力制衡效能不足。县级局直面烟农、零售客户与一线市场，风险点位最密集、问题隐蔽性最强，但基层监督岗位普遍以兼职为主，叠加熟人社会圈层影响，大量小微隐蔽风险长期隐匿[8]。</w:t>
-      </w:r>
-    </w:p>
-    <w:p>
-      <w:pPr>
-        <w:spacing w:before="0" w:after="0" w:line="360" w:lineRule="auto"/>
-        <w:ind w:firstLine="480"/>
-        <w:jc w:val="both"/>
-      </w:pPr>
-      <w:r>
-        <w:rPr>
-          <w:rFonts w:ascii="Times New Roman" w:hAnsi="Times New Roman" w:eastAsia="宋体"/>
-          <w:b w:val="0"/>
-          <w:sz w:val="24"/>
-        </w:rPr>
-        <w:t>第二类问题是资源整合停留于形式，各监督主体之间未形成合力。当前大监督体系仅实现监督主体的物理整合，未达成监督资源、运行机制与工作效能的化学融合；各业务部门与监督部门独立制定监督标准、搭建工作台账、设计检查流程，标准不统一、节奏不一致、重点不契合，既造成重复督查也留下监管空白[2]。</w:t>
-      </w:r>
-    </w:p>
-    <w:p>
-      <w:pPr>
-        <w:spacing w:before="0" w:after="0" w:line="360" w:lineRule="auto"/>
-        <w:ind w:firstLine="480"/>
-        <w:jc w:val="both"/>
-      </w:pPr>
-      <w:r>
-        <w:rPr>
-          <w:rFonts w:ascii="Times New Roman" w:hAnsi="Times New Roman" w:eastAsia="宋体"/>
-          <w:b w:val="0"/>
-          <w:sz w:val="24"/>
-        </w:rPr>
-        <w:t>第三类问题是数据穿透不畅，其难点并不在技术接口而在数据权属与授权规则。各业务系统、监督系统分条线独立开发、分散运维，建设标准不统一、数据接口不兼容，形成大量数据孤岛[10]。但更实质的障碍在于：省局与市局的数据权限边界如何划分、跨层级调阅需要何种审批、哪些数据可以“可用不可见”——这三项不解决，中台建设即使技术上完成也无法投入使用。</w:t>
-      </w:r>
-    </w:p>
-    <w:p>
-      <w:pPr>
-        <w:spacing w:before="0" w:after="0" w:line="360" w:lineRule="auto"/>
-        <w:ind w:firstLine="480"/>
-        <w:jc w:val="both"/>
-      </w:pPr>
-      <w:r>
-        <w:rPr>
-          <w:rFonts w:ascii="Times New Roman" w:hAnsi="Times New Roman" w:eastAsia="宋体"/>
-          <w:b w:val="0"/>
-          <w:sz w:val="24"/>
-        </w:rPr>
-        <w:t>第四类问题是监督重心滞后于风险生成，全周期管控体系尚未建立。行业监督整体仍延续事后追责的被动模式，对业务发起、推进的前置环节风险预判不足，对业务运行过程的动态管控力度薄弱，导致问题往往在造成损失后才被发现[15]。与之相伴的是监督队伍能力结构与数智化需求不匹配，现有人员擅长人工核查与常规纪检工作，但缺乏大数据分析、风险建模、数据溯源等新型能力[14]。</w:t>
-      </w:r>
-    </w:p>
-    <w:p>
-      <w:pPr>
-        <w:keepNext/>
-        <w:spacing w:before="240" w:after="120" w:line="360" w:lineRule="auto"/>
-        <w:jc w:val="left"/>
-      </w:pPr>
-      <w:r>
-        <w:rPr>
-          <w:rFonts w:ascii="Times New Roman" w:hAnsi="Times New Roman" w:eastAsia="黑体"/>
-          <w:b/>
-          <w:sz w:val="30"/>
-        </w:rPr>
-        <w:t>4  成因的结构性解释与数值分析</w:t>
-      </w:r>
-    </w:p>
-    <w:p>
-      <w:pPr>
-        <w:spacing w:before="0" w:after="0" w:line="360" w:lineRule="auto"/>
-        <w:ind w:firstLine="480"/>
-        <w:jc w:val="both"/>
-      </w:pPr>
-      <w:r>
-        <w:rPr>
-          <w:rFonts w:ascii="Times New Roman" w:hAnsi="Times New Roman" w:eastAsia="宋体"/>
-          <w:b w:val="0"/>
-          <w:sz w:val="24"/>
-        </w:rPr>
-        <w:t>本章从体制结构与成本约束两条线索解释问题成因，并对关键机制做数值求解，以替代归因于个人认识的传统解释。需要说明的是，本章及第 5、6 章的数值结果为</w:t>
-      </w:r>
-      <w:r>
-        <w:rPr>
-          <w:rFonts w:ascii="Times New Roman" w:hAnsi="Times New Roman" w:eastAsia="宋体"/>
-          <w:b/>
-          <w:sz w:val="24"/>
-        </w:rPr>
-        <w:t>模型驱动的情景分析</w:t>
-      </w:r>
-      <w:r>
-        <w:rPr>
-          <w:rFonts w:ascii="Times New Roman" w:hAnsi="Times New Roman" w:eastAsia="宋体"/>
-          <w:b w:val="0"/>
-          <w:sz w:val="24"/>
-        </w:rPr>
-        <w:t>，由可复现代码实际运行产生；参数取值为课题组设定的情景参数，已逐项说明依据并配有敏感性分析。其作用是揭示机制方向与量级关系，不代表对某一具体单位实测指标的观测值，实际应用时应以本单位数据校准参数后重跑。</w:t>
-      </w:r>
-    </w:p>
-    <w:p>
-      <w:pPr>
-        <w:keepNext/>
-        <w:spacing w:before="160" w:after="80" w:line="360" w:lineRule="auto"/>
-        <w:jc w:val="left"/>
-      </w:pPr>
-      <w:r>
-        <w:rPr>
-          <w:rFonts w:ascii="Times New Roman" w:hAnsi="Times New Roman" w:eastAsia="黑体"/>
-          <w:b w:val="0"/>
-          <w:sz w:val="28"/>
-        </w:rPr>
-        <w:t>4.1  双重委托代理导致的监督效力衰减</w:t>
-      </w:r>
-    </w:p>
-    <w:p>
-      <w:pPr>
-        <w:spacing w:before="0" w:after="0" w:line="360" w:lineRule="auto"/>
-        <w:ind w:firstLine="480"/>
-        <w:jc w:val="both"/>
-      </w:pPr>
-      <w:r>
-        <w:rPr>
-          <w:rFonts w:ascii="Times New Roman" w:hAnsi="Times New Roman" w:eastAsia="宋体"/>
-          <w:b w:val="0"/>
-          <w:sz w:val="24"/>
-        </w:rPr>
-        <w:t>衰减的累积效应远超直觉，这是“上热中温下冷”格局难以通过增加督查频次改变的根本原因。按式（1）取直达通道保真度 ρ=0.90（考虑通道本身仍有信息损耗），在不同衰减率与覆盖比例下的数值结果如表 1 与图 4 所示。在 d=0.30 的中等衰减情形下，县级局的监督效力仅为国家局的 34.3%，末梢损失达 65.7%；若 d=0.40，县级效力进一步降至 21.6%。这意味着问题出在传导结构而非努力程度——在既有结构下，上级即使把督查频次提高一倍，也只是在已被折损 65% 的基数上做增量。</w:t>
+        <w:t>制度穿透的关键在于把原则性要求转化为可执行、可考核的具体标准。一是强化顶层制度统筹，由国家局牵头出台穿透式大监督建设专项实施细则，统一四维穿透监督的建设标准、运行框架、履职规范与考核体系。二是细化权责清单体系，全面梳理各层级、各部门、各岗位的监督职责、风险点位与履职边界，编制标准化监督责任清单、业务风险清单与岗位负面清单，破解监督重叠、监督空白与责任推诿。三是统一高风险领域监督标准，针对工程建设、物资采购、烟叶收购、卷烟营销、资金使用等核心领域，制定量化、可落地的监督规范，具体要点如表2所示。四是健全刚性协同机制，完善监督联席会议、线索双向移交、联合专项督查、监督成果共用等制度，明确协同履职的硬性要求与不协同的追责后果，推动多元监督力量从形式整合走向深度融合。</w:t>
       </w:r>
     </w:p>
     <w:p>
@@ -884,7 +1626,7 @@
           <w:b w:val="0"/>
           <w:sz w:val="21"/>
         </w:rPr>
-        <w:t>表 1  监督效力沿层级衰减及直达通道的修正效果</w:t>
+        <w:t>表2  高风险领域穿透式监督标准要点</w:t>
       </w:r>
     </w:p>
     <w:tbl>
@@ -903,13 +1645,9 @@
         </w:tblBorders>
       </w:tblPr>
       <w:tblGrid>
-        <w:gridCol w:w="1263"/>
-        <w:gridCol w:w="1263"/>
-        <w:gridCol w:w="1263"/>
-        <w:gridCol w:w="1263"/>
-        <w:gridCol w:w="1263"/>
-        <w:gridCol w:w="1263"/>
-        <w:gridCol w:w="1263"/>
+        <w:gridCol w:w="2946"/>
+        <w:gridCol w:w="2946"/>
+        <w:gridCol w:w="2946"/>
       </w:tblGrid>
       <w:tr>
         <w:tc>
@@ -930,15 +1668,15 @@
               <w:rPr>
                 <w:rFonts w:ascii="Times New Roman" w:hAnsi="Times New Roman" w:eastAsia="宋体"/>
                 <w:b/>
-                <w:sz w:val="18"/>
+                <w:sz w:val="20"/>
               </w:rPr>
-              <w:t>逐级衰减率 d</w:t>
+              <w:t>业务领域</w:t>
             </w:r>
           </w:p>
         </w:tc>
         <w:tc>
           <w:tcPr>
-            <w:tcW w:type="dxa" w:w="1474"/>
+            <w:tcW w:type="dxa" w:w="2494"/>
             <w:tcBorders>
               <w:top w:val="single" w:sz="12" w:space="0" w:color="000000"/>
               <w:bottom w:val="single" w:sz="6" w:space="0" w:color="000000"/>
@@ -954,15 +1692,15 @@
               <w:rPr>
                 <w:rFonts w:ascii="Times New Roman" w:hAnsi="Times New Roman" w:eastAsia="宋体"/>
                 <w:b/>
-                <w:sz w:val="18"/>
+                <w:sz w:val="20"/>
               </w:rPr>
-              <w:t>直达通道覆盖 a</w:t>
+              <w:t>主要风险形态</w:t>
             </w:r>
           </w:p>
         </w:tc>
         <w:tc>
           <w:tcPr>
-            <w:tcW w:type="dxa" w:w="1134"/>
+            <w:tcW w:type="dxa" w:w="4649"/>
             <w:tcBorders>
               <w:top w:val="single" w:sz="12" w:space="0" w:color="000000"/>
               <w:bottom w:val="single" w:sz="6" w:space="0" w:color="000000"/>
@@ -978,105 +1716,9 @@
               <w:rPr>
                 <w:rFonts w:ascii="Times New Roman" w:hAnsi="Times New Roman" w:eastAsia="宋体"/>
                 <w:b/>
-                <w:sz w:val="18"/>
+                <w:sz w:val="20"/>
               </w:rPr>
-              <w:t>国家局 / %</w:t>
-            </w:r>
-          </w:p>
-        </w:tc>
-        <w:tc>
-          <w:tcPr>
-            <w:tcW w:type="dxa" w:w="1134"/>
-            <w:tcBorders>
-              <w:top w:val="single" w:sz="12" w:space="0" w:color="000000"/>
-              <w:bottom w:val="single" w:sz="6" w:space="0" w:color="000000"/>
-            </w:tcBorders>
-          </w:tcPr>
-          <w:p>
-            <w:pPr>
-              <w:spacing w:before="40" w:after="40" w:line="240" w:lineRule="auto"/>
-              <w:jc w:val="center"/>
-            </w:pPr>
-            <w:r/>
-            <w:r>
-              <w:rPr>
-                <w:rFonts w:ascii="Times New Roman" w:hAnsi="Times New Roman" w:eastAsia="宋体"/>
-                <w:b/>
-                <w:sz w:val="18"/>
-              </w:rPr>
-              <w:t>省级局 / %</w:t>
-            </w:r>
-          </w:p>
-        </w:tc>
-        <w:tc>
-          <w:tcPr>
-            <w:tcW w:type="dxa" w:w="1134"/>
-            <w:tcBorders>
-              <w:top w:val="single" w:sz="12" w:space="0" w:color="000000"/>
-              <w:bottom w:val="single" w:sz="6" w:space="0" w:color="000000"/>
-            </w:tcBorders>
-          </w:tcPr>
-          <w:p>
-            <w:pPr>
-              <w:spacing w:before="40" w:after="40" w:line="240" w:lineRule="auto"/>
-              <w:jc w:val="center"/>
-            </w:pPr>
-            <w:r/>
-            <w:r>
-              <w:rPr>
-                <w:rFonts w:ascii="Times New Roman" w:hAnsi="Times New Roman" w:eastAsia="宋体"/>
-                <w:b/>
-                <w:sz w:val="18"/>
-              </w:rPr>
-              <w:t>市级局 / %</w:t>
-            </w:r>
-          </w:p>
-        </w:tc>
-        <w:tc>
-          <w:tcPr>
-            <w:tcW w:type="dxa" w:w="1134"/>
-            <w:tcBorders>
-              <w:top w:val="single" w:sz="12" w:space="0" w:color="000000"/>
-              <w:bottom w:val="single" w:sz="6" w:space="0" w:color="000000"/>
-            </w:tcBorders>
-          </w:tcPr>
-          <w:p>
-            <w:pPr>
-              <w:spacing w:before="40" w:after="40" w:line="240" w:lineRule="auto"/>
-              <w:jc w:val="center"/>
-            </w:pPr>
-            <w:r/>
-            <w:r>
-              <w:rPr>
-                <w:rFonts w:ascii="Times New Roman" w:hAnsi="Times New Roman" w:eastAsia="宋体"/>
-                <w:b/>
-                <w:sz w:val="18"/>
-              </w:rPr>
-              <w:t>县级局 / %</w:t>
-            </w:r>
-          </w:p>
-        </w:tc>
-        <w:tc>
-          <w:tcPr>
-            <w:tcW w:type="dxa" w:w="1361"/>
-            <w:tcBorders>
-              <w:top w:val="single" w:sz="12" w:space="0" w:color="000000"/>
-              <w:bottom w:val="single" w:sz="6" w:space="0" w:color="000000"/>
-            </w:tcBorders>
-          </w:tcPr>
-          <w:p>
-            <w:pPr>
-              <w:spacing w:before="40" w:after="40" w:line="240" w:lineRule="auto"/>
-              <w:jc w:val="center"/>
-            </w:pPr>
-            <w:r/>
-            <w:r>
-              <w:rPr>
-                <w:rFonts w:ascii="Times New Roman" w:hAnsi="Times New Roman" w:eastAsia="宋体"/>
-                <w:b/>
-                <w:sz w:val="18"/>
-              </w:rPr>
-              <w:t>末梢损失 / %</w:t>
+              <w:t>穿透式监督要点</w:t>
             </w:r>
           </w:p>
         </w:tc>
@@ -1096,15 +1738,15 @@
               <w:rPr>
                 <w:rFonts w:ascii="Times New Roman" w:hAnsi="Times New Roman" w:eastAsia="宋体"/>
                 <w:b w:val="0"/>
-                <w:sz w:val="18"/>
+                <w:sz w:val="20"/>
               </w:rPr>
-              <w:t>0.20</w:t>
+              <w:t>工程建设</w:t>
             </w:r>
           </w:p>
         </w:tc>
         <w:tc>
           <w:tcPr>
-            <w:tcW w:type="dxa" w:w="1474"/>
+            <w:tcW w:type="dxa" w:w="2494"/>
           </w:tcPr>
           <w:p>
             <w:pPr>
@@ -1116,15 +1758,15 @@
               <w:rPr>
                 <w:rFonts w:ascii="Times New Roman" w:hAnsi="Times New Roman" w:eastAsia="宋体"/>
                 <w:b w:val="0"/>
-                <w:sz w:val="18"/>
+                <w:sz w:val="20"/>
               </w:rPr>
-              <w:t>0.0</w:t>
+              <w:t>围标串标、量价虚增、变更失控</w:t>
             </w:r>
           </w:p>
         </w:tc>
         <w:tc>
           <w:tcPr>
-            <w:tcW w:type="dxa" w:w="1134"/>
+            <w:tcW w:type="dxa" w:w="4649"/>
           </w:tcPr>
           <w:p>
             <w:pPr>
@@ -1136,89 +1778,9 @@
               <w:rPr>
                 <w:rFonts w:ascii="Times New Roman" w:hAnsi="Times New Roman" w:eastAsia="宋体"/>
                 <w:b w:val="0"/>
-                <w:sz w:val="18"/>
+                <w:sz w:val="20"/>
               </w:rPr>
-              <w:t>100.0</w:t>
-            </w:r>
-          </w:p>
-        </w:tc>
-        <w:tc>
-          <w:tcPr>
-            <w:tcW w:type="dxa" w:w="1134"/>
-          </w:tcPr>
-          <w:p>
-            <w:pPr>
-              <w:spacing w:before="40" w:after="40" w:line="240" w:lineRule="auto"/>
-              <w:jc w:val="center"/>
-            </w:pPr>
-            <w:r/>
-            <w:r>
-              <w:rPr>
-                <w:rFonts w:ascii="Times New Roman" w:hAnsi="Times New Roman" w:eastAsia="宋体"/>
-                <w:b w:val="0"/>
-                <w:sz w:val="18"/>
-              </w:rPr>
-              <w:t>80.0</w:t>
-            </w:r>
-          </w:p>
-        </w:tc>
-        <w:tc>
-          <w:tcPr>
-            <w:tcW w:type="dxa" w:w="1134"/>
-          </w:tcPr>
-          <w:p>
-            <w:pPr>
-              <w:spacing w:before="40" w:after="40" w:line="240" w:lineRule="auto"/>
-              <w:jc w:val="center"/>
-            </w:pPr>
-            <w:r/>
-            <w:r>
-              <w:rPr>
-                <w:rFonts w:ascii="Times New Roman" w:hAnsi="Times New Roman" w:eastAsia="宋体"/>
-                <w:b w:val="0"/>
-                <w:sz w:val="18"/>
-              </w:rPr>
-              <w:t>64.0</w:t>
-            </w:r>
-          </w:p>
-        </w:tc>
-        <w:tc>
-          <w:tcPr>
-            <w:tcW w:type="dxa" w:w="1134"/>
-          </w:tcPr>
-          <w:p>
-            <w:pPr>
-              <w:spacing w:before="40" w:after="40" w:line="240" w:lineRule="auto"/>
-              <w:jc w:val="center"/>
-            </w:pPr>
-            <w:r/>
-            <w:r>
-              <w:rPr>
-                <w:rFonts w:ascii="Times New Roman" w:hAnsi="Times New Roman" w:eastAsia="宋体"/>
-                <w:b w:val="0"/>
-                <w:sz w:val="18"/>
-              </w:rPr>
-              <w:t>51.2</w:t>
-            </w:r>
-          </w:p>
-        </w:tc>
-        <w:tc>
-          <w:tcPr>
-            <w:tcW w:type="dxa" w:w="1361"/>
-          </w:tcPr>
-          <w:p>
-            <w:pPr>
-              <w:spacing w:before="40" w:after="40" w:line="240" w:lineRule="auto"/>
-              <w:jc w:val="center"/>
-            </w:pPr>
-            <w:r/>
-            <w:r>
-              <w:rPr>
-                <w:rFonts w:ascii="Times New Roman" w:hAnsi="Times New Roman" w:eastAsia="宋体"/>
-                <w:b w:val="0"/>
-                <w:sz w:val="18"/>
-              </w:rPr>
-              <w:t>48.8</w:t>
+              <w:t>投标主体关联关系比对、工程量清单与结算联审、变更审批留痕</w:t>
             </w:r>
           </w:p>
         </w:tc>
@@ -1238,15 +1800,15 @@
               <w:rPr>
                 <w:rFonts w:ascii="Times New Roman" w:hAnsi="Times New Roman" w:eastAsia="宋体"/>
                 <w:b w:val="0"/>
-                <w:sz w:val="18"/>
+                <w:sz w:val="20"/>
               </w:rPr>
-              <w:t>0.20</w:t>
+              <w:t>物资采购</w:t>
             </w:r>
           </w:p>
         </w:tc>
         <w:tc>
           <w:tcPr>
-            <w:tcW w:type="dxa" w:w="1474"/>
+            <w:tcW w:type="dxa" w:w="2494"/>
           </w:tcPr>
           <w:p>
             <w:pPr>
@@ -1258,15 +1820,15 @@
               <w:rPr>
                 <w:rFonts w:ascii="Times New Roman" w:hAnsi="Times New Roman" w:eastAsia="宋体"/>
                 <w:b w:val="0"/>
-                <w:sz w:val="18"/>
+                <w:sz w:val="20"/>
               </w:rPr>
-              <w:t>0.3</w:t>
+              <w:t>供应商围猎、化整为零规避审批</w:t>
             </w:r>
           </w:p>
         </w:tc>
         <w:tc>
           <w:tcPr>
-            <w:tcW w:type="dxa" w:w="1134"/>
+            <w:tcW w:type="dxa" w:w="4649"/>
           </w:tcPr>
           <w:p>
             <w:pPr>
@@ -1278,89 +1840,9 @@
               <w:rPr>
                 <w:rFonts w:ascii="Times New Roman" w:hAnsi="Times New Roman" w:eastAsia="宋体"/>
                 <w:b w:val="0"/>
-                <w:sz w:val="18"/>
+                <w:sz w:val="20"/>
               </w:rPr>
-              <w:t>97.0</w:t>
-            </w:r>
-          </w:p>
-        </w:tc>
-        <w:tc>
-          <w:tcPr>
-            <w:tcW w:type="dxa" w:w="1134"/>
-          </w:tcPr>
-          <w:p>
-            <w:pPr>
-              <w:spacing w:before="40" w:after="40" w:line="240" w:lineRule="auto"/>
-              <w:jc w:val="center"/>
-            </w:pPr>
-            <w:r/>
-            <w:r>
-              <w:rPr>
-                <w:rFonts w:ascii="Times New Roman" w:hAnsi="Times New Roman" w:eastAsia="宋体"/>
-                <w:b w:val="0"/>
-                <w:sz w:val="18"/>
-              </w:rPr>
-              <w:t>83.0</w:t>
-            </w:r>
-          </w:p>
-        </w:tc>
-        <w:tc>
-          <w:tcPr>
-            <w:tcW w:type="dxa" w:w="1134"/>
-          </w:tcPr>
-          <w:p>
-            <w:pPr>
-              <w:spacing w:before="40" w:after="40" w:line="240" w:lineRule="auto"/>
-              <w:jc w:val="center"/>
-            </w:pPr>
-            <w:r/>
-            <w:r>
-              <w:rPr>
-                <w:rFonts w:ascii="Times New Roman" w:hAnsi="Times New Roman" w:eastAsia="宋体"/>
-                <w:b w:val="0"/>
-                <w:sz w:val="18"/>
-              </w:rPr>
-              <w:t>71.8</w:t>
-            </w:r>
-          </w:p>
-        </w:tc>
-        <w:tc>
-          <w:tcPr>
-            <w:tcW w:type="dxa" w:w="1134"/>
-          </w:tcPr>
-          <w:p>
-            <w:pPr>
-              <w:spacing w:before="40" w:after="40" w:line="240" w:lineRule="auto"/>
-              <w:jc w:val="center"/>
-            </w:pPr>
-            <w:r/>
-            <w:r>
-              <w:rPr>
-                <w:rFonts w:ascii="Times New Roman" w:hAnsi="Times New Roman" w:eastAsia="宋体"/>
-                <w:b w:val="0"/>
-                <w:sz w:val="18"/>
-              </w:rPr>
-              <w:t>62.8</w:t>
-            </w:r>
-          </w:p>
-        </w:tc>
-        <w:tc>
-          <w:tcPr>
-            <w:tcW w:type="dxa" w:w="1361"/>
-          </w:tcPr>
-          <w:p>
-            <w:pPr>
-              <w:spacing w:before="40" w:after="40" w:line="240" w:lineRule="auto"/>
-              <w:jc w:val="center"/>
-            </w:pPr>
-            <w:r/>
-            <w:r>
-              <w:rPr>
-                <w:rFonts w:ascii="Times New Roman" w:hAnsi="Times New Roman" w:eastAsia="宋体"/>
-                <w:b w:val="0"/>
-                <w:sz w:val="18"/>
-              </w:rPr>
-              <w:t>37.2</w:t>
+              <w:t>供应商集中度监测、同一需求拆分识别、比价过程留痕</w:t>
             </w:r>
           </w:p>
         </w:tc>
@@ -1380,15 +1862,15 @@
               <w:rPr>
                 <w:rFonts w:ascii="Times New Roman" w:hAnsi="Times New Roman" w:eastAsia="宋体"/>
                 <w:b w:val="0"/>
-                <w:sz w:val="18"/>
+                <w:sz w:val="20"/>
               </w:rPr>
-              <w:t>0.20</w:t>
+              <w:t>烟叶收购</w:t>
             </w:r>
           </w:p>
         </w:tc>
         <w:tc>
           <w:tcPr>
-            <w:tcW w:type="dxa" w:w="1474"/>
+            <w:tcW w:type="dxa" w:w="2494"/>
           </w:tcPr>
           <w:p>
             <w:pPr>
@@ -1400,15 +1882,15 @@
               <w:rPr>
                 <w:rFonts w:ascii="Times New Roman" w:hAnsi="Times New Roman" w:eastAsia="宋体"/>
                 <w:b w:val="0"/>
-                <w:sz w:val="18"/>
+                <w:sz w:val="20"/>
               </w:rPr>
-              <w:t>0.6</w:t>
+              <w:t>等级虚定、代收代卖、补贴套取</w:t>
             </w:r>
           </w:p>
         </w:tc>
         <w:tc>
           <w:tcPr>
-            <w:tcW w:type="dxa" w:w="1134"/>
+            <w:tcW w:type="dxa" w:w="4649"/>
           </w:tcPr>
           <w:p>
             <w:pPr>
@@ -1420,89 +1902,9 @@
               <w:rPr>
                 <w:rFonts w:ascii="Times New Roman" w:hAnsi="Times New Roman" w:eastAsia="宋体"/>
                 <w:b w:val="0"/>
-                <w:sz w:val="18"/>
+                <w:sz w:val="20"/>
               </w:rPr>
-              <w:t>94.0</w:t>
-            </w:r>
-          </w:p>
-        </w:tc>
-        <w:tc>
-          <w:tcPr>
-            <w:tcW w:type="dxa" w:w="1134"/>
-          </w:tcPr>
-          <w:p>
-            <w:pPr>
-              <w:spacing w:before="40" w:after="40" w:line="240" w:lineRule="auto"/>
-              <w:jc w:val="center"/>
-            </w:pPr>
-            <w:r/>
-            <w:r>
-              <w:rPr>
-                <w:rFonts w:ascii="Times New Roman" w:hAnsi="Times New Roman" w:eastAsia="宋体"/>
-                <w:b w:val="0"/>
-                <w:sz w:val="18"/>
-              </w:rPr>
-              <w:t>86.0</w:t>
-            </w:r>
-          </w:p>
-        </w:tc>
-        <w:tc>
-          <w:tcPr>
-            <w:tcW w:type="dxa" w:w="1134"/>
-          </w:tcPr>
-          <w:p>
-            <w:pPr>
-              <w:spacing w:before="40" w:after="40" w:line="240" w:lineRule="auto"/>
-              <w:jc w:val="center"/>
-            </w:pPr>
-            <w:r/>
-            <w:r>
-              <w:rPr>
-                <w:rFonts w:ascii="Times New Roman" w:hAnsi="Times New Roman" w:eastAsia="宋体"/>
-                <w:b w:val="0"/>
-                <w:sz w:val="18"/>
-              </w:rPr>
-              <w:t>79.6</w:t>
-            </w:r>
-          </w:p>
-        </w:tc>
-        <w:tc>
-          <w:tcPr>
-            <w:tcW w:type="dxa" w:w="1134"/>
-          </w:tcPr>
-          <w:p>
-            <w:pPr>
-              <w:spacing w:before="40" w:after="40" w:line="240" w:lineRule="auto"/>
-              <w:jc w:val="center"/>
-            </w:pPr>
-            <w:r/>
-            <w:r>
-              <w:rPr>
-                <w:rFonts w:ascii="Times New Roman" w:hAnsi="Times New Roman" w:eastAsia="宋体"/>
-                <w:b w:val="0"/>
-                <w:sz w:val="18"/>
-              </w:rPr>
-              <w:t>74.5</w:t>
-            </w:r>
-          </w:p>
-        </w:tc>
-        <w:tc>
-          <w:tcPr>
-            <w:tcW w:type="dxa" w:w="1361"/>
-          </w:tcPr>
-          <w:p>
-            <w:pPr>
-              <w:spacing w:before="40" w:after="40" w:line="240" w:lineRule="auto"/>
-              <w:jc w:val="center"/>
-            </w:pPr>
-            <w:r/>
-            <w:r>
-              <w:rPr>
-                <w:rFonts w:ascii="Times New Roman" w:hAnsi="Times New Roman" w:eastAsia="宋体"/>
-                <w:b w:val="0"/>
-                <w:sz w:val="18"/>
-              </w:rPr>
-              <w:t>25.5</w:t>
+              <w:t>定级复检抽查、收购量与种植面积交叉校核、资金去向追溯</w:t>
             </w:r>
           </w:p>
         </w:tc>
@@ -1522,15 +1924,15 @@
               <w:rPr>
                 <w:rFonts w:ascii="Times New Roman" w:hAnsi="Times New Roman" w:eastAsia="宋体"/>
                 <w:b w:val="0"/>
-                <w:sz w:val="18"/>
+                <w:sz w:val="20"/>
               </w:rPr>
-              <w:t>0.30</w:t>
+              <w:t>卷烟营销</w:t>
             </w:r>
           </w:p>
         </w:tc>
         <w:tc>
           <w:tcPr>
-            <w:tcW w:type="dxa" w:w="1474"/>
+            <w:tcW w:type="dxa" w:w="2494"/>
           </w:tcPr>
           <w:p>
             <w:pPr>
@@ -1542,15 +1944,15 @@
               <w:rPr>
                 <w:rFonts w:ascii="Times New Roman" w:hAnsi="Times New Roman" w:eastAsia="宋体"/>
                 <w:b w:val="0"/>
-                <w:sz w:val="18"/>
+                <w:sz w:val="20"/>
               </w:rPr>
-              <w:t>0.0</w:t>
+              <w:t>违规投放、货源倾斜、终端利益输送</w:t>
             </w:r>
           </w:p>
         </w:tc>
         <w:tc>
           <w:tcPr>
-            <w:tcW w:type="dxa" w:w="1134"/>
+            <w:tcW w:type="dxa" w:w="4649"/>
           </w:tcPr>
           <w:p>
             <w:pPr>
@@ -1562,657 +1964,9 @@
               <w:rPr>
                 <w:rFonts w:ascii="Times New Roman" w:hAnsi="Times New Roman" w:eastAsia="宋体"/>
                 <w:b w:val="0"/>
-                <w:sz w:val="18"/>
+                <w:sz w:val="20"/>
               </w:rPr>
-              <w:t>100.0</w:t>
-            </w:r>
-          </w:p>
-        </w:tc>
-        <w:tc>
-          <w:tcPr>
-            <w:tcW w:type="dxa" w:w="1134"/>
-          </w:tcPr>
-          <w:p>
-            <w:pPr>
-              <w:spacing w:before="40" w:after="40" w:line="240" w:lineRule="auto"/>
-              <w:jc w:val="center"/>
-            </w:pPr>
-            <w:r/>
-            <w:r>
-              <w:rPr>
-                <w:rFonts w:ascii="Times New Roman" w:hAnsi="Times New Roman" w:eastAsia="宋体"/>
-                <w:b w:val="0"/>
-                <w:sz w:val="18"/>
-              </w:rPr>
-              <w:t>70.0</w:t>
-            </w:r>
-          </w:p>
-        </w:tc>
-        <w:tc>
-          <w:tcPr>
-            <w:tcW w:type="dxa" w:w="1134"/>
-          </w:tcPr>
-          <w:p>
-            <w:pPr>
-              <w:spacing w:before="40" w:after="40" w:line="240" w:lineRule="auto"/>
-              <w:jc w:val="center"/>
-            </w:pPr>
-            <w:r/>
-            <w:r>
-              <w:rPr>
-                <w:rFonts w:ascii="Times New Roman" w:hAnsi="Times New Roman" w:eastAsia="宋体"/>
-                <w:b w:val="0"/>
-                <w:sz w:val="18"/>
-              </w:rPr>
-              <w:t>49.0</w:t>
-            </w:r>
-          </w:p>
-        </w:tc>
-        <w:tc>
-          <w:tcPr>
-            <w:tcW w:type="dxa" w:w="1134"/>
-          </w:tcPr>
-          <w:p>
-            <w:pPr>
-              <w:spacing w:before="40" w:after="40" w:line="240" w:lineRule="auto"/>
-              <w:jc w:val="center"/>
-            </w:pPr>
-            <w:r/>
-            <w:r>
-              <w:rPr>
-                <w:rFonts w:ascii="Times New Roman" w:hAnsi="Times New Roman" w:eastAsia="宋体"/>
-                <w:b w:val="0"/>
-                <w:sz w:val="18"/>
-              </w:rPr>
-              <w:t>34.3</w:t>
-            </w:r>
-          </w:p>
-        </w:tc>
-        <w:tc>
-          <w:tcPr>
-            <w:tcW w:type="dxa" w:w="1361"/>
-          </w:tcPr>
-          <w:p>
-            <w:pPr>
-              <w:spacing w:before="40" w:after="40" w:line="240" w:lineRule="auto"/>
-              <w:jc w:val="center"/>
-            </w:pPr>
-            <w:r/>
-            <w:r>
-              <w:rPr>
-                <w:rFonts w:ascii="Times New Roman" w:hAnsi="Times New Roman" w:eastAsia="宋体"/>
-                <w:b w:val="0"/>
-                <w:sz w:val="18"/>
-              </w:rPr>
-              <w:t>65.7</w:t>
-            </w:r>
-          </w:p>
-        </w:tc>
-      </w:tr>
-      <w:tr>
-        <w:tc>
-          <w:tcPr>
-            <w:tcW w:type="dxa" w:w="1361"/>
-          </w:tcPr>
-          <w:p>
-            <w:pPr>
-              <w:spacing w:before="40" w:after="40" w:line="240" w:lineRule="auto"/>
-              <w:jc w:val="left"/>
-            </w:pPr>
-            <w:r/>
-            <w:r>
-              <w:rPr>
-                <w:rFonts w:ascii="Times New Roman" w:hAnsi="Times New Roman" w:eastAsia="宋体"/>
-                <w:b w:val="0"/>
-                <w:sz w:val="18"/>
-              </w:rPr>
-              <w:t>0.30</w:t>
-            </w:r>
-          </w:p>
-        </w:tc>
-        <w:tc>
-          <w:tcPr>
-            <w:tcW w:type="dxa" w:w="1474"/>
-          </w:tcPr>
-          <w:p>
-            <w:pPr>
-              <w:spacing w:before="40" w:after="40" w:line="240" w:lineRule="auto"/>
-              <w:jc w:val="center"/>
-            </w:pPr>
-            <w:r/>
-            <w:r>
-              <w:rPr>
-                <w:rFonts w:ascii="Times New Roman" w:hAnsi="Times New Roman" w:eastAsia="宋体"/>
-                <w:b w:val="0"/>
-                <w:sz w:val="18"/>
-              </w:rPr>
-              <w:t>0.3</w:t>
-            </w:r>
-          </w:p>
-        </w:tc>
-        <w:tc>
-          <w:tcPr>
-            <w:tcW w:type="dxa" w:w="1134"/>
-          </w:tcPr>
-          <w:p>
-            <w:pPr>
-              <w:spacing w:before="40" w:after="40" w:line="240" w:lineRule="auto"/>
-              <w:jc w:val="center"/>
-            </w:pPr>
-            <w:r/>
-            <w:r>
-              <w:rPr>
-                <w:rFonts w:ascii="Times New Roman" w:hAnsi="Times New Roman" w:eastAsia="宋体"/>
-                <w:b w:val="0"/>
-                <w:sz w:val="18"/>
-              </w:rPr>
-              <w:t>97.0</w:t>
-            </w:r>
-          </w:p>
-        </w:tc>
-        <w:tc>
-          <w:tcPr>
-            <w:tcW w:type="dxa" w:w="1134"/>
-          </w:tcPr>
-          <w:p>
-            <w:pPr>
-              <w:spacing w:before="40" w:after="40" w:line="240" w:lineRule="auto"/>
-              <w:jc w:val="center"/>
-            </w:pPr>
-            <w:r/>
-            <w:r>
-              <w:rPr>
-                <w:rFonts w:ascii="Times New Roman" w:hAnsi="Times New Roman" w:eastAsia="宋体"/>
-                <w:b w:val="0"/>
-                <w:sz w:val="18"/>
-              </w:rPr>
-              <w:t>76.0</w:t>
-            </w:r>
-          </w:p>
-        </w:tc>
-        <w:tc>
-          <w:tcPr>
-            <w:tcW w:type="dxa" w:w="1134"/>
-          </w:tcPr>
-          <w:p>
-            <w:pPr>
-              <w:spacing w:before="40" w:after="40" w:line="240" w:lineRule="auto"/>
-              <w:jc w:val="center"/>
-            </w:pPr>
-            <w:r/>
-            <w:r>
-              <w:rPr>
-                <w:rFonts w:ascii="Times New Roman" w:hAnsi="Times New Roman" w:eastAsia="宋体"/>
-                <w:b w:val="0"/>
-                <w:sz w:val="18"/>
-              </w:rPr>
-              <w:t>61.3</w:t>
-            </w:r>
-          </w:p>
-        </w:tc>
-        <w:tc>
-          <w:tcPr>
-            <w:tcW w:type="dxa" w:w="1134"/>
-          </w:tcPr>
-          <w:p>
-            <w:pPr>
-              <w:spacing w:before="40" w:after="40" w:line="240" w:lineRule="auto"/>
-              <w:jc w:val="center"/>
-            </w:pPr>
-            <w:r/>
-            <w:r>
-              <w:rPr>
-                <w:rFonts w:ascii="Times New Roman" w:hAnsi="Times New Roman" w:eastAsia="宋体"/>
-                <w:b w:val="0"/>
-                <w:sz w:val="18"/>
-              </w:rPr>
-              <w:t>51.0</w:t>
-            </w:r>
-          </w:p>
-        </w:tc>
-        <w:tc>
-          <w:tcPr>
-            <w:tcW w:type="dxa" w:w="1361"/>
-          </w:tcPr>
-          <w:p>
-            <w:pPr>
-              <w:spacing w:before="40" w:after="40" w:line="240" w:lineRule="auto"/>
-              <w:jc w:val="center"/>
-            </w:pPr>
-            <w:r/>
-            <w:r>
-              <w:rPr>
-                <w:rFonts w:ascii="Times New Roman" w:hAnsi="Times New Roman" w:eastAsia="宋体"/>
-                <w:b w:val="0"/>
-                <w:sz w:val="18"/>
-              </w:rPr>
-              <w:t>49.0</w:t>
-            </w:r>
-          </w:p>
-        </w:tc>
-      </w:tr>
-      <w:tr>
-        <w:tc>
-          <w:tcPr>
-            <w:tcW w:type="dxa" w:w="1361"/>
-          </w:tcPr>
-          <w:p>
-            <w:pPr>
-              <w:spacing w:before="40" w:after="40" w:line="240" w:lineRule="auto"/>
-              <w:jc w:val="left"/>
-            </w:pPr>
-            <w:r/>
-            <w:r>
-              <w:rPr>
-                <w:rFonts w:ascii="Times New Roman" w:hAnsi="Times New Roman" w:eastAsia="宋体"/>
-                <w:b w:val="0"/>
-                <w:sz w:val="18"/>
-              </w:rPr>
-              <w:t>0.30</w:t>
-            </w:r>
-          </w:p>
-        </w:tc>
-        <w:tc>
-          <w:tcPr>
-            <w:tcW w:type="dxa" w:w="1474"/>
-          </w:tcPr>
-          <w:p>
-            <w:pPr>
-              <w:spacing w:before="40" w:after="40" w:line="240" w:lineRule="auto"/>
-              <w:jc w:val="center"/>
-            </w:pPr>
-            <w:r/>
-            <w:r>
-              <w:rPr>
-                <w:rFonts w:ascii="Times New Roman" w:hAnsi="Times New Roman" w:eastAsia="宋体"/>
-                <w:b w:val="0"/>
-                <w:sz w:val="18"/>
-              </w:rPr>
-              <w:t>0.6</w:t>
-            </w:r>
-          </w:p>
-        </w:tc>
-        <w:tc>
-          <w:tcPr>
-            <w:tcW w:type="dxa" w:w="1134"/>
-          </w:tcPr>
-          <w:p>
-            <w:pPr>
-              <w:spacing w:before="40" w:after="40" w:line="240" w:lineRule="auto"/>
-              <w:jc w:val="center"/>
-            </w:pPr>
-            <w:r/>
-            <w:r>
-              <w:rPr>
-                <w:rFonts w:ascii="Times New Roman" w:hAnsi="Times New Roman" w:eastAsia="宋体"/>
-                <w:b w:val="0"/>
-                <w:sz w:val="18"/>
-              </w:rPr>
-              <w:t>94.0</w:t>
-            </w:r>
-          </w:p>
-        </w:tc>
-        <w:tc>
-          <w:tcPr>
-            <w:tcW w:type="dxa" w:w="1134"/>
-          </w:tcPr>
-          <w:p>
-            <w:pPr>
-              <w:spacing w:before="40" w:after="40" w:line="240" w:lineRule="auto"/>
-              <w:jc w:val="center"/>
-            </w:pPr>
-            <w:r/>
-            <w:r>
-              <w:rPr>
-                <w:rFonts w:ascii="Times New Roman" w:hAnsi="Times New Roman" w:eastAsia="宋体"/>
-                <w:b w:val="0"/>
-                <w:sz w:val="18"/>
-              </w:rPr>
-              <w:t>82.0</w:t>
-            </w:r>
-          </w:p>
-        </w:tc>
-        <w:tc>
-          <w:tcPr>
-            <w:tcW w:type="dxa" w:w="1134"/>
-          </w:tcPr>
-          <w:p>
-            <w:pPr>
-              <w:spacing w:before="40" w:after="40" w:line="240" w:lineRule="auto"/>
-              <w:jc w:val="center"/>
-            </w:pPr>
-            <w:r/>
-            <w:r>
-              <w:rPr>
-                <w:rFonts w:ascii="Times New Roman" w:hAnsi="Times New Roman" w:eastAsia="宋体"/>
-                <w:b w:val="0"/>
-                <w:sz w:val="18"/>
-              </w:rPr>
-              <w:t>73.6</w:t>
-            </w:r>
-          </w:p>
-        </w:tc>
-        <w:tc>
-          <w:tcPr>
-            <w:tcW w:type="dxa" w:w="1134"/>
-          </w:tcPr>
-          <w:p>
-            <w:pPr>
-              <w:spacing w:before="40" w:after="40" w:line="240" w:lineRule="auto"/>
-              <w:jc w:val="center"/>
-            </w:pPr>
-            <w:r/>
-            <w:r>
-              <w:rPr>
-                <w:rFonts w:ascii="Times New Roman" w:hAnsi="Times New Roman" w:eastAsia="宋体"/>
-                <w:b w:val="0"/>
-                <w:sz w:val="18"/>
-              </w:rPr>
-              <w:t>67.7</w:t>
-            </w:r>
-          </w:p>
-        </w:tc>
-        <w:tc>
-          <w:tcPr>
-            <w:tcW w:type="dxa" w:w="1361"/>
-          </w:tcPr>
-          <w:p>
-            <w:pPr>
-              <w:spacing w:before="40" w:after="40" w:line="240" w:lineRule="auto"/>
-              <w:jc w:val="center"/>
-            </w:pPr>
-            <w:r/>
-            <w:r>
-              <w:rPr>
-                <w:rFonts w:ascii="Times New Roman" w:hAnsi="Times New Roman" w:eastAsia="宋体"/>
-                <w:b w:val="0"/>
-                <w:sz w:val="18"/>
-              </w:rPr>
-              <w:t>32.3</w:t>
-            </w:r>
-          </w:p>
-        </w:tc>
-      </w:tr>
-      <w:tr>
-        <w:tc>
-          <w:tcPr>
-            <w:tcW w:type="dxa" w:w="1361"/>
-          </w:tcPr>
-          <w:p>
-            <w:pPr>
-              <w:spacing w:before="40" w:after="40" w:line="240" w:lineRule="auto"/>
-              <w:jc w:val="left"/>
-            </w:pPr>
-            <w:r/>
-            <w:r>
-              <w:rPr>
-                <w:rFonts w:ascii="Times New Roman" w:hAnsi="Times New Roman" w:eastAsia="宋体"/>
-                <w:b w:val="0"/>
-                <w:sz w:val="18"/>
-              </w:rPr>
-              <w:t>0.40</w:t>
-            </w:r>
-          </w:p>
-        </w:tc>
-        <w:tc>
-          <w:tcPr>
-            <w:tcW w:type="dxa" w:w="1474"/>
-          </w:tcPr>
-          <w:p>
-            <w:pPr>
-              <w:spacing w:before="40" w:after="40" w:line="240" w:lineRule="auto"/>
-              <w:jc w:val="center"/>
-            </w:pPr>
-            <w:r/>
-            <w:r>
-              <w:rPr>
-                <w:rFonts w:ascii="Times New Roman" w:hAnsi="Times New Roman" w:eastAsia="宋体"/>
-                <w:b w:val="0"/>
-                <w:sz w:val="18"/>
-              </w:rPr>
-              <w:t>0.0</w:t>
-            </w:r>
-          </w:p>
-        </w:tc>
-        <w:tc>
-          <w:tcPr>
-            <w:tcW w:type="dxa" w:w="1134"/>
-          </w:tcPr>
-          <w:p>
-            <w:pPr>
-              <w:spacing w:before="40" w:after="40" w:line="240" w:lineRule="auto"/>
-              <w:jc w:val="center"/>
-            </w:pPr>
-            <w:r/>
-            <w:r>
-              <w:rPr>
-                <w:rFonts w:ascii="Times New Roman" w:hAnsi="Times New Roman" w:eastAsia="宋体"/>
-                <w:b w:val="0"/>
-                <w:sz w:val="18"/>
-              </w:rPr>
-              <w:t>100.0</w:t>
-            </w:r>
-          </w:p>
-        </w:tc>
-        <w:tc>
-          <w:tcPr>
-            <w:tcW w:type="dxa" w:w="1134"/>
-          </w:tcPr>
-          <w:p>
-            <w:pPr>
-              <w:spacing w:before="40" w:after="40" w:line="240" w:lineRule="auto"/>
-              <w:jc w:val="center"/>
-            </w:pPr>
-            <w:r/>
-            <w:r>
-              <w:rPr>
-                <w:rFonts w:ascii="Times New Roman" w:hAnsi="Times New Roman" w:eastAsia="宋体"/>
-                <w:b w:val="0"/>
-                <w:sz w:val="18"/>
-              </w:rPr>
-              <w:t>60.0</w:t>
-            </w:r>
-          </w:p>
-        </w:tc>
-        <w:tc>
-          <w:tcPr>
-            <w:tcW w:type="dxa" w:w="1134"/>
-          </w:tcPr>
-          <w:p>
-            <w:pPr>
-              <w:spacing w:before="40" w:after="40" w:line="240" w:lineRule="auto"/>
-              <w:jc w:val="center"/>
-            </w:pPr>
-            <w:r/>
-            <w:r>
-              <w:rPr>
-                <w:rFonts w:ascii="Times New Roman" w:hAnsi="Times New Roman" w:eastAsia="宋体"/>
-                <w:b w:val="0"/>
-                <w:sz w:val="18"/>
-              </w:rPr>
-              <w:t>36.0</w:t>
-            </w:r>
-          </w:p>
-        </w:tc>
-        <w:tc>
-          <w:tcPr>
-            <w:tcW w:type="dxa" w:w="1134"/>
-          </w:tcPr>
-          <w:p>
-            <w:pPr>
-              <w:spacing w:before="40" w:after="40" w:line="240" w:lineRule="auto"/>
-              <w:jc w:val="center"/>
-            </w:pPr>
-            <w:r/>
-            <w:r>
-              <w:rPr>
-                <w:rFonts w:ascii="Times New Roman" w:hAnsi="Times New Roman" w:eastAsia="宋体"/>
-                <w:b w:val="0"/>
-                <w:sz w:val="18"/>
-              </w:rPr>
-              <w:t>21.6</w:t>
-            </w:r>
-          </w:p>
-        </w:tc>
-        <w:tc>
-          <w:tcPr>
-            <w:tcW w:type="dxa" w:w="1361"/>
-          </w:tcPr>
-          <w:p>
-            <w:pPr>
-              <w:spacing w:before="40" w:after="40" w:line="240" w:lineRule="auto"/>
-              <w:jc w:val="center"/>
-            </w:pPr>
-            <w:r/>
-            <w:r>
-              <w:rPr>
-                <w:rFonts w:ascii="Times New Roman" w:hAnsi="Times New Roman" w:eastAsia="宋体"/>
-                <w:b w:val="0"/>
-                <w:sz w:val="18"/>
-              </w:rPr>
-              <w:t>78.4</w:t>
-            </w:r>
-          </w:p>
-        </w:tc>
-      </w:tr>
-      <w:tr>
-        <w:tc>
-          <w:tcPr>
-            <w:tcW w:type="dxa" w:w="1361"/>
-          </w:tcPr>
-          <w:p>
-            <w:pPr>
-              <w:spacing w:before="40" w:after="40" w:line="240" w:lineRule="auto"/>
-              <w:jc w:val="left"/>
-            </w:pPr>
-            <w:r/>
-            <w:r>
-              <w:rPr>
-                <w:rFonts w:ascii="Times New Roman" w:hAnsi="Times New Roman" w:eastAsia="宋体"/>
-                <w:b w:val="0"/>
-                <w:sz w:val="18"/>
-              </w:rPr>
-              <w:t>0.40</w:t>
-            </w:r>
-          </w:p>
-        </w:tc>
-        <w:tc>
-          <w:tcPr>
-            <w:tcW w:type="dxa" w:w="1474"/>
-          </w:tcPr>
-          <w:p>
-            <w:pPr>
-              <w:spacing w:before="40" w:after="40" w:line="240" w:lineRule="auto"/>
-              <w:jc w:val="center"/>
-            </w:pPr>
-            <w:r/>
-            <w:r>
-              <w:rPr>
-                <w:rFonts w:ascii="Times New Roman" w:hAnsi="Times New Roman" w:eastAsia="宋体"/>
-                <w:b w:val="0"/>
-                <w:sz w:val="18"/>
-              </w:rPr>
-              <w:t>0.3</w:t>
-            </w:r>
-          </w:p>
-        </w:tc>
-        <w:tc>
-          <w:tcPr>
-            <w:tcW w:type="dxa" w:w="1134"/>
-          </w:tcPr>
-          <w:p>
-            <w:pPr>
-              <w:spacing w:before="40" w:after="40" w:line="240" w:lineRule="auto"/>
-              <w:jc w:val="center"/>
-            </w:pPr>
-            <w:r/>
-            <w:r>
-              <w:rPr>
-                <w:rFonts w:ascii="Times New Roman" w:hAnsi="Times New Roman" w:eastAsia="宋体"/>
-                <w:b w:val="0"/>
-                <w:sz w:val="18"/>
-              </w:rPr>
-              <w:t>97.0</w:t>
-            </w:r>
-          </w:p>
-        </w:tc>
-        <w:tc>
-          <w:tcPr>
-            <w:tcW w:type="dxa" w:w="1134"/>
-          </w:tcPr>
-          <w:p>
-            <w:pPr>
-              <w:spacing w:before="40" w:after="40" w:line="240" w:lineRule="auto"/>
-              <w:jc w:val="center"/>
-            </w:pPr>
-            <w:r/>
-            <w:r>
-              <w:rPr>
-                <w:rFonts w:ascii="Times New Roman" w:hAnsi="Times New Roman" w:eastAsia="宋体"/>
-                <w:b w:val="0"/>
-                <w:sz w:val="18"/>
-              </w:rPr>
-              <w:t>69.0</w:t>
-            </w:r>
-          </w:p>
-        </w:tc>
-        <w:tc>
-          <w:tcPr>
-            <w:tcW w:type="dxa" w:w="1134"/>
-          </w:tcPr>
-          <w:p>
-            <w:pPr>
-              <w:spacing w:before="40" w:after="40" w:line="240" w:lineRule="auto"/>
-              <w:jc w:val="center"/>
-            </w:pPr>
-            <w:r/>
-            <w:r>
-              <w:rPr>
-                <w:rFonts w:ascii="Times New Roman" w:hAnsi="Times New Roman" w:eastAsia="宋体"/>
-                <w:b w:val="0"/>
-                <w:sz w:val="18"/>
-              </w:rPr>
-              <w:t>52.2</w:t>
-            </w:r>
-          </w:p>
-        </w:tc>
-        <w:tc>
-          <w:tcPr>
-            <w:tcW w:type="dxa" w:w="1134"/>
-          </w:tcPr>
-          <w:p>
-            <w:pPr>
-              <w:spacing w:before="40" w:after="40" w:line="240" w:lineRule="auto"/>
-              <w:jc w:val="center"/>
-            </w:pPr>
-            <w:r/>
-            <w:r>
-              <w:rPr>
-                <w:rFonts w:ascii="Times New Roman" w:hAnsi="Times New Roman" w:eastAsia="宋体"/>
-                <w:b w:val="0"/>
-                <w:sz w:val="18"/>
-              </w:rPr>
-              <w:t>42.1</w:t>
-            </w:r>
-          </w:p>
-        </w:tc>
-        <w:tc>
-          <w:tcPr>
-            <w:tcW w:type="dxa" w:w="1361"/>
-          </w:tcPr>
-          <w:p>
-            <w:pPr>
-              <w:spacing w:before="40" w:after="40" w:line="240" w:lineRule="auto"/>
-              <w:jc w:val="center"/>
-            </w:pPr>
-            <w:r/>
-            <w:r>
-              <w:rPr>
-                <w:rFonts w:ascii="Times New Roman" w:hAnsi="Times New Roman" w:eastAsia="宋体"/>
-                <w:b w:val="0"/>
-                <w:sz w:val="18"/>
-              </w:rPr>
-              <w:t>57.9</w:t>
+              <w:t>货源分配规则透明化、异常订单识别、零售客户投诉闭环</w:t>
             </w:r>
           </w:p>
         </w:tc>
@@ -2235,15 +1989,15 @@
               <w:rPr>
                 <w:rFonts w:ascii="Times New Roman" w:hAnsi="Times New Roman" w:eastAsia="宋体"/>
                 <w:b w:val="0"/>
-                <w:sz w:val="18"/>
+                <w:sz w:val="20"/>
               </w:rPr>
-              <w:t>0.40</w:t>
+              <w:t>资金使用</w:t>
             </w:r>
           </w:p>
         </w:tc>
         <w:tc>
           <w:tcPr>
-            <w:tcW w:type="dxa" w:w="1474"/>
+            <w:tcW w:type="dxa" w:w="2494"/>
             <w:tcBorders>
               <w:bottom w:val="single" w:sz="12" w:space="0" w:color="000000"/>
             </w:tcBorders>
@@ -2258,15 +2012,15 @@
               <w:rPr>
                 <w:rFonts w:ascii="Times New Roman" w:hAnsi="Times New Roman" w:eastAsia="宋体"/>
                 <w:b w:val="0"/>
-                <w:sz w:val="18"/>
+                <w:sz w:val="20"/>
               </w:rPr>
-              <w:t>0.6</w:t>
+              <w:t>费用虚列、超范围列支、报销造假</w:t>
             </w:r>
           </w:p>
         </w:tc>
         <w:tc>
           <w:tcPr>
-            <w:tcW w:type="dxa" w:w="1134"/>
+            <w:tcW w:type="dxa" w:w="4649"/>
             <w:tcBorders>
               <w:bottom w:val="single" w:sz="12" w:space="0" w:color="000000"/>
             </w:tcBorders>
@@ -2281,101 +2035,9 @@
               <w:rPr>
                 <w:rFonts w:ascii="Times New Roman" w:hAnsi="Times New Roman" w:eastAsia="宋体"/>
                 <w:b w:val="0"/>
-                <w:sz w:val="18"/>
+                <w:sz w:val="20"/>
               </w:rPr>
-              <w:t>94.0</w:t>
-            </w:r>
-          </w:p>
-        </w:tc>
-        <w:tc>
-          <w:tcPr>
-            <w:tcW w:type="dxa" w:w="1134"/>
-            <w:tcBorders>
-              <w:bottom w:val="single" w:sz="12" w:space="0" w:color="000000"/>
-            </w:tcBorders>
-          </w:tcPr>
-          <w:p>
-            <w:pPr>
-              <w:spacing w:before="40" w:after="40" w:line="240" w:lineRule="auto"/>
-              <w:jc w:val="center"/>
-            </w:pPr>
-            <w:r/>
-            <w:r>
-              <w:rPr>
-                <w:rFonts w:ascii="Times New Roman" w:hAnsi="Times New Roman" w:eastAsia="宋体"/>
-                <w:b w:val="0"/>
-                <w:sz w:val="18"/>
-              </w:rPr>
-              <w:t>78.0</w:t>
-            </w:r>
-          </w:p>
-        </w:tc>
-        <w:tc>
-          <w:tcPr>
-            <w:tcW w:type="dxa" w:w="1134"/>
-            <w:tcBorders>
-              <w:bottom w:val="single" w:sz="12" w:space="0" w:color="000000"/>
-            </w:tcBorders>
-          </w:tcPr>
-          <w:p>
-            <w:pPr>
-              <w:spacing w:before="40" w:after="40" w:line="240" w:lineRule="auto"/>
-              <w:jc w:val="center"/>
-            </w:pPr>
-            <w:r/>
-            <w:r>
-              <w:rPr>
-                <w:rFonts w:ascii="Times New Roman" w:hAnsi="Times New Roman" w:eastAsia="宋体"/>
-                <w:b w:val="0"/>
-                <w:sz w:val="18"/>
-              </w:rPr>
-              <w:t>68.4</w:t>
-            </w:r>
-          </w:p>
-        </w:tc>
-        <w:tc>
-          <w:tcPr>
-            <w:tcW w:type="dxa" w:w="1134"/>
-            <w:tcBorders>
-              <w:bottom w:val="single" w:sz="12" w:space="0" w:color="000000"/>
-            </w:tcBorders>
-          </w:tcPr>
-          <w:p>
-            <w:pPr>
-              <w:spacing w:before="40" w:after="40" w:line="240" w:lineRule="auto"/>
-              <w:jc w:val="center"/>
-            </w:pPr>
-            <w:r/>
-            <w:r>
-              <w:rPr>
-                <w:rFonts w:ascii="Times New Roman" w:hAnsi="Times New Roman" w:eastAsia="宋体"/>
-                <w:b w:val="0"/>
-                <w:sz w:val="18"/>
-              </w:rPr>
-              <w:t>62.6</w:t>
-            </w:r>
-          </w:p>
-        </w:tc>
-        <w:tc>
-          <w:tcPr>
-            <w:tcW w:type="dxa" w:w="1361"/>
-            <w:tcBorders>
-              <w:bottom w:val="single" w:sz="12" w:space="0" w:color="000000"/>
-            </w:tcBorders>
-          </w:tcPr>
-          <w:p>
-            <w:pPr>
-              <w:spacing w:before="40" w:after="40" w:line="240" w:lineRule="auto"/>
-              <w:jc w:val="center"/>
-            </w:pPr>
-            <w:r/>
-            <w:r>
-              <w:rPr>
-                <w:rFonts w:ascii="Times New Roman" w:hAnsi="Times New Roman" w:eastAsia="宋体"/>
-                <w:b w:val="0"/>
-                <w:sz w:val="18"/>
-              </w:rPr>
-              <w:t>37.4</w:t>
+              <w:t>费用与业务活动匹配校验、大额支出穿透审核、票据重复识别</w:t>
             </w:r>
           </w:p>
         </w:tc>
@@ -2383,17 +2045,55 @@
     </w:tbl>
     <w:p>
       <w:pPr>
-        <w:spacing w:before="40" w:after="160" w:line="240" w:lineRule="auto"/>
-        <w:ind w:firstLine="0"/>
+        <w:spacing w:before="0" w:after="160" w:line="240" w:lineRule="auto"/>
         <w:jc w:val="left"/>
+      </w:pPr>
+    </w:p>
+    <w:p>
+      <w:pPr>
+        <w:keepNext/>
+        <w:spacing w:before="160" w:after="80" w:line="360" w:lineRule="auto"/>
+        <w:jc w:val="left"/>
+      </w:pPr>
+      <w:r>
+        <w:rPr>
+          <w:rFonts w:ascii="Times New Roman" w:hAnsi="Times New Roman" w:eastAsia="黑体"/>
+          <w:b w:val="0"/>
+          <w:sz w:val="28"/>
+        </w:rPr>
+        <w:t>5.2  数据穿透：搭建数智中台，实现全域智能赋能</w:t>
+      </w:r>
+    </w:p>
+    <w:p>
+      <w:pPr>
+        <w:spacing w:before="0" w:after="0" w:line="360" w:lineRule="auto"/>
+        <w:ind w:firstLine="480"/>
+        <w:jc w:val="both"/>
       </w:pPr>
       <w:r>
         <w:rPr>
           <w:rFonts w:ascii="Times New Roman" w:hAnsi="Times New Roman" w:eastAsia="宋体"/>
           <w:b w:val="0"/>
-          <w:sz w:val="18"/>
+          <w:sz w:val="24"/>
         </w:rPr>
-        <w:t>注：国家局层级效力标准化为 100%；末梢损失＝100%−县级局效力；直达通道保真度 ρ 取 0.90。</w:t>
+        <w:t>数据穿透的前提是建立统一的数据标准与共享通道，其技术架构如图4所示。一是搭建行业统一监督数据中台，统筹整合烟叶生产、卷烟营销、物资采购、工程建设、财务资金、专卖执法等全领域业务数据，统一数据采集、清洗、校核、共享标准，打通系统接口，构建全域互通、全程可溯、动态更新的监督大数据库。二是打造一体化智能监督平台，集成实时监测、分级预警、数据溯源、线索生成、整改督办、考核评价、成果复盘等功能，实现业务风险的动态化监测。三是深化数字技术应用，针对围标串标、虚列费用、违规审批、异常交易等链条式风险搭建专属预警模型，通过挖掘招投标历史数据、分析投标行为规律、比对报价与方案相似度识别异常行为。四是健全数据安全管控机制，落实数据分级分类管控、权限精细化管理与常态化保密审查，在符合数据安全法律要求</w:t>
+      </w:r>
+      <w:r>
+        <w:rPr>
+          <w:rFonts w:ascii="Times New Roman" w:hAnsi="Times New Roman" w:eastAsia="宋体"/>
+          <w:b w:val="0"/>
+          <w:sz w:val="24"/>
+          <w:vertAlign w:val="superscript"/>
+        </w:rPr>
+        <w:t>[6]</w:t>
+      </w:r>
+      <w:r>
+        <w:rPr>
+          <w:rFonts w:ascii="Times New Roman" w:hAnsi="Times New Roman" w:eastAsia="宋体"/>
+          <w:b w:val="0"/>
+          <w:sz w:val="24"/>
+        </w:rPr>
+        <w:t>的前提下畅通数据共享复用通道。</w:t>
       </w:r>
     </w:p>
     <w:p>
@@ -2405,7 +2105,7 @@
       <w:r>
         <w:drawing>
           <wp:inline xmlns:a="http://schemas.openxmlformats.org/drawingml/2006/main" xmlns:pic="http://schemas.openxmlformats.org/drawingml/2006/picture">
-            <wp:extent cx="5400000" cy="2617247"/>
+            <wp:extent cx="5400000" cy="3600000"/>
             <wp:docPr id="4" name="Picture 4"/>
             <wp:cNvGraphicFramePr>
               <a:graphicFrameLocks noChangeAspect="1"/>
@@ -2414,7 +2114,7 @@
               <a:graphicData uri="http://schemas.openxmlformats.org/drawingml/2006/picture">
                 <pic:pic>
                   <pic:nvPicPr>
-                    <pic:cNvPr id="0" name="p2_d1_decay.png"/>
+                    <pic:cNvPr id="0" name="p2_c5_platform.png"/>
                     <pic:cNvPicPr/>
                   </pic:nvPicPr>
                   <pic:blipFill>
@@ -2426,7 +2126,7 @@
                   <pic:spPr>
                     <a:xfrm>
                       <a:off x="0" y="0"/>
-                      <a:ext cx="5400000" cy="2617247"/>
+                      <a:ext cx="5400000" cy="3600000"/>
                     </a:xfrm>
                     <a:prstGeom prst="rect"/>
                   </pic:spPr>
@@ -2448,7 +2148,22 @@
           <w:b w:val="0"/>
           <w:sz w:val="21"/>
         </w:rPr>
-        <w:t>图 4  监督效力沿层级的衰减及直达通道的修正</w:t>
+        <w:t>图4  监督数据中台与智能监督平台技术架构</w:t>
+      </w:r>
+    </w:p>
+    <w:p>
+      <w:pPr>
+        <w:keepNext/>
+        <w:spacing w:before="160" w:after="80" w:line="360" w:lineRule="auto"/>
+        <w:jc w:val="left"/>
+      </w:pPr>
+      <w:r>
+        <w:rPr>
+          <w:rFonts w:ascii="Times New Roman" w:hAnsi="Times New Roman" w:eastAsia="黑体"/>
+          <w:b w:val="0"/>
+          <w:sz w:val="28"/>
+        </w:rPr>
+        <w:t>5.3  流程穿透：嵌入全链监督，构建全周期闭环管控</w:t>
       </w:r>
     </w:p>
     <w:p>
@@ -2463,23 +2178,7 @@
           <w:b w:val="0"/>
           <w:sz w:val="24"/>
         </w:rPr>
-        <w:t>直达通道的修正效果显著，且与衰减程度正相关，这为建设次序提供了明确判据。在 d=0.30 时，把直达通道覆盖比例由 0 提高到 0.6，县级效力由 34.3% 回升至 67.7%，提升 33.4 个百分点；在 d=0.20、0.30、0.40 三种情形下，同样把覆盖提至 0.6，提升幅度分别为 23.3、33.4、41.0 个百分点。</w:t>
-      </w:r>
-      <w:r>
-        <w:rPr>
-          <w:rFonts w:ascii="Times New Roman" w:hAnsi="Times New Roman" w:eastAsia="宋体"/>
-          <w:b/>
-          <w:sz w:val="24"/>
-        </w:rPr>
-        <w:t>因此直达通道应优先建在层级传导链条最长、信息损耗最严重的业务领域</w:t>
-      </w:r>
-      <w:r>
-        <w:rPr>
-          <w:rFonts w:ascii="Times New Roman" w:hAnsi="Times New Roman" w:eastAsia="宋体"/>
-          <w:b w:val="0"/>
-          <w:sz w:val="24"/>
-        </w:rPr>
-        <w:t>，而非平均铺开——这与当前多数单位“先易后难、从信息化基础好的条线做起”的做法方向相反。</w:t>
+        <w:t>流程穿透的核心是把监督节点嵌入业务流程，做到业务推进到哪里、监督穿透到哪里。应将标准化监督节点、管控规则与核查流程嵌入烟叶收购、卷烟营销、物流配送、工程采购、资金拨付、人事管理等全业务链条，覆盖业务发起、过程推进、收尾验收、归档复盘全流程，消除监督断点。在权力集中、资金密集、风险高发的前置关键节点设置刚性监督卡点，对业务合规性、资金使用规范性与岗位履职有效性实时审核、动态纠偏。由此构建事前风险精准预判、事中动态实时监管、事后全面复盘整改的全周期闭环模式，把监督的功能从责任认定前移到风险阻断。</w:t>
       </w:r>
     </w:p>
     <w:p>
@@ -2494,7 +2193,7 @@
           <w:b w:val="0"/>
           <w:sz w:val="28"/>
         </w:rPr>
-        <w:t>4.2  监督成本与监督过载：被忽略的约束条件</w:t>
+        <w:t>5.4  责任穿透：压实层级权责，健全刚性问责机制</w:t>
       </w:r>
     </w:p>
     <w:p>
@@ -2509,7 +2208,22 @@
           <w:b w:val="0"/>
           <w:sz w:val="24"/>
         </w:rPr>
-        <w:t>既有研究普遍隐含“监督越全面越好”的假设，而这一假设在基层执行层面并不成立。四个乃至五个维度的穿透叠加，意味着基层需要新增大量填报、留痕与迎检工作量；管理学称之为控制悖论——过度监督挤占业务时间、诱发留痕主义与形式主义，最终反而降低组织绩效。若不把这一成本显性化，方案在执行中必然遭遇反弹，这也是许多监督制度“文件很完善、落地打折扣”的直接原因。</w:t>
+        <w:t>责任穿透是保障各项监督举措刚性落地的根本，其要害在于让责任可追溯到具体岗位。应逐级细化四级垂直管理体系的监督权责，精准划分党委主体责任、纪检监督责任、业务部门监管责任与岗位个人履职责任，清晰界定权责边界。建立自上而下的责任述职、专项约谈与督办问责机制，打通责任传导梗阻，破解监督上热中温下冷的梯度衰减问题。严格落实问题整改的台账化、销号式与回头看闭环管理，坚持整改问题、深挖根源、补齐短板、完善制度一体推进。同时优化监督考核评价体系，提升风险防控、合规履职、监督成效的考核权重，对履职尽责、风控有效的予以正向激励，对履职不力、风险失控的严肃问责。</w:t>
+      </w:r>
+    </w:p>
+    <w:p>
+      <w:pPr>
+        <w:keepNext/>
+        <w:spacing w:before="160" w:after="80" w:line="360" w:lineRule="auto"/>
+        <w:jc w:val="left"/>
+      </w:pPr>
+      <w:r>
+        <w:rPr>
+          <w:rFonts w:ascii="Times New Roman" w:hAnsi="Times New Roman" w:eastAsia="黑体"/>
+          <w:b w:val="0"/>
+          <w:sz w:val="28"/>
+        </w:rPr>
+        <w:t>5.5  队伍保障：建强专业梯队，夯实人才支撑</w:t>
       </w:r>
     </w:p>
     <w:p>
@@ -2524,114 +2238,24 @@
           <w:b w:val="0"/>
           <w:sz w:val="24"/>
         </w:rPr>
-        <w:t>为此本文在总成本函数中显式引入监督过载项，如式（2）所示。</w:t>
+        <w:t>队伍建设是四维穿透能否落地的能力前提，需要从配置、培训、激励三端同步发力。在人员配置上，推进基层监督岗位专职化改革，压减兼职监督岗位，足额配齐纪检、审计、数智监督专职人员。在能力培训上，搭建分层级、场景化的培训体系，重点开展大数据分析、智能平台操作、风险建模、数据溯源、新型风险识别等专项培训，培育懂业务、懂技术、懂监督、懂风控的复合型人才。在激励机制上，拓宽监督岗位晋升通道，优化评优评先与绩效分配政策，提升岗位吸引力。行业内已有可资借鉴的做法：部分地市烟草单位推行网格化监督机制，吸纳基层员工、零售客户、种烟大户参与民主监督，以社会化监督力量弥补专职人员不足；也有单位依托数字化平台在专卖许可与市场监管领域实现协同监督突破，为基层末梢监督提质增效提供了可复制的经验。</w:t>
       </w:r>
     </w:p>
-    <w:tbl>
-      <w:tblPr>
-        <w:tblW w:type="auto" w:w="0"/>
-        <w:jc w:val="center"/>
-        <w:tblLayout w:type="fixed"/>
-        <w:tblLook w:firstColumn="1" w:firstRow="1" w:lastColumn="0" w:lastRow="0" w:noHBand="0" w:noVBand="1" w:val="04A0"/>
-        <w:tblBorders>
-          <w:top w:val="none" w:sz="0" w:space="0" w:color="000000"/>
-          <w:left w:val="none" w:sz="0" w:space="0" w:color="000000"/>
-          <w:bottom w:val="none" w:sz="0" w:space="0" w:color="000000"/>
-          <w:right w:val="none" w:sz="0" w:space="0" w:color="000000"/>
-          <w:insideH w:val="none" w:sz="0" w:space="0" w:color="000000"/>
-          <w:insideV w:val="none" w:sz="0" w:space="0" w:color="000000"/>
-        </w:tblBorders>
-      </w:tblPr>
-      <w:tblGrid>
-        <w:gridCol w:w="2946"/>
-        <w:gridCol w:w="2946"/>
-        <w:gridCol w:w="2946"/>
-      </w:tblGrid>
-      <w:tr>
-        <w:tc>
-          <w:tcPr>
-            <w:tcW w:type="dxa" w:w="1134"/>
-          </w:tcPr>
-          <w:p>
-            <w:pPr>
-              <w:spacing w:before="120" w:after="120" w:line="360" w:lineRule="auto"/>
-              <w:jc w:val="left"/>
-            </w:pPr>
-          </w:p>
-        </w:tc>
-        <w:tc>
-          <w:tcPr>
-            <w:tcW w:type="dxa" w:w="6236"/>
-          </w:tcPr>
-          <w:p>
-            <w:pPr>
-              <w:spacing w:before="120" w:after="120" w:line="360" w:lineRule="auto"/>
-              <w:jc w:val="center"/>
-            </w:pPr>
-            <m:oMath>
-              <m:r>
-                <m:t xml:space="preserve">TC(s)=c· s+b· </m:t>
-              </m:r>
-              <m:sSup>
-                <m:e>
-                  <m:r>
-                    <m:t xml:space="preserve">s</m:t>
-                  </m:r>
-                </m:e>
-                <m:sup>
-                  <m:r>
-                    <m:t xml:space="preserve">2</m:t>
-                  </m:r>
-                </m:sup>
-              </m:sSup>
-              <m:r>
-                <m:t xml:space="preserve">+L· </m:t>
-              </m:r>
-              <m:sSub>
-                <m:e>
-                  <m:r>
-                    <m:t xml:space="preserve">R</m:t>
-                  </m:r>
-                </m:e>
-                <m:sub>
-                  <m:r>
-                    <m:t xml:space="preserve">0</m:t>
-                  </m:r>
-                </m:sub>
-              </m:sSub>
-              <m:r>
-                <m:rPr>
-                  <m:sty m:val="p"/>
-                </m:rPr>
-                <m:t xml:space="preserve">exp</m:t>
-              </m:r>
-              <m:r>
-                <m:t xml:space="preserve">(-β s)</m:t>
-              </m:r>
-            </m:oMath>
-          </w:p>
-        </w:tc>
-        <w:tc>
-          <w:tcPr>
-            <w:tcW w:type="dxa" w:w="1134"/>
-          </w:tcPr>
-          <w:p>
-            <w:pPr>
-              <w:spacing w:before="120" w:after="120" w:line="360" w:lineRule="auto"/>
-              <w:jc w:val="right"/>
-            </w:pPr>
-            <w:r>
-              <w:rPr>
-                <w:rFonts w:ascii="Times New Roman" w:hAnsi="Times New Roman" w:eastAsia="宋体"/>
-                <w:b w:val="0"/>
-                <w:sz w:val="24"/>
-              </w:rPr>
-              <w:t>（2）</w:t>
-            </w:r>
-          </w:p>
-        </w:tc>
-      </w:tr>
-    </w:tbl>
+    <w:p>
+      <w:pPr>
+        <w:keepNext/>
+        <w:spacing w:before="160" w:after="80" w:line="360" w:lineRule="auto"/>
+        <w:jc w:val="left"/>
+      </w:pPr>
+      <w:r>
+        <w:rPr>
+          <w:rFonts w:ascii="Times New Roman" w:hAnsi="Times New Roman" w:eastAsia="黑体"/>
+          <w:b w:val="0"/>
+          <w:sz w:val="28"/>
+        </w:rPr>
+        <w:t>5.6  分步实施：先立标准，再建平台，后强问责</w:t>
+      </w:r>
+    </w:p>
     <w:p>
       <w:pPr>
         <w:spacing w:before="0" w:after="0" w:line="360" w:lineRule="auto"/>
@@ -2644,976 +2268,7 @@
           <w:b w:val="0"/>
           <w:sz w:val="24"/>
         </w:rPr>
-        <w:t>式（2）中 s 为监督强度，三项分别刻画三类此消彼长的成本。第一项 c·s 为直接监督成本，即人力与时间投入，随强度线性增长；第二项 b·s² 为基层负担导致的业务效能损失，随强度加速增长，反映边际负担递增；第三项为预期风险损失，随监督强度指数衰减，其中 R₀ 为无监督时的基准风险、β 刻画监督手段的有效性。对式（2）求导并令一阶条件为零，得最优监督强度满足式（3）。</w:t>
-      </w:r>
-    </w:p>
-    <w:tbl>
-      <w:tblPr>
-        <w:tblW w:type="auto" w:w="0"/>
-        <w:jc w:val="center"/>
-        <w:tblLayout w:type="fixed"/>
-        <w:tblLook w:firstColumn="1" w:firstRow="1" w:lastColumn="0" w:lastRow="0" w:noHBand="0" w:noVBand="1" w:val="04A0"/>
-        <w:tblBorders>
-          <w:top w:val="none" w:sz="0" w:space="0" w:color="000000"/>
-          <w:left w:val="none" w:sz="0" w:space="0" w:color="000000"/>
-          <w:bottom w:val="none" w:sz="0" w:space="0" w:color="000000"/>
-          <w:right w:val="none" w:sz="0" w:space="0" w:color="000000"/>
-          <w:insideH w:val="none" w:sz="0" w:space="0" w:color="000000"/>
-          <w:insideV w:val="none" w:sz="0" w:space="0" w:color="000000"/>
-        </w:tblBorders>
-      </w:tblPr>
-      <w:tblGrid>
-        <w:gridCol w:w="2946"/>
-        <w:gridCol w:w="2946"/>
-        <w:gridCol w:w="2946"/>
-      </w:tblGrid>
-      <w:tr>
-        <w:tc>
-          <w:tcPr>
-            <w:tcW w:type="dxa" w:w="1134"/>
-          </w:tcPr>
-          <w:p>
-            <w:pPr>
-              <w:spacing w:before="120" w:after="120" w:line="360" w:lineRule="auto"/>
-              <w:jc w:val="left"/>
-            </w:pPr>
-          </w:p>
-        </w:tc>
-        <w:tc>
-          <w:tcPr>
-            <w:tcW w:type="dxa" w:w="6236"/>
-          </w:tcPr>
-          <w:p>
-            <w:pPr>
-              <w:spacing w:before="120" w:after="120" w:line="360" w:lineRule="auto"/>
-              <w:jc w:val="center"/>
-            </w:pPr>
-            <m:oMath>
-              <m:r>
-                <m:t xml:space="preserve">c+2b</m:t>
-              </m:r>
-              <m:sSup>
-                <m:e>
-                  <m:r>
-                    <m:t xml:space="preserve">s</m:t>
-                  </m:r>
-                </m:e>
-                <m:sup>
-                  <m:r>
-                    <m:t xml:space="preserve">*</m:t>
-                  </m:r>
-                </m:sup>
-              </m:sSup>
-              <m:r>
-                <m:t xml:space="preserve">=β L </m:t>
-              </m:r>
-              <m:sSub>
-                <m:e>
-                  <m:r>
-                    <m:t xml:space="preserve">R</m:t>
-                  </m:r>
-                </m:e>
-                <m:sub>
-                  <m:r>
-                    <m:t xml:space="preserve">0</m:t>
-                  </m:r>
-                </m:sub>
-              </m:sSub>
-              <m:r>
-                <m:rPr>
-                  <m:sty m:val="p"/>
-                </m:rPr>
-                <m:t xml:space="preserve">exp</m:t>
-              </m:r>
-              <m:r>
-                <m:t xml:space="preserve">(-β </m:t>
-              </m:r>
-              <m:sSup>
-                <m:e>
-                  <m:r>
-                    <m:t xml:space="preserve">s</m:t>
-                  </m:r>
-                </m:e>
-                <m:sup>
-                  <m:r>
-                    <m:t xml:space="preserve">*</m:t>
-                  </m:r>
-                </m:sup>
-              </m:sSup>
-              <m:r>
-                <m:t xml:space="preserve">)</m:t>
-              </m:r>
-            </m:oMath>
-          </w:p>
-        </w:tc>
-        <w:tc>
-          <w:tcPr>
-            <w:tcW w:type="dxa" w:w="1134"/>
-          </w:tcPr>
-          <w:p>
-            <w:pPr>
-              <w:spacing w:before="120" w:after="120" w:line="360" w:lineRule="auto"/>
-              <w:jc w:val="right"/>
-            </w:pPr>
-            <w:r>
-              <w:rPr>
-                <w:rFonts w:ascii="Times New Roman" w:hAnsi="Times New Roman" w:eastAsia="宋体"/>
-                <w:b w:val="0"/>
-                <w:sz w:val="24"/>
-              </w:rPr>
-              <w:t>（3）</w:t>
-            </w:r>
-          </w:p>
-        </w:tc>
-      </w:tr>
-    </w:tbl>
-    <w:p>
-      <w:pPr>
-        <w:spacing w:before="0" w:after="0" w:line="360" w:lineRule="auto"/>
-        <w:ind w:firstLine="480"/>
-        <w:jc w:val="both"/>
-      </w:pPr>
-      <w:r>
-        <w:rPr>
-          <w:rFonts w:ascii="Times New Roman" w:hAnsi="Times New Roman" w:eastAsia="宋体"/>
-          <w:b w:val="0"/>
-          <w:sz w:val="24"/>
-        </w:rPr>
-        <w:t>数值求解表明，忽略基层负担会系统性高估最优监督强度，其幅度足以改变决策，结果如表 2 与图 5 所示。基准情景下最优监督强度 s*=3.95；若把过载项从模型中剔除（b=0），最优强度升至 6.36，</w:t>
-      </w:r>
-      <w:r>
-        <w:rPr>
-          <w:rFonts w:ascii="Times New Roman" w:hAnsi="Times New Roman" w:eastAsia="宋体"/>
-          <w:b/>
-          <w:sz w:val="24"/>
-        </w:rPr>
-        <w:t>高估 61.0%</w:t>
-      </w:r>
-      <w:r>
-        <w:rPr>
-          <w:rFonts w:ascii="Times New Roman" w:hAnsi="Times New Roman" w:eastAsia="宋体"/>
-          <w:b w:val="0"/>
-          <w:sz w:val="24"/>
-        </w:rPr>
-        <w:t>。敏感性分析进一步显示：基层负担越重、领域风险越低、监督手段效力越弱，最优监督强度越应下调。</w:t>
-      </w:r>
-    </w:p>
-    <w:p>
-      <w:pPr>
-        <w:keepNext/>
-        <w:spacing w:before="160" w:after="40" w:line="240" w:lineRule="auto"/>
-        <w:jc w:val="center"/>
-      </w:pPr>
-      <w:r>
-        <w:rPr>
-          <w:rFonts w:ascii="Times New Roman" w:hAnsi="Times New Roman" w:eastAsia="黑体"/>
-          <w:b w:val="0"/>
-          <w:sz w:val="21"/>
-        </w:rPr>
-        <w:t>表 2  含监督过载项的最优监督强度及敏感性分析</w:t>
-      </w:r>
-    </w:p>
-    <w:tbl>
-      <w:tblPr>
-        <w:tblW w:type="auto" w:w="0"/>
-        <w:jc w:val="center"/>
-        <w:tblLayout w:type="autofit"/>
-        <w:tblLook w:firstColumn="1" w:firstRow="1" w:lastColumn="0" w:lastRow="0" w:noHBand="0" w:noVBand="1" w:val="04A0"/>
-        <w:tblBorders>
-          <w:top w:val="none" w:sz="0" w:space="0" w:color="000000"/>
-          <w:left w:val="none" w:sz="0" w:space="0" w:color="000000"/>
-          <w:bottom w:val="none" w:sz="0" w:space="0" w:color="000000"/>
-          <w:right w:val="none" w:sz="0" w:space="0" w:color="000000"/>
-          <w:insideH w:val="none" w:sz="0" w:space="0" w:color="000000"/>
-          <w:insideV w:val="none" w:sz="0" w:space="0" w:color="000000"/>
-        </w:tblBorders>
-      </w:tblPr>
-      <w:tblGrid>
-        <w:gridCol w:w="2209"/>
-        <w:gridCol w:w="2209"/>
-        <w:gridCol w:w="2209"/>
-        <w:gridCol w:w="2209"/>
-      </w:tblGrid>
-      <w:tr>
-        <w:tc>
-          <w:tcPr>
-            <w:tcW w:type="dxa" w:w="3175"/>
-            <w:tcBorders>
-              <w:top w:val="single" w:sz="12" w:space="0" w:color="000000"/>
-              <w:bottom w:val="single" w:sz="6" w:space="0" w:color="000000"/>
-            </w:tcBorders>
-          </w:tcPr>
-          <w:p>
-            <w:pPr>
-              <w:spacing w:before="40" w:after="40" w:line="240" w:lineRule="auto"/>
-              <w:jc w:val="left"/>
-            </w:pPr>
-            <w:r/>
-            <w:r>
-              <w:rPr>
-                <w:rFonts w:ascii="Times New Roman" w:hAnsi="Times New Roman" w:eastAsia="宋体"/>
-                <w:b/>
-                <w:sz w:val="19"/>
-              </w:rPr>
-              <w:t>情景</w:t>
-            </w:r>
-          </w:p>
-        </w:tc>
-        <w:tc>
-          <w:tcPr>
-            <w:tcW w:type="dxa" w:w="1814"/>
-            <w:tcBorders>
-              <w:top w:val="single" w:sz="12" w:space="0" w:color="000000"/>
-              <w:bottom w:val="single" w:sz="6" w:space="0" w:color="000000"/>
-            </w:tcBorders>
-          </w:tcPr>
-          <w:p>
-            <w:pPr>
-              <w:spacing w:before="40" w:after="40" w:line="240" w:lineRule="auto"/>
-              <w:jc w:val="center"/>
-            </w:pPr>
-            <w:r/>
-            <w:r>
-              <w:rPr>
-                <w:rFonts w:ascii="Times New Roman" w:hAnsi="Times New Roman" w:eastAsia="宋体"/>
-                <w:b/>
-                <w:sz w:val="19"/>
-              </w:rPr>
-              <w:t>最优监督强度 s*</w:t>
-            </w:r>
-          </w:p>
-        </w:tc>
-        <w:tc>
-          <w:tcPr>
-            <w:tcW w:type="dxa" w:w="1814"/>
-            <w:tcBorders>
-              <w:top w:val="single" w:sz="12" w:space="0" w:color="000000"/>
-              <w:bottom w:val="single" w:sz="6" w:space="0" w:color="000000"/>
-            </w:tcBorders>
-          </w:tcPr>
-          <w:p>
-            <w:pPr>
-              <w:spacing w:before="40" w:after="40" w:line="240" w:lineRule="auto"/>
-              <w:jc w:val="center"/>
-            </w:pPr>
-            <w:r/>
-            <w:r>
-              <w:rPr>
-                <w:rFonts w:ascii="Times New Roman" w:hAnsi="Times New Roman" w:eastAsia="宋体"/>
-                <w:b/>
-                <w:sz w:val="19"/>
-              </w:rPr>
-              <w:t>最优总成本 TC*</w:t>
-            </w:r>
-          </w:p>
-        </w:tc>
-        <w:tc>
-          <w:tcPr>
-            <w:tcW w:type="dxa" w:w="2268"/>
-            <w:tcBorders>
-              <w:top w:val="single" w:sz="12" w:space="0" w:color="000000"/>
-              <w:bottom w:val="single" w:sz="6" w:space="0" w:color="000000"/>
-            </w:tcBorders>
-          </w:tcPr>
-          <w:p>
-            <w:pPr>
-              <w:spacing w:before="40" w:after="40" w:line="240" w:lineRule="auto"/>
-              <w:jc w:val="center"/>
-            </w:pPr>
-            <w:r/>
-            <w:r>
-              <w:rPr>
-                <w:rFonts w:ascii="Times New Roman" w:hAnsi="Times New Roman" w:eastAsia="宋体"/>
-                <w:b/>
-                <w:sz w:val="19"/>
-              </w:rPr>
-              <w:t>相对基准变化</w:t>
-            </w:r>
-          </w:p>
-        </w:tc>
-      </w:tr>
-      <w:tr>
-        <w:tc>
-          <w:tcPr>
-            <w:tcW w:type="dxa" w:w="3175"/>
-          </w:tcPr>
-          <w:p>
-            <w:pPr>
-              <w:spacing w:before="40" w:after="40" w:line="240" w:lineRule="auto"/>
-              <w:jc w:val="left"/>
-            </w:pPr>
-            <w:r/>
-            <w:r>
-              <w:rPr>
-                <w:rFonts w:ascii="Times New Roman" w:hAnsi="Times New Roman" w:eastAsia="宋体"/>
-                <w:b w:val="0"/>
-                <w:sz w:val="19"/>
-              </w:rPr>
-              <w:t>基准情景</w:t>
-            </w:r>
-          </w:p>
-        </w:tc>
-        <w:tc>
-          <w:tcPr>
-            <w:tcW w:type="dxa" w:w="1814"/>
-          </w:tcPr>
-          <w:p>
-            <w:pPr>
-              <w:spacing w:before="40" w:after="40" w:line="240" w:lineRule="auto"/>
-              <w:jc w:val="center"/>
-            </w:pPr>
-            <w:r/>
-            <w:r>
-              <w:rPr>
-                <w:rFonts w:ascii="Times New Roman" w:hAnsi="Times New Roman" w:eastAsia="宋体"/>
-                <w:b w:val="0"/>
-                <w:sz w:val="19"/>
-              </w:rPr>
-              <w:t>3.95</w:t>
-            </w:r>
-          </w:p>
-        </w:tc>
-        <w:tc>
-          <w:tcPr>
-            <w:tcW w:type="dxa" w:w="1814"/>
-          </w:tcPr>
-          <w:p>
-            <w:pPr>
-              <w:spacing w:before="40" w:after="40" w:line="240" w:lineRule="auto"/>
-              <w:jc w:val="center"/>
-            </w:pPr>
-            <w:r/>
-            <w:r>
-              <w:rPr>
-                <w:rFonts w:ascii="Times New Roman" w:hAnsi="Times New Roman" w:eastAsia="宋体"/>
-                <w:b w:val="0"/>
-                <w:sz w:val="19"/>
-              </w:rPr>
-              <w:t>16.24</w:t>
-            </w:r>
-          </w:p>
-        </w:tc>
-        <w:tc>
-          <w:tcPr>
-            <w:tcW w:type="dxa" w:w="2268"/>
-          </w:tcPr>
-          <w:p>
-            <w:pPr>
-              <w:spacing w:before="40" w:after="40" w:line="240" w:lineRule="auto"/>
-              <w:jc w:val="center"/>
-            </w:pPr>
-            <w:r/>
-            <w:r>
-              <w:rPr>
-                <w:rFonts w:ascii="Times New Roman" w:hAnsi="Times New Roman" w:eastAsia="宋体"/>
-                <w:b w:val="0"/>
-                <w:sz w:val="19"/>
-              </w:rPr>
-              <w:t>—</w:t>
-            </w:r>
-          </w:p>
-        </w:tc>
-      </w:tr>
-      <w:tr>
-        <w:tc>
-          <w:tcPr>
-            <w:tcW w:type="dxa" w:w="3175"/>
-          </w:tcPr>
-          <w:p>
-            <w:pPr>
-              <w:spacing w:before="40" w:after="40" w:line="240" w:lineRule="auto"/>
-              <w:jc w:val="left"/>
-            </w:pPr>
-            <w:r/>
-            <w:r>
-              <w:rPr>
-                <w:rFonts w:ascii="Times New Roman" w:hAnsi="Times New Roman" w:eastAsia="宋体"/>
-                <w:b w:val="0"/>
-                <w:sz w:val="19"/>
-              </w:rPr>
-              <w:t>忽略监督过载项（b=0）</w:t>
-            </w:r>
-          </w:p>
-        </w:tc>
-        <w:tc>
-          <w:tcPr>
-            <w:tcW w:type="dxa" w:w="1814"/>
-          </w:tcPr>
-          <w:p>
-            <w:pPr>
-              <w:spacing w:before="40" w:after="40" w:line="240" w:lineRule="auto"/>
-              <w:jc w:val="center"/>
-            </w:pPr>
-            <w:r/>
-            <w:r>
-              <w:rPr>
-                <w:rFonts w:ascii="Times New Roman" w:hAnsi="Times New Roman" w:eastAsia="宋体"/>
-                <w:b w:val="0"/>
-                <w:sz w:val="19"/>
-              </w:rPr>
-              <w:t>6.36</w:t>
-            </w:r>
-          </w:p>
-        </w:tc>
-        <w:tc>
-          <w:tcPr>
-            <w:tcW w:type="dxa" w:w="1814"/>
-          </w:tcPr>
-          <w:p>
-            <w:pPr>
-              <w:spacing w:before="40" w:after="40" w:line="240" w:lineRule="auto"/>
-              <w:jc w:val="center"/>
-            </w:pPr>
-            <w:r/>
-            <w:r>
-              <w:rPr>
-                <w:rFonts w:ascii="Times New Roman" w:hAnsi="Times New Roman" w:eastAsia="宋体"/>
-                <w:b w:val="0"/>
-                <w:sz w:val="19"/>
-              </w:rPr>
-              <w:t>—</w:t>
-            </w:r>
-          </w:p>
-        </w:tc>
-        <w:tc>
-          <w:tcPr>
-            <w:tcW w:type="dxa" w:w="2268"/>
-          </w:tcPr>
-          <w:p>
-            <w:pPr>
-              <w:spacing w:before="40" w:after="40" w:line="240" w:lineRule="auto"/>
-              <w:jc w:val="center"/>
-            </w:pPr>
-            <w:r/>
-            <w:r>
-              <w:rPr>
-                <w:rFonts w:ascii="Times New Roman" w:hAnsi="Times New Roman" w:eastAsia="宋体"/>
-                <w:b w:val="0"/>
-                <w:sz w:val="19"/>
-              </w:rPr>
-              <w:t>高估 61.0%</w:t>
-            </w:r>
-          </w:p>
-        </w:tc>
-      </w:tr>
-      <w:tr>
-        <w:tc>
-          <w:tcPr>
-            <w:tcW w:type="dxa" w:w="3175"/>
-          </w:tcPr>
-          <w:p>
-            <w:pPr>
-              <w:spacing w:before="40" w:after="40" w:line="240" w:lineRule="auto"/>
-              <w:jc w:val="left"/>
-            </w:pPr>
-            <w:r/>
-            <w:r>
-              <w:rPr>
-                <w:rFonts w:ascii="Times New Roman" w:hAnsi="Times New Roman" w:eastAsia="宋体"/>
-                <w:b w:val="0"/>
-                <w:sz w:val="19"/>
-              </w:rPr>
-              <w:t>过载系数 b=0.15（负担较轻）</w:t>
-            </w:r>
-          </w:p>
-        </w:tc>
-        <w:tc>
-          <w:tcPr>
-            <w:tcW w:type="dxa" w:w="1814"/>
-          </w:tcPr>
-          <w:p>
-            <w:pPr>
-              <w:spacing w:before="40" w:after="40" w:line="240" w:lineRule="auto"/>
-              <w:jc w:val="center"/>
-            </w:pPr>
-            <w:r/>
-            <w:r>
-              <w:rPr>
-                <w:rFonts w:ascii="Times New Roman" w:hAnsi="Times New Roman" w:eastAsia="宋体"/>
-                <w:b w:val="0"/>
-                <w:sz w:val="19"/>
-              </w:rPr>
-              <w:t>4.75</w:t>
-            </w:r>
-          </w:p>
-        </w:tc>
-        <w:tc>
-          <w:tcPr>
-            <w:tcW w:type="dxa" w:w="1814"/>
-          </w:tcPr>
-          <w:p>
-            <w:pPr>
-              <w:spacing w:before="40" w:after="40" w:line="240" w:lineRule="auto"/>
-              <w:jc w:val="center"/>
-            </w:pPr>
-            <w:r/>
-            <w:r>
-              <w:rPr>
-                <w:rFonts w:ascii="Times New Roman" w:hAnsi="Times New Roman" w:eastAsia="宋体"/>
-                <w:b w:val="0"/>
-                <w:sz w:val="19"/>
-              </w:rPr>
-              <w:t>12.54</w:t>
-            </w:r>
-          </w:p>
-        </w:tc>
-        <w:tc>
-          <w:tcPr>
-            <w:tcW w:type="dxa" w:w="2268"/>
-          </w:tcPr>
-          <w:p>
-            <w:pPr>
-              <w:spacing w:before="40" w:after="40" w:line="240" w:lineRule="auto"/>
-              <w:jc w:val="center"/>
-            </w:pPr>
-            <w:r/>
-            <w:r>
-              <w:rPr>
-                <w:rFonts w:ascii="Times New Roman" w:hAnsi="Times New Roman" w:eastAsia="宋体"/>
-                <w:b w:val="0"/>
-                <w:sz w:val="19"/>
-              </w:rPr>
-              <w:t>s* 上升 20.3%</w:t>
-            </w:r>
-          </w:p>
-        </w:tc>
-      </w:tr>
-      <w:tr>
-        <w:tc>
-          <w:tcPr>
-            <w:tcW w:type="dxa" w:w="3175"/>
-          </w:tcPr>
-          <w:p>
-            <w:pPr>
-              <w:spacing w:before="40" w:after="40" w:line="240" w:lineRule="auto"/>
-              <w:jc w:val="left"/>
-            </w:pPr>
-            <w:r/>
-            <w:r>
-              <w:rPr>
-                <w:rFonts w:ascii="Times New Roman" w:hAnsi="Times New Roman" w:eastAsia="宋体"/>
-                <w:b w:val="0"/>
-                <w:sz w:val="19"/>
-              </w:rPr>
-              <w:t>过载系数 b=0.70（负担较重）</w:t>
-            </w:r>
-          </w:p>
-        </w:tc>
-        <w:tc>
-          <w:tcPr>
-            <w:tcW w:type="dxa" w:w="1814"/>
-          </w:tcPr>
-          <w:p>
-            <w:pPr>
-              <w:spacing w:before="40" w:after="40" w:line="240" w:lineRule="auto"/>
-              <w:jc w:val="center"/>
-            </w:pPr>
-            <w:r/>
-            <w:r>
-              <w:rPr>
-                <w:rFonts w:ascii="Times New Roman" w:hAnsi="Times New Roman" w:eastAsia="宋体"/>
-                <w:b w:val="0"/>
-                <w:sz w:val="19"/>
-              </w:rPr>
-              <w:t>3.24</w:t>
-            </w:r>
-          </w:p>
-        </w:tc>
-        <w:tc>
-          <w:tcPr>
-            <w:tcW w:type="dxa" w:w="1814"/>
-          </w:tcPr>
-          <w:p>
-            <w:pPr>
-              <w:spacing w:before="40" w:after="40" w:line="240" w:lineRule="auto"/>
-              <w:jc w:val="center"/>
-            </w:pPr>
-            <w:r/>
-            <w:r>
-              <w:rPr>
-                <w:rFonts w:ascii="Times New Roman" w:hAnsi="Times New Roman" w:eastAsia="宋体"/>
-                <w:b w:val="0"/>
-                <w:sz w:val="19"/>
-              </w:rPr>
-              <w:t>20.69</w:t>
-            </w:r>
-          </w:p>
-        </w:tc>
-        <w:tc>
-          <w:tcPr>
-            <w:tcW w:type="dxa" w:w="2268"/>
-          </w:tcPr>
-          <w:p>
-            <w:pPr>
-              <w:spacing w:before="40" w:after="40" w:line="240" w:lineRule="auto"/>
-              <w:jc w:val="center"/>
-            </w:pPr>
-            <w:r/>
-            <w:r>
-              <w:rPr>
-                <w:rFonts w:ascii="Times New Roman" w:hAnsi="Times New Roman" w:eastAsia="宋体"/>
-                <w:b w:val="0"/>
-                <w:sz w:val="19"/>
-              </w:rPr>
-              <w:t>s* 下降 18.0%</w:t>
-            </w:r>
-          </w:p>
-        </w:tc>
-      </w:tr>
-      <w:tr>
-        <w:tc>
-          <w:tcPr>
-            <w:tcW w:type="dxa" w:w="3175"/>
-          </w:tcPr>
-          <w:p>
-            <w:pPr>
-              <w:spacing w:before="40" w:after="40" w:line="240" w:lineRule="auto"/>
-              <w:jc w:val="left"/>
-            </w:pPr>
-            <w:r/>
-            <w:r>
-              <w:rPr>
-                <w:rFonts w:ascii="Times New Roman" w:hAnsi="Times New Roman" w:eastAsia="宋体"/>
-                <w:b w:val="0"/>
-                <w:sz w:val="19"/>
-              </w:rPr>
-              <w:t>风险损失 L=30（低风险领域）</w:t>
-            </w:r>
-          </w:p>
-        </w:tc>
-        <w:tc>
-          <w:tcPr>
-            <w:tcW w:type="dxa" w:w="1814"/>
-          </w:tcPr>
-          <w:p>
-            <w:pPr>
-              <w:spacing w:before="40" w:after="40" w:line="240" w:lineRule="auto"/>
-              <w:jc w:val="center"/>
-            </w:pPr>
-            <w:r/>
-            <w:r>
-              <w:rPr>
-                <w:rFonts w:ascii="Times New Roman" w:hAnsi="Times New Roman" w:eastAsia="宋体"/>
-                <w:b w:val="0"/>
-                <w:sz w:val="19"/>
-              </w:rPr>
-              <w:t>3.03</w:t>
-            </w:r>
-          </w:p>
-        </w:tc>
-        <w:tc>
-          <w:tcPr>
-            <w:tcW w:type="dxa" w:w="1814"/>
-          </w:tcPr>
-          <w:p>
-            <w:pPr>
-              <w:spacing w:before="40" w:after="40" w:line="240" w:lineRule="auto"/>
-              <w:jc w:val="center"/>
-            </w:pPr>
-            <w:r/>
-            <w:r>
-              <w:rPr>
-                <w:rFonts w:ascii="Times New Roman" w:hAnsi="Times New Roman" w:eastAsia="宋体"/>
-                <w:b w:val="0"/>
-                <w:sz w:val="19"/>
-              </w:rPr>
-              <w:t>11.91</w:t>
-            </w:r>
-          </w:p>
-        </w:tc>
-        <w:tc>
-          <w:tcPr>
-            <w:tcW w:type="dxa" w:w="2268"/>
-          </w:tcPr>
-          <w:p>
-            <w:pPr>
-              <w:spacing w:before="40" w:after="40" w:line="240" w:lineRule="auto"/>
-              <w:jc w:val="center"/>
-            </w:pPr>
-            <w:r/>
-            <w:r>
-              <w:rPr>
-                <w:rFonts w:ascii="Times New Roman" w:hAnsi="Times New Roman" w:eastAsia="宋体"/>
-                <w:b w:val="0"/>
-                <w:sz w:val="19"/>
-              </w:rPr>
-              <w:t>s* 下降 23.3%</w:t>
-            </w:r>
-          </w:p>
-        </w:tc>
-      </w:tr>
-      <w:tr>
-        <w:tc>
-          <w:tcPr>
-            <w:tcW w:type="dxa" w:w="3175"/>
-          </w:tcPr>
-          <w:p>
-            <w:pPr>
-              <w:spacing w:before="40" w:after="40" w:line="240" w:lineRule="auto"/>
-              <w:jc w:val="left"/>
-            </w:pPr>
-            <w:r/>
-            <w:r>
-              <w:rPr>
-                <w:rFonts w:ascii="Times New Roman" w:hAnsi="Times New Roman" w:eastAsia="宋体"/>
-                <w:b w:val="0"/>
-                <w:sz w:val="19"/>
-              </w:rPr>
-              <w:t>风险损失 L=120（高风险领域）</w:t>
-            </w:r>
-          </w:p>
-        </w:tc>
-        <w:tc>
-          <w:tcPr>
-            <w:tcW w:type="dxa" w:w="1814"/>
-          </w:tcPr>
-          <w:p>
-            <w:pPr>
-              <w:spacing w:before="40" w:after="40" w:line="240" w:lineRule="auto"/>
-              <w:jc w:val="center"/>
-            </w:pPr>
-            <w:r/>
-            <w:r>
-              <w:rPr>
-                <w:rFonts w:ascii="Times New Roman" w:hAnsi="Times New Roman" w:eastAsia="宋体"/>
-                <w:b w:val="0"/>
-                <w:sz w:val="19"/>
-              </w:rPr>
-              <w:t>4.91</w:t>
-            </w:r>
-          </w:p>
-        </w:tc>
-        <w:tc>
-          <w:tcPr>
-            <w:tcW w:type="dxa" w:w="1814"/>
-          </w:tcPr>
-          <w:p>
-            <w:pPr>
-              <w:spacing w:before="40" w:after="40" w:line="240" w:lineRule="auto"/>
-              <w:jc w:val="center"/>
-            </w:pPr>
-            <w:r/>
-            <w:r>
-              <w:rPr>
-                <w:rFonts w:ascii="Times New Roman" w:hAnsi="Times New Roman" w:eastAsia="宋体"/>
-                <w:b w:val="0"/>
-                <w:sz w:val="19"/>
-              </w:rPr>
-              <w:t>21.41</w:t>
-            </w:r>
-          </w:p>
-        </w:tc>
-        <w:tc>
-          <w:tcPr>
-            <w:tcW w:type="dxa" w:w="2268"/>
-          </w:tcPr>
-          <w:p>
-            <w:pPr>
-              <w:spacing w:before="40" w:after="40" w:line="240" w:lineRule="auto"/>
-              <w:jc w:val="center"/>
-            </w:pPr>
-            <w:r/>
-            <w:r>
-              <w:rPr>
-                <w:rFonts w:ascii="Times New Roman" w:hAnsi="Times New Roman" w:eastAsia="宋体"/>
-                <w:b w:val="0"/>
-                <w:sz w:val="19"/>
-              </w:rPr>
-              <w:t>s* 上升 24.3%</w:t>
-            </w:r>
-          </w:p>
-        </w:tc>
-      </w:tr>
-      <w:tr>
-        <w:tc>
-          <w:tcPr>
-            <w:tcW w:type="dxa" w:w="3175"/>
-          </w:tcPr>
-          <w:p>
-            <w:pPr>
-              <w:spacing w:before="40" w:after="40" w:line="240" w:lineRule="auto"/>
-              <w:jc w:val="left"/>
-            </w:pPr>
-            <w:r/>
-            <w:r>
-              <w:rPr>
-                <w:rFonts w:ascii="Times New Roman" w:hAnsi="Times New Roman" w:eastAsia="宋体"/>
-                <w:b w:val="0"/>
-                <w:sz w:val="19"/>
-              </w:rPr>
-              <w:t>监督效力 β=0.35（手段较弱）</w:t>
-            </w:r>
-          </w:p>
-        </w:tc>
-        <w:tc>
-          <w:tcPr>
-            <w:tcW w:type="dxa" w:w="1814"/>
-          </w:tcPr>
-          <w:p>
-            <w:pPr>
-              <w:spacing w:before="40" w:after="40" w:line="240" w:lineRule="auto"/>
-              <w:jc w:val="center"/>
-            </w:pPr>
-            <w:r/>
-            <w:r>
-              <w:rPr>
-                <w:rFonts w:ascii="Times New Roman" w:hAnsi="Times New Roman" w:eastAsia="宋体"/>
-                <w:b w:val="0"/>
-                <w:sz w:val="19"/>
-              </w:rPr>
-              <w:t>4.59</w:t>
-            </w:r>
-          </w:p>
-        </w:tc>
-        <w:tc>
-          <w:tcPr>
-            <w:tcW w:type="dxa" w:w="1814"/>
-          </w:tcPr>
-          <w:p>
-            <w:pPr>
-              <w:spacing w:before="40" w:after="40" w:line="240" w:lineRule="auto"/>
-              <w:jc w:val="center"/>
-            </w:pPr>
-            <w:r/>
-            <w:r>
-              <w:rPr>
-                <w:rFonts w:ascii="Times New Roman" w:hAnsi="Times New Roman" w:eastAsia="宋体"/>
-                <w:b w:val="0"/>
-                <w:sz w:val="19"/>
-              </w:rPr>
-              <w:t>24.00</w:t>
-            </w:r>
-          </w:p>
-        </w:tc>
-        <w:tc>
-          <w:tcPr>
-            <w:tcW w:type="dxa" w:w="2268"/>
-          </w:tcPr>
-          <w:p>
-            <w:pPr>
-              <w:spacing w:before="40" w:after="40" w:line="240" w:lineRule="auto"/>
-              <w:jc w:val="center"/>
-            </w:pPr>
-            <w:r/>
-            <w:r>
-              <w:rPr>
-                <w:rFonts w:ascii="Times New Roman" w:hAnsi="Times New Roman" w:eastAsia="宋体"/>
-                <w:b w:val="0"/>
-                <w:sz w:val="19"/>
-              </w:rPr>
-              <w:t>s* 上升 16.2%</w:t>
-            </w:r>
-          </w:p>
-        </w:tc>
-      </w:tr>
-      <w:tr>
-        <w:tc>
-          <w:tcPr>
-            <w:tcW w:type="dxa" w:w="3175"/>
-            <w:tcBorders>
-              <w:bottom w:val="single" w:sz="12" w:space="0" w:color="000000"/>
-            </w:tcBorders>
-          </w:tcPr>
-          <w:p>
-            <w:pPr>
-              <w:spacing w:before="40" w:after="40" w:line="240" w:lineRule="auto"/>
-              <w:jc w:val="left"/>
-            </w:pPr>
-            <w:r/>
-            <w:r>
-              <w:rPr>
-                <w:rFonts w:ascii="Times New Roman" w:hAnsi="Times New Roman" w:eastAsia="宋体"/>
-                <w:b w:val="0"/>
-                <w:sz w:val="19"/>
-              </w:rPr>
-              <w:t>监督效力 β=0.80（手段较强）</w:t>
-            </w:r>
-          </w:p>
-        </w:tc>
-        <w:tc>
-          <w:tcPr>
-            <w:tcW w:type="dxa" w:w="1814"/>
-            <w:tcBorders>
-              <w:bottom w:val="single" w:sz="12" w:space="0" w:color="000000"/>
-            </w:tcBorders>
-          </w:tcPr>
-          <w:p>
-            <w:pPr>
-              <w:spacing w:before="40" w:after="40" w:line="240" w:lineRule="auto"/>
-              <w:jc w:val="center"/>
-            </w:pPr>
-            <w:r/>
-            <w:r>
-              <w:rPr>
-                <w:rFonts w:ascii="Times New Roman" w:hAnsi="Times New Roman" w:eastAsia="宋体"/>
-                <w:b w:val="0"/>
-                <w:sz w:val="19"/>
-              </w:rPr>
-              <w:t>3.33</w:t>
-            </w:r>
-          </w:p>
-        </w:tc>
-        <w:tc>
-          <w:tcPr>
-            <w:tcW w:type="dxa" w:w="1814"/>
-            <w:tcBorders>
-              <w:bottom w:val="single" w:sz="12" w:space="0" w:color="000000"/>
-            </w:tcBorders>
-          </w:tcPr>
-          <w:p>
-            <w:pPr>
-              <w:spacing w:before="40" w:after="40" w:line="240" w:lineRule="auto"/>
-              <w:jc w:val="center"/>
-            </w:pPr>
-            <w:r/>
-            <w:r>
-              <w:rPr>
-                <w:rFonts w:ascii="Times New Roman" w:hAnsi="Times New Roman" w:eastAsia="宋体"/>
-                <w:b w:val="0"/>
-                <w:sz w:val="19"/>
-              </w:rPr>
-              <w:t>11.39</w:t>
-            </w:r>
-          </w:p>
-        </w:tc>
-        <w:tc>
-          <w:tcPr>
-            <w:tcW w:type="dxa" w:w="2268"/>
-            <w:tcBorders>
-              <w:bottom w:val="single" w:sz="12" w:space="0" w:color="000000"/>
-            </w:tcBorders>
-          </w:tcPr>
-          <w:p>
-            <w:pPr>
-              <w:spacing w:before="40" w:after="40" w:line="240" w:lineRule="auto"/>
-              <w:jc w:val="center"/>
-            </w:pPr>
-            <w:r/>
-            <w:r>
-              <w:rPr>
-                <w:rFonts w:ascii="Times New Roman" w:hAnsi="Times New Roman" w:eastAsia="宋体"/>
-                <w:b w:val="0"/>
-                <w:sz w:val="19"/>
-              </w:rPr>
-              <w:t>s* 下降 15.7%</w:t>
-            </w:r>
-          </w:p>
-        </w:tc>
-      </w:tr>
-    </w:tbl>
-    <w:p>
-      <w:pPr>
-        <w:spacing w:before="40" w:after="160" w:line="240" w:lineRule="auto"/>
-        <w:ind w:firstLine="0"/>
-        <w:jc w:val="left"/>
-      </w:pPr>
-      <w:r>
-        <w:rPr>
-          <w:rFonts w:ascii="Times New Roman" w:hAnsi="Times New Roman" w:eastAsia="宋体"/>
-          <w:b w:val="0"/>
-          <w:sz w:val="18"/>
-        </w:rPr>
-        <w:t>注：各量均为无量纲化处理后的相对值。基准参数 c=1.0、b=0.35、L=60、R₀=1.0、β=0.55。</w:t>
+        <w:t>四维穿透的落地需要遵循先立标准、再建平台、后强问责的次序，以避免同步推进导致的空转，总体推进节奏如图5所示。标准先行是因为数据中台的建设必须以统一的数据口径与权责清单为输入，否则汇聚起来的仍是口径不一的数据；问责后置则是因为在预警模型尚未稳定、误报率较高的阶段过早强化问责，会促使基层规避留痕而非规避风险。建议以县级局为单位先行试点，验证标准与模型的适用性，再逐级推广。</w:t>
       </w:r>
     </w:p>
     <w:p>
@@ -3625,7 +2280,7 @@
       <w:r>
         <w:drawing>
           <wp:inline xmlns:a="http://schemas.openxmlformats.org/drawingml/2006/main" xmlns:pic="http://schemas.openxmlformats.org/drawingml/2006/picture">
-            <wp:extent cx="5400000" cy="2644724"/>
+            <wp:extent cx="5400000" cy="2700000"/>
             <wp:docPr id="5" name="Picture 5"/>
             <wp:cNvGraphicFramePr>
               <a:graphicFrameLocks noChangeAspect="1"/>
@@ -3634,7 +2289,7 @@
               <a:graphicData uri="http://schemas.openxmlformats.org/drawingml/2006/picture">
                 <pic:pic>
                   <pic:nvPicPr>
-                    <pic:cNvPr id="0" name="p2_d2_optimal.png"/>
+                    <pic:cNvPr id="0" name="p2_c4_rollout.png"/>
                     <pic:cNvPicPr/>
                   </pic:nvPicPr>
                   <pic:blipFill>
@@ -3646,7 +2301,7 @@
                   <pic:spPr>
                     <a:xfrm>
                       <a:off x="0" y="0"/>
-                      <a:ext cx="5400000" cy="2644724"/>
+                      <a:ext cx="5400000" cy="2700000"/>
                     </a:xfrm>
                     <a:prstGeom prst="rect"/>
                   </pic:spPr>
@@ -3668,7 +2323,22 @@
           <w:b w:val="0"/>
           <w:sz w:val="21"/>
         </w:rPr>
-        <w:t>图 5  含监督过载项的总成本结构与最优监督强度</w:t>
+        <w:t>图5  穿透式大监督体系分阶段实施路径</w:t>
+      </w:r>
+    </w:p>
+    <w:p>
+      <w:pPr>
+        <w:keepNext/>
+        <w:spacing w:before="240" w:after="120" w:line="360" w:lineRule="auto"/>
+        <w:jc w:val="left"/>
+      </w:pPr>
+      <w:r>
+        <w:rPr>
+          <w:rFonts w:ascii="Times New Roman" w:hAnsi="Times New Roman" w:eastAsia="黑体"/>
+          <w:b/>
+          <w:sz w:val="30"/>
+        </w:rPr>
+        <w:t>6  结语</w:t>
       </w:r>
     </w:p>
     <w:p>
@@ -3683,22 +2353,7 @@
           <w:b w:val="0"/>
           <w:sz w:val="24"/>
         </w:rPr>
-        <w:t>这一结果直接指向两项实践原则。第一项是差异化配置监督强度：不同业务领域的风险损失量级 L 与监督效力 β 差异很大，工程建设、物资采购、烟叶收购等高风险领域应配置高强度监督，而低风险常规事项应大幅精简监督动作，不宜全域等强度推进。第二项是把减负作为监督设计的内生约束而非事后补救，具体做法是坚持“一次采集、多方复用”原则——同一份业务数据同时服务纪检、审计、财务、专卖多个监督主体，不得重复要求基层报送。</w:t>
-      </w:r>
-    </w:p>
-    <w:p>
-      <w:pPr>
-        <w:keepNext/>
-        <w:spacing w:before="160" w:after="80" w:line="360" w:lineRule="auto"/>
-        <w:jc w:val="left"/>
-      </w:pPr>
-      <w:r>
-        <w:rPr>
-          <w:rFonts w:ascii="Times New Roman" w:hAnsi="Times New Roman" w:eastAsia="黑体"/>
-          <w:b w:val="0"/>
-          <w:sz w:val="28"/>
-        </w:rPr>
-        <w:t>4.3  四维穿透的边际贡献与实施优先级</w:t>
+        <w:t>穿透式监管为破解烟草专卖体制下的监督顽疾提供了适配的治理范式。本文构建的制度、数据、流程、责任四维一体优化体系，紧密贴合烟草行业体制特征与业务痛点，可推动行业监督实现深层次穿透、全方位协同与全闭环管控，筑牢国有资产安全、行业合规经营、干部廉洁履职的三重防线。需要指出的是，四个维度中制度与责任是刚性约束，数据与流程是效率工具，只有前者到位，后者才不会沦为新的形式主义。</w:t>
       </w:r>
     </w:p>
     <w:p>
@@ -3713,4174 +2368,7 @@
           <w:b w:val="0"/>
           <w:sz w:val="24"/>
         </w:rPr>
-        <w:t>四个维度不可能同时推进，确定优先级需要一个能刻画维度间互补性的模型。设四维成熟度分别为制度 I、数据 D、流程 P、责任 R（取值区间为 0 至 1），风险发现率如式（4）所示，其中交互项 γ₁₂ID 刻画制度与数据的互补性（口径统一才能汇聚数据），γ₃₄PR 刻画流程与责任的互补性（卡点发现问题才需问责）。</w:t>
-      </w:r>
-    </w:p>
-    <w:tbl>
-      <w:tblPr>
-        <w:tblW w:type="auto" w:w="0"/>
-        <w:jc w:val="center"/>
-        <w:tblLayout w:type="fixed"/>
-        <w:tblLook w:firstColumn="1" w:firstRow="1" w:lastColumn="0" w:lastRow="0" w:noHBand="0" w:noVBand="1" w:val="04A0"/>
-        <w:tblBorders>
-          <w:top w:val="none" w:sz="0" w:space="0" w:color="000000"/>
-          <w:left w:val="none" w:sz="0" w:space="0" w:color="000000"/>
-          <w:bottom w:val="none" w:sz="0" w:space="0" w:color="000000"/>
-          <w:right w:val="none" w:sz="0" w:space="0" w:color="000000"/>
-          <w:insideH w:val="none" w:sz="0" w:space="0" w:color="000000"/>
-          <w:insideV w:val="none" w:sz="0" w:space="0" w:color="000000"/>
-        </w:tblBorders>
-      </w:tblPr>
-      <w:tblGrid>
-        <w:gridCol w:w="2946"/>
-        <w:gridCol w:w="2946"/>
-        <w:gridCol w:w="2946"/>
-      </w:tblGrid>
-      <w:tr>
-        <w:tc>
-          <w:tcPr>
-            <w:tcW w:type="dxa" w:w="1134"/>
-          </w:tcPr>
-          <w:p>
-            <w:pPr>
-              <w:spacing w:before="120" w:after="120" w:line="360" w:lineRule="auto"/>
-              <w:jc w:val="left"/>
-            </w:pPr>
-          </w:p>
-        </w:tc>
-        <w:tc>
-          <w:tcPr>
-            <w:tcW w:type="dxa" w:w="6236"/>
-          </w:tcPr>
-          <w:p>
-            <w:pPr>
-              <w:spacing w:before="120" w:after="120" w:line="360" w:lineRule="auto"/>
-              <w:jc w:val="center"/>
-            </w:pPr>
-            <m:oMath>
-              <m:r>
-                <m:t xml:space="preserve">F=1-</m:t>
-              </m:r>
-              <m:r>
-                <m:rPr>
-                  <m:sty m:val="p"/>
-                </m:rPr>
-                <m:t xml:space="preserve">exp</m:t>
-              </m:r>
-              <m:r>
-                <m:t xml:space="preserve">[-(</m:t>
-              </m:r>
-              <m:sSub>
-                <m:e>
-                  <m:r>
-                    <m:t xml:space="preserve">γ</m:t>
-                  </m:r>
-                </m:e>
-                <m:sub>
-                  <m:r>
-                    <m:t xml:space="preserve">1</m:t>
-                  </m:r>
-                </m:sub>
-              </m:sSub>
-              <m:r>
-                <m:t xml:space="preserve">I+</m:t>
-              </m:r>
-              <m:sSub>
-                <m:e>
-                  <m:r>
-                    <m:t xml:space="preserve">γ</m:t>
-                  </m:r>
-                </m:e>
-                <m:sub>
-                  <m:r>
-                    <m:t xml:space="preserve">2</m:t>
-                  </m:r>
-                </m:sub>
-              </m:sSub>
-              <m:r>
-                <m:t xml:space="preserve">D+</m:t>
-              </m:r>
-              <m:sSub>
-                <m:e>
-                  <m:r>
-                    <m:t xml:space="preserve">γ</m:t>
-                  </m:r>
-                </m:e>
-                <m:sub>
-                  <m:r>
-                    <m:t xml:space="preserve">3</m:t>
-                  </m:r>
-                </m:sub>
-              </m:sSub>
-              <m:r>
-                <m:t xml:space="preserve">P+</m:t>
-              </m:r>
-              <m:sSub>
-                <m:e>
-                  <m:r>
-                    <m:t xml:space="preserve">γ</m:t>
-                  </m:r>
-                </m:e>
-                <m:sub>
-                  <m:r>
-                    <m:t xml:space="preserve">4</m:t>
-                  </m:r>
-                </m:sub>
-              </m:sSub>
-              <m:r>
-                <m:t xml:space="preserve">R+</m:t>
-              </m:r>
-              <m:sSub>
-                <m:e>
-                  <m:r>
-                    <m:t xml:space="preserve">γ</m:t>
-                  </m:r>
-                </m:e>
-                <m:sub>
-                  <m:r>
-                    <m:t xml:space="preserve">12</m:t>
-                  </m:r>
-                </m:sub>
-              </m:sSub>
-              <m:r>
-                <m:t xml:space="preserve">ID+</m:t>
-              </m:r>
-              <m:sSub>
-                <m:e>
-                  <m:r>
-                    <m:t xml:space="preserve">γ</m:t>
-                  </m:r>
-                </m:e>
-                <m:sub>
-                  <m:r>
-                    <m:t xml:space="preserve">34</m:t>
-                  </m:r>
-                </m:sub>
-              </m:sSub>
-              <m:r>
-                <m:t xml:space="preserve">PR)]</m:t>
-              </m:r>
-            </m:oMath>
-          </w:p>
-        </w:tc>
-        <w:tc>
-          <w:tcPr>
-            <w:tcW w:type="dxa" w:w="1134"/>
-          </w:tcPr>
-          <w:p>
-            <w:pPr>
-              <w:spacing w:before="120" w:after="120" w:line="360" w:lineRule="auto"/>
-              <w:jc w:val="right"/>
-            </w:pPr>
-            <w:r>
-              <w:rPr>
-                <w:rFonts w:ascii="Times New Roman" w:hAnsi="Times New Roman" w:eastAsia="宋体"/>
-                <w:b w:val="0"/>
-                <w:sz w:val="24"/>
-              </w:rPr>
-              <w:t>（4）</w:t>
-            </w:r>
-          </w:p>
-        </w:tc>
-      </w:tr>
-    </w:tbl>
-    <w:p>
-      <w:pPr>
-        <w:spacing w:before="0" w:after="0" w:line="360" w:lineRule="auto"/>
-        <w:ind w:firstLine="480"/>
-        <w:jc w:val="both"/>
-      </w:pPr>
-      <w:r>
-        <w:rPr>
-          <w:rFonts w:ascii="Times New Roman" w:hAnsi="Times New Roman" w:eastAsia="宋体"/>
-          <w:b w:val="0"/>
-          <w:sz w:val="24"/>
-        </w:rPr>
-        <w:t>以各维成熟度提升 0.2 后的风险发现率增量作为边际贡献，在 20000 次蒙特卡洛仿真下的结果如表 3 与图 6 所示，两种起点情景下的排序完全一致。</w:t>
-      </w:r>
-    </w:p>
-    <w:p>
-      <w:pPr>
-        <w:keepNext/>
-        <w:spacing w:before="160" w:after="40" w:line="240" w:lineRule="auto"/>
-        <w:jc w:val="center"/>
-      </w:pPr>
-      <w:r>
-        <w:rPr>
-          <w:rFonts w:ascii="Times New Roman" w:hAnsi="Times New Roman" w:eastAsia="黑体"/>
-          <w:b w:val="0"/>
-          <w:sz w:val="21"/>
-        </w:rPr>
-        <w:t>表 3  四维穿透的边际贡献蒙特卡洛仿真结果（N=20000）</w:t>
-      </w:r>
-    </w:p>
-    <w:tbl>
-      <w:tblPr>
-        <w:tblW w:type="auto" w:w="0"/>
-        <w:jc w:val="center"/>
-        <w:tblLayout w:type="autofit"/>
-        <w:tblLook w:firstColumn="1" w:firstRow="1" w:lastColumn="0" w:lastRow="0" w:noHBand="0" w:noVBand="1" w:val="04A0"/>
-        <w:tblBorders>
-          <w:top w:val="none" w:sz="0" w:space="0" w:color="000000"/>
-          <w:left w:val="none" w:sz="0" w:space="0" w:color="000000"/>
-          <w:bottom w:val="none" w:sz="0" w:space="0" w:color="000000"/>
-          <w:right w:val="none" w:sz="0" w:space="0" w:color="000000"/>
-          <w:insideH w:val="none" w:sz="0" w:space="0" w:color="000000"/>
-          <w:insideV w:val="none" w:sz="0" w:space="0" w:color="000000"/>
-        </w:tblBorders>
-      </w:tblPr>
-      <w:tblGrid>
-        <w:gridCol w:w="2209"/>
-        <w:gridCol w:w="2209"/>
-        <w:gridCol w:w="2209"/>
-        <w:gridCol w:w="2209"/>
-      </w:tblGrid>
-      <w:tr>
-        <w:tc>
-          <w:tcPr>
-            <w:tcW w:type="dxa" w:w="1928"/>
-            <w:tcBorders>
-              <w:top w:val="single" w:sz="12" w:space="0" w:color="000000"/>
-              <w:bottom w:val="single" w:sz="6" w:space="0" w:color="000000"/>
-            </w:tcBorders>
-          </w:tcPr>
-          <w:p>
-            <w:pPr>
-              <w:spacing w:before="40" w:after="40" w:line="240" w:lineRule="auto"/>
-              <w:jc w:val="left"/>
-            </w:pPr>
-            <w:r/>
-            <w:r>
-              <w:rPr>
-                <w:rFonts w:ascii="Times New Roman" w:hAnsi="Times New Roman" w:eastAsia="宋体"/>
-                <w:b/>
-                <w:sz w:val="19"/>
-              </w:rPr>
-              <w:t>穿透维度</w:t>
-            </w:r>
-          </w:p>
-        </w:tc>
-        <w:tc>
-          <w:tcPr>
-            <w:tcW w:type="dxa" w:w="2608"/>
-            <w:tcBorders>
-              <w:top w:val="single" w:sz="12" w:space="0" w:color="000000"/>
-              <w:bottom w:val="single" w:sz="6" w:space="0" w:color="000000"/>
-            </w:tcBorders>
-          </w:tcPr>
-          <w:p>
-            <w:pPr>
-              <w:spacing w:before="40" w:after="40" w:line="240" w:lineRule="auto"/>
-              <w:jc w:val="center"/>
-            </w:pPr>
-            <w:r/>
-            <w:r>
-              <w:rPr>
-                <w:rFonts w:ascii="Times New Roman" w:hAnsi="Times New Roman" w:eastAsia="宋体"/>
-                <w:b/>
-                <w:sz w:val="19"/>
-              </w:rPr>
-              <w:t>全域随机起点情景 / pp</w:t>
-            </w:r>
-          </w:p>
-        </w:tc>
-        <w:tc>
-          <w:tcPr>
-            <w:tcW w:type="dxa" w:w="2608"/>
-            <w:tcBorders>
-              <w:top w:val="single" w:sz="12" w:space="0" w:color="000000"/>
-              <w:bottom w:val="single" w:sz="6" w:space="0" w:color="000000"/>
-            </w:tcBorders>
-          </w:tcPr>
-          <w:p>
-            <w:pPr>
-              <w:spacing w:before="40" w:after="40" w:line="240" w:lineRule="auto"/>
-              <w:jc w:val="center"/>
-            </w:pPr>
-            <w:r/>
-            <w:r>
-              <w:rPr>
-                <w:rFonts w:ascii="Times New Roman" w:hAnsi="Times New Roman" w:eastAsia="宋体"/>
-                <w:b/>
-                <w:sz w:val="19"/>
-              </w:rPr>
-              <w:t>低成熟度起点情景 / pp</w:t>
-            </w:r>
-          </w:p>
-        </w:tc>
-        <w:tc>
-          <w:tcPr>
-            <w:tcW w:type="dxa" w:w="1361"/>
-            <w:tcBorders>
-              <w:top w:val="single" w:sz="12" w:space="0" w:color="000000"/>
-              <w:bottom w:val="single" w:sz="6" w:space="0" w:color="000000"/>
-            </w:tcBorders>
-          </w:tcPr>
-          <w:p>
-            <w:pPr>
-              <w:spacing w:before="40" w:after="40" w:line="240" w:lineRule="auto"/>
-              <w:jc w:val="center"/>
-            </w:pPr>
-            <w:r/>
-            <w:r>
-              <w:rPr>
-                <w:rFonts w:ascii="Times New Roman" w:hAnsi="Times New Roman" w:eastAsia="宋体"/>
-                <w:b/>
-                <w:sz w:val="19"/>
-              </w:rPr>
-              <w:t>优先级</w:t>
-            </w:r>
-          </w:p>
-        </w:tc>
-      </w:tr>
-      <w:tr>
-        <w:tc>
-          <w:tcPr>
-            <w:tcW w:type="dxa" w:w="1928"/>
-          </w:tcPr>
-          <w:p>
-            <w:pPr>
-              <w:spacing w:before="40" w:after="40" w:line="240" w:lineRule="auto"/>
-              <w:jc w:val="left"/>
-            </w:pPr>
-            <w:r/>
-            <w:r>
-              <w:rPr>
-                <w:rFonts w:ascii="Times New Roman" w:hAnsi="Times New Roman" w:eastAsia="宋体"/>
-                <w:b w:val="0"/>
-                <w:sz w:val="19"/>
-              </w:rPr>
-              <w:t>数据穿透</w:t>
-            </w:r>
-          </w:p>
-        </w:tc>
-        <w:tc>
-          <w:tcPr>
-            <w:tcW w:type="dxa" w:w="2608"/>
-          </w:tcPr>
-          <w:p>
-            <w:pPr>
-              <w:spacing w:before="40" w:after="40" w:line="240" w:lineRule="auto"/>
-              <w:jc w:val="center"/>
-            </w:pPr>
-            <w:r/>
-            <w:r>
-              <w:rPr>
-                <w:rFonts w:ascii="Times New Roman" w:hAnsi="Times New Roman" w:eastAsia="宋体"/>
-                <w:b w:val="0"/>
-                <w:sz w:val="19"/>
-              </w:rPr>
-              <w:t>4.79</w:t>
-            </w:r>
-          </w:p>
-        </w:tc>
-        <w:tc>
-          <w:tcPr>
-            <w:tcW w:type="dxa" w:w="2608"/>
-          </w:tcPr>
-          <w:p>
-            <w:pPr>
-              <w:spacing w:before="40" w:after="40" w:line="240" w:lineRule="auto"/>
-              <w:jc w:val="center"/>
-            </w:pPr>
-            <w:r/>
-            <w:r>
-              <w:rPr>
-                <w:rFonts w:ascii="Times New Roman" w:hAnsi="Times New Roman" w:eastAsia="宋体"/>
-                <w:b w:val="0"/>
-                <w:sz w:val="19"/>
-              </w:rPr>
-              <w:t>8.16</w:t>
-            </w:r>
-          </w:p>
-        </w:tc>
-        <w:tc>
-          <w:tcPr>
-            <w:tcW w:type="dxa" w:w="1361"/>
-          </w:tcPr>
-          <w:p>
-            <w:pPr>
-              <w:spacing w:before="40" w:after="40" w:line="240" w:lineRule="auto"/>
-              <w:jc w:val="center"/>
-            </w:pPr>
-            <w:r/>
-            <w:r>
-              <w:rPr>
-                <w:rFonts w:ascii="Times New Roman" w:hAnsi="Times New Roman" w:eastAsia="宋体"/>
-                <w:b w:val="0"/>
-                <w:sz w:val="19"/>
-              </w:rPr>
-              <w:t>1</w:t>
-            </w:r>
-          </w:p>
-        </w:tc>
-      </w:tr>
-      <w:tr>
-        <w:tc>
-          <w:tcPr>
-            <w:tcW w:type="dxa" w:w="1928"/>
-          </w:tcPr>
-          <w:p>
-            <w:pPr>
-              <w:spacing w:before="40" w:after="40" w:line="240" w:lineRule="auto"/>
-              <w:jc w:val="left"/>
-            </w:pPr>
-            <w:r/>
-            <w:r>
-              <w:rPr>
-                <w:rFonts w:ascii="Times New Roman" w:hAnsi="Times New Roman" w:eastAsia="宋体"/>
-                <w:b w:val="0"/>
-                <w:sz w:val="19"/>
-              </w:rPr>
-              <w:t>制度穿透</w:t>
-            </w:r>
-          </w:p>
-        </w:tc>
-        <w:tc>
-          <w:tcPr>
-            <w:tcW w:type="dxa" w:w="2608"/>
-          </w:tcPr>
-          <w:p>
-            <w:pPr>
-              <w:spacing w:before="40" w:after="40" w:line="240" w:lineRule="auto"/>
-              <w:jc w:val="center"/>
-            </w:pPr>
-            <w:r/>
-            <w:r>
-              <w:rPr>
-                <w:rFonts w:ascii="Times New Roman" w:hAnsi="Times New Roman" w:eastAsia="宋体"/>
-                <w:b w:val="0"/>
-                <w:sz w:val="19"/>
-              </w:rPr>
-              <w:t>3.55</w:t>
-            </w:r>
-          </w:p>
-        </w:tc>
-        <w:tc>
-          <w:tcPr>
-            <w:tcW w:type="dxa" w:w="2608"/>
-          </w:tcPr>
-          <w:p>
-            <w:pPr>
-              <w:spacing w:before="40" w:after="40" w:line="240" w:lineRule="auto"/>
-              <w:jc w:val="center"/>
-            </w:pPr>
-            <w:r/>
-            <w:r>
-              <w:rPr>
-                <w:rFonts w:ascii="Times New Roman" w:hAnsi="Times New Roman" w:eastAsia="宋体"/>
-                <w:b w:val="0"/>
-                <w:sz w:val="19"/>
-              </w:rPr>
-              <w:t>6.01</w:t>
-            </w:r>
-          </w:p>
-        </w:tc>
-        <w:tc>
-          <w:tcPr>
-            <w:tcW w:type="dxa" w:w="1361"/>
-          </w:tcPr>
-          <w:p>
-            <w:pPr>
-              <w:spacing w:before="40" w:after="40" w:line="240" w:lineRule="auto"/>
-              <w:jc w:val="center"/>
-            </w:pPr>
-            <w:r/>
-            <w:r>
-              <w:rPr>
-                <w:rFonts w:ascii="Times New Roman" w:hAnsi="Times New Roman" w:eastAsia="宋体"/>
-                <w:b w:val="0"/>
-                <w:sz w:val="19"/>
-              </w:rPr>
-              <w:t>2</w:t>
-            </w:r>
-          </w:p>
-        </w:tc>
-      </w:tr>
-      <w:tr>
-        <w:tc>
-          <w:tcPr>
-            <w:tcW w:type="dxa" w:w="1928"/>
-          </w:tcPr>
-          <w:p>
-            <w:pPr>
-              <w:spacing w:before="40" w:after="40" w:line="240" w:lineRule="auto"/>
-              <w:jc w:val="left"/>
-            </w:pPr>
-            <w:r/>
-            <w:r>
-              <w:rPr>
-                <w:rFonts w:ascii="Times New Roman" w:hAnsi="Times New Roman" w:eastAsia="宋体"/>
-                <w:b w:val="0"/>
-                <w:sz w:val="19"/>
-              </w:rPr>
-              <w:t>流程穿透</w:t>
-            </w:r>
-          </w:p>
-        </w:tc>
-        <w:tc>
-          <w:tcPr>
-            <w:tcW w:type="dxa" w:w="2608"/>
-          </w:tcPr>
-          <w:p>
-            <w:pPr>
-              <w:spacing w:before="40" w:after="40" w:line="240" w:lineRule="auto"/>
-              <w:jc w:val="center"/>
-            </w:pPr>
-            <w:r/>
-            <w:r>
-              <w:rPr>
-                <w:rFonts w:ascii="Times New Roman" w:hAnsi="Times New Roman" w:eastAsia="宋体"/>
-                <w:b w:val="0"/>
-                <w:sz w:val="19"/>
-              </w:rPr>
-              <w:t>3.40</w:t>
-            </w:r>
-          </w:p>
-        </w:tc>
-        <w:tc>
-          <w:tcPr>
-            <w:tcW w:type="dxa" w:w="2608"/>
-          </w:tcPr>
-          <w:p>
-            <w:pPr>
-              <w:spacing w:before="40" w:after="40" w:line="240" w:lineRule="auto"/>
-              <w:jc w:val="center"/>
-            </w:pPr>
-            <w:r/>
-            <w:r>
-              <w:rPr>
-                <w:rFonts w:ascii="Times New Roman" w:hAnsi="Times New Roman" w:eastAsia="宋体"/>
-                <w:b w:val="0"/>
-                <w:sz w:val="19"/>
-              </w:rPr>
-              <w:t>5.84</w:t>
-            </w:r>
-          </w:p>
-        </w:tc>
-        <w:tc>
-          <w:tcPr>
-            <w:tcW w:type="dxa" w:w="1361"/>
-          </w:tcPr>
-          <w:p>
-            <w:pPr>
-              <w:spacing w:before="40" w:after="40" w:line="240" w:lineRule="auto"/>
-              <w:jc w:val="center"/>
-            </w:pPr>
-            <w:r/>
-            <w:r>
-              <w:rPr>
-                <w:rFonts w:ascii="Times New Roman" w:hAnsi="Times New Roman" w:eastAsia="宋体"/>
-                <w:b w:val="0"/>
-                <w:sz w:val="19"/>
-              </w:rPr>
-              <w:t>3</w:t>
-            </w:r>
-          </w:p>
-        </w:tc>
-      </w:tr>
-      <w:tr>
-        <w:tc>
-          <w:tcPr>
-            <w:tcW w:type="dxa" w:w="1928"/>
-            <w:tcBorders>
-              <w:bottom w:val="single" w:sz="12" w:space="0" w:color="000000"/>
-            </w:tcBorders>
-          </w:tcPr>
-          <w:p>
-            <w:pPr>
-              <w:spacing w:before="40" w:after="40" w:line="240" w:lineRule="auto"/>
-              <w:jc w:val="left"/>
-            </w:pPr>
-            <w:r/>
-            <w:r>
-              <w:rPr>
-                <w:rFonts w:ascii="Times New Roman" w:hAnsi="Times New Roman" w:eastAsia="宋体"/>
-                <w:b w:val="0"/>
-                <w:sz w:val="19"/>
-              </w:rPr>
-              <w:t>责任穿透</w:t>
-            </w:r>
-          </w:p>
-        </w:tc>
-        <w:tc>
-          <w:tcPr>
-            <w:tcW w:type="dxa" w:w="2608"/>
-            <w:tcBorders>
-              <w:bottom w:val="single" w:sz="12" w:space="0" w:color="000000"/>
-            </w:tcBorders>
-          </w:tcPr>
-          <w:p>
-            <w:pPr>
-              <w:spacing w:before="40" w:after="40" w:line="240" w:lineRule="auto"/>
-              <w:jc w:val="center"/>
-            </w:pPr>
-            <w:r/>
-            <w:r>
-              <w:rPr>
-                <w:rFonts w:ascii="Times New Roman" w:hAnsi="Times New Roman" w:eastAsia="宋体"/>
-                <w:b w:val="0"/>
-                <w:sz w:val="19"/>
-              </w:rPr>
-              <w:t>2.98</w:t>
-            </w:r>
-          </w:p>
-        </w:tc>
-        <w:tc>
-          <w:tcPr>
-            <w:tcW w:type="dxa" w:w="2608"/>
-            <w:tcBorders>
-              <w:bottom w:val="single" w:sz="12" w:space="0" w:color="000000"/>
-            </w:tcBorders>
-          </w:tcPr>
-          <w:p>
-            <w:pPr>
-              <w:spacing w:before="40" w:after="40" w:line="240" w:lineRule="auto"/>
-              <w:jc w:val="center"/>
-            </w:pPr>
-            <w:r/>
-            <w:r>
-              <w:rPr>
-                <w:rFonts w:ascii="Times New Roman" w:hAnsi="Times New Roman" w:eastAsia="宋体"/>
-                <w:b w:val="0"/>
-                <w:sz w:val="19"/>
-              </w:rPr>
-              <w:t>5.10</w:t>
-            </w:r>
-          </w:p>
-        </w:tc>
-        <w:tc>
-          <w:tcPr>
-            <w:tcW w:type="dxa" w:w="1361"/>
-            <w:tcBorders>
-              <w:bottom w:val="single" w:sz="12" w:space="0" w:color="000000"/>
-            </w:tcBorders>
-          </w:tcPr>
-          <w:p>
-            <w:pPr>
-              <w:spacing w:before="40" w:after="40" w:line="240" w:lineRule="auto"/>
-              <w:jc w:val="center"/>
-            </w:pPr>
-            <w:r/>
-            <w:r>
-              <w:rPr>
-                <w:rFonts w:ascii="Times New Roman" w:hAnsi="Times New Roman" w:eastAsia="宋体"/>
-                <w:b w:val="0"/>
-                <w:sz w:val="19"/>
-              </w:rPr>
-              <w:t>4</w:t>
-            </w:r>
-          </w:p>
-        </w:tc>
-      </w:tr>
-    </w:tbl>
-    <w:p>
-      <w:pPr>
-        <w:spacing w:before="40" w:after="160" w:line="240" w:lineRule="auto"/>
-        <w:ind w:firstLine="0"/>
-        <w:jc w:val="left"/>
-      </w:pPr>
-      <w:r>
-        <w:rPr>
-          <w:rFonts w:ascii="Times New Roman" w:hAnsi="Times New Roman" w:eastAsia="宋体"/>
-          <w:b w:val="0"/>
-          <w:sz w:val="18"/>
-        </w:rPr>
-        <w:t>注：边际贡献定义为该维成熟度提升 0.2 后风险发现率的平均增量。全域随机起点情景下各维成熟度服从均匀分布 U(0,1)，基准风险发现率均值 75.30%；低成熟度起点情景服从 U(0.2,0.4)，基准发现率 57.20%，更贴近基层现状。</w:t>
-      </w:r>
-    </w:p>
-    <w:p>
-      <w:pPr>
-        <w:keepNext/>
-        <w:spacing w:before="120" w:after="0" w:line="240" w:lineRule="auto"/>
-        <w:jc w:val="center"/>
-      </w:pPr>
-      <w:r>
-        <w:drawing>
-          <wp:inline xmlns:a="http://schemas.openxmlformats.org/drawingml/2006/main" xmlns:pic="http://schemas.openxmlformats.org/drawingml/2006/picture">
-            <wp:extent cx="4320000" cy="2646039"/>
-            <wp:docPr id="6" name="Picture 6"/>
-            <wp:cNvGraphicFramePr>
-              <a:graphicFrameLocks noChangeAspect="1"/>
-            </wp:cNvGraphicFramePr>
-            <a:graphic>
-              <a:graphicData uri="http://schemas.openxmlformats.org/drawingml/2006/picture">
-                <pic:pic>
-                  <pic:nvPicPr>
-                    <pic:cNvPr id="0" name="p2_d4_marginal.png"/>
-                    <pic:cNvPicPr/>
-                  </pic:nvPicPr>
-                  <pic:blipFill>
-                    <a:blip r:embed="rId14"/>
-                    <a:stretch>
-                      <a:fillRect/>
-                    </a:stretch>
-                  </pic:blipFill>
-                  <pic:spPr>
-                    <a:xfrm>
-                      <a:off x="0" y="0"/>
-                      <a:ext cx="4320000" cy="2646039"/>
-                    </a:xfrm>
-                    <a:prstGeom prst="rect"/>
-                  </pic:spPr>
-                </pic:pic>
-              </a:graphicData>
-            </a:graphic>
-          </wp:inline>
-        </w:drawing>
-      </w:r>
-    </w:p>
-    <w:p>
-      <w:pPr>
-        <w:spacing w:before="40" w:after="160" w:line="240" w:lineRule="auto"/>
-        <w:jc w:val="center"/>
-      </w:pPr>
-      <w:r>
-        <w:rPr>
-          <w:rFonts w:ascii="Times New Roman" w:hAnsi="Times New Roman" w:eastAsia="黑体"/>
-          <w:b w:val="0"/>
-          <w:sz w:val="21"/>
-        </w:rPr>
-        <w:t>图 6  四维穿透的边际贡献比较</w:t>
-      </w:r>
-    </w:p>
-    <w:p>
-      <w:pPr>
-        <w:spacing w:before="0" w:after="0" w:line="360" w:lineRule="auto"/>
-        <w:ind w:firstLine="480"/>
-        <w:jc w:val="both"/>
-      </w:pPr>
-      <w:r>
-        <w:rPr>
-          <w:rFonts w:ascii="Times New Roman" w:hAnsi="Times New Roman" w:eastAsia="宋体"/>
-          <w:b/>
-          <w:sz w:val="24"/>
-        </w:rPr>
-        <w:t>实施优先级为数据穿透、制度穿透、流程穿透、责任穿透</w:t>
-      </w:r>
-      <w:r>
-        <w:rPr>
-          <w:rFonts w:ascii="Times New Roman" w:hAnsi="Times New Roman" w:eastAsia="宋体"/>
-          <w:b w:val="0"/>
-          <w:sz w:val="24"/>
-        </w:rPr>
-        <w:t>，这一排序有清晰的机制解释。数据穿透居首，一方面因其自身系数最大（数据是发现隐蔽问题的主要手段），另一方面因其与制度穿透存在强互补——制度统一口径提高了数据的可用性，二者的交互项贡献可观。责任穿透边际贡献最低，并不意味着它不重要，而是说明它是收口环节：在问题尚未被有效发现之前强化问责，只会增加基层压力而不增加风险发现，反而可能诱发瞒报。这一结论直接决定了实施时序。</w:t>
-      </w:r>
-    </w:p>
-    <w:p>
-      <w:pPr>
-        <w:keepNext/>
-        <w:spacing w:before="240" w:after="120" w:line="360" w:lineRule="auto"/>
-        <w:jc w:val="left"/>
-      </w:pPr>
-      <w:r>
-        <w:rPr>
-          <w:rFonts w:ascii="Times New Roman" w:hAnsi="Times New Roman" w:eastAsia="黑体"/>
-          <w:b/>
-          <w:sz w:val="30"/>
-        </w:rPr>
-        <w:t>5  四维穿透的优化路径</w:t>
-      </w:r>
-    </w:p>
-    <w:p>
-      <w:pPr>
-        <w:keepNext/>
-        <w:spacing w:before="160" w:after="80" w:line="360" w:lineRule="auto"/>
-        <w:jc w:val="left"/>
-      </w:pPr>
-      <w:r>
-        <w:rPr>
-          <w:rFonts w:ascii="Times New Roman" w:hAnsi="Times New Roman" w:eastAsia="黑体"/>
-          <w:b w:val="0"/>
-          <w:sz w:val="28"/>
-        </w:rPr>
-        <w:t>5.1  制度穿透：统一标准与权责边界</w:t>
-      </w:r>
-    </w:p>
-    <w:p>
-      <w:pPr>
-        <w:spacing w:before="0" w:after="0" w:line="360" w:lineRule="auto"/>
-        <w:ind w:firstLine="480"/>
-        <w:jc w:val="both"/>
-      </w:pPr>
-      <w:r>
-        <w:rPr>
-          <w:rFonts w:ascii="Times New Roman" w:hAnsi="Times New Roman" w:eastAsia="宋体"/>
-          <w:b w:val="0"/>
-          <w:sz w:val="24"/>
-        </w:rPr>
-        <w:t>制度穿透是其余三维得以运转的前提，其核心落点在于指标口径的统一而非文件数量的增加。具体举措包括四项：由国家局牵头出台穿透式大监督建设专项实施细则，统一四维穿透的建设标准、运行框架、履职规范与考核体系；全面梳理各层级、各部门、各岗位的监督职责、风险点位与履职边界，编制标准化监督责任清单、业务风险清单与岗位负面清单；针对工程建设、物资采购、烟叶收购、卷烟营销、资金使用等核心领域制定量化、可落地的监督规范；完善监督联席会议、线索双向移交、联合专项督查、监督成果共用等刚性协同制度。其中口径统一之所以居于首位，是因为只有各层级、各部门对同一监督事项采用相同定义与计量方式，数据才可比、才能汇聚，后续的数据穿透才有意义。</w:t>
-      </w:r>
-    </w:p>
-    <w:p>
-      <w:pPr>
-        <w:keepNext/>
-        <w:spacing w:before="160" w:after="80" w:line="360" w:lineRule="auto"/>
-        <w:jc w:val="left"/>
-      </w:pPr>
-      <w:r>
-        <w:rPr>
-          <w:rFonts w:ascii="Times New Roman" w:hAnsi="Times New Roman" w:eastAsia="黑体"/>
-          <w:b w:val="0"/>
-          <w:sz w:val="28"/>
-        </w:rPr>
-        <w:t>5.2  数据穿透：一次采集、多方复用</w:t>
-      </w:r>
-    </w:p>
-    <w:p>
-      <w:pPr>
-        <w:spacing w:before="0" w:after="0" w:line="360" w:lineRule="auto"/>
-        <w:ind w:firstLine="480"/>
-        <w:jc w:val="both"/>
-      </w:pPr>
-      <w:r>
-        <w:rPr>
-          <w:rFonts w:ascii="Times New Roman" w:hAnsi="Times New Roman" w:eastAsia="宋体"/>
-          <w:b w:val="0"/>
-          <w:sz w:val="24"/>
-        </w:rPr>
-        <w:t>数据穿透的目标不只是打通数据，更是在打通数据的同时减轻基层负担，其架构如图 7 所示。业务数据在业务系统中一次性产生，经数据标准与安全分级层规范化后进入中台，由分析模型层生成风险线索，再由监督应用层分发至各监督主体，全过程不再向基层重复索取数据。在数据标准与安全分级层须落实四项机制：数据分类分级、脱敏与授权、“可用不可见”的隐私计算通道、审计留痕；在分析模型层可针对围标串标、虚列费用、违规审批、异常关联交易等隐蔽性风险建立专属预警模型，通过挖掘招投标历史数据、分析投标行为规律、比对报价与方案相似度识别异常，依托复杂网络建模与关联规则挖掘刻画违规交易轨迹[10]。</w:t>
-      </w:r>
-    </w:p>
-    <w:p>
-      <w:pPr>
-        <w:keepNext/>
-        <w:spacing w:before="120" w:after="0" w:line="240" w:lineRule="auto"/>
-        <w:jc w:val="center"/>
-      </w:pPr>
-      <w:r>
-        <w:drawing>
-          <wp:inline xmlns:a="http://schemas.openxmlformats.org/drawingml/2006/main" xmlns:pic="http://schemas.openxmlformats.org/drawingml/2006/picture">
-            <wp:extent cx="3960000" cy="2640000"/>
-            <wp:docPr id="7" name="Picture 7"/>
-            <wp:cNvGraphicFramePr>
-              <a:graphicFrameLocks noChangeAspect="1"/>
-            </wp:cNvGraphicFramePr>
-            <a:graphic>
-              <a:graphicData uri="http://schemas.openxmlformats.org/drawingml/2006/picture">
-                <pic:pic>
-                  <pic:nvPicPr>
-                    <pic:cNvPr id="0" name="p2_c5_platform.png"/>
-                    <pic:cNvPicPr/>
-                  </pic:nvPicPr>
-                  <pic:blipFill>
-                    <a:blip r:embed="rId15"/>
-                    <a:stretch>
-                      <a:fillRect/>
-                    </a:stretch>
-                  </pic:blipFill>
-                  <pic:spPr>
-                    <a:xfrm>
-                      <a:off x="0" y="0"/>
-                      <a:ext cx="3960000" cy="2640000"/>
-                    </a:xfrm>
-                    <a:prstGeom prst="rect"/>
-                  </pic:spPr>
-                </pic:pic>
-              </a:graphicData>
-            </a:graphic>
-          </wp:inline>
-        </w:drawing>
-      </w:r>
-    </w:p>
-    <w:p>
-      <w:pPr>
-        <w:spacing w:before="40" w:after="160" w:line="240" w:lineRule="auto"/>
-        <w:jc w:val="center"/>
-      </w:pPr>
-      <w:r>
-        <w:rPr>
-          <w:rFonts w:ascii="Times New Roman" w:hAnsi="Times New Roman" w:eastAsia="黑体"/>
-          <w:b w:val="0"/>
-          <w:sz w:val="21"/>
-        </w:rPr>
-        <w:t>图 7  统一监督数据中台架构</w:t>
-      </w:r>
-    </w:p>
-    <w:p>
-      <w:pPr>
-        <w:keepNext/>
-        <w:spacing w:before="160" w:after="80" w:line="360" w:lineRule="auto"/>
-        <w:jc w:val="left"/>
-      </w:pPr>
-      <w:r>
-        <w:rPr>
-          <w:rFonts w:ascii="Times New Roman" w:hAnsi="Times New Roman" w:eastAsia="黑体"/>
-          <w:b w:val="0"/>
-          <w:sz w:val="28"/>
-        </w:rPr>
-        <w:t>5.3  流程穿透与责任穿透</w:t>
-      </w:r>
-    </w:p>
-    <w:p>
-      <w:pPr>
-        <w:spacing w:before="0" w:after="0" w:line="360" w:lineRule="auto"/>
-        <w:ind w:firstLine="480"/>
-        <w:jc w:val="both"/>
-      </w:pPr>
-      <w:r>
-        <w:rPr>
-          <w:rFonts w:ascii="Times New Roman" w:hAnsi="Times New Roman" w:eastAsia="宋体"/>
-          <w:b w:val="0"/>
-          <w:sz w:val="24"/>
-        </w:rPr>
-        <w:t>流程穿透的核心是实现监督与业务的深度融合，但卡点密度必须与环节风险量级匹配。应把标准化监督节点、管控规则与核查流程嵌入烟叶收购、卷烟营销、物流配送、工程采购、资金拨付、人事管理等全业务链条，覆盖业务发起、过程推进、收尾验收、归档复盘全流程；在权力集中、资金密集、风险高发的前置关键节点设置刚性监督卡点，对业务合规性、资金使用规范性、岗位履职有效性实时审核、动态纠偏[15]。但结合第 4.2 节的结论，低风险环节不宜设置过多卡点——卡点本身是基层负担的主要来源，过密的卡点会把流程穿透变成流程梗阻。</w:t>
-      </w:r>
-    </w:p>
-    <w:p>
-      <w:pPr>
-        <w:spacing w:before="0" w:after="0" w:line="360" w:lineRule="auto"/>
-        <w:ind w:firstLine="480"/>
-        <w:jc w:val="both"/>
-      </w:pPr>
-      <w:r>
-        <w:rPr>
-          <w:rFonts w:ascii="Times New Roman" w:hAnsi="Times New Roman" w:eastAsia="宋体"/>
-          <w:b w:val="0"/>
-          <w:sz w:val="24"/>
-        </w:rPr>
-        <w:t>责任穿透是保障各项举措落地的根本，其关键在于把责任落到可考核的具体主体而非笼统的“压实责任”。应逐级细化四级垂直管理体系的监督权责，精准划分党委主体责任、纪检监督责任、业务部门监管责任与岗位个人履职责任；建立自上而下的责任述职、专项约谈、督办问责机制，打通责任传导梗阻；严格落实问题整改台账化、销号式、回头看闭环管理；优化监督考核评价体系，提升风险防控、合规履职、监督成效的考核权重[5]。在队伍保障方面，应推进基层监督岗位专职化改革，搭建以大数据分析、智能平台操作、风险建模、数据溯源为重点的分层培训体系，并拓宽监督岗位晋升通道以遏制人才流失[14]。</w:t>
-      </w:r>
-    </w:p>
-    <w:p>
-      <w:pPr>
-        <w:keepNext/>
-        <w:spacing w:before="240" w:after="120" w:line="360" w:lineRule="auto"/>
-        <w:jc w:val="left"/>
-      </w:pPr>
-      <w:r>
-        <w:rPr>
-          <w:rFonts w:ascii="Times New Roman" w:hAnsi="Times New Roman" w:eastAsia="黑体"/>
-          <w:b/>
-          <w:sz w:val="30"/>
-        </w:rPr>
-        <w:t>6  效能评价与实施路线</w:t>
-      </w:r>
-    </w:p>
-    <w:p>
-      <w:pPr>
-        <w:keepNext/>
-        <w:spacing w:before="160" w:after="80" w:line="360" w:lineRule="auto"/>
-        <w:jc w:val="left"/>
-      </w:pPr>
-      <w:r>
-        <w:rPr>
-          <w:rFonts w:ascii="Times New Roman" w:hAnsi="Times New Roman" w:eastAsia="黑体"/>
-          <w:b w:val="0"/>
-          <w:sz w:val="28"/>
-        </w:rPr>
-        <w:t>6.1  监督效能评价指标体系</w:t>
-      </w:r>
-    </w:p>
-    <w:p>
-      <w:pPr>
-        <w:spacing w:before="0" w:after="0" w:line="360" w:lineRule="auto"/>
-        <w:ind w:firstLine="480"/>
-        <w:jc w:val="both"/>
-      </w:pPr>
-      <w:r>
-        <w:rPr>
-          <w:rFonts w:ascii="Times New Roman" w:hAnsi="Times New Roman" w:eastAsia="宋体"/>
-          <w:b w:val="0"/>
-          <w:sz w:val="24"/>
-        </w:rPr>
-        <w:t>为使穿透式监督的成效可测量、可比较，本文构建五维监督效能评价指标体系并采用组合赋权。AHP 反映管理者对各维重要性的主观判断，熵权法反映各指标在不同单位间的客观区分度，二者以几何平均方式组合并归一化，如式（5）所示[17]。</w:t>
-      </w:r>
-    </w:p>
-    <w:tbl>
-      <w:tblPr>
-        <w:tblW w:type="auto" w:w="0"/>
-        <w:jc w:val="center"/>
-        <w:tblLayout w:type="fixed"/>
-        <w:tblLook w:firstColumn="1" w:firstRow="1" w:lastColumn="0" w:lastRow="0" w:noHBand="0" w:noVBand="1" w:val="04A0"/>
-        <w:tblBorders>
-          <w:top w:val="none" w:sz="0" w:space="0" w:color="000000"/>
-          <w:left w:val="none" w:sz="0" w:space="0" w:color="000000"/>
-          <w:bottom w:val="none" w:sz="0" w:space="0" w:color="000000"/>
-          <w:right w:val="none" w:sz="0" w:space="0" w:color="000000"/>
-          <w:insideH w:val="none" w:sz="0" w:space="0" w:color="000000"/>
-          <w:insideV w:val="none" w:sz="0" w:space="0" w:color="000000"/>
-        </w:tblBorders>
-      </w:tblPr>
-      <w:tblGrid>
-        <w:gridCol w:w="2946"/>
-        <w:gridCol w:w="2946"/>
-        <w:gridCol w:w="2946"/>
-      </w:tblGrid>
-      <w:tr>
-        <w:tc>
-          <w:tcPr>
-            <w:tcW w:type="dxa" w:w="1134"/>
-          </w:tcPr>
-          <w:p>
-            <w:pPr>
-              <w:spacing w:before="120" w:after="120" w:line="360" w:lineRule="auto"/>
-              <w:jc w:val="left"/>
-            </w:pPr>
-          </w:p>
-        </w:tc>
-        <w:tc>
-          <w:tcPr>
-            <w:tcW w:type="dxa" w:w="6236"/>
-          </w:tcPr>
-          <w:p>
-            <w:pPr>
-              <w:spacing w:before="120" w:after="120" w:line="360" w:lineRule="auto"/>
-              <w:jc w:val="center"/>
-            </w:pPr>
-            <m:oMath>
-              <m:sSub>
-                <m:e>
-                  <m:r>
-                    <m:t xml:space="preserve">w</m:t>
-                  </m:r>
-                </m:e>
-                <m:sub>
-                  <m:r>
-                    <m:t xml:space="preserve">j</m:t>
-                  </m:r>
-                </m:sub>
-              </m:sSub>
-              <m:r>
-                <m:t xml:space="preserve">=</m:t>
-              </m:r>
-              <m:f>
-                <m:fPr>
-                  <m:type m:val="bar"/>
-                </m:fPr>
-                <m:num>
-                  <m:rad>
-                    <m:radPr>
-                      <m:degHide m:val="1"/>
-                    </m:radPr>
-                    <m:deg/>
-                    <m:e>
-                      <m:sSubSup>
-                        <m:e>
-                          <m:r>
-                            <m:t xml:space="preserve">w</m:t>
-                          </m:r>
-                        </m:e>
-                        <m:sub>
-                          <m:r>
-                            <m:t xml:space="preserve">j</m:t>
-                          </m:r>
-                        </m:sub>
-                        <m:sup>
-                          <m:r>
-                            <m:t xml:space="preserve">A</m:t>
-                          </m:r>
-                        </m:sup>
-                      </m:sSubSup>
-                      <m:r>
-                        <m:t xml:space="preserve"> </m:t>
-                      </m:r>
-                      <m:sSubSup>
-                        <m:e>
-                          <m:r>
-                            <m:t xml:space="preserve">w</m:t>
-                          </m:r>
-                        </m:e>
-                        <m:sub>
-                          <m:r>
-                            <m:t xml:space="preserve">j</m:t>
-                          </m:r>
-                        </m:sub>
-                        <m:sup>
-                          <m:r>
-                            <m:t xml:space="preserve">E</m:t>
-                          </m:r>
-                        </m:sup>
-                      </m:sSubSup>
-                    </m:e>
-                  </m:rad>
-                </m:num>
-                <m:den>
-                  <m:nary>
-                    <m:naryPr>
-                      <m:chr m:val="∑"/>
-                      <m:limLoc m:val="undOvr"/>
-                      <m:grow m:val="1"/>
-                    </m:naryPr>
-                    <m:sub>
-                      <m:r>
-                        <m:t xml:space="preserve">k=1</m:t>
-                      </m:r>
-                    </m:sub>
-                    <m:sup>
-                      <m:r>
-                        <m:t xml:space="preserve">m</m:t>
-                      </m:r>
-                    </m:sup>
-                    <m:e/>
-                  </m:nary>
-                  <m:rad>
-                    <m:radPr>
-                      <m:degHide m:val="1"/>
-                    </m:radPr>
-                    <m:deg/>
-                    <m:e>
-                      <m:sSubSup>
-                        <m:e>
-                          <m:r>
-                            <m:t xml:space="preserve">w</m:t>
-                          </m:r>
-                        </m:e>
-                        <m:sub>
-                          <m:r>
-                            <m:t xml:space="preserve">k</m:t>
-                          </m:r>
-                        </m:sub>
-                        <m:sup>
-                          <m:r>
-                            <m:t xml:space="preserve">A</m:t>
-                          </m:r>
-                        </m:sup>
-                      </m:sSubSup>
-                      <m:r>
-                        <m:t xml:space="preserve"> </m:t>
-                      </m:r>
-                      <m:sSubSup>
-                        <m:e>
-                          <m:r>
-                            <m:t xml:space="preserve">w</m:t>
-                          </m:r>
-                        </m:e>
-                        <m:sub>
-                          <m:r>
-                            <m:t xml:space="preserve">k</m:t>
-                          </m:r>
-                        </m:sub>
-                        <m:sup>
-                          <m:r>
-                            <m:t xml:space="preserve">E</m:t>
-                          </m:r>
-                        </m:sup>
-                      </m:sSubSup>
-                    </m:e>
-                  </m:rad>
-                </m:den>
-              </m:f>
-            </m:oMath>
-          </w:p>
-        </w:tc>
-        <w:tc>
-          <w:tcPr>
-            <w:tcW w:type="dxa" w:w="1134"/>
-          </w:tcPr>
-          <w:p>
-            <w:pPr>
-              <w:spacing w:before="120" w:after="120" w:line="360" w:lineRule="auto"/>
-              <w:jc w:val="right"/>
-            </w:pPr>
-            <w:r>
-              <w:rPr>
-                <w:rFonts w:ascii="Times New Roman" w:hAnsi="Times New Roman" w:eastAsia="宋体"/>
-                <w:b w:val="0"/>
-                <w:sz w:val="24"/>
-              </w:rPr>
-              <w:t>（5）</w:t>
-            </w:r>
-          </w:p>
-        </w:tc>
-      </w:tr>
-    </w:tbl>
-    <w:p>
-      <w:pPr>
-        <w:spacing w:before="0" w:after="0" w:line="360" w:lineRule="auto"/>
-        <w:ind w:firstLine="480"/>
-        <w:jc w:val="both"/>
-      </w:pPr>
-      <w:r>
-        <w:rPr>
-          <w:rFonts w:ascii="Times New Roman" w:hAnsi="Times New Roman" w:eastAsia="宋体"/>
-          <w:b w:val="0"/>
-          <w:sz w:val="24"/>
-        </w:rPr>
-        <w:t>组合赋权结果如表 4 与图 8 所示，AHP 判断矩阵一致性比率 CR=0.018&lt;0.10，通过一致性检验。</w:t>
-      </w:r>
-    </w:p>
-    <w:p>
-      <w:pPr>
-        <w:keepNext/>
-        <w:spacing w:before="160" w:after="40" w:line="240" w:lineRule="auto"/>
-        <w:jc w:val="center"/>
-      </w:pPr>
-      <w:r>
-        <w:rPr>
-          <w:rFonts w:ascii="Times New Roman" w:hAnsi="Times New Roman" w:eastAsia="黑体"/>
-          <w:b w:val="0"/>
-          <w:sz w:val="21"/>
-        </w:rPr>
-        <w:t>表 4  监督效能评价指标体系与组合权重</w:t>
-      </w:r>
-    </w:p>
-    <w:tbl>
-      <w:tblPr>
-        <w:tblW w:type="auto" w:w="0"/>
-        <w:jc w:val="center"/>
-        <w:tblLayout w:type="autofit"/>
-        <w:tblLook w:firstColumn="1" w:firstRow="1" w:lastColumn="0" w:lastRow="0" w:noHBand="0" w:noVBand="1" w:val="04A0"/>
-        <w:tblBorders>
-          <w:top w:val="none" w:sz="0" w:space="0" w:color="000000"/>
-          <w:left w:val="none" w:sz="0" w:space="0" w:color="000000"/>
-          <w:bottom w:val="none" w:sz="0" w:space="0" w:color="000000"/>
-          <w:right w:val="none" w:sz="0" w:space="0" w:color="000000"/>
-          <w:insideH w:val="none" w:sz="0" w:space="0" w:color="000000"/>
-          <w:insideV w:val="none" w:sz="0" w:space="0" w:color="000000"/>
-        </w:tblBorders>
-      </w:tblPr>
-      <w:tblGrid>
-        <w:gridCol w:w="1768"/>
-        <w:gridCol w:w="1768"/>
-        <w:gridCol w:w="1768"/>
-        <w:gridCol w:w="1768"/>
-        <w:gridCol w:w="1768"/>
-      </w:tblGrid>
-      <w:tr>
-        <w:tc>
-          <w:tcPr>
-            <w:tcW w:type="dxa" w:w="1701"/>
-            <w:tcBorders>
-              <w:top w:val="single" w:sz="12" w:space="0" w:color="000000"/>
-              <w:bottom w:val="single" w:sz="6" w:space="0" w:color="000000"/>
-            </w:tcBorders>
-          </w:tcPr>
-          <w:p>
-            <w:pPr>
-              <w:spacing w:before="40" w:after="40" w:line="240" w:lineRule="auto"/>
-              <w:jc w:val="left"/>
-            </w:pPr>
-            <w:r/>
-            <w:r>
-              <w:rPr>
-                <w:rFonts w:ascii="Times New Roman" w:hAnsi="Times New Roman" w:eastAsia="宋体"/>
-                <w:b/>
-                <w:sz w:val="19"/>
-              </w:rPr>
-              <w:t>一级指标</w:t>
-            </w:r>
-          </w:p>
-        </w:tc>
-        <w:tc>
-          <w:tcPr>
-            <w:tcW w:type="dxa" w:w="3742"/>
-            <w:tcBorders>
-              <w:top w:val="single" w:sz="12" w:space="0" w:color="000000"/>
-              <w:bottom w:val="single" w:sz="6" w:space="0" w:color="000000"/>
-            </w:tcBorders>
-          </w:tcPr>
-          <w:p>
-            <w:pPr>
-              <w:spacing w:before="40" w:after="40" w:line="240" w:lineRule="auto"/>
-              <w:jc w:val="center"/>
-            </w:pPr>
-            <w:r/>
-            <w:r>
-              <w:rPr>
-                <w:rFonts w:ascii="Times New Roman" w:hAnsi="Times New Roman" w:eastAsia="宋体"/>
-                <w:b/>
-                <w:sz w:val="19"/>
-              </w:rPr>
-              <w:t>测量口径</w:t>
-            </w:r>
-          </w:p>
-        </w:tc>
-        <w:tc>
-          <w:tcPr>
-            <w:tcW w:type="dxa" w:w="1361"/>
-            <w:tcBorders>
-              <w:top w:val="single" w:sz="12" w:space="0" w:color="000000"/>
-              <w:bottom w:val="single" w:sz="6" w:space="0" w:color="000000"/>
-            </w:tcBorders>
-          </w:tcPr>
-          <w:p>
-            <w:pPr>
-              <w:spacing w:before="40" w:after="40" w:line="240" w:lineRule="auto"/>
-              <w:jc w:val="center"/>
-            </w:pPr>
-            <w:r/>
-            <w:r>
-              <w:rPr>
-                <w:rFonts w:ascii="Times New Roman" w:hAnsi="Times New Roman" w:eastAsia="宋体"/>
-                <w:b/>
-                <w:sz w:val="19"/>
-              </w:rPr>
-              <w:t>AHP 权重</w:t>
-            </w:r>
-          </w:p>
-        </w:tc>
-        <w:tc>
-          <w:tcPr>
-            <w:tcW w:type="dxa" w:w="1361"/>
-            <w:tcBorders>
-              <w:top w:val="single" w:sz="12" w:space="0" w:color="000000"/>
-              <w:bottom w:val="single" w:sz="6" w:space="0" w:color="000000"/>
-            </w:tcBorders>
-          </w:tcPr>
-          <w:p>
-            <w:pPr>
-              <w:spacing w:before="40" w:after="40" w:line="240" w:lineRule="auto"/>
-              <w:jc w:val="center"/>
-            </w:pPr>
-            <w:r/>
-            <w:r>
-              <w:rPr>
-                <w:rFonts w:ascii="Times New Roman" w:hAnsi="Times New Roman" w:eastAsia="宋体"/>
-                <w:b/>
-                <w:sz w:val="19"/>
-              </w:rPr>
-              <w:t>熵权权重</w:t>
-            </w:r>
-          </w:p>
-        </w:tc>
-        <w:tc>
-          <w:tcPr>
-            <w:tcW w:type="dxa" w:w="1361"/>
-            <w:tcBorders>
-              <w:top w:val="single" w:sz="12" w:space="0" w:color="000000"/>
-              <w:bottom w:val="single" w:sz="6" w:space="0" w:color="000000"/>
-            </w:tcBorders>
-          </w:tcPr>
-          <w:p>
-            <w:pPr>
-              <w:spacing w:before="40" w:after="40" w:line="240" w:lineRule="auto"/>
-              <w:jc w:val="center"/>
-            </w:pPr>
-            <w:r/>
-            <w:r>
-              <w:rPr>
-                <w:rFonts w:ascii="Times New Roman" w:hAnsi="Times New Roman" w:eastAsia="宋体"/>
-                <w:b/>
-                <w:sz w:val="19"/>
-              </w:rPr>
-              <w:t>组合权重</w:t>
-            </w:r>
-          </w:p>
-        </w:tc>
-      </w:tr>
-      <w:tr>
-        <w:tc>
-          <w:tcPr>
-            <w:tcW w:type="dxa" w:w="1701"/>
-          </w:tcPr>
-          <w:p>
-            <w:pPr>
-              <w:spacing w:before="40" w:after="40" w:line="240" w:lineRule="auto"/>
-              <w:jc w:val="left"/>
-            </w:pPr>
-            <w:r/>
-            <w:r>
-              <w:rPr>
-                <w:rFonts w:ascii="Times New Roman" w:hAnsi="Times New Roman" w:eastAsia="宋体"/>
-                <w:b w:val="0"/>
-                <w:sz w:val="19"/>
-              </w:rPr>
-              <w:t>制度穿透度</w:t>
-            </w:r>
-          </w:p>
-        </w:tc>
-        <w:tc>
-          <w:tcPr>
-            <w:tcW w:type="dxa" w:w="3742"/>
-          </w:tcPr>
-          <w:p>
-            <w:pPr>
-              <w:spacing w:before="40" w:after="40" w:line="240" w:lineRule="auto"/>
-              <w:jc w:val="center"/>
-            </w:pPr>
-            <w:r/>
-            <w:r>
-              <w:rPr>
-                <w:rFonts w:ascii="Times New Roman" w:hAnsi="Times New Roman" w:eastAsia="宋体"/>
-                <w:b w:val="0"/>
-                <w:sz w:val="19"/>
-              </w:rPr>
-              <w:t>监督标准统一率、权责清单覆盖率</w:t>
-            </w:r>
-          </w:p>
-        </w:tc>
-        <w:tc>
-          <w:tcPr>
-            <w:tcW w:type="dxa" w:w="1361"/>
-          </w:tcPr>
-          <w:p>
-            <w:pPr>
-              <w:spacing w:before="40" w:after="40" w:line="240" w:lineRule="auto"/>
-              <w:jc w:val="center"/>
-            </w:pPr>
-            <w:r/>
-            <w:r>
-              <w:rPr>
-                <w:rFonts w:ascii="Times New Roman" w:hAnsi="Times New Roman" w:eastAsia="宋体"/>
-                <w:b w:val="0"/>
-                <w:sz w:val="19"/>
-              </w:rPr>
-              <w:t>0.2913</w:t>
-            </w:r>
-          </w:p>
-        </w:tc>
-        <w:tc>
-          <w:tcPr>
-            <w:tcW w:type="dxa" w:w="1361"/>
-          </w:tcPr>
-          <w:p>
-            <w:pPr>
-              <w:spacing w:before="40" w:after="40" w:line="240" w:lineRule="auto"/>
-              <w:jc w:val="center"/>
-            </w:pPr>
-            <w:r/>
-            <w:r>
-              <w:rPr>
-                <w:rFonts w:ascii="Times New Roman" w:hAnsi="Times New Roman" w:eastAsia="宋体"/>
-                <w:b w:val="0"/>
-                <w:sz w:val="19"/>
-              </w:rPr>
-              <w:t>0.0306</w:t>
-            </w:r>
-          </w:p>
-        </w:tc>
-        <w:tc>
-          <w:tcPr>
-            <w:tcW w:type="dxa" w:w="1361"/>
-          </w:tcPr>
-          <w:p>
-            <w:pPr>
-              <w:spacing w:before="40" w:after="40" w:line="240" w:lineRule="auto"/>
-              <w:jc w:val="center"/>
-            </w:pPr>
-            <w:r/>
-            <w:r>
-              <w:rPr>
-                <w:rFonts w:ascii="Times New Roman" w:hAnsi="Times New Roman" w:eastAsia="宋体"/>
-                <w:b w:val="0"/>
-                <w:sz w:val="19"/>
-              </w:rPr>
-              <w:t>0.1080</w:t>
-            </w:r>
-          </w:p>
-        </w:tc>
-      </w:tr>
-      <w:tr>
-        <w:tc>
-          <w:tcPr>
-            <w:tcW w:type="dxa" w:w="1701"/>
-          </w:tcPr>
-          <w:p>
-            <w:pPr>
-              <w:spacing w:before="40" w:after="40" w:line="240" w:lineRule="auto"/>
-              <w:jc w:val="left"/>
-            </w:pPr>
-            <w:r/>
-            <w:r>
-              <w:rPr>
-                <w:rFonts w:ascii="Times New Roman" w:hAnsi="Times New Roman" w:eastAsia="宋体"/>
-                <w:b w:val="0"/>
-                <w:sz w:val="19"/>
-              </w:rPr>
-              <w:t>数据穿透度</w:t>
-            </w:r>
-          </w:p>
-        </w:tc>
-        <w:tc>
-          <w:tcPr>
-            <w:tcW w:type="dxa" w:w="3742"/>
-          </w:tcPr>
-          <w:p>
-            <w:pPr>
-              <w:spacing w:before="40" w:after="40" w:line="240" w:lineRule="auto"/>
-              <w:jc w:val="center"/>
-            </w:pPr>
-            <w:r/>
-            <w:r>
-              <w:rPr>
-                <w:rFonts w:ascii="Times New Roman" w:hAnsi="Times New Roman" w:eastAsia="宋体"/>
-                <w:b w:val="0"/>
-                <w:sz w:val="19"/>
-              </w:rPr>
-              <w:t>直达通道覆盖的业务事项比例、数据汇聚完整率</w:t>
-            </w:r>
-          </w:p>
-        </w:tc>
-        <w:tc>
-          <w:tcPr>
-            <w:tcW w:type="dxa" w:w="1361"/>
-          </w:tcPr>
-          <w:p>
-            <w:pPr>
-              <w:spacing w:before="40" w:after="40" w:line="240" w:lineRule="auto"/>
-              <w:jc w:val="center"/>
-            </w:pPr>
-            <w:r/>
-            <w:r>
-              <w:rPr>
-                <w:rFonts w:ascii="Times New Roman" w:hAnsi="Times New Roman" w:eastAsia="宋体"/>
-                <w:b w:val="0"/>
-                <w:sz w:val="19"/>
-              </w:rPr>
-              <w:t>0.3162</w:t>
-            </w:r>
-          </w:p>
-        </w:tc>
-        <w:tc>
-          <w:tcPr>
-            <w:tcW w:type="dxa" w:w="1361"/>
-          </w:tcPr>
-          <w:p>
-            <w:pPr>
-              <w:spacing w:before="40" w:after="40" w:line="240" w:lineRule="auto"/>
-              <w:jc w:val="center"/>
-            </w:pPr>
-            <w:r/>
-            <w:r>
-              <w:rPr>
-                <w:rFonts w:ascii="Times New Roman" w:hAnsi="Times New Roman" w:eastAsia="宋体"/>
-                <w:b w:val="0"/>
-                <w:sz w:val="19"/>
-              </w:rPr>
-              <w:t>0.3702</w:t>
-            </w:r>
-          </w:p>
-        </w:tc>
-        <w:tc>
-          <w:tcPr>
-            <w:tcW w:type="dxa" w:w="1361"/>
-          </w:tcPr>
-          <w:p>
-            <w:pPr>
-              <w:spacing w:before="40" w:after="40" w:line="240" w:lineRule="auto"/>
-              <w:jc w:val="center"/>
-            </w:pPr>
-            <w:r/>
-            <w:r>
-              <w:rPr>
-                <w:rFonts w:ascii="Times New Roman" w:hAnsi="Times New Roman" w:eastAsia="宋体"/>
-                <w:b w:val="0"/>
-                <w:sz w:val="19"/>
-              </w:rPr>
-              <w:t>0.3917</w:t>
-            </w:r>
-          </w:p>
-        </w:tc>
-      </w:tr>
-      <w:tr>
-        <w:tc>
-          <w:tcPr>
-            <w:tcW w:type="dxa" w:w="1701"/>
-          </w:tcPr>
-          <w:p>
-            <w:pPr>
-              <w:spacing w:before="40" w:after="40" w:line="240" w:lineRule="auto"/>
-              <w:jc w:val="left"/>
-            </w:pPr>
-            <w:r/>
-            <w:r>
-              <w:rPr>
-                <w:rFonts w:ascii="Times New Roman" w:hAnsi="Times New Roman" w:eastAsia="宋体"/>
-                <w:b w:val="0"/>
-                <w:sz w:val="19"/>
-              </w:rPr>
-              <w:t>流程穿透度</w:t>
-            </w:r>
-          </w:p>
-        </w:tc>
-        <w:tc>
-          <w:tcPr>
-            <w:tcW w:type="dxa" w:w="3742"/>
-          </w:tcPr>
-          <w:p>
-            <w:pPr>
-              <w:spacing w:before="40" w:after="40" w:line="240" w:lineRule="auto"/>
-              <w:jc w:val="center"/>
-            </w:pPr>
-            <w:r/>
-            <w:r>
-              <w:rPr>
-                <w:rFonts w:ascii="Times New Roman" w:hAnsi="Times New Roman" w:eastAsia="宋体"/>
-                <w:b w:val="0"/>
-                <w:sz w:val="19"/>
-              </w:rPr>
-              <w:t>关键节点监督卡点覆盖率、事中拦截率</w:t>
-            </w:r>
-          </w:p>
-        </w:tc>
-        <w:tc>
-          <w:tcPr>
-            <w:tcW w:type="dxa" w:w="1361"/>
-          </w:tcPr>
-          <w:p>
-            <w:pPr>
-              <w:spacing w:before="40" w:after="40" w:line="240" w:lineRule="auto"/>
-              <w:jc w:val="center"/>
-            </w:pPr>
-            <w:r/>
-            <w:r>
-              <w:rPr>
-                <w:rFonts w:ascii="Times New Roman" w:hAnsi="Times New Roman" w:eastAsia="宋体"/>
-                <w:b w:val="0"/>
-                <w:sz w:val="19"/>
-              </w:rPr>
-              <w:t>0.1791</w:t>
-            </w:r>
-          </w:p>
-        </w:tc>
-        <w:tc>
-          <w:tcPr>
-            <w:tcW w:type="dxa" w:w="1361"/>
-          </w:tcPr>
-          <w:p>
-            <w:pPr>
-              <w:spacing w:before="40" w:after="40" w:line="240" w:lineRule="auto"/>
-              <w:jc w:val="center"/>
-            </w:pPr>
-            <w:r/>
-            <w:r>
-              <w:rPr>
-                <w:rFonts w:ascii="Times New Roman" w:hAnsi="Times New Roman" w:eastAsia="宋体"/>
-                <w:b w:val="0"/>
-                <w:sz w:val="19"/>
-              </w:rPr>
-              <w:t>0.0638</w:t>
-            </w:r>
-          </w:p>
-        </w:tc>
-        <w:tc>
-          <w:tcPr>
-            <w:tcW w:type="dxa" w:w="1361"/>
-          </w:tcPr>
-          <w:p>
-            <w:pPr>
-              <w:spacing w:before="40" w:after="40" w:line="240" w:lineRule="auto"/>
-              <w:jc w:val="center"/>
-            </w:pPr>
-            <w:r/>
-            <w:r>
-              <w:rPr>
-                <w:rFonts w:ascii="Times New Roman" w:hAnsi="Times New Roman" w:eastAsia="宋体"/>
-                <w:b w:val="0"/>
-                <w:sz w:val="19"/>
-              </w:rPr>
-              <w:t>0.1223</w:t>
-            </w:r>
-          </w:p>
-        </w:tc>
-      </w:tr>
-      <w:tr>
-        <w:tc>
-          <w:tcPr>
-            <w:tcW w:type="dxa" w:w="1701"/>
-          </w:tcPr>
-          <w:p>
-            <w:pPr>
-              <w:spacing w:before="40" w:after="40" w:line="240" w:lineRule="auto"/>
-              <w:jc w:val="left"/>
-            </w:pPr>
-            <w:r/>
-            <w:r>
-              <w:rPr>
-                <w:rFonts w:ascii="Times New Roman" w:hAnsi="Times New Roman" w:eastAsia="宋体"/>
-                <w:b w:val="0"/>
-                <w:sz w:val="19"/>
-              </w:rPr>
-              <w:t>责任穿透度</w:t>
-            </w:r>
-          </w:p>
-        </w:tc>
-        <w:tc>
-          <w:tcPr>
-            <w:tcW w:type="dxa" w:w="3742"/>
-          </w:tcPr>
-          <w:p>
-            <w:pPr>
-              <w:spacing w:before="40" w:after="40" w:line="240" w:lineRule="auto"/>
-              <w:jc w:val="center"/>
-            </w:pPr>
-            <w:r/>
-            <w:r>
-              <w:rPr>
-                <w:rFonts w:ascii="Times New Roman" w:hAnsi="Times New Roman" w:eastAsia="宋体"/>
-                <w:b w:val="0"/>
-                <w:sz w:val="19"/>
-              </w:rPr>
-              <w:t>整改销号率、问责落实率</w:t>
-            </w:r>
-          </w:p>
-        </w:tc>
-        <w:tc>
-          <w:tcPr>
-            <w:tcW w:type="dxa" w:w="1361"/>
-          </w:tcPr>
-          <w:p>
-            <w:pPr>
-              <w:spacing w:before="40" w:after="40" w:line="240" w:lineRule="auto"/>
-              <w:jc w:val="center"/>
-            </w:pPr>
-            <w:r/>
-            <w:r>
-              <w:rPr>
-                <w:rFonts w:ascii="Times New Roman" w:hAnsi="Times New Roman" w:eastAsia="宋体"/>
-                <w:b w:val="0"/>
-                <w:sz w:val="19"/>
-              </w:rPr>
-              <w:t>0.1262</w:t>
-            </w:r>
-          </w:p>
-        </w:tc>
-        <w:tc>
-          <w:tcPr>
-            <w:tcW w:type="dxa" w:w="1361"/>
-          </w:tcPr>
-          <w:p>
-            <w:pPr>
-              <w:spacing w:before="40" w:after="40" w:line="240" w:lineRule="auto"/>
-              <w:jc w:val="center"/>
-            </w:pPr>
-            <w:r/>
-            <w:r>
-              <w:rPr>
-                <w:rFonts w:ascii="Times New Roman" w:hAnsi="Times New Roman" w:eastAsia="宋体"/>
-                <w:b w:val="0"/>
-                <w:sz w:val="19"/>
-              </w:rPr>
-              <w:t>0.2024</w:t>
-            </w:r>
-          </w:p>
-        </w:tc>
-        <w:tc>
-          <w:tcPr>
-            <w:tcW w:type="dxa" w:w="1361"/>
-          </w:tcPr>
-          <w:p>
-            <w:pPr>
-              <w:spacing w:before="40" w:after="40" w:line="240" w:lineRule="auto"/>
-              <w:jc w:val="center"/>
-            </w:pPr>
-            <w:r/>
-            <w:r>
-              <w:rPr>
-                <w:rFonts w:ascii="Times New Roman" w:hAnsi="Times New Roman" w:eastAsia="宋体"/>
-                <w:b w:val="0"/>
-                <w:sz w:val="19"/>
-              </w:rPr>
-              <w:t>0.1830</w:t>
-            </w:r>
-          </w:p>
-        </w:tc>
-      </w:tr>
-      <w:tr>
-        <w:tc>
-          <w:tcPr>
-            <w:tcW w:type="dxa" w:w="1701"/>
-            <w:tcBorders>
-              <w:bottom w:val="single" w:sz="12" w:space="0" w:color="000000"/>
-            </w:tcBorders>
-          </w:tcPr>
-          <w:p>
-            <w:pPr>
-              <w:spacing w:before="40" w:after="40" w:line="240" w:lineRule="auto"/>
-              <w:jc w:val="left"/>
-            </w:pPr>
-            <w:r/>
-            <w:r>
-              <w:rPr>
-                <w:rFonts w:ascii="Times New Roman" w:hAnsi="Times New Roman" w:eastAsia="宋体"/>
-                <w:b w:val="0"/>
-                <w:sz w:val="19"/>
-              </w:rPr>
-              <w:t>监督减负度</w:t>
-            </w:r>
-          </w:p>
-        </w:tc>
-        <w:tc>
-          <w:tcPr>
-            <w:tcW w:type="dxa" w:w="3742"/>
-            <w:tcBorders>
-              <w:bottom w:val="single" w:sz="12" w:space="0" w:color="000000"/>
-            </w:tcBorders>
-          </w:tcPr>
-          <w:p>
-            <w:pPr>
-              <w:spacing w:before="40" w:after="40" w:line="240" w:lineRule="auto"/>
-              <w:jc w:val="center"/>
-            </w:pPr>
-            <w:r/>
-            <w:r>
-              <w:rPr>
-                <w:rFonts w:ascii="Times New Roman" w:hAnsi="Times New Roman" w:eastAsia="宋体"/>
-                <w:b w:val="0"/>
-                <w:sz w:val="19"/>
-              </w:rPr>
-              <w:t>基层重复报送率（逆向）、监督填报工时</w:t>
-            </w:r>
-          </w:p>
-        </w:tc>
-        <w:tc>
-          <w:tcPr>
-            <w:tcW w:type="dxa" w:w="1361"/>
-            <w:tcBorders>
-              <w:bottom w:val="single" w:sz="12" w:space="0" w:color="000000"/>
-            </w:tcBorders>
-          </w:tcPr>
-          <w:p>
-            <w:pPr>
-              <w:spacing w:before="40" w:after="40" w:line="240" w:lineRule="auto"/>
-              <w:jc w:val="center"/>
-            </w:pPr>
-            <w:r/>
-            <w:r>
-              <w:rPr>
-                <w:rFonts w:ascii="Times New Roman" w:hAnsi="Times New Roman" w:eastAsia="宋体"/>
-                <w:b w:val="0"/>
-                <w:sz w:val="19"/>
-              </w:rPr>
-              <w:t>0.0871</w:t>
-            </w:r>
-          </w:p>
-        </w:tc>
-        <w:tc>
-          <w:tcPr>
-            <w:tcW w:type="dxa" w:w="1361"/>
-            <w:tcBorders>
-              <w:bottom w:val="single" w:sz="12" w:space="0" w:color="000000"/>
-            </w:tcBorders>
-          </w:tcPr>
-          <w:p>
-            <w:pPr>
-              <w:spacing w:before="40" w:after="40" w:line="240" w:lineRule="auto"/>
-              <w:jc w:val="center"/>
-            </w:pPr>
-            <w:r/>
-            <w:r>
-              <w:rPr>
-                <w:rFonts w:ascii="Times New Roman" w:hAnsi="Times New Roman" w:eastAsia="宋体"/>
-                <w:b w:val="0"/>
-                <w:sz w:val="19"/>
-              </w:rPr>
-              <w:t>0.3330</w:t>
-            </w:r>
-          </w:p>
-        </w:tc>
-        <w:tc>
-          <w:tcPr>
-            <w:tcW w:type="dxa" w:w="1361"/>
-            <w:tcBorders>
-              <w:bottom w:val="single" w:sz="12" w:space="0" w:color="000000"/>
-            </w:tcBorders>
-          </w:tcPr>
-          <w:p>
-            <w:pPr>
-              <w:spacing w:before="40" w:after="40" w:line="240" w:lineRule="auto"/>
-              <w:jc w:val="center"/>
-            </w:pPr>
-            <w:r/>
-            <w:r>
-              <w:rPr>
-                <w:rFonts w:ascii="Times New Roman" w:hAnsi="Times New Roman" w:eastAsia="宋体"/>
-                <w:b w:val="0"/>
-                <w:sz w:val="19"/>
-              </w:rPr>
-              <w:t>0.1950</w:t>
-            </w:r>
-          </w:p>
-        </w:tc>
-      </w:tr>
-    </w:tbl>
-    <w:p>
-      <w:pPr>
-        <w:spacing w:before="40" w:after="160" w:line="240" w:lineRule="auto"/>
-        <w:ind w:firstLine="0"/>
-        <w:jc w:val="left"/>
-      </w:pPr>
-      <w:r>
-        <w:rPr>
-          <w:rFonts w:ascii="Times New Roman" w:hAnsi="Times New Roman" w:eastAsia="宋体"/>
-          <w:b w:val="0"/>
-          <w:sz w:val="18"/>
-        </w:rPr>
-        <w:t>注：AHP 判断矩阵最大特征根 λmax=5.0782，CR=0.0175&lt;0.10。熵权基于 12 个基层单位评分矩阵计算。</w:t>
-      </w:r>
-    </w:p>
-    <w:p>
-      <w:pPr>
-        <w:keepNext/>
-        <w:spacing w:before="120" w:after="0" w:line="240" w:lineRule="auto"/>
-        <w:jc w:val="center"/>
-      </w:pPr>
-      <w:r>
-        <w:drawing>
-          <wp:inline xmlns:a="http://schemas.openxmlformats.org/drawingml/2006/main" xmlns:pic="http://schemas.openxmlformats.org/drawingml/2006/picture">
-            <wp:extent cx="4320000" cy="3297640"/>
-            <wp:docPr id="8" name="Picture 8"/>
-            <wp:cNvGraphicFramePr>
-              <a:graphicFrameLocks noChangeAspect="1"/>
-            </wp:cNvGraphicFramePr>
-            <a:graphic>
-              <a:graphicData uri="http://schemas.openxmlformats.org/drawingml/2006/picture">
-                <pic:pic>
-                  <pic:nvPicPr>
-                    <pic:cNvPr id="0" name="p2_d3_weights.png"/>
-                    <pic:cNvPicPr/>
-                  </pic:nvPicPr>
-                  <pic:blipFill>
-                    <a:blip r:embed="rId16"/>
-                    <a:stretch>
-                      <a:fillRect/>
-                    </a:stretch>
-                  </pic:blipFill>
-                  <pic:spPr>
-                    <a:xfrm>
-                      <a:off x="0" y="0"/>
-                      <a:ext cx="4320000" cy="3297640"/>
-                    </a:xfrm>
-                    <a:prstGeom prst="rect"/>
-                  </pic:spPr>
-                </pic:pic>
-              </a:graphicData>
-            </a:graphic>
-          </wp:inline>
-        </w:drawing>
-      </w:r>
-    </w:p>
-    <w:p>
-      <w:pPr>
-        <w:spacing w:before="40" w:after="160" w:line="240" w:lineRule="auto"/>
-        <w:jc w:val="center"/>
-      </w:pPr>
-      <w:r>
-        <w:rPr>
-          <w:rFonts w:ascii="Times New Roman" w:hAnsi="Times New Roman" w:eastAsia="黑体"/>
-          <w:b w:val="0"/>
-          <w:sz w:val="21"/>
-        </w:rPr>
-        <w:t>图 8  监督效能评价指标的组合权重</w:t>
-      </w:r>
-    </w:p>
-    <w:p>
-      <w:pPr>
-        <w:spacing w:before="0" w:after="0" w:line="360" w:lineRule="auto"/>
-        <w:ind w:firstLine="480"/>
-        <w:jc w:val="both"/>
-      </w:pPr>
-      <w:r>
-        <w:rPr>
-          <w:rFonts w:ascii="Times New Roman" w:hAnsi="Times New Roman" w:eastAsia="宋体"/>
-          <w:b w:val="0"/>
-          <w:sz w:val="24"/>
-        </w:rPr>
-        <w:t>表 4 中一个反直觉的结果值得注意：熵权法赋予“监督减负度”的权重高达 0.333，远高于 AHP 给出的主观权重 0.087。熵权反映的是指标在不同单位间的区分度，这说明各基层单位在监督负担上的差异远大于在其他四维上的差异——</w:t>
-      </w:r>
-      <w:r>
-        <w:rPr>
-          <w:rFonts w:ascii="Times New Roman" w:hAnsi="Times New Roman" w:eastAsia="宋体"/>
-          <w:b/>
-          <w:sz w:val="24"/>
-        </w:rPr>
-        <w:t>当前最能区分单位间监督工作状况的，恰恰是最容易被管理者忽视的负担指标</w:t>
-      </w:r>
-      <w:r>
-        <w:rPr>
-          <w:rFonts w:ascii="Times New Roman" w:hAnsi="Times New Roman" w:eastAsia="宋体"/>
-          <w:b w:val="0"/>
-          <w:sz w:val="24"/>
-        </w:rPr>
-        <w:t>。这从数据侧印证了第 4.2 节的判断，也提示考核设计中应给减负指标留出足够权重。</w:t>
-      </w:r>
-    </w:p>
-    <w:p>
-      <w:pPr>
-        <w:keepNext/>
-        <w:spacing w:before="160" w:after="80" w:line="360" w:lineRule="auto"/>
-        <w:jc w:val="left"/>
-      </w:pPr>
-      <w:r>
-        <w:rPr>
-          <w:rFonts w:ascii="Times New Roman" w:hAnsi="Times New Roman" w:eastAsia="黑体"/>
-          <w:b w:val="0"/>
-          <w:sz w:val="28"/>
-        </w:rPr>
-        <w:t>6.2  分阶段实施路线与责任分工</w:t>
-      </w:r>
-    </w:p>
-    <w:p>
-      <w:pPr>
-        <w:spacing w:before="0" w:after="0" w:line="360" w:lineRule="auto"/>
-        <w:ind w:firstLine="480"/>
-        <w:jc w:val="both"/>
-      </w:pPr>
-      <w:r>
-        <w:rPr>
-          <w:rFonts w:ascii="Times New Roman" w:hAnsi="Times New Roman" w:eastAsia="宋体"/>
-          <w:b w:val="0"/>
-          <w:sz w:val="24"/>
-        </w:rPr>
-        <w:t>依据第 4.3 节的优先级排序，本文提出制度先行、数据与流程随后、责任最后收口的三阶段路线，如图 9 与表 5 所示。第一阶段（0—6 个月）以统一口径与试点为主，第二阶段（6—18 个月）建设数据中台与嵌入业务卡点，第三阶段（18—36 个月）健全问责机制并完成全域评估。与常见的路线图不同，表 5 为每项任务给出了牵头部门与验收口径，使各阶段的完成与否可以被客观判定而非依赖主观评价。</w:t>
-      </w:r>
-    </w:p>
-    <w:p>
-      <w:pPr>
-        <w:keepNext/>
-        <w:spacing w:before="120" w:after="0" w:line="240" w:lineRule="auto"/>
-        <w:jc w:val="center"/>
-      </w:pPr>
-      <w:r>
-        <w:drawing>
-          <wp:inline xmlns:a="http://schemas.openxmlformats.org/drawingml/2006/main" xmlns:pic="http://schemas.openxmlformats.org/drawingml/2006/picture">
-            <wp:extent cx="5580000" cy="2790000"/>
-            <wp:docPr id="9" name="Picture 9"/>
-            <wp:cNvGraphicFramePr>
-              <a:graphicFrameLocks noChangeAspect="1"/>
-            </wp:cNvGraphicFramePr>
-            <a:graphic>
-              <a:graphicData uri="http://schemas.openxmlformats.org/drawingml/2006/picture">
-                <pic:pic>
-                  <pic:nvPicPr>
-                    <pic:cNvPr id="0" name="p2_c4_rollout.png"/>
-                    <pic:cNvPicPr/>
-                  </pic:nvPicPr>
-                  <pic:blipFill>
-                    <a:blip r:embed="rId17"/>
-                    <a:stretch>
-                      <a:fillRect/>
-                    </a:stretch>
-                  </pic:blipFill>
-                  <pic:spPr>
-                    <a:xfrm>
-                      <a:off x="0" y="0"/>
-                      <a:ext cx="5580000" cy="2790000"/>
-                    </a:xfrm>
-                    <a:prstGeom prst="rect"/>
-                  </pic:spPr>
-                </pic:pic>
-              </a:graphicData>
-            </a:graphic>
-          </wp:inline>
-        </w:drawing>
-      </w:r>
-    </w:p>
-    <w:p>
-      <w:pPr>
-        <w:spacing w:before="40" w:after="160" w:line="240" w:lineRule="auto"/>
-        <w:jc w:val="center"/>
-      </w:pPr>
-      <w:r>
-        <w:rPr>
-          <w:rFonts w:ascii="Times New Roman" w:hAnsi="Times New Roman" w:eastAsia="黑体"/>
-          <w:b w:val="0"/>
-          <w:sz w:val="21"/>
-        </w:rPr>
-        <w:t>图 9  穿透式大监督体系的三阶段实施路线</w:t>
-      </w:r>
-    </w:p>
-    <w:p>
-      <w:pPr>
-        <w:keepNext/>
-        <w:spacing w:before="160" w:after="40" w:line="240" w:lineRule="auto"/>
-        <w:jc w:val="center"/>
-      </w:pPr>
-      <w:r>
-        <w:rPr>
-          <w:rFonts w:ascii="Times New Roman" w:hAnsi="Times New Roman" w:eastAsia="黑体"/>
-          <w:b w:val="0"/>
-          <w:sz w:val="21"/>
-        </w:rPr>
-        <w:t>表 5  三阶段实施任务与责任分工</w:t>
-      </w:r>
-    </w:p>
-    <w:tbl>
-      <w:tblPr>
-        <w:tblW w:type="auto" w:w="0"/>
-        <w:jc w:val="center"/>
-        <w:tblLayout w:type="autofit"/>
-        <w:tblLook w:firstColumn="1" w:firstRow="1" w:lastColumn="0" w:lastRow="0" w:noHBand="0" w:noVBand="1" w:val="04A0"/>
-        <w:tblBorders>
-          <w:top w:val="none" w:sz="0" w:space="0" w:color="000000"/>
-          <w:left w:val="none" w:sz="0" w:space="0" w:color="000000"/>
-          <w:bottom w:val="none" w:sz="0" w:space="0" w:color="000000"/>
-          <w:right w:val="none" w:sz="0" w:space="0" w:color="000000"/>
-          <w:insideH w:val="none" w:sz="0" w:space="0" w:color="000000"/>
-          <w:insideV w:val="none" w:sz="0" w:space="0" w:color="000000"/>
-        </w:tblBorders>
-      </w:tblPr>
-      <w:tblGrid>
-        <w:gridCol w:w="1768"/>
-        <w:gridCol w:w="1768"/>
-        <w:gridCol w:w="1768"/>
-        <w:gridCol w:w="1768"/>
-        <w:gridCol w:w="1768"/>
-      </w:tblGrid>
-      <w:tr>
-        <w:tc>
-          <w:tcPr>
-            <w:tcW w:type="dxa" w:w="1134"/>
-            <w:tcBorders>
-              <w:top w:val="single" w:sz="12" w:space="0" w:color="000000"/>
-              <w:bottom w:val="single" w:sz="6" w:space="0" w:color="000000"/>
-            </w:tcBorders>
-          </w:tcPr>
-          <w:p>
-            <w:pPr>
-              <w:spacing w:before="40" w:after="40" w:line="240" w:lineRule="auto"/>
-              <w:jc w:val="left"/>
-            </w:pPr>
-            <w:r/>
-            <w:r>
-              <w:rPr>
-                <w:rFonts w:ascii="Times New Roman" w:hAnsi="Times New Roman" w:eastAsia="宋体"/>
-                <w:b/>
-                <w:sz w:val="18"/>
-              </w:rPr>
-              <w:t>阶段</w:t>
-            </w:r>
-          </w:p>
-        </w:tc>
-        <w:tc>
-          <w:tcPr>
-            <w:tcW w:type="dxa" w:w="1247"/>
-            <w:tcBorders>
-              <w:top w:val="single" w:sz="12" w:space="0" w:color="000000"/>
-              <w:bottom w:val="single" w:sz="6" w:space="0" w:color="000000"/>
-            </w:tcBorders>
-          </w:tcPr>
-          <w:p>
-            <w:pPr>
-              <w:spacing w:before="40" w:after="40" w:line="240" w:lineRule="auto"/>
-              <w:jc w:val="center"/>
-            </w:pPr>
-            <w:r/>
-            <w:r>
-              <w:rPr>
-                <w:rFonts w:ascii="Times New Roman" w:hAnsi="Times New Roman" w:eastAsia="宋体"/>
-                <w:b/>
-                <w:sz w:val="18"/>
-              </w:rPr>
-              <w:t>时限</w:t>
-            </w:r>
-          </w:p>
-        </w:tc>
-        <w:tc>
-          <w:tcPr>
-            <w:tcW w:type="dxa" w:w="3175"/>
-            <w:tcBorders>
-              <w:top w:val="single" w:sz="12" w:space="0" w:color="000000"/>
-              <w:bottom w:val="single" w:sz="6" w:space="0" w:color="000000"/>
-            </w:tcBorders>
-          </w:tcPr>
-          <w:p>
-            <w:pPr>
-              <w:spacing w:before="40" w:after="40" w:line="240" w:lineRule="auto"/>
-              <w:jc w:val="center"/>
-            </w:pPr>
-            <w:r/>
-            <w:r>
-              <w:rPr>
-                <w:rFonts w:ascii="Times New Roman" w:hAnsi="Times New Roman" w:eastAsia="宋体"/>
-                <w:b/>
-                <w:sz w:val="18"/>
-              </w:rPr>
-              <w:t>主要任务</w:t>
-            </w:r>
-          </w:p>
-        </w:tc>
-        <w:tc>
-          <w:tcPr>
-            <w:tcW w:type="dxa" w:w="1928"/>
-            <w:tcBorders>
-              <w:top w:val="single" w:sz="12" w:space="0" w:color="000000"/>
-              <w:bottom w:val="single" w:sz="6" w:space="0" w:color="000000"/>
-            </w:tcBorders>
-          </w:tcPr>
-          <w:p>
-            <w:pPr>
-              <w:spacing w:before="40" w:after="40" w:line="240" w:lineRule="auto"/>
-              <w:jc w:val="center"/>
-            </w:pPr>
-            <w:r/>
-            <w:r>
-              <w:rPr>
-                <w:rFonts w:ascii="Times New Roman" w:hAnsi="Times New Roman" w:eastAsia="宋体"/>
-                <w:b/>
-                <w:sz w:val="18"/>
-              </w:rPr>
-              <w:t>牵头部门</w:t>
-            </w:r>
-          </w:p>
-        </w:tc>
-        <w:tc>
-          <w:tcPr>
-            <w:tcW w:type="dxa" w:w="2835"/>
-            <w:tcBorders>
-              <w:top w:val="single" w:sz="12" w:space="0" w:color="000000"/>
-              <w:bottom w:val="single" w:sz="6" w:space="0" w:color="000000"/>
-            </w:tcBorders>
-          </w:tcPr>
-          <w:p>
-            <w:pPr>
-              <w:spacing w:before="40" w:after="40" w:line="240" w:lineRule="auto"/>
-              <w:jc w:val="center"/>
-            </w:pPr>
-            <w:r/>
-            <w:r>
-              <w:rPr>
-                <w:rFonts w:ascii="Times New Roman" w:hAnsi="Times New Roman" w:eastAsia="宋体"/>
-                <w:b/>
-                <w:sz w:val="18"/>
-              </w:rPr>
-              <w:t>验收口径</w:t>
-            </w:r>
-          </w:p>
-        </w:tc>
-      </w:tr>
-      <w:tr>
-        <w:tc>
-          <w:tcPr>
-            <w:tcW w:type="dxa" w:w="1134"/>
-          </w:tcPr>
-          <w:p>
-            <w:pPr>
-              <w:spacing w:before="40" w:after="40" w:line="240" w:lineRule="auto"/>
-              <w:jc w:val="left"/>
-            </w:pPr>
-            <w:r/>
-            <w:r>
-              <w:rPr>
-                <w:rFonts w:ascii="Times New Roman" w:hAnsi="Times New Roman" w:eastAsia="宋体"/>
-                <w:b w:val="0"/>
-                <w:sz w:val="18"/>
-              </w:rPr>
-              <w:t>第一阶段</w:t>
-            </w:r>
-          </w:p>
-        </w:tc>
-        <w:tc>
-          <w:tcPr>
-            <w:tcW w:type="dxa" w:w="1247"/>
-          </w:tcPr>
-          <w:p>
-            <w:pPr>
-              <w:spacing w:before="40" w:after="40" w:line="240" w:lineRule="auto"/>
-              <w:jc w:val="center"/>
-            </w:pPr>
-            <w:r/>
-            <w:r>
-              <w:rPr>
-                <w:rFonts w:ascii="Times New Roman" w:hAnsi="Times New Roman" w:eastAsia="宋体"/>
-                <w:b w:val="0"/>
-                <w:sz w:val="18"/>
-              </w:rPr>
-              <w:t>0—6 个月</w:t>
-            </w:r>
-          </w:p>
-        </w:tc>
-        <w:tc>
-          <w:tcPr>
-            <w:tcW w:type="dxa" w:w="3175"/>
-          </w:tcPr>
-          <w:p>
-            <w:pPr>
-              <w:spacing w:before="40" w:after="40" w:line="240" w:lineRule="auto"/>
-              <w:jc w:val="center"/>
-            </w:pPr>
-            <w:r/>
-            <w:r>
-              <w:rPr>
-                <w:rFonts w:ascii="Times New Roman" w:hAnsi="Times New Roman" w:eastAsia="宋体"/>
-                <w:b w:val="0"/>
-                <w:sz w:val="18"/>
-              </w:rPr>
-              <w:t>编制监督权责清单；制定高风险领域监督标准；统一指标口径</w:t>
-            </w:r>
-          </w:p>
-        </w:tc>
-        <w:tc>
-          <w:tcPr>
-            <w:tcW w:type="dxa" w:w="1928"/>
-          </w:tcPr>
-          <w:p>
-            <w:pPr>
-              <w:spacing w:before="40" w:after="40" w:line="240" w:lineRule="auto"/>
-              <w:jc w:val="center"/>
-            </w:pPr>
-            <w:r/>
-            <w:r>
-              <w:rPr>
-                <w:rFonts w:ascii="Times New Roman" w:hAnsi="Times New Roman" w:eastAsia="宋体"/>
-                <w:b w:val="0"/>
-                <w:sz w:val="18"/>
-              </w:rPr>
-              <w:t>纪检监察部门</w:t>
-            </w:r>
-          </w:p>
-        </w:tc>
-        <w:tc>
-          <w:tcPr>
-            <w:tcW w:type="dxa" w:w="2835"/>
-          </w:tcPr>
-          <w:p>
-            <w:pPr>
-              <w:spacing w:before="40" w:after="40" w:line="240" w:lineRule="auto"/>
-              <w:jc w:val="center"/>
-            </w:pPr>
-            <w:r/>
-            <w:r>
-              <w:rPr>
-                <w:rFonts w:ascii="Times New Roman" w:hAnsi="Times New Roman" w:eastAsia="宋体"/>
-                <w:b w:val="0"/>
-                <w:sz w:val="18"/>
-              </w:rPr>
-              <w:t>清单覆盖率 100%，口径文件经三级会签</w:t>
-            </w:r>
-          </w:p>
-        </w:tc>
-      </w:tr>
-      <w:tr>
-        <w:tc>
-          <w:tcPr>
-            <w:tcW w:type="dxa" w:w="1134"/>
-          </w:tcPr>
-          <w:p>
-            <w:pPr>
-              <w:spacing w:before="40" w:after="40" w:line="240" w:lineRule="auto"/>
-              <w:jc w:val="left"/>
-            </w:pPr>
-            <w:r/>
-            <w:r>
-              <w:rPr>
-                <w:rFonts w:ascii="Times New Roman" w:hAnsi="Times New Roman" w:eastAsia="宋体"/>
-                <w:b w:val="0"/>
-                <w:sz w:val="18"/>
-              </w:rPr>
-              <w:t>第一阶段</w:t>
-            </w:r>
-          </w:p>
-        </w:tc>
-        <w:tc>
-          <w:tcPr>
-            <w:tcW w:type="dxa" w:w="1247"/>
-          </w:tcPr>
-          <w:p>
-            <w:pPr>
-              <w:spacing w:before="40" w:after="40" w:line="240" w:lineRule="auto"/>
-              <w:jc w:val="center"/>
-            </w:pPr>
-            <w:r/>
-            <w:r>
-              <w:rPr>
-                <w:rFonts w:ascii="Times New Roman" w:hAnsi="Times New Roman" w:eastAsia="宋体"/>
-                <w:b w:val="0"/>
-                <w:sz w:val="18"/>
-              </w:rPr>
-              <w:t>0—6 个月</w:t>
-            </w:r>
-          </w:p>
-        </w:tc>
-        <w:tc>
-          <w:tcPr>
-            <w:tcW w:type="dxa" w:w="3175"/>
-          </w:tcPr>
-          <w:p>
-            <w:pPr>
-              <w:spacing w:before="40" w:after="40" w:line="240" w:lineRule="auto"/>
-              <w:jc w:val="center"/>
-            </w:pPr>
-            <w:r/>
-            <w:r>
-              <w:rPr>
-                <w:rFonts w:ascii="Times New Roman" w:hAnsi="Times New Roman" w:eastAsia="宋体"/>
-                <w:b w:val="0"/>
-                <w:sz w:val="18"/>
-              </w:rPr>
-              <w:t>选取 2 个县级局开展试点；采集基线数据</w:t>
-            </w:r>
-          </w:p>
-        </w:tc>
-        <w:tc>
-          <w:tcPr>
-            <w:tcW w:type="dxa" w:w="1928"/>
-          </w:tcPr>
-          <w:p>
-            <w:pPr>
-              <w:spacing w:before="40" w:after="40" w:line="240" w:lineRule="auto"/>
-              <w:jc w:val="center"/>
-            </w:pPr>
-            <w:r/>
-            <w:r>
-              <w:rPr>
-                <w:rFonts w:ascii="Times New Roman" w:hAnsi="Times New Roman" w:eastAsia="宋体"/>
-                <w:b w:val="0"/>
-                <w:sz w:val="18"/>
-              </w:rPr>
-              <w:t>市局纪检＋试点单位</w:t>
-            </w:r>
-          </w:p>
-        </w:tc>
-        <w:tc>
-          <w:tcPr>
-            <w:tcW w:type="dxa" w:w="2835"/>
-          </w:tcPr>
-          <w:p>
-            <w:pPr>
-              <w:spacing w:before="40" w:after="40" w:line="240" w:lineRule="auto"/>
-              <w:jc w:val="center"/>
-            </w:pPr>
-            <w:r/>
-            <w:r>
-              <w:rPr>
-                <w:rFonts w:ascii="Times New Roman" w:hAnsi="Times New Roman" w:eastAsia="宋体"/>
-                <w:b w:val="0"/>
-                <w:sz w:val="18"/>
-              </w:rPr>
-              <w:t>基线数据完整率≥95%</w:t>
-            </w:r>
-          </w:p>
-        </w:tc>
-      </w:tr>
-      <w:tr>
-        <w:tc>
-          <w:tcPr>
-            <w:tcW w:type="dxa" w:w="1134"/>
-          </w:tcPr>
-          <w:p>
-            <w:pPr>
-              <w:spacing w:before="40" w:after="40" w:line="240" w:lineRule="auto"/>
-              <w:jc w:val="left"/>
-            </w:pPr>
-            <w:r/>
-            <w:r>
-              <w:rPr>
-                <w:rFonts w:ascii="Times New Roman" w:hAnsi="Times New Roman" w:eastAsia="宋体"/>
-                <w:b w:val="0"/>
-                <w:sz w:val="18"/>
-              </w:rPr>
-              <w:t>第二阶段</w:t>
-            </w:r>
-          </w:p>
-        </w:tc>
-        <w:tc>
-          <w:tcPr>
-            <w:tcW w:type="dxa" w:w="1247"/>
-          </w:tcPr>
-          <w:p>
-            <w:pPr>
-              <w:spacing w:before="40" w:after="40" w:line="240" w:lineRule="auto"/>
-              <w:jc w:val="center"/>
-            </w:pPr>
-            <w:r/>
-            <w:r>
-              <w:rPr>
-                <w:rFonts w:ascii="Times New Roman" w:hAnsi="Times New Roman" w:eastAsia="宋体"/>
-                <w:b w:val="0"/>
-                <w:sz w:val="18"/>
-              </w:rPr>
-              <w:t>6—18 个月</w:t>
-            </w:r>
-          </w:p>
-        </w:tc>
-        <w:tc>
-          <w:tcPr>
-            <w:tcW w:type="dxa" w:w="3175"/>
-          </w:tcPr>
-          <w:p>
-            <w:pPr>
-              <w:spacing w:before="40" w:after="40" w:line="240" w:lineRule="auto"/>
-              <w:jc w:val="center"/>
-            </w:pPr>
-            <w:r/>
-            <w:r>
-              <w:rPr>
-                <w:rFonts w:ascii="Times New Roman" w:hAnsi="Times New Roman" w:eastAsia="宋体"/>
-                <w:b w:val="0"/>
-                <w:sz w:val="18"/>
-              </w:rPr>
-              <w:t>建设监督数据中台；开发风险预警模型</w:t>
-            </w:r>
-          </w:p>
-        </w:tc>
-        <w:tc>
-          <w:tcPr>
-            <w:tcW w:type="dxa" w:w="1928"/>
-          </w:tcPr>
-          <w:p>
-            <w:pPr>
-              <w:spacing w:before="40" w:after="40" w:line="240" w:lineRule="auto"/>
-              <w:jc w:val="center"/>
-            </w:pPr>
-            <w:r/>
-            <w:r>
-              <w:rPr>
-                <w:rFonts w:ascii="Times New Roman" w:hAnsi="Times New Roman" w:eastAsia="宋体"/>
-                <w:b w:val="0"/>
-                <w:sz w:val="18"/>
-              </w:rPr>
-              <w:t>信息中心＋纪检监察</w:t>
-            </w:r>
-          </w:p>
-        </w:tc>
-        <w:tc>
-          <w:tcPr>
-            <w:tcW w:type="dxa" w:w="2835"/>
-          </w:tcPr>
-          <w:p>
-            <w:pPr>
-              <w:spacing w:before="40" w:after="40" w:line="240" w:lineRule="auto"/>
-              <w:jc w:val="center"/>
-            </w:pPr>
-            <w:r/>
-            <w:r>
-              <w:rPr>
-                <w:rFonts w:ascii="Times New Roman" w:hAnsi="Times New Roman" w:eastAsia="宋体"/>
-                <w:b w:val="0"/>
-                <w:sz w:val="18"/>
-              </w:rPr>
-              <w:t>数据汇聚完整率≥90%，模型上线≥4 个</w:t>
-            </w:r>
-          </w:p>
-        </w:tc>
-      </w:tr>
-      <w:tr>
-        <w:tc>
-          <w:tcPr>
-            <w:tcW w:type="dxa" w:w="1134"/>
-          </w:tcPr>
-          <w:p>
-            <w:pPr>
-              <w:spacing w:before="40" w:after="40" w:line="240" w:lineRule="auto"/>
-              <w:jc w:val="left"/>
-            </w:pPr>
-            <w:r/>
-            <w:r>
-              <w:rPr>
-                <w:rFonts w:ascii="Times New Roman" w:hAnsi="Times New Roman" w:eastAsia="宋体"/>
-                <w:b w:val="0"/>
-                <w:sz w:val="18"/>
-              </w:rPr>
-              <w:t>第二阶段</w:t>
-            </w:r>
-          </w:p>
-        </w:tc>
-        <w:tc>
-          <w:tcPr>
-            <w:tcW w:type="dxa" w:w="1247"/>
-          </w:tcPr>
-          <w:p>
-            <w:pPr>
-              <w:spacing w:before="40" w:after="40" w:line="240" w:lineRule="auto"/>
-              <w:jc w:val="center"/>
-            </w:pPr>
-            <w:r/>
-            <w:r>
-              <w:rPr>
-                <w:rFonts w:ascii="Times New Roman" w:hAnsi="Times New Roman" w:eastAsia="宋体"/>
-                <w:b w:val="0"/>
-                <w:sz w:val="18"/>
-              </w:rPr>
-              <w:t>6—18 个月</w:t>
-            </w:r>
-          </w:p>
-        </w:tc>
-        <w:tc>
-          <w:tcPr>
-            <w:tcW w:type="dxa" w:w="3175"/>
-          </w:tcPr>
-          <w:p>
-            <w:pPr>
-              <w:spacing w:before="40" w:after="40" w:line="240" w:lineRule="auto"/>
-              <w:jc w:val="center"/>
-            </w:pPr>
-            <w:r/>
-            <w:r>
-              <w:rPr>
-                <w:rFonts w:ascii="Times New Roman" w:hAnsi="Times New Roman" w:eastAsia="宋体"/>
-                <w:b w:val="0"/>
-                <w:sz w:val="18"/>
-              </w:rPr>
-              <w:t>业务链嵌入监督卡点；核算监督减负成效</w:t>
-            </w:r>
-          </w:p>
-        </w:tc>
-        <w:tc>
-          <w:tcPr>
-            <w:tcW w:type="dxa" w:w="1928"/>
-          </w:tcPr>
-          <w:p>
-            <w:pPr>
-              <w:spacing w:before="40" w:after="40" w:line="240" w:lineRule="auto"/>
-              <w:jc w:val="center"/>
-            </w:pPr>
-            <w:r/>
-            <w:r>
-              <w:rPr>
-                <w:rFonts w:ascii="Times New Roman" w:hAnsi="Times New Roman" w:eastAsia="宋体"/>
-                <w:b w:val="0"/>
-                <w:sz w:val="18"/>
-              </w:rPr>
-              <w:t>业务部门＋纪检监察</w:t>
-            </w:r>
-          </w:p>
-        </w:tc>
-        <w:tc>
-          <w:tcPr>
-            <w:tcW w:type="dxa" w:w="2835"/>
-          </w:tcPr>
-          <w:p>
-            <w:pPr>
-              <w:spacing w:before="40" w:after="40" w:line="240" w:lineRule="auto"/>
-              <w:jc w:val="center"/>
-            </w:pPr>
-            <w:r/>
-            <w:r>
-              <w:rPr>
-                <w:rFonts w:ascii="Times New Roman" w:hAnsi="Times New Roman" w:eastAsia="宋体"/>
-                <w:b w:val="0"/>
-                <w:sz w:val="18"/>
-              </w:rPr>
-              <w:t>关键节点卡点覆盖率≥80%，重复报送率下降≥30%</w:t>
-            </w:r>
-          </w:p>
-        </w:tc>
-      </w:tr>
-      <w:tr>
-        <w:tc>
-          <w:tcPr>
-            <w:tcW w:type="dxa" w:w="1134"/>
-          </w:tcPr>
-          <w:p>
-            <w:pPr>
-              <w:spacing w:before="40" w:after="40" w:line="240" w:lineRule="auto"/>
-              <w:jc w:val="left"/>
-            </w:pPr>
-            <w:r/>
-            <w:r>
-              <w:rPr>
-                <w:rFonts w:ascii="Times New Roman" w:hAnsi="Times New Roman" w:eastAsia="宋体"/>
-                <w:b w:val="0"/>
-                <w:sz w:val="18"/>
-              </w:rPr>
-              <w:t>第三阶段</w:t>
-            </w:r>
-          </w:p>
-        </w:tc>
-        <w:tc>
-          <w:tcPr>
-            <w:tcW w:type="dxa" w:w="1247"/>
-          </w:tcPr>
-          <w:p>
-            <w:pPr>
-              <w:spacing w:before="40" w:after="40" w:line="240" w:lineRule="auto"/>
-              <w:jc w:val="center"/>
-            </w:pPr>
-            <w:r/>
-            <w:r>
-              <w:rPr>
-                <w:rFonts w:ascii="Times New Roman" w:hAnsi="Times New Roman" w:eastAsia="宋体"/>
-                <w:b w:val="0"/>
-                <w:sz w:val="18"/>
-              </w:rPr>
-              <w:t>18—36 个月</w:t>
-            </w:r>
-          </w:p>
-        </w:tc>
-        <w:tc>
-          <w:tcPr>
-            <w:tcW w:type="dxa" w:w="3175"/>
-          </w:tcPr>
-          <w:p>
-            <w:pPr>
-              <w:spacing w:before="40" w:after="40" w:line="240" w:lineRule="auto"/>
-              <w:jc w:val="center"/>
-            </w:pPr>
-            <w:r/>
-            <w:r>
-              <w:rPr>
-                <w:rFonts w:ascii="Times New Roman" w:hAnsi="Times New Roman" w:eastAsia="宋体"/>
-                <w:b w:val="0"/>
-                <w:sz w:val="18"/>
-              </w:rPr>
-              <w:t>健全刚性问责机制；实施效能指数考核</w:t>
-            </w:r>
-          </w:p>
-        </w:tc>
-        <w:tc>
-          <w:tcPr>
-            <w:tcW w:type="dxa" w:w="1928"/>
-          </w:tcPr>
-          <w:p>
-            <w:pPr>
-              <w:spacing w:before="40" w:after="40" w:line="240" w:lineRule="auto"/>
-              <w:jc w:val="center"/>
-            </w:pPr>
-            <w:r/>
-            <w:r>
-              <w:rPr>
-                <w:rFonts w:ascii="Times New Roman" w:hAnsi="Times New Roman" w:eastAsia="宋体"/>
-                <w:b w:val="0"/>
-                <w:sz w:val="18"/>
-              </w:rPr>
-              <w:t>党委＋纪检监察</w:t>
-            </w:r>
-          </w:p>
-        </w:tc>
-        <w:tc>
-          <w:tcPr>
-            <w:tcW w:type="dxa" w:w="2835"/>
-          </w:tcPr>
-          <w:p>
-            <w:pPr>
-              <w:spacing w:before="40" w:after="40" w:line="240" w:lineRule="auto"/>
-              <w:jc w:val="center"/>
-            </w:pPr>
-            <w:r/>
-            <w:r>
-              <w:rPr>
-                <w:rFonts w:ascii="Times New Roman" w:hAnsi="Times New Roman" w:eastAsia="宋体"/>
-                <w:b w:val="0"/>
-                <w:sz w:val="18"/>
-              </w:rPr>
-              <w:t>整改销号率 100%，效能指数纳入年度考核</w:t>
-            </w:r>
-          </w:p>
-        </w:tc>
-      </w:tr>
-      <w:tr>
-        <w:tc>
-          <w:tcPr>
-            <w:tcW w:type="dxa" w:w="1134"/>
-            <w:tcBorders>
-              <w:bottom w:val="single" w:sz="12" w:space="0" w:color="000000"/>
-            </w:tcBorders>
-          </w:tcPr>
-          <w:p>
-            <w:pPr>
-              <w:spacing w:before="40" w:after="40" w:line="240" w:lineRule="auto"/>
-              <w:jc w:val="left"/>
-            </w:pPr>
-            <w:r/>
-            <w:r>
-              <w:rPr>
-                <w:rFonts w:ascii="Times New Roman" w:hAnsi="Times New Roman" w:eastAsia="宋体"/>
-                <w:b w:val="0"/>
-                <w:sz w:val="18"/>
-              </w:rPr>
-              <w:t>第三阶段</w:t>
-            </w:r>
-          </w:p>
-        </w:tc>
-        <w:tc>
-          <w:tcPr>
-            <w:tcW w:type="dxa" w:w="1247"/>
-            <w:tcBorders>
-              <w:bottom w:val="single" w:sz="12" w:space="0" w:color="000000"/>
-            </w:tcBorders>
-          </w:tcPr>
-          <w:p>
-            <w:pPr>
-              <w:spacing w:before="40" w:after="40" w:line="240" w:lineRule="auto"/>
-              <w:jc w:val="center"/>
-            </w:pPr>
-            <w:r/>
-            <w:r>
-              <w:rPr>
-                <w:rFonts w:ascii="Times New Roman" w:hAnsi="Times New Roman" w:eastAsia="宋体"/>
-                <w:b w:val="0"/>
-                <w:sz w:val="18"/>
-              </w:rPr>
-              <w:t>18—36 个月</w:t>
-            </w:r>
-          </w:p>
-        </w:tc>
-        <w:tc>
-          <w:tcPr>
-            <w:tcW w:type="dxa" w:w="3175"/>
-            <w:tcBorders>
-              <w:bottom w:val="single" w:sz="12" w:space="0" w:color="000000"/>
-            </w:tcBorders>
-          </w:tcPr>
-          <w:p>
-            <w:pPr>
-              <w:spacing w:before="40" w:after="40" w:line="240" w:lineRule="auto"/>
-              <w:jc w:val="center"/>
-            </w:pPr>
-            <w:r/>
-            <w:r>
-              <w:rPr>
-                <w:rFonts w:ascii="Times New Roman" w:hAnsi="Times New Roman" w:eastAsia="宋体"/>
-                <w:b w:val="0"/>
-                <w:sz w:val="18"/>
-              </w:rPr>
-              <w:t>全域评估；经验复制推广</w:t>
-            </w:r>
-          </w:p>
-        </w:tc>
-        <w:tc>
-          <w:tcPr>
-            <w:tcW w:type="dxa" w:w="1928"/>
-            <w:tcBorders>
-              <w:bottom w:val="single" w:sz="12" w:space="0" w:color="000000"/>
-            </w:tcBorders>
-          </w:tcPr>
-          <w:p>
-            <w:pPr>
-              <w:spacing w:before="40" w:after="40" w:line="240" w:lineRule="auto"/>
-              <w:jc w:val="center"/>
-            </w:pPr>
-            <w:r/>
-            <w:r>
-              <w:rPr>
-                <w:rFonts w:ascii="Times New Roman" w:hAnsi="Times New Roman" w:eastAsia="宋体"/>
-                <w:b w:val="0"/>
-                <w:sz w:val="18"/>
-              </w:rPr>
-              <w:t>市局党委</w:t>
-            </w:r>
-          </w:p>
-        </w:tc>
-        <w:tc>
-          <w:tcPr>
-            <w:tcW w:type="dxa" w:w="2835"/>
-            <w:tcBorders>
-              <w:bottom w:val="single" w:sz="12" w:space="0" w:color="000000"/>
-            </w:tcBorders>
-          </w:tcPr>
-          <w:p>
-            <w:pPr>
-              <w:spacing w:before="40" w:after="40" w:line="240" w:lineRule="auto"/>
-              <w:jc w:val="center"/>
-            </w:pPr>
-            <w:r/>
-            <w:r>
-              <w:rPr>
-                <w:rFonts w:ascii="Times New Roman" w:hAnsi="Times New Roman" w:eastAsia="宋体"/>
-                <w:b w:val="0"/>
-                <w:sz w:val="18"/>
-              </w:rPr>
-              <w:t>完成评估报告并形成制度成果</w:t>
-            </w:r>
-          </w:p>
-        </w:tc>
-      </w:tr>
-    </w:tbl>
-    <w:p>
-      <w:pPr>
-        <w:spacing w:before="40" w:after="160" w:line="240" w:lineRule="auto"/>
-        <w:ind w:firstLine="0"/>
-        <w:jc w:val="left"/>
-      </w:pPr>
-      <w:r>
-        <w:rPr>
-          <w:rFonts w:ascii="Times New Roman" w:hAnsi="Times New Roman" w:eastAsia="宋体"/>
-          <w:b w:val="0"/>
-          <w:sz w:val="18"/>
-        </w:rPr>
-        <w:t>注：验收口径为建议值，各单位可按实际情况调整，但须在阶段启动前明确并保持不变。</w:t>
-      </w:r>
-    </w:p>
-    <w:p>
-      <w:pPr>
-        <w:keepNext/>
-        <w:spacing w:before="160" w:after="80" w:line="360" w:lineRule="auto"/>
-        <w:jc w:val="left"/>
-      </w:pPr>
-      <w:r>
-        <w:rPr>
-          <w:rFonts w:ascii="Times New Roman" w:hAnsi="Times New Roman" w:eastAsia="黑体"/>
-          <w:b w:val="0"/>
-          <w:sz w:val="28"/>
-        </w:rPr>
-        <w:t>6.3  效果验证设计及其可行性</w:t>
-      </w:r>
-    </w:p>
-    <w:p>
-      <w:pPr>
-        <w:spacing w:before="0" w:after="0" w:line="360" w:lineRule="auto"/>
-        <w:ind w:firstLine="480"/>
-        <w:jc w:val="both"/>
-      </w:pPr>
-      <w:r>
-        <w:rPr>
-          <w:rFonts w:ascii="Times New Roman" w:hAnsi="Times New Roman" w:eastAsia="宋体"/>
-          <w:b w:val="0"/>
-          <w:sz w:val="24"/>
-        </w:rPr>
-        <w:t>穿透式监督是否有效需要证据而非断言，而在设计评估之前必须先做功效分析。建议采用分批推行的准实验设计：先在部分单位实施、未实施单位作为对照，以监督效能指数为结果变量，用双重差分方法估计政策效应[18]。设结果变量的组内标准差为 σ、组内相关系数为 ICC、评估单元数为 J、观测期数为 T，则在显著性水平 α 与检验效能 1−β 下的最小可检出效应如式（6）所示。</w:t>
-      </w:r>
-    </w:p>
-    <w:tbl>
-      <w:tblPr>
-        <w:tblW w:type="auto" w:w="0"/>
-        <w:jc w:val="center"/>
-        <w:tblLayout w:type="fixed"/>
-        <w:tblLook w:firstColumn="1" w:firstRow="1" w:lastColumn="0" w:lastRow="0" w:noHBand="0" w:noVBand="1" w:val="04A0"/>
-        <w:tblBorders>
-          <w:top w:val="none" w:sz="0" w:space="0" w:color="000000"/>
-          <w:left w:val="none" w:sz="0" w:space="0" w:color="000000"/>
-          <w:bottom w:val="none" w:sz="0" w:space="0" w:color="000000"/>
-          <w:right w:val="none" w:sz="0" w:space="0" w:color="000000"/>
-          <w:insideH w:val="none" w:sz="0" w:space="0" w:color="000000"/>
-          <w:insideV w:val="none" w:sz="0" w:space="0" w:color="000000"/>
-        </w:tblBorders>
-      </w:tblPr>
-      <w:tblGrid>
-        <w:gridCol w:w="2946"/>
-        <w:gridCol w:w="2946"/>
-        <w:gridCol w:w="2946"/>
-      </w:tblGrid>
-      <w:tr>
-        <w:tc>
-          <w:tcPr>
-            <w:tcW w:type="dxa" w:w="1134"/>
-          </w:tcPr>
-          <w:p>
-            <w:pPr>
-              <w:spacing w:before="120" w:after="120" w:line="360" w:lineRule="auto"/>
-              <w:jc w:val="left"/>
-            </w:pPr>
-          </w:p>
-        </w:tc>
-        <w:tc>
-          <w:tcPr>
-            <w:tcW w:type="dxa" w:w="6236"/>
-          </w:tcPr>
-          <w:p>
-            <w:pPr>
-              <w:spacing w:before="120" w:after="120" w:line="360" w:lineRule="auto"/>
-              <w:jc w:val="center"/>
-            </w:pPr>
-            <m:oMath>
-              <m:r>
-                <m:t xml:space="preserve">MDE=(</m:t>
-              </m:r>
-              <m:sSub>
-                <m:e>
-                  <m:r>
-                    <m:t xml:space="preserve">z</m:t>
-                  </m:r>
-                </m:e>
-                <m:sub>
-                  <m:r>
-                    <m:t xml:space="preserve">1-α/2</m:t>
-                  </m:r>
-                </m:sub>
-              </m:sSub>
-              <m:r>
-                <m:t xml:space="preserve">+</m:t>
-              </m:r>
-              <m:sSub>
-                <m:e>
-                  <m:r>
-                    <m:t xml:space="preserve">z</m:t>
-                  </m:r>
-                </m:e>
-                <m:sub>
-                  <m:r>
-                    <m:t xml:space="preserve">1-β</m:t>
-                  </m:r>
-                </m:sub>
-              </m:sSub>
-              <m:r>
-                <m:t xml:space="preserve">) σ</m:t>
-              </m:r>
-              <m:rad>
-                <m:radPr>
-                  <m:degHide m:val="1"/>
-                </m:radPr>
-                <m:deg/>
-                <m:e>
-                  <m:f>
-                    <m:fPr>
-                      <m:type m:val="bar"/>
-                    </m:fPr>
-                    <m:num>
-                      <m:r>
-                        <m:t xml:space="preserve">4[1+(T-1)ρ]</m:t>
-                      </m:r>
-                    </m:num>
-                    <m:den>
-                      <m:r>
-                        <m:t xml:space="preserve">JT</m:t>
-                      </m:r>
-                    </m:den>
-                  </m:f>
-                </m:e>
-              </m:rad>
-            </m:oMath>
-          </w:p>
-        </w:tc>
-        <w:tc>
-          <w:tcPr>
-            <w:tcW w:type="dxa" w:w="1134"/>
-          </w:tcPr>
-          <w:p>
-            <w:pPr>
-              <w:spacing w:before="120" w:after="120" w:line="360" w:lineRule="auto"/>
-              <w:jc w:val="right"/>
-            </w:pPr>
-            <w:r>
-              <w:rPr>
-                <w:rFonts w:ascii="Times New Roman" w:hAnsi="Times New Roman" w:eastAsia="宋体"/>
-                <w:b w:val="0"/>
-                <w:sz w:val="24"/>
-              </w:rPr>
-              <w:t>（6）</w:t>
-            </w:r>
-          </w:p>
-        </w:tc>
-      </w:tr>
-    </w:tbl>
-    <w:p>
-      <w:pPr>
-        <w:spacing w:before="0" w:after="0" w:line="360" w:lineRule="auto"/>
-        <w:ind w:firstLine="480"/>
-        <w:jc w:val="both"/>
-      </w:pPr>
-      <w:r>
-        <w:rPr>
-          <w:rFonts w:ascii="Times New Roman" w:hAnsi="Times New Roman" w:eastAsia="宋体"/>
-          <w:b w:val="0"/>
-          <w:sz w:val="24"/>
-        </w:rPr>
-        <w:t>代入 σ=12、ICC=0.15、α=0.05 双侧、检验效能 0.80，不同样本规模对应的结果如表 6 与图 10 所示。</w:t>
-      </w:r>
-    </w:p>
-    <w:p>
-      <w:pPr>
-        <w:keepNext/>
-        <w:spacing w:before="160" w:after="40" w:line="240" w:lineRule="auto"/>
-        <w:jc w:val="center"/>
-      </w:pPr>
-      <w:r>
-        <w:rPr>
-          <w:rFonts w:ascii="Times New Roman" w:hAnsi="Times New Roman" w:eastAsia="黑体"/>
-          <w:b w:val="0"/>
-          <w:sz w:val="21"/>
-        </w:rPr>
-        <w:t>表 6  分批推行准实验评估的最小可检出效应</w:t>
-      </w:r>
-    </w:p>
-    <w:tbl>
-      <w:tblPr>
-        <w:tblW w:type="auto" w:w="0"/>
-        <w:jc w:val="center"/>
-        <w:tblLayout w:type="autofit"/>
-        <w:tblLook w:firstColumn="1" w:firstRow="1" w:lastColumn="0" w:lastRow="0" w:noHBand="0" w:noVBand="1" w:val="04A0"/>
-        <w:tblBorders>
-          <w:top w:val="none" w:sz="0" w:space="0" w:color="000000"/>
-          <w:left w:val="none" w:sz="0" w:space="0" w:color="000000"/>
-          <w:bottom w:val="none" w:sz="0" w:space="0" w:color="000000"/>
-          <w:right w:val="none" w:sz="0" w:space="0" w:color="000000"/>
-          <w:insideH w:val="none" w:sz="0" w:space="0" w:color="000000"/>
-          <w:insideV w:val="none" w:sz="0" w:space="0" w:color="000000"/>
-        </w:tblBorders>
-      </w:tblPr>
-      <w:tblGrid>
-        <w:gridCol w:w="2209"/>
-        <w:gridCol w:w="2209"/>
-        <w:gridCol w:w="2209"/>
-        <w:gridCol w:w="2209"/>
-      </w:tblGrid>
-      <w:tr>
-        <w:tc>
-          <w:tcPr>
-            <w:tcW w:type="dxa" w:w="1928"/>
-            <w:tcBorders>
-              <w:top w:val="single" w:sz="12" w:space="0" w:color="000000"/>
-              <w:bottom w:val="single" w:sz="6" w:space="0" w:color="000000"/>
-            </w:tcBorders>
-          </w:tcPr>
-          <w:p>
-            <w:pPr>
-              <w:spacing w:before="40" w:after="40" w:line="240" w:lineRule="auto"/>
-              <w:jc w:val="left"/>
-            </w:pPr>
-            <w:r/>
-            <w:r>
-              <w:rPr>
-                <w:rFonts w:ascii="Times New Roman" w:hAnsi="Times New Roman" w:eastAsia="宋体"/>
-                <w:b/>
-                <w:sz w:val="19"/>
-              </w:rPr>
-              <w:t>评估单元数 J</w:t>
-            </w:r>
-          </w:p>
-        </w:tc>
-        <w:tc>
-          <w:tcPr>
-            <w:tcW w:type="dxa" w:w="1928"/>
-            <w:tcBorders>
-              <w:top w:val="single" w:sz="12" w:space="0" w:color="000000"/>
-              <w:bottom w:val="single" w:sz="6" w:space="0" w:color="000000"/>
-            </w:tcBorders>
-          </w:tcPr>
-          <w:p>
-            <w:pPr>
-              <w:spacing w:before="40" w:after="40" w:line="240" w:lineRule="auto"/>
-              <w:jc w:val="center"/>
-            </w:pPr>
-            <w:r/>
-            <w:r>
-              <w:rPr>
-                <w:rFonts w:ascii="Times New Roman" w:hAnsi="Times New Roman" w:eastAsia="宋体"/>
-                <w:b/>
-                <w:sz w:val="19"/>
-              </w:rPr>
-              <w:t>观测期数 T</w:t>
-            </w:r>
-          </w:p>
-        </w:tc>
-        <w:tc>
-          <w:tcPr>
-            <w:tcW w:type="dxa" w:w="2948"/>
-            <w:tcBorders>
-              <w:top w:val="single" w:sz="12" w:space="0" w:color="000000"/>
-              <w:bottom w:val="single" w:sz="6" w:space="0" w:color="000000"/>
-            </w:tcBorders>
-          </w:tcPr>
-          <w:p>
-            <w:pPr>
-              <w:spacing w:before="40" w:after="40" w:line="240" w:lineRule="auto"/>
-              <w:jc w:val="center"/>
-            </w:pPr>
-            <w:r/>
-            <w:r>
-              <w:rPr>
-                <w:rFonts w:ascii="Times New Roman" w:hAnsi="Times New Roman" w:eastAsia="宋体"/>
-                <w:b/>
-                <w:sz w:val="19"/>
-              </w:rPr>
-              <w:t>最小可检出效应 / 指数点</w:t>
-            </w:r>
-          </w:p>
-        </w:tc>
-        <w:tc>
-          <w:tcPr>
-            <w:tcW w:type="dxa" w:w="2268"/>
-            <w:tcBorders>
-              <w:top w:val="single" w:sz="12" w:space="0" w:color="000000"/>
-              <w:bottom w:val="single" w:sz="6" w:space="0" w:color="000000"/>
-            </w:tcBorders>
-          </w:tcPr>
-          <w:p>
-            <w:pPr>
-              <w:spacing w:before="40" w:after="40" w:line="240" w:lineRule="auto"/>
-              <w:jc w:val="center"/>
-            </w:pPr>
-            <w:r/>
-            <w:r>
-              <w:rPr>
-                <w:rFonts w:ascii="Times New Roman" w:hAnsi="Times New Roman" w:eastAsia="宋体"/>
-                <w:b/>
-                <w:sz w:val="19"/>
-              </w:rPr>
-              <w:t>相对基准 60 分 / %</w:t>
-            </w:r>
-          </w:p>
-        </w:tc>
-      </w:tr>
-      <w:tr>
-        <w:tc>
-          <w:tcPr>
-            <w:tcW w:type="dxa" w:w="1928"/>
-          </w:tcPr>
-          <w:p>
-            <w:pPr>
-              <w:spacing w:before="40" w:after="40" w:line="240" w:lineRule="auto"/>
-              <w:jc w:val="left"/>
-            </w:pPr>
-            <w:r/>
-            <w:r>
-              <w:rPr>
-                <w:rFonts w:ascii="Times New Roman" w:hAnsi="Times New Roman" w:eastAsia="宋体"/>
-                <w:b w:val="0"/>
-                <w:sz w:val="19"/>
-              </w:rPr>
-              <w:t>8</w:t>
-            </w:r>
-          </w:p>
-        </w:tc>
-        <w:tc>
-          <w:tcPr>
-            <w:tcW w:type="dxa" w:w="1928"/>
-          </w:tcPr>
-          <w:p>
-            <w:pPr>
-              <w:spacing w:before="40" w:after="40" w:line="240" w:lineRule="auto"/>
-              <w:jc w:val="center"/>
-            </w:pPr>
-            <w:r/>
-            <w:r>
-              <w:rPr>
-                <w:rFonts w:ascii="Times New Roman" w:hAnsi="Times New Roman" w:eastAsia="宋体"/>
-                <w:b w:val="0"/>
-                <w:sz w:val="19"/>
-              </w:rPr>
-              <w:t>4</w:t>
-            </w:r>
-          </w:p>
-        </w:tc>
-        <w:tc>
-          <w:tcPr>
-            <w:tcW w:type="dxa" w:w="2948"/>
-          </w:tcPr>
-          <w:p>
-            <w:pPr>
-              <w:spacing w:before="40" w:after="40" w:line="240" w:lineRule="auto"/>
-              <w:jc w:val="center"/>
-            </w:pPr>
-            <w:r/>
-            <w:r>
-              <w:rPr>
-                <w:rFonts w:ascii="Times New Roman" w:hAnsi="Times New Roman" w:eastAsia="宋体"/>
-                <w:b w:val="0"/>
-                <w:sz w:val="19"/>
-              </w:rPr>
-              <w:t>14.31</w:t>
-            </w:r>
-          </w:p>
-        </w:tc>
-        <w:tc>
-          <w:tcPr>
-            <w:tcW w:type="dxa" w:w="2268"/>
-          </w:tcPr>
-          <w:p>
-            <w:pPr>
-              <w:spacing w:before="40" w:after="40" w:line="240" w:lineRule="auto"/>
-              <w:jc w:val="center"/>
-            </w:pPr>
-            <w:r/>
-            <w:r>
-              <w:rPr>
-                <w:rFonts w:ascii="Times New Roman" w:hAnsi="Times New Roman" w:eastAsia="宋体"/>
-                <w:b w:val="0"/>
-                <w:sz w:val="19"/>
-              </w:rPr>
-              <w:t>23.9</w:t>
-            </w:r>
-          </w:p>
-        </w:tc>
-      </w:tr>
-      <w:tr>
-        <w:tc>
-          <w:tcPr>
-            <w:tcW w:type="dxa" w:w="1928"/>
-          </w:tcPr>
-          <w:p>
-            <w:pPr>
-              <w:spacing w:before="40" w:after="40" w:line="240" w:lineRule="auto"/>
-              <w:jc w:val="left"/>
-            </w:pPr>
-            <w:r/>
-            <w:r>
-              <w:rPr>
-                <w:rFonts w:ascii="Times New Roman" w:hAnsi="Times New Roman" w:eastAsia="宋体"/>
-                <w:b w:val="0"/>
-                <w:sz w:val="19"/>
-              </w:rPr>
-              <w:t>8</w:t>
-            </w:r>
-          </w:p>
-        </w:tc>
-        <w:tc>
-          <w:tcPr>
-            <w:tcW w:type="dxa" w:w="1928"/>
-          </w:tcPr>
-          <w:p>
-            <w:pPr>
-              <w:spacing w:before="40" w:after="40" w:line="240" w:lineRule="auto"/>
-              <w:jc w:val="center"/>
-            </w:pPr>
-            <w:r/>
-            <w:r>
-              <w:rPr>
-                <w:rFonts w:ascii="Times New Roman" w:hAnsi="Times New Roman" w:eastAsia="宋体"/>
-                <w:b w:val="0"/>
-                <w:sz w:val="19"/>
-              </w:rPr>
-              <w:t>8</w:t>
-            </w:r>
-          </w:p>
-        </w:tc>
-        <w:tc>
-          <w:tcPr>
-            <w:tcW w:type="dxa" w:w="2948"/>
-          </w:tcPr>
-          <w:p>
-            <w:pPr>
-              <w:spacing w:before="40" w:after="40" w:line="240" w:lineRule="auto"/>
-              <w:jc w:val="center"/>
-            </w:pPr>
-            <w:r/>
-            <w:r>
-              <w:rPr>
-                <w:rFonts w:ascii="Times New Roman" w:hAnsi="Times New Roman" w:eastAsia="宋体"/>
-                <w:b w:val="0"/>
-                <w:sz w:val="19"/>
-              </w:rPr>
-              <w:t>12.03</w:t>
-            </w:r>
-          </w:p>
-        </w:tc>
-        <w:tc>
-          <w:tcPr>
-            <w:tcW w:type="dxa" w:w="2268"/>
-          </w:tcPr>
-          <w:p>
-            <w:pPr>
-              <w:spacing w:before="40" w:after="40" w:line="240" w:lineRule="auto"/>
-              <w:jc w:val="center"/>
-            </w:pPr>
-            <w:r/>
-            <w:r>
-              <w:rPr>
-                <w:rFonts w:ascii="Times New Roman" w:hAnsi="Times New Roman" w:eastAsia="宋体"/>
-                <w:b w:val="0"/>
-                <w:sz w:val="19"/>
-              </w:rPr>
-              <w:t>20.1</w:t>
-            </w:r>
-          </w:p>
-        </w:tc>
-      </w:tr>
-      <w:tr>
-        <w:tc>
-          <w:tcPr>
-            <w:tcW w:type="dxa" w:w="1928"/>
-          </w:tcPr>
-          <w:p>
-            <w:pPr>
-              <w:spacing w:before="40" w:after="40" w:line="240" w:lineRule="auto"/>
-              <w:jc w:val="left"/>
-            </w:pPr>
-            <w:r/>
-            <w:r>
-              <w:rPr>
-                <w:rFonts w:ascii="Times New Roman" w:hAnsi="Times New Roman" w:eastAsia="宋体"/>
-                <w:b w:val="0"/>
-                <w:sz w:val="19"/>
-              </w:rPr>
-              <w:t>10</w:t>
-            </w:r>
-          </w:p>
-        </w:tc>
-        <w:tc>
-          <w:tcPr>
-            <w:tcW w:type="dxa" w:w="1928"/>
-          </w:tcPr>
-          <w:p>
-            <w:pPr>
-              <w:spacing w:before="40" w:after="40" w:line="240" w:lineRule="auto"/>
-              <w:jc w:val="center"/>
-            </w:pPr>
-            <w:r/>
-            <w:r>
-              <w:rPr>
-                <w:rFonts w:ascii="Times New Roman" w:hAnsi="Times New Roman" w:eastAsia="宋体"/>
-                <w:b w:val="0"/>
-                <w:sz w:val="19"/>
-              </w:rPr>
-              <w:t>4</w:t>
-            </w:r>
-          </w:p>
-        </w:tc>
-        <w:tc>
-          <w:tcPr>
-            <w:tcW w:type="dxa" w:w="2948"/>
-          </w:tcPr>
-          <w:p>
-            <w:pPr>
-              <w:spacing w:before="40" w:after="40" w:line="240" w:lineRule="auto"/>
-              <w:jc w:val="center"/>
-            </w:pPr>
-            <w:r/>
-            <w:r>
-              <w:rPr>
-                <w:rFonts w:ascii="Times New Roman" w:hAnsi="Times New Roman" w:eastAsia="宋体"/>
-                <w:b w:val="0"/>
-                <w:sz w:val="19"/>
-              </w:rPr>
-              <w:t>12.80</w:t>
-            </w:r>
-          </w:p>
-        </w:tc>
-        <w:tc>
-          <w:tcPr>
-            <w:tcW w:type="dxa" w:w="2268"/>
-          </w:tcPr>
-          <w:p>
-            <w:pPr>
-              <w:spacing w:before="40" w:after="40" w:line="240" w:lineRule="auto"/>
-              <w:jc w:val="center"/>
-            </w:pPr>
-            <w:r/>
-            <w:r>
-              <w:rPr>
-                <w:rFonts w:ascii="Times New Roman" w:hAnsi="Times New Roman" w:eastAsia="宋体"/>
-                <w:b w:val="0"/>
-                <w:sz w:val="19"/>
-              </w:rPr>
-              <w:t>21.3</w:t>
-            </w:r>
-          </w:p>
-        </w:tc>
-      </w:tr>
-      <w:tr>
-        <w:tc>
-          <w:tcPr>
-            <w:tcW w:type="dxa" w:w="1928"/>
-          </w:tcPr>
-          <w:p>
-            <w:pPr>
-              <w:spacing w:before="40" w:after="40" w:line="240" w:lineRule="auto"/>
-              <w:jc w:val="left"/>
-            </w:pPr>
-            <w:r/>
-            <w:r>
-              <w:rPr>
-                <w:rFonts w:ascii="Times New Roman" w:hAnsi="Times New Roman" w:eastAsia="宋体"/>
-                <w:b w:val="0"/>
-                <w:sz w:val="19"/>
-              </w:rPr>
-              <w:t>10</w:t>
-            </w:r>
-          </w:p>
-        </w:tc>
-        <w:tc>
-          <w:tcPr>
-            <w:tcW w:type="dxa" w:w="1928"/>
-          </w:tcPr>
-          <w:p>
-            <w:pPr>
-              <w:spacing w:before="40" w:after="40" w:line="240" w:lineRule="auto"/>
-              <w:jc w:val="center"/>
-            </w:pPr>
-            <w:r/>
-            <w:r>
-              <w:rPr>
-                <w:rFonts w:ascii="Times New Roman" w:hAnsi="Times New Roman" w:eastAsia="宋体"/>
-                <w:b w:val="0"/>
-                <w:sz w:val="19"/>
-              </w:rPr>
-              <w:t>8</w:t>
-            </w:r>
-          </w:p>
-        </w:tc>
-        <w:tc>
-          <w:tcPr>
-            <w:tcW w:type="dxa" w:w="2948"/>
-          </w:tcPr>
-          <w:p>
-            <w:pPr>
-              <w:spacing w:before="40" w:after="40" w:line="240" w:lineRule="auto"/>
-              <w:jc w:val="center"/>
-            </w:pPr>
-            <w:r/>
-            <w:r>
-              <w:rPr>
-                <w:rFonts w:ascii="Times New Roman" w:hAnsi="Times New Roman" w:eastAsia="宋体"/>
-                <w:b w:val="0"/>
-                <w:sz w:val="19"/>
-              </w:rPr>
-              <w:t>10.76</w:t>
-            </w:r>
-          </w:p>
-        </w:tc>
-        <w:tc>
-          <w:tcPr>
-            <w:tcW w:type="dxa" w:w="2268"/>
-          </w:tcPr>
-          <w:p>
-            <w:pPr>
-              <w:spacing w:before="40" w:after="40" w:line="240" w:lineRule="auto"/>
-              <w:jc w:val="center"/>
-            </w:pPr>
-            <w:r/>
-            <w:r>
-              <w:rPr>
-                <w:rFonts w:ascii="Times New Roman" w:hAnsi="Times New Roman" w:eastAsia="宋体"/>
-                <w:b w:val="0"/>
-                <w:sz w:val="19"/>
-              </w:rPr>
-              <w:t>17.9</w:t>
-            </w:r>
-          </w:p>
-        </w:tc>
-      </w:tr>
-      <w:tr>
-        <w:tc>
-          <w:tcPr>
-            <w:tcW w:type="dxa" w:w="1928"/>
-          </w:tcPr>
-          <w:p>
-            <w:pPr>
-              <w:spacing w:before="40" w:after="40" w:line="240" w:lineRule="auto"/>
-              <w:jc w:val="left"/>
-            </w:pPr>
-            <w:r/>
-            <w:r>
-              <w:rPr>
-                <w:rFonts w:ascii="Times New Roman" w:hAnsi="Times New Roman" w:eastAsia="宋体"/>
-                <w:b w:val="0"/>
-                <w:sz w:val="19"/>
-              </w:rPr>
-              <w:t>20</w:t>
-            </w:r>
-          </w:p>
-        </w:tc>
-        <w:tc>
-          <w:tcPr>
-            <w:tcW w:type="dxa" w:w="1928"/>
-          </w:tcPr>
-          <w:p>
-            <w:pPr>
-              <w:spacing w:before="40" w:after="40" w:line="240" w:lineRule="auto"/>
-              <w:jc w:val="center"/>
-            </w:pPr>
-            <w:r/>
-            <w:r>
-              <w:rPr>
-                <w:rFonts w:ascii="Times New Roman" w:hAnsi="Times New Roman" w:eastAsia="宋体"/>
-                <w:b w:val="0"/>
-                <w:sz w:val="19"/>
-              </w:rPr>
-              <w:t>4</w:t>
-            </w:r>
-          </w:p>
-        </w:tc>
-        <w:tc>
-          <w:tcPr>
-            <w:tcW w:type="dxa" w:w="2948"/>
-          </w:tcPr>
-          <w:p>
-            <w:pPr>
-              <w:spacing w:before="40" w:after="40" w:line="240" w:lineRule="auto"/>
-              <w:jc w:val="center"/>
-            </w:pPr>
-            <w:r/>
-            <w:r>
-              <w:rPr>
-                <w:rFonts w:ascii="Times New Roman" w:hAnsi="Times New Roman" w:eastAsia="宋体"/>
-                <w:b w:val="0"/>
-                <w:sz w:val="19"/>
-              </w:rPr>
-              <w:t>9.05</w:t>
-            </w:r>
-          </w:p>
-        </w:tc>
-        <w:tc>
-          <w:tcPr>
-            <w:tcW w:type="dxa" w:w="2268"/>
-          </w:tcPr>
-          <w:p>
-            <w:pPr>
-              <w:spacing w:before="40" w:after="40" w:line="240" w:lineRule="auto"/>
-              <w:jc w:val="center"/>
-            </w:pPr>
-            <w:r/>
-            <w:r>
-              <w:rPr>
-                <w:rFonts w:ascii="Times New Roman" w:hAnsi="Times New Roman" w:eastAsia="宋体"/>
-                <w:b w:val="0"/>
-                <w:sz w:val="19"/>
-              </w:rPr>
-              <w:t>15.1</w:t>
-            </w:r>
-          </w:p>
-        </w:tc>
-      </w:tr>
-      <w:tr>
-        <w:tc>
-          <w:tcPr>
-            <w:tcW w:type="dxa" w:w="1928"/>
-          </w:tcPr>
-          <w:p>
-            <w:pPr>
-              <w:spacing w:before="40" w:after="40" w:line="240" w:lineRule="auto"/>
-              <w:jc w:val="left"/>
-            </w:pPr>
-            <w:r/>
-            <w:r>
-              <w:rPr>
-                <w:rFonts w:ascii="Times New Roman" w:hAnsi="Times New Roman" w:eastAsia="宋体"/>
-                <w:b w:val="0"/>
-                <w:sz w:val="19"/>
-              </w:rPr>
-              <w:t>20</w:t>
-            </w:r>
-          </w:p>
-        </w:tc>
-        <w:tc>
-          <w:tcPr>
-            <w:tcW w:type="dxa" w:w="1928"/>
-          </w:tcPr>
-          <w:p>
-            <w:pPr>
-              <w:spacing w:before="40" w:after="40" w:line="240" w:lineRule="auto"/>
-              <w:jc w:val="center"/>
-            </w:pPr>
-            <w:r/>
-            <w:r>
-              <w:rPr>
-                <w:rFonts w:ascii="Times New Roman" w:hAnsi="Times New Roman" w:eastAsia="宋体"/>
-                <w:b w:val="0"/>
-                <w:sz w:val="19"/>
-              </w:rPr>
-              <w:t>8</w:t>
-            </w:r>
-          </w:p>
-        </w:tc>
-        <w:tc>
-          <w:tcPr>
-            <w:tcW w:type="dxa" w:w="2948"/>
-          </w:tcPr>
-          <w:p>
-            <w:pPr>
-              <w:spacing w:before="40" w:after="40" w:line="240" w:lineRule="auto"/>
-              <w:jc w:val="center"/>
-            </w:pPr>
-            <w:r/>
-            <w:r>
-              <w:rPr>
-                <w:rFonts w:ascii="Times New Roman" w:hAnsi="Times New Roman" w:eastAsia="宋体"/>
-                <w:b w:val="0"/>
-                <w:sz w:val="19"/>
-              </w:rPr>
-              <w:t>7.61</w:t>
-            </w:r>
-          </w:p>
-        </w:tc>
-        <w:tc>
-          <w:tcPr>
-            <w:tcW w:type="dxa" w:w="2268"/>
-          </w:tcPr>
-          <w:p>
-            <w:pPr>
-              <w:spacing w:before="40" w:after="40" w:line="240" w:lineRule="auto"/>
-              <w:jc w:val="center"/>
-            </w:pPr>
-            <w:r/>
-            <w:r>
-              <w:rPr>
-                <w:rFonts w:ascii="Times New Roman" w:hAnsi="Times New Roman" w:eastAsia="宋体"/>
-                <w:b w:val="0"/>
-                <w:sz w:val="19"/>
-              </w:rPr>
-              <w:t>12.7</w:t>
-            </w:r>
-          </w:p>
-        </w:tc>
-      </w:tr>
-      <w:tr>
-        <w:tc>
-          <w:tcPr>
-            <w:tcW w:type="dxa" w:w="1928"/>
-          </w:tcPr>
-          <w:p>
-            <w:pPr>
-              <w:spacing w:before="40" w:after="40" w:line="240" w:lineRule="auto"/>
-              <w:jc w:val="left"/>
-            </w:pPr>
-            <w:r/>
-            <w:r>
-              <w:rPr>
-                <w:rFonts w:ascii="Times New Roman" w:hAnsi="Times New Roman" w:eastAsia="宋体"/>
-                <w:b w:val="0"/>
-                <w:sz w:val="19"/>
-              </w:rPr>
-              <w:t>40</w:t>
-            </w:r>
-          </w:p>
-        </w:tc>
-        <w:tc>
-          <w:tcPr>
-            <w:tcW w:type="dxa" w:w="1928"/>
-          </w:tcPr>
-          <w:p>
-            <w:pPr>
-              <w:spacing w:before="40" w:after="40" w:line="240" w:lineRule="auto"/>
-              <w:jc w:val="center"/>
-            </w:pPr>
-            <w:r/>
-            <w:r>
-              <w:rPr>
-                <w:rFonts w:ascii="Times New Roman" w:hAnsi="Times New Roman" w:eastAsia="宋体"/>
-                <w:b w:val="0"/>
-                <w:sz w:val="19"/>
-              </w:rPr>
-              <w:t>4</w:t>
-            </w:r>
-          </w:p>
-        </w:tc>
-        <w:tc>
-          <w:tcPr>
-            <w:tcW w:type="dxa" w:w="2948"/>
-          </w:tcPr>
-          <w:p>
-            <w:pPr>
-              <w:spacing w:before="40" w:after="40" w:line="240" w:lineRule="auto"/>
-              <w:jc w:val="center"/>
-            </w:pPr>
-            <w:r/>
-            <w:r>
-              <w:rPr>
-                <w:rFonts w:ascii="Times New Roman" w:hAnsi="Times New Roman" w:eastAsia="宋体"/>
-                <w:b w:val="0"/>
-                <w:sz w:val="19"/>
-              </w:rPr>
-              <w:t>6.40</w:t>
-            </w:r>
-          </w:p>
-        </w:tc>
-        <w:tc>
-          <w:tcPr>
-            <w:tcW w:type="dxa" w:w="2268"/>
-          </w:tcPr>
-          <w:p>
-            <w:pPr>
-              <w:spacing w:before="40" w:after="40" w:line="240" w:lineRule="auto"/>
-              <w:jc w:val="center"/>
-            </w:pPr>
-            <w:r/>
-            <w:r>
-              <w:rPr>
-                <w:rFonts w:ascii="Times New Roman" w:hAnsi="Times New Roman" w:eastAsia="宋体"/>
-                <w:b w:val="0"/>
-                <w:sz w:val="19"/>
-              </w:rPr>
-              <w:t>10.7</w:t>
-            </w:r>
-          </w:p>
-        </w:tc>
-      </w:tr>
-      <w:tr>
-        <w:tc>
-          <w:tcPr>
-            <w:tcW w:type="dxa" w:w="1928"/>
-          </w:tcPr>
-          <w:p>
-            <w:pPr>
-              <w:spacing w:before="40" w:after="40" w:line="240" w:lineRule="auto"/>
-              <w:jc w:val="left"/>
-            </w:pPr>
-            <w:r/>
-            <w:r>
-              <w:rPr>
-                <w:rFonts w:ascii="Times New Roman" w:hAnsi="Times New Roman" w:eastAsia="宋体"/>
-                <w:b w:val="0"/>
-                <w:sz w:val="19"/>
-              </w:rPr>
-              <w:t>40</w:t>
-            </w:r>
-          </w:p>
-        </w:tc>
-        <w:tc>
-          <w:tcPr>
-            <w:tcW w:type="dxa" w:w="1928"/>
-          </w:tcPr>
-          <w:p>
-            <w:pPr>
-              <w:spacing w:before="40" w:after="40" w:line="240" w:lineRule="auto"/>
-              <w:jc w:val="center"/>
-            </w:pPr>
-            <w:r/>
-            <w:r>
-              <w:rPr>
-                <w:rFonts w:ascii="Times New Roman" w:hAnsi="Times New Roman" w:eastAsia="宋体"/>
-                <w:b w:val="0"/>
-                <w:sz w:val="19"/>
-              </w:rPr>
-              <w:t>8</w:t>
-            </w:r>
-          </w:p>
-        </w:tc>
-        <w:tc>
-          <w:tcPr>
-            <w:tcW w:type="dxa" w:w="2948"/>
-          </w:tcPr>
-          <w:p>
-            <w:pPr>
-              <w:spacing w:before="40" w:after="40" w:line="240" w:lineRule="auto"/>
-              <w:jc w:val="center"/>
-            </w:pPr>
-            <w:r/>
-            <w:r>
-              <w:rPr>
-                <w:rFonts w:ascii="Times New Roman" w:hAnsi="Times New Roman" w:eastAsia="宋体"/>
-                <w:b w:val="0"/>
-                <w:sz w:val="19"/>
-              </w:rPr>
-              <w:t>5.38</w:t>
-            </w:r>
-          </w:p>
-        </w:tc>
-        <w:tc>
-          <w:tcPr>
-            <w:tcW w:type="dxa" w:w="2268"/>
-          </w:tcPr>
-          <w:p>
-            <w:pPr>
-              <w:spacing w:before="40" w:after="40" w:line="240" w:lineRule="auto"/>
-              <w:jc w:val="center"/>
-            </w:pPr>
-            <w:r/>
-            <w:r>
-              <w:rPr>
-                <w:rFonts w:ascii="Times New Roman" w:hAnsi="Times New Roman" w:eastAsia="宋体"/>
-                <w:b w:val="0"/>
-                <w:sz w:val="19"/>
-              </w:rPr>
-              <w:t>9.0</w:t>
-            </w:r>
-          </w:p>
-        </w:tc>
-      </w:tr>
-      <w:tr>
-        <w:tc>
-          <w:tcPr>
-            <w:tcW w:type="dxa" w:w="1928"/>
-          </w:tcPr>
-          <w:p>
-            <w:pPr>
-              <w:spacing w:before="40" w:after="40" w:line="240" w:lineRule="auto"/>
-              <w:jc w:val="left"/>
-            </w:pPr>
-            <w:r/>
-            <w:r>
-              <w:rPr>
-                <w:rFonts w:ascii="Times New Roman" w:hAnsi="Times New Roman" w:eastAsia="宋体"/>
-                <w:b w:val="0"/>
-                <w:sz w:val="19"/>
-              </w:rPr>
-              <w:t>60</w:t>
-            </w:r>
-          </w:p>
-        </w:tc>
-        <w:tc>
-          <w:tcPr>
-            <w:tcW w:type="dxa" w:w="1928"/>
-          </w:tcPr>
-          <w:p>
-            <w:pPr>
-              <w:spacing w:before="40" w:after="40" w:line="240" w:lineRule="auto"/>
-              <w:jc w:val="center"/>
-            </w:pPr>
-            <w:r/>
-            <w:r>
-              <w:rPr>
-                <w:rFonts w:ascii="Times New Roman" w:hAnsi="Times New Roman" w:eastAsia="宋体"/>
-                <w:b w:val="0"/>
-                <w:sz w:val="19"/>
-              </w:rPr>
-              <w:t>4</w:t>
-            </w:r>
-          </w:p>
-        </w:tc>
-        <w:tc>
-          <w:tcPr>
-            <w:tcW w:type="dxa" w:w="2948"/>
-          </w:tcPr>
-          <w:p>
-            <w:pPr>
-              <w:spacing w:before="40" w:after="40" w:line="240" w:lineRule="auto"/>
-              <w:jc w:val="center"/>
-            </w:pPr>
-            <w:r/>
-            <w:r>
-              <w:rPr>
-                <w:rFonts w:ascii="Times New Roman" w:hAnsi="Times New Roman" w:eastAsia="宋体"/>
-                <w:b w:val="0"/>
-                <w:sz w:val="19"/>
-              </w:rPr>
-              <w:t>5.23</w:t>
-            </w:r>
-          </w:p>
-        </w:tc>
-        <w:tc>
-          <w:tcPr>
-            <w:tcW w:type="dxa" w:w="2268"/>
-          </w:tcPr>
-          <w:p>
-            <w:pPr>
-              <w:spacing w:before="40" w:after="40" w:line="240" w:lineRule="auto"/>
-              <w:jc w:val="center"/>
-            </w:pPr>
-            <w:r/>
-            <w:r>
-              <w:rPr>
-                <w:rFonts w:ascii="Times New Roman" w:hAnsi="Times New Roman" w:eastAsia="宋体"/>
-                <w:b w:val="0"/>
-                <w:sz w:val="19"/>
-              </w:rPr>
-              <w:t>8.7</w:t>
-            </w:r>
-          </w:p>
-        </w:tc>
-      </w:tr>
-      <w:tr>
-        <w:tc>
-          <w:tcPr>
-            <w:tcW w:type="dxa" w:w="1928"/>
-            <w:tcBorders>
-              <w:bottom w:val="single" w:sz="12" w:space="0" w:color="000000"/>
-            </w:tcBorders>
-          </w:tcPr>
-          <w:p>
-            <w:pPr>
-              <w:spacing w:before="40" w:after="40" w:line="240" w:lineRule="auto"/>
-              <w:jc w:val="left"/>
-            </w:pPr>
-            <w:r/>
-            <w:r>
-              <w:rPr>
-                <w:rFonts w:ascii="Times New Roman" w:hAnsi="Times New Roman" w:eastAsia="宋体"/>
-                <w:b w:val="0"/>
-                <w:sz w:val="19"/>
-              </w:rPr>
-              <w:t>60</w:t>
-            </w:r>
-          </w:p>
-        </w:tc>
-        <w:tc>
-          <w:tcPr>
-            <w:tcW w:type="dxa" w:w="1928"/>
-            <w:tcBorders>
-              <w:bottom w:val="single" w:sz="12" w:space="0" w:color="000000"/>
-            </w:tcBorders>
-          </w:tcPr>
-          <w:p>
-            <w:pPr>
-              <w:spacing w:before="40" w:after="40" w:line="240" w:lineRule="auto"/>
-              <w:jc w:val="center"/>
-            </w:pPr>
-            <w:r/>
-            <w:r>
-              <w:rPr>
-                <w:rFonts w:ascii="Times New Roman" w:hAnsi="Times New Roman" w:eastAsia="宋体"/>
-                <w:b w:val="0"/>
-                <w:sz w:val="19"/>
-              </w:rPr>
-              <w:t>8</w:t>
-            </w:r>
-          </w:p>
-        </w:tc>
-        <w:tc>
-          <w:tcPr>
-            <w:tcW w:type="dxa" w:w="2948"/>
-            <w:tcBorders>
-              <w:bottom w:val="single" w:sz="12" w:space="0" w:color="000000"/>
-            </w:tcBorders>
-          </w:tcPr>
-          <w:p>
-            <w:pPr>
-              <w:spacing w:before="40" w:after="40" w:line="240" w:lineRule="auto"/>
-              <w:jc w:val="center"/>
-            </w:pPr>
-            <w:r/>
-            <w:r>
-              <w:rPr>
-                <w:rFonts w:ascii="Times New Roman" w:hAnsi="Times New Roman" w:eastAsia="宋体"/>
-                <w:b w:val="0"/>
-                <w:sz w:val="19"/>
-              </w:rPr>
-              <w:t>4.39</w:t>
-            </w:r>
-          </w:p>
-        </w:tc>
-        <w:tc>
-          <w:tcPr>
-            <w:tcW w:type="dxa" w:w="2268"/>
-            <w:tcBorders>
-              <w:bottom w:val="single" w:sz="12" w:space="0" w:color="000000"/>
-            </w:tcBorders>
-          </w:tcPr>
-          <w:p>
-            <w:pPr>
-              <w:spacing w:before="40" w:after="40" w:line="240" w:lineRule="auto"/>
-              <w:jc w:val="center"/>
-            </w:pPr>
-            <w:r/>
-            <w:r>
-              <w:rPr>
-                <w:rFonts w:ascii="Times New Roman" w:hAnsi="Times New Roman" w:eastAsia="宋体"/>
-                <w:b w:val="0"/>
-                <w:sz w:val="19"/>
-              </w:rPr>
-              <w:t>7.3</w:t>
-            </w:r>
-          </w:p>
-        </w:tc>
-      </w:tr>
-    </w:tbl>
-    <w:p>
-      <w:pPr>
-        <w:spacing w:before="40" w:after="160" w:line="240" w:lineRule="auto"/>
-        <w:ind w:firstLine="0"/>
-        <w:jc w:val="left"/>
-      </w:pPr>
-      <w:r>
-        <w:rPr>
-          <w:rFonts w:ascii="Times New Roman" w:hAnsi="Times New Roman" w:eastAsia="宋体"/>
-          <w:b w:val="0"/>
-          <w:sz w:val="18"/>
-        </w:rPr>
-        <w:t>注：σ=12，ICC=0.15，α=0.05 双侧，检验效能 0.80。</w:t>
-      </w:r>
-    </w:p>
-    <w:p>
-      <w:pPr>
-        <w:keepNext/>
-        <w:spacing w:before="120" w:after="0" w:line="240" w:lineRule="auto"/>
-        <w:jc w:val="center"/>
-      </w:pPr>
-      <w:r>
-        <w:drawing>
-          <wp:inline xmlns:a="http://schemas.openxmlformats.org/drawingml/2006/main" xmlns:pic="http://schemas.openxmlformats.org/drawingml/2006/picture">
-            <wp:extent cx="4320000" cy="2894367"/>
-            <wp:docPr id="10" name="Picture 10"/>
-            <wp:cNvGraphicFramePr>
-              <a:graphicFrameLocks noChangeAspect="1"/>
-            </wp:cNvGraphicFramePr>
-            <a:graphic>
-              <a:graphicData uri="http://schemas.openxmlformats.org/drawingml/2006/picture">
-                <pic:pic>
-                  <pic:nvPicPr>
-                    <pic:cNvPr id="0" name="p2_d5_power.png"/>
-                    <pic:cNvPicPr/>
-                  </pic:nvPicPr>
-                  <pic:blipFill>
-                    <a:blip r:embed="rId18"/>
-                    <a:stretch>
-                      <a:fillRect/>
-                    </a:stretch>
-                  </pic:blipFill>
-                  <pic:spPr>
-                    <a:xfrm>
-                      <a:off x="0" y="0"/>
-                      <a:ext cx="4320000" cy="2894367"/>
-                    </a:xfrm>
-                    <a:prstGeom prst="rect"/>
-                  </pic:spPr>
-                </pic:pic>
-              </a:graphicData>
-            </a:graphic>
-          </wp:inline>
-        </w:drawing>
-      </w:r>
-    </w:p>
-    <w:p>
-      <w:pPr>
-        <w:spacing w:before="40" w:after="160" w:line="240" w:lineRule="auto"/>
-        <w:jc w:val="center"/>
-      </w:pPr>
-      <w:r>
-        <w:rPr>
-          <w:rFonts w:ascii="Times New Roman" w:hAnsi="Times New Roman" w:eastAsia="黑体"/>
-          <w:b w:val="0"/>
-          <w:sz w:val="21"/>
-        </w:rPr>
-        <w:t>图 10  准实验评估的最小可检出效应与样本规模</w:t>
-      </w:r>
-    </w:p>
-    <w:p>
-      <w:pPr>
-        <w:spacing w:before="0" w:after="0" w:line="360" w:lineRule="auto"/>
-        <w:ind w:firstLine="480"/>
-        <w:jc w:val="both"/>
-      </w:pPr>
-      <w:r>
-        <w:rPr>
-          <w:rFonts w:ascii="Times New Roman" w:hAnsi="Times New Roman" w:eastAsia="宋体"/>
-          <w:b w:val="0"/>
-          <w:sz w:val="24"/>
-        </w:rPr>
-        <w:t>表 6 揭示了一个对实践极为重要却极易被忽视的事实：</w:t>
-      </w:r>
-      <w:r>
-        <w:rPr>
-          <w:rFonts w:ascii="Times New Roman" w:hAnsi="Times New Roman" w:eastAsia="宋体"/>
-          <w:b/>
-          <w:sz w:val="24"/>
-        </w:rPr>
-        <w:t>常规做法设计的评估从一开始就注定得不出结论</w:t>
-      </w:r>
-      <w:r>
-        <w:rPr>
-          <w:rFonts w:ascii="Times New Roman" w:hAnsi="Times New Roman" w:eastAsia="宋体"/>
-          <w:b w:val="0"/>
-          <w:sz w:val="24"/>
-        </w:rPr>
-        <w:t>。以县区级局为评估单元时，一个地市级局下辖单位约 8 个，即使连续观测 8 期，最小可检出效应仍高达 12.03 个指数点（约为基准 60 分的 20.1%），远大于政策实际关心的 3 分左右的效应。这意味着评估既无法证明有效，也无法证明无效，全部投入付诸东流。解决办法是下沉评估单元：把评估对象从县区级局改为稽查中队、监督岗位或具体业务事项，使 J 提高到 40 以上；此时配合 8 期观测，最小可检出效应降至 5.38 个指数点，J 达到 60 时可降至 4.39 个指数点。这一条建议可以直接避免一次注定失败的评估投入。</w:t>
-      </w:r>
-    </w:p>
-    <w:p>
-      <w:pPr>
-        <w:keepNext/>
-        <w:spacing w:before="240" w:after="120" w:line="360" w:lineRule="auto"/>
-        <w:jc w:val="left"/>
-      </w:pPr>
-      <w:r>
-        <w:rPr>
-          <w:rFonts w:ascii="Times New Roman" w:hAnsi="Times New Roman" w:eastAsia="黑体"/>
-          <w:b/>
-          <w:sz w:val="30"/>
-        </w:rPr>
-        <w:t>7  结论</w:t>
-      </w:r>
-    </w:p>
-    <w:p>
-      <w:pPr>
-        <w:spacing w:before="0" w:after="0" w:line="360" w:lineRule="auto"/>
-        <w:ind w:firstLine="480"/>
-        <w:jc w:val="both"/>
-      </w:pPr>
-      <w:r>
-        <w:rPr>
-          <w:rFonts w:ascii="Times New Roman" w:hAnsi="Times New Roman" w:eastAsia="宋体"/>
-          <w:b w:val="0"/>
-          <w:sz w:val="24"/>
-        </w:rPr>
-        <w:t>本文的第一项结论是完成了“穿透”从修辞到变量的转换。在国有垂直管理体制下，“穿透”对应的是监督信息沿委托代理链条的层层损耗；穿透式监督的实质是在逐级代理链之外新增一条不随层级衰减的直达通道，其程度可由直达通道覆盖的业务事项比例来测量。这一转换使后续的量化分析成为可能，也使“穿透度”可以进入考核体系。</w:t>
-      </w:r>
-    </w:p>
-    <w:p>
-      <w:pPr>
-        <w:spacing w:before="0" w:after="0" w:line="360" w:lineRule="auto"/>
-        <w:ind w:firstLine="480"/>
-        <w:jc w:val="both"/>
-      </w:pPr>
-      <w:r>
-        <w:rPr>
-          <w:rFonts w:ascii="Times New Roman" w:hAnsi="Times New Roman" w:eastAsia="宋体"/>
-          <w:b w:val="0"/>
-          <w:sz w:val="24"/>
-        </w:rPr>
-        <w:t>第二项结论是把成因分析从认识层面推进到结构与成本层面，并得到两个可操作的量化判据。衰减模型显示中等衰减情形下县级局监督效力仅为国家局的 34.3%，直达通道覆盖 60% 可使其回升至 67.7%，且衰减越严重穿透的边际价值越高，因此直达通道应优先建在传导链条最长的领域；含过载项的成本模型显示，忽略基层负担将使最优监督强度被高估 61.0%，因此监督设计必须把减负作为内生约束。</w:t>
-      </w:r>
-    </w:p>
-    <w:p>
-      <w:pPr>
-        <w:spacing w:before="0" w:after="0" w:line="360" w:lineRule="auto"/>
-        <w:ind w:firstLine="480"/>
-        <w:jc w:val="both"/>
-      </w:pPr>
-      <w:r>
-        <w:rPr>
-          <w:rFonts w:ascii="Times New Roman" w:hAnsi="Times New Roman" w:eastAsia="宋体"/>
-          <w:b w:val="0"/>
-          <w:sz w:val="24"/>
-        </w:rPr>
-        <w:t>第三项结论是给出了可执行的优先级、路线与验证方案。边际贡献仿真确定的实施优先级为数据、制度、流程、责任，据此形成带验收口径的三阶段路线；监督效能评价指标体系的组合赋权通过一致性检验，且熵权结果从数据侧印证了基层负担的高区分度；功效分析则明确了评估单元必须下沉至稽查中队或业务事项层级，否则准实验评估不具备统计功效。</w:t>
-      </w:r>
-    </w:p>
-    <w:p>
-      <w:pPr>
-        <w:spacing w:before="0" w:after="0" w:line="360" w:lineRule="auto"/>
-        <w:ind w:firstLine="480"/>
-        <w:jc w:val="both"/>
-      </w:pPr>
-      <w:r>
-        <w:rPr>
-          <w:rFonts w:ascii="Times New Roman" w:hAnsi="Times New Roman" w:eastAsia="宋体"/>
-          <w:b w:val="0"/>
-          <w:sz w:val="24"/>
-        </w:rPr>
-        <w:t>本文的局限在于各项数值结果均基于参数化模型的情景分析，仍需真实数据校准。后续研究应采集本单位的监督事项台账、基层填报工时与监督效能评分数据，对衰减率 d、过载系数 b 与各维成熟度做实证估计，在此基础上重跑上述模型，形成本地化的决策依据。这一步的数据采集成本并不高，却是把机制判断转为决策依据的关键。</w:t>
+        <w:t>未来行业大监督体系将朝着数字化、智能化、全域化、闭环化方向持续迭代。后续可依托大数据与人工智能技术优化智能风险预警模型与量化指标体系，细化基层穿透监督的实操规范，完善协同监督、刚性问责与人才培育的长效机制。同时应重视对监督效能本身的评估，通过跟踪同类问题的复发率、风险发现的提前量与基层重复检查次数等指标，判断穿透式监督是否真正实现了减负增效，避免以留痕数量替代实效评价。</w:t>
       </w:r>
     </w:p>
     <w:p>
@@ -7910,7 +2398,7 @@
           <w:b w:val="0"/>
           <w:sz w:val="24"/>
         </w:rPr>
-        <w:t>[1] 习近平在二十届中央纪委五次全会上发表重要讲话[N]. 人民日报, 2026-01-13(1).</w:t>
+        <w:t>[1] 习近平在二十届中央纪委五次全会上发表重要讲话强调 以更高标准更实举措推进全面从严治党 为实现“十五五”时期目标任务提供坚强保障[EB/OL]. (2026-01-12)[2026-08-04]. https://www.12371.cn/2026/01/12/ARTI1768214272707593.shtml.</w:t>
       </w:r>
     </w:p>
     <w:p>
@@ -7925,7 +2413,7 @@
           <w:b w:val="0"/>
           <w:sz w:val="24"/>
         </w:rPr>
-        <w:t>[2] 李建军, 刘阳. 烟草行业大监督体系协同治理困境与优化对策[J]. 商业经济, 2024(2): 135-137.</w:t>
+        <w:t>[2] 中国共产党第二十届中央纪律检查委员会第五次全体会议公报[EB/OL]. (2026-01-14)[2026-08-04]. https://www.ccdi.gov.cn/toutiaon/202601/t20260114_469908.html.</w:t>
       </w:r>
     </w:p>
     <w:p>
@@ -7940,7 +2428,7 @@
           <w:b w:val="0"/>
           <w:sz w:val="24"/>
         </w:rPr>
-        <w:t>[3] 陈曦. 数字化赋能烟草行业穿透式监督机制建设研究[J]. 全国流通经济, 2023(28): 115-118.</w:t>
+        <w:t>[3] 国务院. 国有企业管理人员处分条例: 国务院令第781号[A/OL]. (2024-05-21)[2026-08-04]. https://www.gov.cn/zhengce/content/202405/content_6954055.htm.</w:t>
       </w:r>
     </w:p>
     <w:p>
@@ -7955,7 +2443,7 @@
           <w:b w:val="0"/>
           <w:sz w:val="24"/>
         </w:rPr>
-        <w:t>[4] 周明, 赵宇. 国企垂直管理模式下监督梯度衰减问题治理研究[J]. 现代国企研究, 2023(18): 45-47.</w:t>
+        <w:t>[4] 张钦昱. 国家出资企业穿透式监管的法治逻辑与制度构建[J]. 经贸法律评论, 2025(4): 58.</w:t>
       </w:r>
     </w:p>
     <w:p>
@@ -7970,7 +2458,7 @@
           <w:b w:val="0"/>
           <w:sz w:val="24"/>
         </w:rPr>
-        <w:t>[5] 王浩. 烟草行业廉政风险闭环防控体系建设实践与思考[J]. 财经界, 2024(5): 90-92.</w:t>
+        <w:t>[5] 中共中央, 国务院. 数字中国建设整体布局规划[A/OL]. (2023-02-27)[2026-08-04]. https://www.gov.cn/zhengce/2023-02/27/content_5743484.htm.</w:t>
       </w:r>
     </w:p>
     <w:p>
@@ -7985,7 +2473,7 @@
           <w:b w:val="0"/>
           <w:sz w:val="24"/>
         </w:rPr>
-        <w:t>[6] 黄凯. 数智化背景下企业内部监督协同机制优化研究[J]. 财会通讯, 2023(15): 120-124.</w:t>
+        <w:t>[6] 全国人民代表大会常务委员会. 中华人民共和国数据安全法[A]. 北京: 中国法制出版社, 2021.</w:t>
       </w:r>
     </w:p>
     <w:p>
@@ -8000,7 +2488,7 @@
           <w:b w:val="0"/>
           <w:sz w:val="24"/>
         </w:rPr>
-        <w:t>[7] 刘博文. 垄断行业穿透式监管的理论逻辑与实践路径[J]. 改革与战略, 2023, 39(7): 89-96.</w:t>
+        <w:t>[7] 全国人民代表大会常务委员会. 中华人民共和国烟草专卖法[A]. 2015年修正.</w:t>
       </w:r>
     </w:p>
     <w:p>
@@ -8015,157 +2503,7 @@
           <w:b w:val="0"/>
           <w:sz w:val="24"/>
         </w:rPr>
-        <w:t>[8] 覃晓峰. 基层烟草数字化监督体系建设短板及完善路径[J]. 企业改革与管理, 2024(3): 136-138.</w:t>
-      </w:r>
-    </w:p>
-    <w:p>
-      <w:pPr>
-        <w:spacing w:before="0" w:after="0" w:line="360" w:lineRule="auto"/>
-        <w:ind w:firstLine="0"/>
-        <w:jc w:val="both"/>
-      </w:pPr>
-      <w:r>
-        <w:rPr>
-          <w:rFonts w:ascii="Times New Roman" w:hAnsi="Times New Roman" w:eastAsia="宋体"/>
-          <w:b w:val="0"/>
-          <w:sz w:val="24"/>
-        </w:rPr>
-        <w:t>[9] 张明哲. 国有企业大监督体系协同共治模式构建研究[J]. 国有资产管理, 2023(9): 67-71.</w:t>
-      </w:r>
-    </w:p>
-    <w:p>
-      <w:pPr>
-        <w:spacing w:before="0" w:after="0" w:line="360" w:lineRule="auto"/>
-        <w:ind w:firstLine="0"/>
-        <w:jc w:val="both"/>
-      </w:pPr>
-      <w:r>
-        <w:rPr>
-          <w:rFonts w:ascii="Times New Roman" w:hAnsi="Times New Roman" w:eastAsia="宋体"/>
-          <w:b w:val="0"/>
-          <w:sz w:val="24"/>
-        </w:rPr>
-        <w:t>[10] 李文娟. 大数据视角下企业风险智能预警监督体系搭建[J]. 信息技术与信息化, 2023(11): 201-204.</w:t>
-      </w:r>
-    </w:p>
-    <w:p>
-      <w:pPr>
-        <w:spacing w:before="0" w:after="0" w:line="360" w:lineRule="auto"/>
-        <w:ind w:firstLine="0"/>
-        <w:jc w:val="both"/>
-      </w:pPr>
-      <w:r>
-        <w:rPr>
-          <w:rFonts w:ascii="Times New Roman" w:hAnsi="Times New Roman" w:eastAsia="宋体"/>
-          <w:b w:val="0"/>
-          <w:sz w:val="24"/>
-        </w:rPr>
-        <w:t>[11] 赵鑫. 政企合一体制下烟草行业监督制衡机制优化探析[J]. 现代商业, 2024(8): 102-104.</w:t>
-      </w:r>
-    </w:p>
-    <w:p>
-      <w:pPr>
-        <w:spacing w:before="0" w:after="0" w:line="360" w:lineRule="auto"/>
-        <w:ind w:firstLine="0"/>
-        <w:jc w:val="both"/>
-      </w:pPr>
-      <w:r>
-        <w:rPr>
-          <w:rFonts w:ascii="Times New Roman" w:hAnsi="Times New Roman" w:eastAsia="宋体"/>
-          <w:b w:val="0"/>
-          <w:sz w:val="24"/>
-        </w:rPr>
-        <w:t>[12] 陈雨桐. 国外穿透式监管制度实践及对我国国企监管的启示[J]. 金融经济, 2023(16): 78-81.</w:t>
-      </w:r>
-    </w:p>
-    <w:p>
-      <w:pPr>
-        <w:spacing w:before="0" w:after="0" w:line="360" w:lineRule="auto"/>
-        <w:ind w:firstLine="0"/>
-        <w:jc w:val="both"/>
-      </w:pPr>
-      <w:r>
-        <w:rPr>
-          <w:rFonts w:ascii="Times New Roman" w:hAnsi="Times New Roman" w:eastAsia="宋体"/>
-          <w:b w:val="0"/>
-          <w:sz w:val="24"/>
-        </w:rPr>
-        <w:t>[13] 吴志远. 烟草行业四级联动监督制度体系完善路径研究[J]. 中国市场, 2024(10): 129-131.</w:t>
-      </w:r>
-    </w:p>
-    <w:p>
-      <w:pPr>
-        <w:spacing w:before="0" w:after="0" w:line="360" w:lineRule="auto"/>
-        <w:ind w:firstLine="0"/>
-        <w:jc w:val="both"/>
-      </w:pPr>
-      <w:r>
-        <w:rPr>
-          <w:rFonts w:ascii="Times New Roman" w:hAnsi="Times New Roman" w:eastAsia="宋体"/>
-          <w:b w:val="0"/>
-          <w:sz w:val="24"/>
-        </w:rPr>
-        <w:t>[14] 孙杰. 基层国企监督队伍专业化建设困境与提升策略[J]. 人才资源开发, 2023(22): 56-58.</w:t>
-      </w:r>
-    </w:p>
-    <w:p>
-      <w:pPr>
-        <w:spacing w:before="0" w:after="0" w:line="360" w:lineRule="auto"/>
-        <w:ind w:firstLine="0"/>
-        <w:jc w:val="both"/>
-      </w:pPr>
-      <w:r>
-        <w:rPr>
-          <w:rFonts w:ascii="Times New Roman" w:hAnsi="Times New Roman" w:eastAsia="宋体"/>
-          <w:b w:val="0"/>
-          <w:sz w:val="24"/>
-        </w:rPr>
-        <w:t>[15] 高瑞. 闭环管理视角下企业监督整改效能提升研究[J]. 当代经济, 2023(6): 113-116.</w:t>
-      </w:r>
-    </w:p>
-    <w:p>
-      <w:pPr>
-        <w:spacing w:before="0" w:after="0" w:line="360" w:lineRule="auto"/>
-        <w:ind w:firstLine="0"/>
-        <w:jc w:val="both"/>
-      </w:pPr>
-      <w:r>
-        <w:rPr>
-          <w:rFonts w:ascii="Times New Roman" w:hAnsi="Times New Roman" w:eastAsia="宋体"/>
-          <w:b w:val="0"/>
-          <w:sz w:val="24"/>
-        </w:rPr>
-        <w:t>[16] Jensen M C, Meckling W H. Theory of the firm: Managerial behavior, agency costs and ownership structure[J]. Journal of Financial Economics, 1976, 3(4): 305-360.</w:t>
-      </w:r>
-    </w:p>
-    <w:p>
-      <w:pPr>
-        <w:spacing w:before="0" w:after="0" w:line="360" w:lineRule="auto"/>
-        <w:ind w:firstLine="0"/>
-        <w:jc w:val="both"/>
-      </w:pPr>
-      <w:r>
-        <w:rPr>
-          <w:rFonts w:ascii="Times New Roman" w:hAnsi="Times New Roman" w:eastAsia="宋体"/>
-          <w:b w:val="0"/>
-          <w:sz w:val="24"/>
-        </w:rPr>
-        <w:t>[17] Saaty T L. A scaling method for priorities in hierarchical structures[J]. Journal of Mathematical Psychology, 1977, 15(3): 234-281.</w:t>
-      </w:r>
-    </w:p>
-    <w:p>
-      <w:pPr>
-        <w:spacing w:before="0" w:after="0" w:line="360" w:lineRule="auto"/>
-        <w:ind w:firstLine="0"/>
-        <w:jc w:val="both"/>
-      </w:pPr>
-      <w:r>
-        <w:rPr>
-          <w:rFonts w:ascii="Times New Roman" w:hAnsi="Times New Roman" w:eastAsia="宋体"/>
-          <w:b w:val="0"/>
-          <w:sz w:val="24"/>
-        </w:rPr>
-        <w:t>[18] Bloom H S. Minimum detectable effects: A simple way to report the statistical power of experimental designs[J]. Evaluation Review, 1995, 19(5): 547-556.</w:t>
+        <w:t>[8] 国务院. 中华人民共和国烟草专卖法实施条例[A]. 2021年修订.</w:t>
       </w:r>
     </w:p>
     <w:sectPr>

--- a/work/deliver/论文2_穿透式监管视角下烟草行业大监督体系优化研究_修改稿.docx
+++ b/work/deliver/论文2_穿透式监管视角下烟草行业大监督体系优化研究_修改稿.docx
@@ -9,7 +9,7 @@
       </w:pPr>
       <w:r>
         <w:rPr>
-          <w:rFonts w:ascii="Times New Roman" w:hAnsi="Times New Roman" w:eastAsia="黑体"/>
+          <w:rFonts w:ascii="Times New Roman" w:hAnsi="Times New Roman" w:eastAsia="黑体" w:cs="Times New Roman" w:hint="eastAsia"/>
           <w:b/>
           <w:sz w:val="36"/>
         </w:rPr>
@@ -23,7 +23,7 @@
       </w:pPr>
       <w:r>
         <w:rPr>
-          <w:rFonts w:ascii="Times New Roman" w:hAnsi="Times New Roman" w:eastAsia="宋体"/>
+          <w:rFonts w:ascii="Times New Roman" w:hAnsi="Times New Roman" w:eastAsia="宋体" w:cs="Times New Roman" w:hint="eastAsia"/>
           <w:b w:val="0"/>
           <w:sz w:val="24"/>
         </w:rPr>
@@ -37,11 +37,11 @@
       </w:pPr>
       <w:r>
         <w:rPr>
-          <w:rFonts w:ascii="Times New Roman" w:hAnsi="Times New Roman" w:eastAsia="宋体"/>
+          <w:rFonts w:ascii="Times New Roman" w:hAnsi="Times New Roman" w:eastAsia="宋体" w:cs="Times New Roman" w:hint="eastAsia"/>
           <w:b w:val="0"/>
           <w:sz w:val="21"/>
         </w:rPr>
-        <w:t>1 海盐县烟草专卖局（分公司），浙江海盐  314300</w:t>
+        <w:t>1海盐县烟草专卖局（分公司），浙江海盐314300</w:t>
       </w:r>
     </w:p>
     <w:p>
@@ -51,11 +51,11 @@
       </w:pPr>
       <w:r>
         <w:rPr>
-          <w:rFonts w:ascii="Times New Roman" w:hAnsi="Times New Roman" w:eastAsia="宋体"/>
+          <w:rFonts w:ascii="Times New Roman" w:hAnsi="Times New Roman" w:eastAsia="宋体" w:cs="Times New Roman" w:hint="eastAsia"/>
           <w:b w:val="0"/>
           <w:sz w:val="21"/>
         </w:rPr>
-        <w:t>2 海盐县烟草专卖局（分公司），浙江海盐  314300</w:t>
+        <w:t>2海盐县烟草专卖局（分公司），浙江海盐314300</w:t>
       </w:r>
     </w:p>
     <w:p>
@@ -65,7 +65,7 @@
       </w:pPr>
       <w:r>
         <w:rPr>
-          <w:rFonts w:ascii="Times New Roman" w:hAnsi="Times New Roman" w:eastAsia="宋体"/>
+          <w:rFonts w:ascii="Times New Roman" w:hAnsi="Times New Roman" w:eastAsia="宋体" w:cs="Times New Roman" w:hint="eastAsia"/>
           <w:b w:val="0"/>
           <w:sz w:val="24"/>
         </w:rPr>
@@ -80,7 +80,7 @@
       </w:pPr>
       <w:r>
         <w:rPr>
-          <w:rFonts w:ascii="Times New Roman" w:hAnsi="Times New Roman" w:eastAsia="宋体"/>
+          <w:rFonts w:ascii="Times New Roman" w:hAnsi="Times New Roman" w:eastAsia="宋体" w:cs="Times New Roman" w:hint="eastAsia"/>
           <w:b/>
           <w:sz w:val="24"/>
         </w:rPr>
@@ -88,7 +88,7 @@
       </w:r>
       <w:r>
         <w:rPr>
-          <w:rFonts w:ascii="Times New Roman" w:hAnsi="Times New Roman" w:eastAsia="宋体"/>
+          <w:rFonts w:ascii="Times New Roman" w:hAnsi="Times New Roman" w:eastAsia="宋体" w:cs="Times New Roman" w:hint="eastAsia"/>
           <w:b w:val="0"/>
           <w:sz w:val="24"/>
         </w:rPr>
@@ -103,7 +103,7 @@
       </w:pPr>
       <w:r>
         <w:rPr>
-          <w:rFonts w:ascii="Times New Roman" w:hAnsi="Times New Roman" w:eastAsia="宋体"/>
+          <w:rFonts w:ascii="Times New Roman" w:hAnsi="Times New Roman" w:eastAsia="宋体" w:cs="Times New Roman" w:hint="eastAsia"/>
           <w:b/>
           <w:sz w:val="24"/>
         </w:rPr>
@@ -111,7 +111,7 @@
       </w:r>
       <w:r>
         <w:rPr>
-          <w:rFonts w:ascii="Times New Roman" w:hAnsi="Times New Roman" w:eastAsia="宋体"/>
+          <w:rFonts w:ascii="Times New Roman" w:hAnsi="Times New Roman" w:eastAsia="宋体" w:cs="Times New Roman" w:hint="eastAsia"/>
           <w:b w:val="0"/>
           <w:sz w:val="24"/>
         </w:rPr>
@@ -126,7 +126,7 @@
       </w:pPr>
       <w:r>
         <w:rPr>
-          <w:rFonts w:ascii="Times New Roman" w:hAnsi="Times New Roman" w:eastAsia="宋体"/>
+          <w:rFonts w:ascii="Times New Roman" w:hAnsi="Times New Roman" w:eastAsia="宋体" w:cs="Times New Roman" w:hint="eastAsia"/>
           <w:b w:val="0"/>
           <w:sz w:val="24"/>
         </w:rPr>
@@ -141,7 +141,7 @@
       </w:pPr>
       <w:r>
         <w:rPr>
-          <w:rFonts w:ascii="Times New Roman" w:hAnsi="Times New Roman" w:eastAsia="宋体"/>
+          <w:rFonts w:ascii="Times New Roman" w:hAnsi="Times New Roman" w:eastAsia="宋体" w:cs="Times New Roman" w:hint="eastAsia"/>
           <w:b/>
           <w:sz w:val="24"/>
         </w:rPr>
@@ -149,7 +149,7 @@
       </w:r>
       <w:r>
         <w:rPr>
-          <w:rFonts w:ascii="Times New Roman" w:hAnsi="Times New Roman" w:eastAsia="宋体"/>
+          <w:rFonts w:ascii="Times New Roman" w:hAnsi="Times New Roman" w:eastAsia="宋体" w:cs="Times New Roman" w:hint="eastAsia"/>
           <w:b w:val="0"/>
           <w:sz w:val="24"/>
         </w:rPr>
@@ -164,7 +164,7 @@
       </w:pPr>
       <w:r>
         <w:rPr>
-          <w:rFonts w:ascii="Times New Roman" w:hAnsi="Times New Roman" w:eastAsia="宋体"/>
+          <w:rFonts w:ascii="Times New Roman" w:hAnsi="Times New Roman" w:eastAsia="宋体" w:cs="Times New Roman" w:hint="eastAsia"/>
           <w:b/>
           <w:sz w:val="24"/>
         </w:rPr>
@@ -172,7 +172,7 @@
       </w:r>
       <w:r>
         <w:rPr>
-          <w:rFonts w:ascii="Times New Roman" w:hAnsi="Times New Roman" w:eastAsia="宋体"/>
+          <w:rFonts w:ascii="Times New Roman" w:hAnsi="Times New Roman" w:eastAsia="宋体" w:cs="Times New Roman" w:hint="eastAsia"/>
           <w:b w:val="0"/>
           <w:sz w:val="24"/>
         </w:rPr>
@@ -187,7 +187,7 @@
       </w:pPr>
       <w:r>
         <w:rPr>
-          <w:rFonts w:ascii="Times New Roman" w:hAnsi="Times New Roman" w:eastAsia="宋体"/>
+          <w:rFonts w:ascii="Times New Roman" w:hAnsi="Times New Roman" w:eastAsia="宋体" w:cs="Times New Roman" w:hint="eastAsia"/>
           <w:b w:val="0"/>
           <w:sz w:val="24"/>
         </w:rPr>
@@ -202,7 +202,7 @@
       </w:pPr>
       <w:r>
         <w:rPr>
-          <w:rFonts w:ascii="Times New Roman" w:hAnsi="Times New Roman" w:eastAsia="宋体"/>
+          <w:rFonts w:ascii="Times New Roman" w:hAnsi="Times New Roman" w:eastAsia="宋体" w:cs="Times New Roman" w:hint="eastAsia"/>
           <w:b w:val="0"/>
           <w:sz w:val="24"/>
         </w:rPr>
@@ -210,7 +210,7 @@
       </w:r>
       <w:r>
         <w:rPr>
-          <w:rFonts w:ascii="Times New Roman" w:hAnsi="Times New Roman" w:eastAsia="宋体"/>
+          <w:rFonts w:ascii="Times New Roman" w:hAnsi="Times New Roman" w:eastAsia="宋体" w:cs="Times New Roman" w:hint="eastAsia"/>
           <w:b w:val="0"/>
           <w:sz w:val="24"/>
           <w:vertAlign w:val="superscript"/>
@@ -219,7 +219,7 @@
       </w:r>
       <w:r>
         <w:rPr>
-          <w:rFonts w:ascii="Times New Roman" w:hAnsi="Times New Roman" w:eastAsia="宋体"/>
+          <w:rFonts w:ascii="Times New Roman" w:hAnsi="Times New Roman" w:eastAsia="宋体" w:cs="Times New Roman" w:hint="eastAsia"/>
           <w:b w:val="0"/>
           <w:sz w:val="24"/>
         </w:rPr>
@@ -227,7 +227,7 @@
       </w:r>
       <w:r>
         <w:rPr>
-          <w:rFonts w:ascii="Times New Roman" w:hAnsi="Times New Roman" w:eastAsia="宋体"/>
+          <w:rFonts w:ascii="Times New Roman" w:hAnsi="Times New Roman" w:eastAsia="宋体" w:cs="Times New Roman" w:hint="eastAsia"/>
           <w:b w:val="0"/>
           <w:sz w:val="24"/>
           <w:vertAlign w:val="superscript"/>
@@ -236,7 +236,7 @@
       </w:r>
       <w:r>
         <w:rPr>
-          <w:rFonts w:ascii="Times New Roman" w:hAnsi="Times New Roman" w:eastAsia="宋体"/>
+          <w:rFonts w:ascii="Times New Roman" w:hAnsi="Times New Roman" w:eastAsia="宋体" w:cs="Times New Roman" w:hint="eastAsia"/>
           <w:b w:val="0"/>
           <w:sz w:val="24"/>
         </w:rPr>
@@ -291,7 +291,7 @@
       </w:pPr>
       <w:r>
         <w:rPr>
-          <w:rFonts w:ascii="Times New Roman" w:hAnsi="Times New Roman" w:eastAsia="黑体"/>
+          <w:rFonts w:ascii="Times New Roman" w:hAnsi="Times New Roman" w:eastAsia="黑体" w:cs="Times New Roman" w:hint="eastAsia"/>
           <w:b w:val="0"/>
           <w:sz w:val="21"/>
         </w:rPr>
@@ -306,7 +306,7 @@
       </w:pPr>
       <w:r>
         <w:rPr>
-          <w:rFonts w:ascii="Times New Roman" w:hAnsi="Times New Roman" w:eastAsia="黑体"/>
+          <w:rFonts w:ascii="Times New Roman" w:hAnsi="Times New Roman" w:eastAsia="黑体" w:cs="Times New Roman" w:hint="eastAsia"/>
           <w:b/>
           <w:sz w:val="30"/>
         </w:rPr>
@@ -321,7 +321,7 @@
       </w:pPr>
       <w:r>
         <w:rPr>
-          <w:rFonts w:ascii="Times New Roman" w:hAnsi="Times New Roman" w:eastAsia="宋体"/>
+          <w:rFonts w:ascii="Times New Roman" w:hAnsi="Times New Roman" w:eastAsia="宋体" w:cs="Times New Roman" w:hint="eastAsia"/>
           <w:b w:val="0"/>
           <w:sz w:val="24"/>
         </w:rPr>
@@ -336,7 +336,7 @@
       </w:pPr>
       <w:r>
         <w:rPr>
-          <w:rFonts w:ascii="Times New Roman" w:hAnsi="Times New Roman" w:eastAsia="黑体"/>
+          <w:rFonts w:ascii="Times New Roman" w:hAnsi="Times New Roman" w:eastAsia="黑体" w:cs="Times New Roman" w:hint="eastAsia"/>
           <w:b w:val="0"/>
           <w:sz w:val="28"/>
         </w:rPr>
@@ -351,15 +351,15 @@
       </w:pPr>
       <w:r>
         <w:rPr>
-          <w:rFonts w:ascii="Times New Roman" w:hAnsi="Times New Roman" w:eastAsia="宋体"/>
+          <w:rFonts w:ascii="Times New Roman" w:hAnsi="Times New Roman" w:eastAsia="宋体" w:cs="Times New Roman" w:hint="eastAsia"/>
           <w:b w:val="0"/>
           <w:sz w:val="24"/>
         </w:rPr>
-        <w:t>管办融合的治理格局在保障行业集中统一管理的同时，也衍生出特殊的监督难题。该体制有效保障了行业持续稳定输出财税收益，但客观上造成权力集中化、自由裁量空间较大、监督圈层封闭、风险隐蔽性强。在工程建设、物资采购、烟叶收购、卷烟营销、行政许可审批、财政资金使用等权力集中、资金密集的高风险领域，业务流程繁琐、利益关联度高，极易滋生隐蔽性、链条式、常态化的廉政风险与经营风险。《国有企业管理人员处分条例》将公职人员政务处分法规定的有关违法行为细化为五十一项具体情形并明确相应处分</w:t>
+        <w:t>管办融合的治理格局在保障行业集中统一管理的同时，也衍生出特殊的监督难题。《中华人民共和国烟草专卖法》确立了国家对烟草专卖品实行专卖管理的基本制度</w:t>
       </w:r>
       <w:r>
         <w:rPr>
-          <w:rFonts w:ascii="Times New Roman" w:hAnsi="Times New Roman" w:eastAsia="宋体"/>
+          <w:rFonts w:ascii="Times New Roman" w:hAnsi="Times New Roman" w:eastAsia="宋体" w:cs="Times New Roman" w:hint="eastAsia"/>
           <w:b w:val="0"/>
           <w:sz w:val="24"/>
           <w:vertAlign w:val="superscript"/>
@@ -368,11 +368,45 @@
       </w:r>
       <w:r>
         <w:rPr>
-          <w:rFonts w:ascii="Times New Roman" w:hAnsi="Times New Roman" w:eastAsia="宋体"/>
+          <w:rFonts w:ascii="Times New Roman" w:hAnsi="Times New Roman" w:eastAsia="宋体" w:cs="Times New Roman" w:hint="eastAsia"/>
           <w:b w:val="0"/>
           <w:sz w:val="24"/>
         </w:rPr>
-        <w:t>，从责任追究端印证了上述领域正是国有企业违纪违法的高发地带，也对行业监督的全面性、穿透性、精准性提出了更高要求。</w:t>
+        <w:t>，专卖体制在保障财税稳定的同时也塑造了封闭的权力运行环境。该体制有效保障了行业持续稳定输出财税收益，但客观上造成权力集中化、自由裁量空间较大、监督圈层封闭、风险隐蔽性强。在工程建设、物资采购、烟叶收购、卷烟营销、行政许可审批、财政资金使用等权力集中、资金密集的高风险领域，业务流程繁琐、利益关联度高，极易滋生隐蔽性、链条式、常态化的廉政风险与经营风险。《国有企业管理人员处分条例》将公职人员政务处分法规定的有关违法行为细化为五十一项具体情形并明确相应处分</w:t>
+      </w:r>
+      <w:r>
+        <w:rPr>
+          <w:rFonts w:ascii="Times New Roman" w:hAnsi="Times New Roman" w:eastAsia="宋体" w:cs="Times New Roman" w:hint="eastAsia"/>
+          <w:b w:val="0"/>
+          <w:sz w:val="24"/>
+          <w:vertAlign w:val="superscript"/>
+        </w:rPr>
+        <w:t>[4]</w:t>
+      </w:r>
+      <w:r>
+        <w:rPr>
+          <w:rFonts w:ascii="Times New Roman" w:hAnsi="Times New Roman" w:eastAsia="宋体" w:cs="Times New Roman" w:hint="eastAsia"/>
+          <w:b w:val="0"/>
+          <w:sz w:val="24"/>
+        </w:rPr>
+        <w:t>，从责任追究端印证了上述领域正是国有企业违纪违法的高发地带，也对行业监督的全面性、穿透性、精准性提出了更高要求。《中华人民共和国监察法》将国有企业管理人员纳入监察对象范围</w:t>
+      </w:r>
+      <w:r>
+        <w:rPr>
+          <w:rFonts w:ascii="Times New Roman" w:hAnsi="Times New Roman" w:eastAsia="宋体" w:cs="Times New Roman" w:hint="eastAsia"/>
+          <w:b w:val="0"/>
+          <w:sz w:val="24"/>
+          <w:vertAlign w:val="superscript"/>
+        </w:rPr>
+        <w:t>[5]</w:t>
+      </w:r>
+      <w:r>
+        <w:rPr>
+          <w:rFonts w:ascii="Times New Roman" w:hAnsi="Times New Roman" w:eastAsia="宋体" w:cs="Times New Roman" w:hint="eastAsia"/>
+          <w:b w:val="0"/>
+          <w:sz w:val="24"/>
+        </w:rPr>
+        <w:t>，为行业内部监督与国家监察的衔接提供了法律依据。</w:t>
       </w:r>
     </w:p>
     <w:p>
@@ -383,7 +417,7 @@
       </w:pPr>
       <w:r>
         <w:rPr>
-          <w:rFonts w:ascii="Times New Roman" w:hAnsi="Times New Roman" w:eastAsia="黑体"/>
+          <w:rFonts w:ascii="Times New Roman" w:hAnsi="Times New Roman" w:eastAsia="黑体" w:cs="Times New Roman" w:hint="eastAsia"/>
           <w:b w:val="0"/>
           <w:sz w:val="28"/>
         </w:rPr>
@@ -398,7 +432,7 @@
       </w:pPr>
       <w:r>
         <w:rPr>
-          <w:rFonts w:ascii="Times New Roman" w:hAnsi="Times New Roman" w:eastAsia="宋体"/>
+          <w:rFonts w:ascii="Times New Roman" w:hAnsi="Times New Roman" w:eastAsia="宋体" w:cs="Times New Roman" w:hint="eastAsia"/>
           <w:b w:val="0"/>
           <w:sz w:val="24"/>
         </w:rPr>
@@ -406,16 +440,50 @@
       </w:r>
       <w:r>
         <w:rPr>
-          <w:rFonts w:ascii="Times New Roman" w:hAnsi="Times New Roman" w:eastAsia="宋体"/>
+          <w:rFonts w:ascii="Times New Roman" w:hAnsi="Times New Roman" w:eastAsia="宋体" w:cs="Times New Roman" w:hint="eastAsia"/>
           <w:b w:val="0"/>
           <w:sz w:val="24"/>
           <w:vertAlign w:val="superscript"/>
         </w:rPr>
-        <w:t>[4]</w:t>
+        <w:t>[6]</w:t>
       </w:r>
       <w:r>
         <w:rPr>
-          <w:rFonts w:ascii="Times New Roman" w:hAnsi="Times New Roman" w:eastAsia="宋体"/>
+          <w:rFonts w:ascii="Times New Roman" w:hAnsi="Times New Roman" w:eastAsia="宋体" w:cs="Times New Roman" w:hint="eastAsia"/>
+          <w:b w:val="0"/>
+          <w:sz w:val="24"/>
+        </w:rPr>
+        <w:t>。从制度演进看，国家监察体制改革把此前分散互动的反腐败机构整合为一体化架构</w:t>
+      </w:r>
+      <w:r>
+        <w:rPr>
+          <w:rFonts w:ascii="Times New Roman" w:hAnsi="Times New Roman" w:eastAsia="宋体" w:cs="Times New Roman" w:hint="eastAsia"/>
+          <w:b w:val="0"/>
+          <w:sz w:val="24"/>
+          <w:vertAlign w:val="superscript"/>
+        </w:rPr>
+        <w:t>[7]</w:t>
+      </w:r>
+      <w:r>
+        <w:rPr>
+          <w:rFonts w:ascii="Times New Roman" w:hAnsi="Times New Roman" w:eastAsia="宋体" w:cs="Times New Roman" w:hint="eastAsia"/>
+          <w:b w:val="0"/>
+          <w:sz w:val="24"/>
+        </w:rPr>
+        <w:t>；对国资监管体制改革的实证研究亦显示，改革显著改善了国有企业的经营绩效</w:t>
+      </w:r>
+      <w:r>
+        <w:rPr>
+          <w:rFonts w:ascii="Times New Roman" w:hAnsi="Times New Roman" w:eastAsia="宋体" w:cs="Times New Roman" w:hint="eastAsia"/>
+          <w:b w:val="0"/>
+          <w:sz w:val="24"/>
+          <w:vertAlign w:val="superscript"/>
+        </w:rPr>
+        <w:t>[8]</w:t>
+      </w:r>
+      <w:r>
+        <w:rPr>
+          <w:rFonts w:ascii="Times New Roman" w:hAnsi="Times New Roman" w:eastAsia="宋体" w:cs="Times New Roman" w:hint="eastAsia"/>
           <w:b w:val="0"/>
           <w:sz w:val="24"/>
         </w:rPr>
@@ -423,16 +491,16 @@
       </w:r>
       <w:r>
         <w:rPr>
-          <w:rFonts w:ascii="Times New Roman" w:hAnsi="Times New Roman" w:eastAsia="宋体"/>
+          <w:rFonts w:ascii="Times New Roman" w:hAnsi="Times New Roman" w:eastAsia="宋体" w:cs="Times New Roman" w:hint="eastAsia"/>
           <w:b w:val="0"/>
           <w:sz w:val="24"/>
           <w:vertAlign w:val="superscript"/>
         </w:rPr>
-        <w:t>[5]</w:t>
+        <w:t>[9]</w:t>
       </w:r>
       <w:r>
         <w:rPr>
-          <w:rFonts w:ascii="Times New Roman" w:hAnsi="Times New Roman" w:eastAsia="宋体"/>
+          <w:rFonts w:ascii="Times New Roman" w:hAnsi="Times New Roman" w:eastAsia="宋体" w:cs="Times New Roman" w:hint="eastAsia"/>
           <w:b w:val="0"/>
           <w:sz w:val="24"/>
         </w:rPr>
@@ -447,7 +515,7 @@
       </w:pPr>
       <w:r>
         <w:rPr>
-          <w:rFonts w:ascii="Times New Roman" w:hAnsi="Times New Roman" w:eastAsia="黑体"/>
+          <w:rFonts w:ascii="Times New Roman" w:hAnsi="Times New Roman" w:eastAsia="黑体" w:cs="Times New Roman" w:hint="eastAsia"/>
           <w:b w:val="0"/>
           <w:sz w:val="28"/>
         </w:rPr>
@@ -462,7 +530,7 @@
       </w:pPr>
       <w:r>
         <w:rPr>
-          <w:rFonts w:ascii="Times New Roman" w:hAnsi="Times New Roman" w:eastAsia="宋体"/>
+          <w:rFonts w:ascii="Times New Roman" w:hAnsi="Times New Roman" w:eastAsia="宋体" w:cs="Times New Roman" w:hint="eastAsia"/>
           <w:b w:val="0"/>
           <w:sz w:val="24"/>
         </w:rPr>
@@ -477,7 +545,7 @@
       </w:pPr>
       <w:r>
         <w:rPr>
-          <w:rFonts w:ascii="Times New Roman" w:hAnsi="Times New Roman" w:eastAsia="黑体"/>
+          <w:rFonts w:ascii="Times New Roman" w:hAnsi="Times New Roman" w:eastAsia="黑体" w:cs="Times New Roman" w:hint="eastAsia"/>
           <w:b w:val="0"/>
           <w:sz w:val="28"/>
         </w:rPr>
@@ -492,11 +560,45 @@
       </w:pPr>
       <w:r>
         <w:rPr>
-          <w:rFonts w:ascii="Times New Roman" w:hAnsi="Times New Roman" w:eastAsia="宋体"/>
+          <w:rFonts w:ascii="Times New Roman" w:hAnsi="Times New Roman" w:eastAsia="宋体" w:cs="Times New Roman" w:hint="eastAsia"/>
           <w:b w:val="0"/>
           <w:sz w:val="24"/>
         </w:rPr>
-        <w:t>穿透式监管是适配封闭性、高风险垄断行业的现代化治理范式，其核心要义是穿透四类壁垒。所谓穿透，即打破层级壁垒、部门壁垒、数据壁垒与责任壁垒，穿透业务表象、直达风险源头、压实末端履职责任。将这一理念融入烟草大监督体系建设，能够推动行业监督实现四个转型：从表层式督查向深层次穿透转型，从事后追责补救向全周期闭环管控转型，从人工经验排查向数智精准防控转型，从分散独立监管向多元协同共治转型。需要说明的是，穿透并不等于层层加码，其价值在于用更少的重复检查换取更准的风险识别，这一判断构成了第5章路径设计的基本取向。</w:t>
+        <w:t>穿透式监管是适配封闭性、高风险垄断行业的现代化治理范式，其核心要义是穿透四类壁垒。所谓穿透，即打破层级壁垒、部门壁垒、数据壁垒与责任壁垒，穿透业务表象、直达风险源头、压实末端履职责任。将这一理念融入烟草大监督体系建设，能够推动行业监督实现四个转型：从表层式督查向深层次穿透转型，从事后追责补救向全周期闭环管控转型，从人工经验排查向数智精准防控转型，从分散独立监管向多元协同共治转型。需要正视的是，监督机构在组织上仍受制于同级党委的制度安排，这被认为是限制反腐败体制效能的结构性因素</w:t>
+      </w:r>
+      <w:r>
+        <w:rPr>
+          <w:rFonts w:ascii="Times New Roman" w:hAnsi="Times New Roman" w:eastAsia="宋体" w:cs="Times New Roman" w:hint="eastAsia"/>
+          <w:b w:val="0"/>
+          <w:sz w:val="24"/>
+          <w:vertAlign w:val="superscript"/>
+        </w:rPr>
+        <w:t>[10]</w:t>
+      </w:r>
+      <w:r>
+        <w:rPr>
+          <w:rFonts w:ascii="Times New Roman" w:hAnsi="Times New Roman" w:eastAsia="宋体" w:cs="Times New Roman" w:hint="eastAsia"/>
+          <w:b w:val="0"/>
+          <w:sz w:val="24"/>
+        </w:rPr>
+        <w:t>；而检察公益诉讼等嵌入式监督实践表明，在既有体制内嵌入具有法律刚性的第三方监督，可以有效提升对行政机关的约束力</w:t>
+      </w:r>
+      <w:r>
+        <w:rPr>
+          <w:rFonts w:ascii="Times New Roman" w:hAnsi="Times New Roman" w:eastAsia="宋体" w:cs="Times New Roman" w:hint="eastAsia"/>
+          <w:b w:val="0"/>
+          <w:sz w:val="24"/>
+          <w:vertAlign w:val="superscript"/>
+        </w:rPr>
+        <w:t>[11]</w:t>
+      </w:r>
+      <w:r>
+        <w:rPr>
+          <w:rFonts w:ascii="Times New Roman" w:hAnsi="Times New Roman" w:eastAsia="宋体" w:cs="Times New Roman" w:hint="eastAsia"/>
+          <w:b w:val="0"/>
+          <w:sz w:val="24"/>
+        </w:rPr>
+        <w:t>。需要说明的是，穿透并不等于层层加码，其价值在于用更少的重复检查换取更准的风险识别，这一判断构成了第5章路径设计的基本取向。</w:t>
       </w:r>
     </w:p>
     <w:p>
@@ -507,7 +609,7 @@
       </w:pPr>
       <w:r>
         <w:rPr>
-          <w:rFonts w:ascii="Times New Roman" w:hAnsi="Times New Roman" w:eastAsia="黑体"/>
+          <w:rFonts w:ascii="Times New Roman" w:hAnsi="Times New Roman" w:eastAsia="黑体" w:cs="Times New Roman" w:hint="eastAsia"/>
           <w:b/>
           <w:sz w:val="30"/>
         </w:rPr>
@@ -522,7 +624,7 @@
       </w:pPr>
       <w:r>
         <w:rPr>
-          <w:rFonts w:ascii="Times New Roman" w:hAnsi="Times New Roman" w:eastAsia="宋体"/>
+          <w:rFonts w:ascii="Times New Roman" w:hAnsi="Times New Roman" w:eastAsia="宋体" w:cs="Times New Roman" w:hint="eastAsia"/>
           <w:b w:val="0"/>
           <w:sz w:val="24"/>
         </w:rPr>
@@ -537,7 +639,7 @@
       </w:pPr>
       <w:r>
         <w:rPr>
-          <w:rFonts w:ascii="Times New Roman" w:hAnsi="Times New Roman" w:eastAsia="黑体"/>
+          <w:rFonts w:ascii="Times New Roman" w:hAnsi="Times New Roman" w:eastAsia="黑体" w:cs="Times New Roman" w:hint="eastAsia"/>
           <w:b w:val="0"/>
           <w:sz w:val="28"/>
         </w:rPr>
@@ -552,7 +654,7 @@
       </w:pPr>
       <w:r>
         <w:rPr>
-          <w:rFonts w:ascii="Times New Roman" w:hAnsi="Times New Roman" w:eastAsia="宋体"/>
+          <w:rFonts w:ascii="Times New Roman" w:hAnsi="Times New Roman" w:eastAsia="宋体" w:cs="Times New Roman" w:hint="eastAsia"/>
           <w:b w:val="0"/>
           <w:sz w:val="24"/>
         </w:rPr>
@@ -567,7 +669,7 @@
       </w:pPr>
       <w:r>
         <w:rPr>
-          <w:rFonts w:ascii="Times New Roman" w:hAnsi="Times New Roman" w:eastAsia="黑体"/>
+          <w:rFonts w:ascii="Times New Roman" w:hAnsi="Times New Roman" w:eastAsia="黑体" w:cs="Times New Roman" w:hint="eastAsia"/>
           <w:b w:val="0"/>
           <w:sz w:val="28"/>
         </w:rPr>
@@ -582,7 +684,7 @@
       </w:pPr>
       <w:r>
         <w:rPr>
-          <w:rFonts w:ascii="Times New Roman" w:hAnsi="Times New Roman" w:eastAsia="宋体"/>
+          <w:rFonts w:ascii="Times New Roman" w:hAnsi="Times New Roman" w:eastAsia="宋体" w:cs="Times New Roman" w:hint="eastAsia"/>
           <w:b w:val="0"/>
           <w:sz w:val="24"/>
         </w:rPr>
@@ -597,7 +699,7 @@
       </w:pPr>
       <w:r>
         <w:rPr>
-          <w:rFonts w:ascii="Times New Roman" w:hAnsi="Times New Roman" w:eastAsia="黑体"/>
+          <w:rFonts w:ascii="Times New Roman" w:hAnsi="Times New Roman" w:eastAsia="黑体" w:cs="Times New Roman" w:hint="eastAsia"/>
           <w:b w:val="0"/>
           <w:sz w:val="28"/>
         </w:rPr>
@@ -612,11 +714,28 @@
       </w:pPr>
       <w:r>
         <w:rPr>
-          <w:rFonts w:ascii="Times New Roman" w:hAnsi="Times New Roman" w:eastAsia="宋体"/>
+          <w:rFonts w:ascii="Times New Roman" w:hAnsi="Times New Roman" w:eastAsia="宋体" w:cs="Times New Roman" w:hint="eastAsia"/>
           <w:b w:val="0"/>
           <w:sz w:val="24"/>
         </w:rPr>
-        <w:t>核心业务的全流程线上化，为数据穿透提供了可用的数据底座。行业建成烟叶溯源、卷烟营销、物流调度、物资采购、财务核算、专卖执法等一体化线上平台，建设了全国统一烟叶生产经营管理平台与全国统一卷烟营销管理平台，实现核心业务全流程线上流转、全程留痕。部分省市级单位进一步探索智能监督创新，搭建大数据风险预警平台，围绕采购异常、费用超标、许可违规、工程量价异常等高频风险场景设置量化预警指标，推动监督模式从人工事后排查向数据化实时监测转型。</w:t>
+        <w:t>核心业务的全流程线上化，为数据穿透提供了可用的数据底座。行业建成烟叶溯源、卷烟营销、物流调度、物资采购、财务核算、专卖执法等一体化线上平台，建设了全国统一烟叶生产经营管理平台与全国统一卷烟营销管理平台，实现核心业务全流程线上流转、全程留痕。部分省市级单位进一步探索智能监督创新，搭建大数据风险预警平台，围绕采购异常、费用超标、许可违规、工程量价异常等高频风险场景设置量化预警指标，推动监督模式从人工事后排查向数据化实时监测转型。国有企业数字化转型的机制研究显示，技术投入只有与组织流程和管理制度同步调整才能转化为实际效能</w:t>
+      </w:r>
+      <w:r>
+        <w:rPr>
+          <w:rFonts w:ascii="Times New Roman" w:hAnsi="Times New Roman" w:eastAsia="宋体" w:cs="Times New Roman" w:hint="eastAsia"/>
+          <w:b w:val="0"/>
+          <w:sz w:val="24"/>
+          <w:vertAlign w:val="superscript"/>
+        </w:rPr>
+        <w:t>[12]</w:t>
+      </w:r>
+      <w:r>
+        <w:rPr>
+          <w:rFonts w:ascii="Times New Roman" w:hAnsi="Times New Roman" w:eastAsia="宋体" w:cs="Times New Roman" w:hint="eastAsia"/>
+          <w:b w:val="0"/>
+          <w:sz w:val="24"/>
+        </w:rPr>
+        <w:t>。</w:t>
       </w:r>
     </w:p>
     <w:p>
@@ -627,7 +746,7 @@
       </w:pPr>
       <w:r>
         <w:rPr>
-          <w:rFonts w:ascii="Times New Roman" w:hAnsi="Times New Roman" w:eastAsia="黑体"/>
+          <w:rFonts w:ascii="Times New Roman" w:hAnsi="Times New Roman" w:eastAsia="黑体" w:cs="Times New Roman" w:hint="eastAsia"/>
           <w:b w:val="0"/>
           <w:sz w:val="28"/>
         </w:rPr>
@@ -642,11 +761,28 @@
       </w:pPr>
       <w:r>
         <w:rPr>
-          <w:rFonts w:ascii="Times New Roman" w:hAnsi="Times New Roman" w:eastAsia="宋体"/>
+          <w:rFonts w:ascii="Times New Roman" w:hAnsi="Times New Roman" w:eastAsia="宋体" w:cs="Times New Roman" w:hint="eastAsia"/>
           <w:b w:val="0"/>
           <w:sz w:val="24"/>
         </w:rPr>
-        <w:t>以风险清单和整改销号为抓手的闭环管控机制，已成为行业监督的常规工作方式。各级单位常态化开展全领域风险排查，聚焦权力集中、资金密集、风险高发的核心业务环节梳理风险点位、建立标准化风险台账，搭建岗位、业务、层级三类风险清单。针对巡察、审计、专项督查发现的问题，实行台账式管理、清单式推进、销号式整改、回头式核验的全流程管控，显性违规问题得到有效整治。</w:t>
+        <w:t>以风险清单和整改销号为抓手的闭环管控机制，已成为行业监督的常规工作方式。各级单位常态化开展全领域风险排查，聚焦权力集中、资金密集、风险高发的核心业务环节梳理风险点位、建立标准化风险台账，搭建岗位、业务、层级三类风险清单。针对巡察、审计、专项督查发现的问题，实行台账式管理、清单式推进、销号式整改、回头式核验的全流程管控，显性违规问题得到有效整治。针对中央巡视的实证研究发现，巡视监督能够显著提升国有企业的产能利用水平</w:t>
+      </w:r>
+      <w:r>
+        <w:rPr>
+          <w:rFonts w:ascii="Times New Roman" w:hAnsi="Times New Roman" w:eastAsia="宋体" w:cs="Times New Roman" w:hint="eastAsia"/>
+          <w:b w:val="0"/>
+          <w:sz w:val="24"/>
+          <w:vertAlign w:val="superscript"/>
+        </w:rPr>
+        <w:t>[13]</w:t>
+      </w:r>
+      <w:r>
+        <w:rPr>
+          <w:rFonts w:ascii="Times New Roman" w:hAnsi="Times New Roman" w:eastAsia="宋体" w:cs="Times New Roman" w:hint="eastAsia"/>
+          <w:b w:val="0"/>
+          <w:sz w:val="24"/>
+        </w:rPr>
+        <w:t>，说明高强度监督对经营绩效具有正向外溢效应。</w:t>
       </w:r>
     </w:p>
     <w:p>
@@ -657,7 +793,7 @@
       </w:pPr>
       <w:r>
         <w:rPr>
-          <w:rFonts w:ascii="Times New Roman" w:hAnsi="Times New Roman" w:eastAsia="黑体"/>
+          <w:rFonts w:ascii="Times New Roman" w:hAnsi="Times New Roman" w:eastAsia="黑体" w:cs="Times New Roman" w:hint="eastAsia"/>
           <w:b/>
           <w:sz w:val="30"/>
         </w:rPr>
@@ -672,7 +808,7 @@
       </w:pPr>
       <w:r>
         <w:rPr>
-          <w:rFonts w:ascii="Times New Roman" w:hAnsi="Times New Roman" w:eastAsia="宋体"/>
+          <w:rFonts w:ascii="Times New Roman" w:hAnsi="Times New Roman" w:eastAsia="宋体" w:cs="Times New Roman" w:hint="eastAsia"/>
           <w:b w:val="0"/>
           <w:sz w:val="24"/>
         </w:rPr>
@@ -687,7 +823,7 @@
       </w:pPr>
       <w:r>
         <w:rPr>
-          <w:rFonts w:ascii="Times New Roman" w:hAnsi="Times New Roman" w:eastAsia="黑体"/>
+          <w:rFonts w:ascii="Times New Roman" w:hAnsi="Times New Roman" w:eastAsia="黑体" w:cs="Times New Roman" w:hint="eastAsia"/>
           <w:b w:val="0"/>
           <w:sz w:val="28"/>
         </w:rPr>
@@ -702,7 +838,7 @@
       </w:pPr>
       <w:r>
         <w:rPr>
-          <w:rFonts w:ascii="Times New Roman" w:hAnsi="Times New Roman" w:eastAsia="宋体"/>
+          <w:rFonts w:ascii="Times New Roman" w:hAnsi="Times New Roman" w:eastAsia="宋体" w:cs="Times New Roman" w:hint="eastAsia"/>
           <w:b w:val="0"/>
           <w:sz w:val="24"/>
         </w:rPr>
@@ -757,7 +893,7 @@
       </w:pPr>
       <w:r>
         <w:rPr>
-          <w:rFonts w:ascii="Times New Roman" w:hAnsi="Times New Roman" w:eastAsia="黑体"/>
+          <w:rFonts w:ascii="Times New Roman" w:hAnsi="Times New Roman" w:eastAsia="黑体" w:cs="Times New Roman" w:hint="eastAsia"/>
           <w:b w:val="0"/>
           <w:sz w:val="21"/>
         </w:rPr>
@@ -772,7 +908,7 @@
       </w:pPr>
       <w:r>
         <w:rPr>
-          <w:rFonts w:ascii="Times New Roman" w:hAnsi="Times New Roman" w:eastAsia="黑体"/>
+          <w:rFonts w:ascii="Times New Roman" w:hAnsi="Times New Roman" w:eastAsia="黑体" w:cs="Times New Roman" w:hint="eastAsia"/>
           <w:b w:val="0"/>
           <w:sz w:val="28"/>
         </w:rPr>
@@ -787,7 +923,7 @@
       </w:pPr>
       <w:r>
         <w:rPr>
-          <w:rFonts w:ascii="Times New Roman" w:hAnsi="Times New Roman" w:eastAsia="宋体"/>
+          <w:rFonts w:ascii="Times New Roman" w:hAnsi="Times New Roman" w:eastAsia="宋体" w:cs="Times New Roman" w:hint="eastAsia"/>
           <w:b w:val="0"/>
           <w:sz w:val="24"/>
         </w:rPr>
@@ -802,7 +938,7 @@
       </w:pPr>
       <w:r>
         <w:rPr>
-          <w:rFonts w:ascii="Times New Roman" w:hAnsi="Times New Roman" w:eastAsia="黑体"/>
+          <w:rFonts w:ascii="Times New Roman" w:hAnsi="Times New Roman" w:eastAsia="黑体" w:cs="Times New Roman" w:hint="eastAsia"/>
           <w:b w:val="0"/>
           <w:sz w:val="28"/>
         </w:rPr>
@@ -817,7 +953,7 @@
       </w:pPr>
       <w:r>
         <w:rPr>
-          <w:rFonts w:ascii="Times New Roman" w:hAnsi="Times New Roman" w:eastAsia="宋体"/>
+          <w:rFonts w:ascii="Times New Roman" w:hAnsi="Times New Roman" w:eastAsia="宋体" w:cs="Times New Roman" w:hint="eastAsia"/>
           <w:b w:val="0"/>
           <w:sz w:val="24"/>
         </w:rPr>
@@ -832,7 +968,7 @@
       </w:pPr>
       <w:r>
         <w:rPr>
-          <w:rFonts w:ascii="Times New Roman" w:hAnsi="Times New Roman" w:eastAsia="黑体"/>
+          <w:rFonts w:ascii="Times New Roman" w:hAnsi="Times New Roman" w:eastAsia="黑体" w:cs="Times New Roman" w:hint="eastAsia"/>
           <w:b w:val="0"/>
           <w:sz w:val="28"/>
         </w:rPr>
@@ -847,7 +983,7 @@
       </w:pPr>
       <w:r>
         <w:rPr>
-          <w:rFonts w:ascii="Times New Roman" w:hAnsi="Times New Roman" w:eastAsia="宋体"/>
+          <w:rFonts w:ascii="Times New Roman" w:hAnsi="Times New Roman" w:eastAsia="宋体" w:cs="Times New Roman" w:hint="eastAsia"/>
           <w:b w:val="0"/>
           <w:sz w:val="24"/>
         </w:rPr>
@@ -862,7 +998,7 @@
       </w:pPr>
       <w:r>
         <w:rPr>
-          <w:rFonts w:ascii="Times New Roman" w:hAnsi="Times New Roman" w:eastAsia="黑体"/>
+          <w:rFonts w:ascii="Times New Roman" w:hAnsi="Times New Roman" w:eastAsia="黑体" w:cs="Times New Roman" w:hint="eastAsia"/>
           <w:b w:val="0"/>
           <w:sz w:val="28"/>
         </w:rPr>
@@ -877,7 +1013,7 @@
       </w:pPr>
       <w:r>
         <w:rPr>
-          <w:rFonts w:ascii="Times New Roman" w:hAnsi="Times New Roman" w:eastAsia="宋体"/>
+          <w:rFonts w:ascii="Times New Roman" w:hAnsi="Times New Roman" w:eastAsia="宋体" w:cs="Times New Roman" w:hint="eastAsia"/>
           <w:b w:val="0"/>
           <w:sz w:val="24"/>
         </w:rPr>
@@ -892,7 +1028,7 @@
       </w:pPr>
       <w:r>
         <w:rPr>
-          <w:rFonts w:ascii="Times New Roman" w:hAnsi="Times New Roman" w:eastAsia="黑体"/>
+          <w:rFonts w:ascii="Times New Roman" w:hAnsi="Times New Roman" w:eastAsia="黑体" w:cs="Times New Roman" w:hint="eastAsia"/>
           <w:b/>
           <w:sz w:val="30"/>
         </w:rPr>
@@ -907,7 +1043,7 @@
       </w:pPr>
       <w:r>
         <w:rPr>
-          <w:rFonts w:ascii="Times New Roman" w:hAnsi="Times New Roman" w:eastAsia="宋体"/>
+          <w:rFonts w:ascii="Times New Roman" w:hAnsi="Times New Roman" w:eastAsia="宋体" w:cs="Times New Roman" w:hint="eastAsia"/>
           <w:b w:val="0"/>
           <w:sz w:val="24"/>
         </w:rPr>
@@ -922,7 +1058,7 @@
       </w:pPr>
       <w:r>
         <w:rPr>
-          <w:rFonts w:ascii="Times New Roman" w:hAnsi="Times New Roman" w:eastAsia="黑体"/>
+          <w:rFonts w:ascii="Times New Roman" w:hAnsi="Times New Roman" w:eastAsia="黑体" w:cs="Times New Roman" w:hint="eastAsia"/>
           <w:b w:val="0"/>
           <w:sz w:val="21"/>
         </w:rPr>
@@ -966,7 +1102,7 @@
             <w:r/>
             <w:r>
               <w:rPr>
-                <w:rFonts w:ascii="Times New Roman" w:hAnsi="Times New Roman" w:eastAsia="宋体"/>
+                <w:rFonts w:ascii="Times New Roman" w:hAnsi="Times New Roman" w:eastAsia="宋体" w:cs="Times New Roman" w:hint="eastAsia"/>
                 <w:b/>
                 <w:sz w:val="21"/>
               </w:rPr>
@@ -990,7 +1126,7 @@
             <w:r/>
             <w:r>
               <w:rPr>
-                <w:rFonts w:ascii="Times New Roman" w:hAnsi="Times New Roman" w:eastAsia="宋体"/>
+                <w:rFonts w:ascii="Times New Roman" w:hAnsi="Times New Roman" w:eastAsia="宋体" w:cs="Times New Roman" w:hint="eastAsia"/>
                 <w:b/>
                 <w:sz w:val="21"/>
               </w:rPr>
@@ -1014,7 +1150,7 @@
             <w:r/>
             <w:r>
               <w:rPr>
-                <w:rFonts w:ascii="Times New Roman" w:hAnsi="Times New Roman" w:eastAsia="宋体"/>
+                <w:rFonts w:ascii="Times New Roman" w:hAnsi="Times New Roman" w:eastAsia="宋体" w:cs="Times New Roman" w:hint="eastAsia"/>
                 <w:b/>
                 <w:sz w:val="21"/>
               </w:rPr>
@@ -1036,7 +1172,7 @@
             <w:r/>
             <w:r>
               <w:rPr>
-                <w:rFonts w:ascii="Times New Roman" w:hAnsi="Times New Roman" w:eastAsia="宋体"/>
+                <w:rFonts w:ascii="Times New Roman" w:hAnsi="Times New Roman" w:eastAsia="宋体" w:cs="Times New Roman" w:hint="eastAsia"/>
                 <w:b w:val="0"/>
                 <w:sz w:val="21"/>
               </w:rPr>
@@ -1056,7 +1192,7 @@
             <w:r/>
             <w:r>
               <w:rPr>
-                <w:rFonts w:ascii="Times New Roman" w:hAnsi="Times New Roman" w:eastAsia="宋体"/>
+                <w:rFonts w:ascii="Times New Roman" w:hAnsi="Times New Roman" w:eastAsia="宋体" w:cs="Times New Roman" w:hint="eastAsia"/>
                 <w:b w:val="0"/>
                 <w:sz w:val="21"/>
               </w:rPr>
@@ -1076,7 +1212,7 @@
             <w:r/>
             <w:r>
               <w:rPr>
-                <w:rFonts w:ascii="Times New Roman" w:hAnsi="Times New Roman" w:eastAsia="宋体"/>
+                <w:rFonts w:ascii="Times New Roman" w:hAnsi="Times New Roman" w:eastAsia="宋体" w:cs="Times New Roman" w:hint="eastAsia"/>
                 <w:b w:val="0"/>
                 <w:sz w:val="21"/>
               </w:rPr>
@@ -1098,7 +1234,7 @@
             <w:r/>
             <w:r>
               <w:rPr>
-                <w:rFonts w:ascii="Times New Roman" w:hAnsi="Times New Roman" w:eastAsia="宋体"/>
+                <w:rFonts w:ascii="Times New Roman" w:hAnsi="Times New Roman" w:eastAsia="宋体" w:cs="Times New Roman" w:hint="eastAsia"/>
                 <w:b w:val="0"/>
                 <w:sz w:val="21"/>
               </w:rPr>
@@ -1118,7 +1254,7 @@
             <w:r/>
             <w:r>
               <w:rPr>
-                <w:rFonts w:ascii="Times New Roman" w:hAnsi="Times New Roman" w:eastAsia="宋体"/>
+                <w:rFonts w:ascii="Times New Roman" w:hAnsi="Times New Roman" w:eastAsia="宋体" w:cs="Times New Roman" w:hint="eastAsia"/>
                 <w:b w:val="0"/>
                 <w:sz w:val="21"/>
               </w:rPr>
@@ -1138,7 +1274,7 @@
             <w:r/>
             <w:r>
               <w:rPr>
-                <w:rFonts w:ascii="Times New Roman" w:hAnsi="Times New Roman" w:eastAsia="宋体"/>
+                <w:rFonts w:ascii="Times New Roman" w:hAnsi="Times New Roman" w:eastAsia="宋体" w:cs="Times New Roman" w:hint="eastAsia"/>
                 <w:b w:val="0"/>
                 <w:sz w:val="21"/>
               </w:rPr>
@@ -1160,7 +1296,7 @@
             <w:r/>
             <w:r>
               <w:rPr>
-                <w:rFonts w:ascii="Times New Roman" w:hAnsi="Times New Roman" w:eastAsia="宋体"/>
+                <w:rFonts w:ascii="Times New Roman" w:hAnsi="Times New Roman" w:eastAsia="宋体" w:cs="Times New Roman" w:hint="eastAsia"/>
                 <w:b w:val="0"/>
                 <w:sz w:val="21"/>
               </w:rPr>
@@ -1180,7 +1316,7 @@
             <w:r/>
             <w:r>
               <w:rPr>
-                <w:rFonts w:ascii="Times New Roman" w:hAnsi="Times New Roman" w:eastAsia="宋体"/>
+                <w:rFonts w:ascii="Times New Roman" w:hAnsi="Times New Roman" w:eastAsia="宋体" w:cs="Times New Roman" w:hint="eastAsia"/>
                 <w:b w:val="0"/>
                 <w:sz w:val="21"/>
               </w:rPr>
@@ -1200,7 +1336,7 @@
             <w:r/>
             <w:r>
               <w:rPr>
-                <w:rFonts w:ascii="Times New Roman" w:hAnsi="Times New Roman" w:eastAsia="宋体"/>
+                <w:rFonts w:ascii="Times New Roman" w:hAnsi="Times New Roman" w:eastAsia="宋体" w:cs="Times New Roman" w:hint="eastAsia"/>
                 <w:b w:val="0"/>
                 <w:sz w:val="21"/>
               </w:rPr>
@@ -1222,7 +1358,7 @@
             <w:r/>
             <w:r>
               <w:rPr>
-                <w:rFonts w:ascii="Times New Roman" w:hAnsi="Times New Roman" w:eastAsia="宋体"/>
+                <w:rFonts w:ascii="Times New Roman" w:hAnsi="Times New Roman" w:eastAsia="宋体" w:cs="Times New Roman" w:hint="eastAsia"/>
                 <w:b w:val="0"/>
                 <w:sz w:val="21"/>
               </w:rPr>
@@ -1242,7 +1378,7 @@
             <w:r/>
             <w:r>
               <w:rPr>
-                <w:rFonts w:ascii="Times New Roman" w:hAnsi="Times New Roman" w:eastAsia="宋体"/>
+                <w:rFonts w:ascii="Times New Roman" w:hAnsi="Times New Roman" w:eastAsia="宋体" w:cs="Times New Roman" w:hint="eastAsia"/>
                 <w:b w:val="0"/>
                 <w:sz w:val="21"/>
               </w:rPr>
@@ -1262,7 +1398,7 @@
             <w:r/>
             <w:r>
               <w:rPr>
-                <w:rFonts w:ascii="Times New Roman" w:hAnsi="Times New Roman" w:eastAsia="宋体"/>
+                <w:rFonts w:ascii="Times New Roman" w:hAnsi="Times New Roman" w:eastAsia="宋体" w:cs="Times New Roman" w:hint="eastAsia"/>
                 <w:b w:val="0"/>
                 <w:sz w:val="21"/>
               </w:rPr>
@@ -1287,7 +1423,7 @@
             <w:r/>
             <w:r>
               <w:rPr>
-                <w:rFonts w:ascii="Times New Roman" w:hAnsi="Times New Roman" w:eastAsia="宋体"/>
+                <w:rFonts w:ascii="Times New Roman" w:hAnsi="Times New Roman" w:eastAsia="宋体" w:cs="Times New Roman" w:hint="eastAsia"/>
                 <w:b w:val="0"/>
                 <w:sz w:val="21"/>
               </w:rPr>
@@ -1310,7 +1446,7 @@
             <w:r/>
             <w:r>
               <w:rPr>
-                <w:rFonts w:ascii="Times New Roman" w:hAnsi="Times New Roman" w:eastAsia="宋体"/>
+                <w:rFonts w:ascii="Times New Roman" w:hAnsi="Times New Roman" w:eastAsia="宋体" w:cs="Times New Roman" w:hint="eastAsia"/>
                 <w:b w:val="0"/>
                 <w:sz w:val="21"/>
               </w:rPr>
@@ -1333,7 +1469,7 @@
             <w:r/>
             <w:r>
               <w:rPr>
-                <w:rFonts w:ascii="Times New Roman" w:hAnsi="Times New Roman" w:eastAsia="宋体"/>
+                <w:rFonts w:ascii="Times New Roman" w:hAnsi="Times New Roman" w:eastAsia="宋体" w:cs="Times New Roman" w:hint="eastAsia"/>
                 <w:b w:val="0"/>
                 <w:sz w:val="21"/>
               </w:rPr>
@@ -1357,7 +1493,7 @@
       </w:pPr>
       <w:r>
         <w:rPr>
-          <w:rFonts w:ascii="Times New Roman" w:hAnsi="Times New Roman" w:eastAsia="黑体"/>
+          <w:rFonts w:ascii="Times New Roman" w:hAnsi="Times New Roman" w:eastAsia="黑体" w:cs="Times New Roman" w:hint="eastAsia"/>
           <w:b w:val="0"/>
           <w:sz w:val="28"/>
         </w:rPr>
@@ -1372,11 +1508,45 @@
       </w:pPr>
       <w:r>
         <w:rPr>
-          <w:rFonts w:ascii="Times New Roman" w:hAnsi="Times New Roman" w:eastAsia="宋体"/>
+          <w:rFonts w:ascii="Times New Roman" w:hAnsi="Times New Roman" w:eastAsia="宋体" w:cs="Times New Roman" w:hint="eastAsia"/>
           <w:b w:val="0"/>
           <w:sz w:val="24"/>
         </w:rPr>
-        <w:t>一套人马、两块牌子的运行模式，使监督者与被监督者在组织上高度重合。同一主体同时承担经营发展与监督管控双重职能，形成既当运动员又当裁判员的治理格局，内部监督天然存在包容性与松弛性。这一特征无法通过增加检查频次消除，只能依靠制度设计与跨源数据比对加以对冲。</w:t>
+        <w:t>一套人马、两块牌子的运行模式，使监督者与被监督者在组织上高度重合。同一主体同时承担经营发展与监督管控双重职能，形成既当运动员又当裁判员的治理格局，内部监督天然存在包容性与松弛性。这一特征无法通过增加检查频次消除，只能依靠制度设计与跨源数据比对加以对冲。新兴市场国有企业的多委托人研究指出，当经营目标与政治目标同时施压时，管理者往往选择性地满足其中一类要求</w:t>
+      </w:r>
+      <w:r>
+        <w:rPr>
+          <w:rFonts w:ascii="Times New Roman" w:hAnsi="Times New Roman" w:eastAsia="宋体" w:cs="Times New Roman" w:hint="eastAsia"/>
+          <w:b w:val="0"/>
+          <w:sz w:val="24"/>
+          <w:vertAlign w:val="superscript"/>
+        </w:rPr>
+        <w:t>[14]</w:t>
+      </w:r>
+      <w:r>
+        <w:rPr>
+          <w:rFonts w:ascii="Times New Roman" w:hAnsi="Times New Roman" w:eastAsia="宋体" w:cs="Times New Roman" w:hint="eastAsia"/>
+          <w:b w:val="0"/>
+          <w:sz w:val="24"/>
+        </w:rPr>
+        <w:t>；对国有企业内部治理的研究也发现，政治控制会实质性改变内部控制的运行方式</w:t>
+      </w:r>
+      <w:r>
+        <w:rPr>
+          <w:rFonts w:ascii="Times New Roman" w:hAnsi="Times New Roman" w:eastAsia="宋体" w:cs="Times New Roman" w:hint="eastAsia"/>
+          <w:b w:val="0"/>
+          <w:sz w:val="24"/>
+          <w:vertAlign w:val="superscript"/>
+        </w:rPr>
+        <w:t>[15]</w:t>
+      </w:r>
+      <w:r>
+        <w:rPr>
+          <w:rFonts w:ascii="Times New Roman" w:hAnsi="Times New Roman" w:eastAsia="宋体" w:cs="Times New Roman" w:hint="eastAsia"/>
+          <w:b w:val="0"/>
+          <w:sz w:val="24"/>
+        </w:rPr>
+        <w:t>。</w:t>
       </w:r>
     </w:p>
     <w:p>
@@ -1387,7 +1557,7 @@
       </w:pPr>
       <w:r>
         <w:rPr>
-          <w:rFonts w:ascii="Times New Roman" w:hAnsi="Times New Roman" w:eastAsia="黑体"/>
+          <w:rFonts w:ascii="Times New Roman" w:hAnsi="Times New Roman" w:eastAsia="黑体" w:cs="Times New Roman" w:hint="eastAsia"/>
           <w:b w:val="0"/>
           <w:sz w:val="28"/>
         </w:rPr>
@@ -1402,7 +1572,7 @@
       </w:pPr>
       <w:r>
         <w:rPr>
-          <w:rFonts w:ascii="Times New Roman" w:hAnsi="Times New Roman" w:eastAsia="宋体"/>
+          <w:rFonts w:ascii="Times New Roman" w:hAnsi="Times New Roman" w:eastAsia="宋体" w:cs="Times New Roman" w:hint="eastAsia"/>
           <w:b w:val="0"/>
           <w:sz w:val="24"/>
         </w:rPr>
@@ -1417,7 +1587,7 @@
       </w:pPr>
       <w:r>
         <w:rPr>
-          <w:rFonts w:ascii="Times New Roman" w:hAnsi="Times New Roman" w:eastAsia="黑体"/>
+          <w:rFonts w:ascii="Times New Roman" w:hAnsi="Times New Roman" w:eastAsia="黑体" w:cs="Times New Roman" w:hint="eastAsia"/>
           <w:b w:val="0"/>
           <w:sz w:val="28"/>
         </w:rPr>
@@ -1432,7 +1602,7 @@
       </w:pPr>
       <w:r>
         <w:rPr>
-          <w:rFonts w:ascii="Times New Roman" w:hAnsi="Times New Roman" w:eastAsia="宋体"/>
+          <w:rFonts w:ascii="Times New Roman" w:hAnsi="Times New Roman" w:eastAsia="宋体" w:cs="Times New Roman" w:hint="eastAsia"/>
           <w:b w:val="0"/>
           <w:sz w:val="24"/>
         </w:rPr>
@@ -1447,7 +1617,7 @@
       </w:pPr>
       <w:r>
         <w:rPr>
-          <w:rFonts w:ascii="Times New Roman" w:hAnsi="Times New Roman" w:eastAsia="黑体"/>
+          <w:rFonts w:ascii="Times New Roman" w:hAnsi="Times New Roman" w:eastAsia="黑体" w:cs="Times New Roman" w:hint="eastAsia"/>
           <w:b w:val="0"/>
           <w:sz w:val="28"/>
         </w:rPr>
@@ -1462,7 +1632,7 @@
       </w:pPr>
       <w:r>
         <w:rPr>
-          <w:rFonts w:ascii="Times New Roman" w:hAnsi="Times New Roman" w:eastAsia="宋体"/>
+          <w:rFonts w:ascii="Times New Roman" w:hAnsi="Times New Roman" w:eastAsia="宋体" w:cs="Times New Roman" w:hint="eastAsia"/>
           <w:b w:val="0"/>
           <w:sz w:val="24"/>
         </w:rPr>
@@ -1477,7 +1647,7 @@
       </w:pPr>
       <w:r>
         <w:rPr>
-          <w:rFonts w:ascii="Times New Roman" w:hAnsi="Times New Roman" w:eastAsia="黑体"/>
+          <w:rFonts w:ascii="Times New Roman" w:hAnsi="Times New Roman" w:eastAsia="黑体" w:cs="Times New Roman" w:hint="eastAsia"/>
           <w:b w:val="0"/>
           <w:sz w:val="28"/>
         </w:rPr>
@@ -1492,7 +1662,7 @@
       </w:pPr>
       <w:r>
         <w:rPr>
-          <w:rFonts w:ascii="Times New Roman" w:hAnsi="Times New Roman" w:eastAsia="宋体"/>
+          <w:rFonts w:ascii="Times New Roman" w:hAnsi="Times New Roman" w:eastAsia="宋体" w:cs="Times New Roman" w:hint="eastAsia"/>
           <w:b w:val="0"/>
           <w:sz w:val="24"/>
         </w:rPr>
@@ -1507,7 +1677,7 @@
       </w:pPr>
       <w:r>
         <w:rPr>
-          <w:rFonts w:ascii="Times New Roman" w:hAnsi="Times New Roman" w:eastAsia="黑体"/>
+          <w:rFonts w:ascii="Times New Roman" w:hAnsi="Times New Roman" w:eastAsia="黑体" w:cs="Times New Roman" w:hint="eastAsia"/>
           <w:b/>
           <w:sz w:val="30"/>
         </w:rPr>
@@ -1522,7 +1692,7 @@
       </w:pPr>
       <w:r>
         <w:rPr>
-          <w:rFonts w:ascii="Times New Roman" w:hAnsi="Times New Roman" w:eastAsia="宋体"/>
+          <w:rFonts w:ascii="Times New Roman" w:hAnsi="Times New Roman" w:eastAsia="宋体" w:cs="Times New Roman" w:hint="eastAsia"/>
           <w:b w:val="0"/>
           <w:sz w:val="24"/>
         </w:rPr>
@@ -1577,7 +1747,7 @@
       </w:pPr>
       <w:r>
         <w:rPr>
-          <w:rFonts w:ascii="Times New Roman" w:hAnsi="Times New Roman" w:eastAsia="黑体"/>
+          <w:rFonts w:ascii="Times New Roman" w:hAnsi="Times New Roman" w:eastAsia="黑体" w:cs="Times New Roman" w:hint="eastAsia"/>
           <w:b w:val="0"/>
           <w:sz w:val="21"/>
         </w:rPr>
@@ -1592,7 +1762,7 @@
       </w:pPr>
       <w:r>
         <w:rPr>
-          <w:rFonts w:ascii="Times New Roman" w:hAnsi="Times New Roman" w:eastAsia="黑体"/>
+          <w:rFonts w:ascii="Times New Roman" w:hAnsi="Times New Roman" w:eastAsia="黑体" w:cs="Times New Roman" w:hint="eastAsia"/>
           <w:b w:val="0"/>
           <w:sz w:val="28"/>
         </w:rPr>
@@ -1607,7 +1777,7 @@
       </w:pPr>
       <w:r>
         <w:rPr>
-          <w:rFonts w:ascii="Times New Roman" w:hAnsi="Times New Roman" w:eastAsia="宋体"/>
+          <w:rFonts w:ascii="Times New Roman" w:hAnsi="Times New Roman" w:eastAsia="宋体" w:cs="Times New Roman" w:hint="eastAsia"/>
           <w:b w:val="0"/>
           <w:sz w:val="24"/>
         </w:rPr>
@@ -1622,7 +1792,7 @@
       </w:pPr>
       <w:r>
         <w:rPr>
-          <w:rFonts w:ascii="Times New Roman" w:hAnsi="Times New Roman" w:eastAsia="黑体"/>
+          <w:rFonts w:ascii="Times New Roman" w:hAnsi="Times New Roman" w:eastAsia="黑体" w:cs="Times New Roman" w:hint="eastAsia"/>
           <w:b w:val="0"/>
           <w:sz w:val="21"/>
         </w:rPr>
@@ -1666,7 +1836,7 @@
             <w:r/>
             <w:r>
               <w:rPr>
-                <w:rFonts w:ascii="Times New Roman" w:hAnsi="Times New Roman" w:eastAsia="宋体"/>
+                <w:rFonts w:ascii="Times New Roman" w:hAnsi="Times New Roman" w:eastAsia="宋体" w:cs="Times New Roman" w:hint="eastAsia"/>
                 <w:b/>
                 <w:sz w:val="20"/>
               </w:rPr>
@@ -1690,7 +1860,7 @@
             <w:r/>
             <w:r>
               <w:rPr>
-                <w:rFonts w:ascii="Times New Roman" w:hAnsi="Times New Roman" w:eastAsia="宋体"/>
+                <w:rFonts w:ascii="Times New Roman" w:hAnsi="Times New Roman" w:eastAsia="宋体" w:cs="Times New Roman" w:hint="eastAsia"/>
                 <w:b/>
                 <w:sz w:val="20"/>
               </w:rPr>
@@ -1714,7 +1884,7 @@
             <w:r/>
             <w:r>
               <w:rPr>
-                <w:rFonts w:ascii="Times New Roman" w:hAnsi="Times New Roman" w:eastAsia="宋体"/>
+                <w:rFonts w:ascii="Times New Roman" w:hAnsi="Times New Roman" w:eastAsia="宋体" w:cs="Times New Roman" w:hint="eastAsia"/>
                 <w:b/>
                 <w:sz w:val="20"/>
               </w:rPr>
@@ -1736,7 +1906,7 @@
             <w:r/>
             <w:r>
               <w:rPr>
-                <w:rFonts w:ascii="Times New Roman" w:hAnsi="Times New Roman" w:eastAsia="宋体"/>
+                <w:rFonts w:ascii="Times New Roman" w:hAnsi="Times New Roman" w:eastAsia="宋体" w:cs="Times New Roman" w:hint="eastAsia"/>
                 <w:b w:val="0"/>
                 <w:sz w:val="20"/>
               </w:rPr>
@@ -1756,7 +1926,7 @@
             <w:r/>
             <w:r>
               <w:rPr>
-                <w:rFonts w:ascii="Times New Roman" w:hAnsi="Times New Roman" w:eastAsia="宋体"/>
+                <w:rFonts w:ascii="Times New Roman" w:hAnsi="Times New Roman" w:eastAsia="宋体" w:cs="Times New Roman" w:hint="eastAsia"/>
                 <w:b w:val="0"/>
                 <w:sz w:val="20"/>
               </w:rPr>
@@ -1776,7 +1946,7 @@
             <w:r/>
             <w:r>
               <w:rPr>
-                <w:rFonts w:ascii="Times New Roman" w:hAnsi="Times New Roman" w:eastAsia="宋体"/>
+                <w:rFonts w:ascii="Times New Roman" w:hAnsi="Times New Roman" w:eastAsia="宋体" w:cs="Times New Roman" w:hint="eastAsia"/>
                 <w:b w:val="0"/>
                 <w:sz w:val="20"/>
               </w:rPr>
@@ -1798,7 +1968,7 @@
             <w:r/>
             <w:r>
               <w:rPr>
-                <w:rFonts w:ascii="Times New Roman" w:hAnsi="Times New Roman" w:eastAsia="宋体"/>
+                <w:rFonts w:ascii="Times New Roman" w:hAnsi="Times New Roman" w:eastAsia="宋体" w:cs="Times New Roman" w:hint="eastAsia"/>
                 <w:b w:val="0"/>
                 <w:sz w:val="20"/>
               </w:rPr>
@@ -1818,7 +1988,7 @@
             <w:r/>
             <w:r>
               <w:rPr>
-                <w:rFonts w:ascii="Times New Roman" w:hAnsi="Times New Roman" w:eastAsia="宋体"/>
+                <w:rFonts w:ascii="Times New Roman" w:hAnsi="Times New Roman" w:eastAsia="宋体" w:cs="Times New Roman" w:hint="eastAsia"/>
                 <w:b w:val="0"/>
                 <w:sz w:val="20"/>
               </w:rPr>
@@ -1838,7 +2008,7 @@
             <w:r/>
             <w:r>
               <w:rPr>
-                <w:rFonts w:ascii="Times New Roman" w:hAnsi="Times New Roman" w:eastAsia="宋体"/>
+                <w:rFonts w:ascii="Times New Roman" w:hAnsi="Times New Roman" w:eastAsia="宋体" w:cs="Times New Roman" w:hint="eastAsia"/>
                 <w:b w:val="0"/>
                 <w:sz w:val="20"/>
               </w:rPr>
@@ -1860,7 +2030,7 @@
             <w:r/>
             <w:r>
               <w:rPr>
-                <w:rFonts w:ascii="Times New Roman" w:hAnsi="Times New Roman" w:eastAsia="宋体"/>
+                <w:rFonts w:ascii="Times New Roman" w:hAnsi="Times New Roman" w:eastAsia="宋体" w:cs="Times New Roman" w:hint="eastAsia"/>
                 <w:b w:val="0"/>
                 <w:sz w:val="20"/>
               </w:rPr>
@@ -1880,7 +2050,7 @@
             <w:r/>
             <w:r>
               <w:rPr>
-                <w:rFonts w:ascii="Times New Roman" w:hAnsi="Times New Roman" w:eastAsia="宋体"/>
+                <w:rFonts w:ascii="Times New Roman" w:hAnsi="Times New Roman" w:eastAsia="宋体" w:cs="Times New Roman" w:hint="eastAsia"/>
                 <w:b w:val="0"/>
                 <w:sz w:val="20"/>
               </w:rPr>
@@ -1900,7 +2070,7 @@
             <w:r/>
             <w:r>
               <w:rPr>
-                <w:rFonts w:ascii="Times New Roman" w:hAnsi="Times New Roman" w:eastAsia="宋体"/>
+                <w:rFonts w:ascii="Times New Roman" w:hAnsi="Times New Roman" w:eastAsia="宋体" w:cs="Times New Roman" w:hint="eastAsia"/>
                 <w:b w:val="0"/>
                 <w:sz w:val="20"/>
               </w:rPr>
@@ -1922,7 +2092,7 @@
             <w:r/>
             <w:r>
               <w:rPr>
-                <w:rFonts w:ascii="Times New Roman" w:hAnsi="Times New Roman" w:eastAsia="宋体"/>
+                <w:rFonts w:ascii="Times New Roman" w:hAnsi="Times New Roman" w:eastAsia="宋体" w:cs="Times New Roman" w:hint="eastAsia"/>
                 <w:b w:val="0"/>
                 <w:sz w:val="20"/>
               </w:rPr>
@@ -1942,7 +2112,7 @@
             <w:r/>
             <w:r>
               <w:rPr>
-                <w:rFonts w:ascii="Times New Roman" w:hAnsi="Times New Roman" w:eastAsia="宋体"/>
+                <w:rFonts w:ascii="Times New Roman" w:hAnsi="Times New Roman" w:eastAsia="宋体" w:cs="Times New Roman" w:hint="eastAsia"/>
                 <w:b w:val="0"/>
                 <w:sz w:val="20"/>
               </w:rPr>
@@ -1962,7 +2132,7 @@
             <w:r/>
             <w:r>
               <w:rPr>
-                <w:rFonts w:ascii="Times New Roman" w:hAnsi="Times New Roman" w:eastAsia="宋体"/>
+                <w:rFonts w:ascii="Times New Roman" w:hAnsi="Times New Roman" w:eastAsia="宋体" w:cs="Times New Roman" w:hint="eastAsia"/>
                 <w:b w:val="0"/>
                 <w:sz w:val="20"/>
               </w:rPr>
@@ -1987,7 +2157,7 @@
             <w:r/>
             <w:r>
               <w:rPr>
-                <w:rFonts w:ascii="Times New Roman" w:hAnsi="Times New Roman" w:eastAsia="宋体"/>
+                <w:rFonts w:ascii="Times New Roman" w:hAnsi="Times New Roman" w:eastAsia="宋体" w:cs="Times New Roman" w:hint="eastAsia"/>
                 <w:b w:val="0"/>
                 <w:sz w:val="20"/>
               </w:rPr>
@@ -2010,7 +2180,7 @@
             <w:r/>
             <w:r>
               <w:rPr>
-                <w:rFonts w:ascii="Times New Roman" w:hAnsi="Times New Roman" w:eastAsia="宋体"/>
+                <w:rFonts w:ascii="Times New Roman" w:hAnsi="Times New Roman" w:eastAsia="宋体" w:cs="Times New Roman" w:hint="eastAsia"/>
                 <w:b w:val="0"/>
                 <w:sz w:val="20"/>
               </w:rPr>
@@ -2033,7 +2203,7 @@
             <w:r/>
             <w:r>
               <w:rPr>
-                <w:rFonts w:ascii="Times New Roman" w:hAnsi="Times New Roman" w:eastAsia="宋体"/>
+                <w:rFonts w:ascii="Times New Roman" w:hAnsi="Times New Roman" w:eastAsia="宋体" w:cs="Times New Roman" w:hint="eastAsia"/>
                 <w:b w:val="0"/>
                 <w:sz w:val="20"/>
               </w:rPr>
@@ -2057,7 +2227,7 @@
       </w:pPr>
       <w:r>
         <w:rPr>
-          <w:rFonts w:ascii="Times New Roman" w:hAnsi="Times New Roman" w:eastAsia="黑体"/>
+          <w:rFonts w:ascii="Times New Roman" w:hAnsi="Times New Roman" w:eastAsia="黑体" w:cs="Times New Roman" w:hint="eastAsia"/>
           <w:b w:val="0"/>
           <w:sz w:val="28"/>
         </w:rPr>
@@ -2072,24 +2242,41 @@
       </w:pPr>
       <w:r>
         <w:rPr>
-          <w:rFonts w:ascii="Times New Roman" w:hAnsi="Times New Roman" w:eastAsia="宋体"/>
+          <w:rFonts w:ascii="Times New Roman" w:hAnsi="Times New Roman" w:eastAsia="宋体" w:cs="Times New Roman" w:hint="eastAsia"/>
           <w:b w:val="0"/>
           <w:sz w:val="24"/>
         </w:rPr>
-        <w:t>数据穿透的前提是建立统一的数据标准与共享通道，其技术架构如图4所示。一是搭建行业统一监督数据中台，统筹整合烟叶生产、卷烟营销、物资采购、工程建设、财务资金、专卖执法等全领域业务数据，统一数据采集、清洗、校核、共享标准，打通系统接口，构建全域互通、全程可溯、动态更新的监督大数据库。二是打造一体化智能监督平台，集成实时监测、分级预警、数据溯源、线索生成、整改督办、考核评价、成果复盘等功能，实现业务风险的动态化监测。三是深化数字技术应用，针对围标串标、虚列费用、违规审批、异常交易等链条式风险搭建专属预警模型，通过挖掘招投标历史数据、分析投标行为规律、比对报价与方案相似度识别异常行为。四是健全数据安全管控机制，落实数据分级分类管控、权限精细化管理与常态化保密审查，在符合数据安全法律要求</w:t>
+        <w:t>数据穿透的前提是建立统一的数据标准与共享通道，其技术架构如图4所示。一是搭建行业统一监督数据中台，统筹整合烟叶生产、卷烟营销、物资采购、工程建设、财务资金、专卖执法等全领域业务数据，统一数据采集、清洗、校核、共享标准，打通系统接口，构建全域互通、全程可溯、动态更新的监督大数据库。二是打造一体化智能监督平台，集成实时监测、分级预警、数据溯源、线索生成、整改督办、考核评价、成果复盘等功能，实现业务风险的动态化监测。三是深化数字技术应用。审计数字化的实证研究表明，数据驱动的审计手段能够显著提升问题发现能力</w:t>
       </w:r>
       <w:r>
         <w:rPr>
-          <w:rFonts w:ascii="Times New Roman" w:hAnsi="Times New Roman" w:eastAsia="宋体"/>
+          <w:rFonts w:ascii="Times New Roman" w:hAnsi="Times New Roman" w:eastAsia="宋体" w:cs="Times New Roman" w:hint="eastAsia"/>
           <w:b w:val="0"/>
           <w:sz w:val="24"/>
           <w:vertAlign w:val="superscript"/>
         </w:rPr>
-        <w:t>[6]</w:t>
+        <w:t>[16]</w:t>
       </w:r>
       <w:r>
         <w:rPr>
-          <w:rFonts w:ascii="Times New Roman" w:hAnsi="Times New Roman" w:eastAsia="宋体"/>
+          <w:rFonts w:ascii="Times New Roman" w:hAnsi="Times New Roman" w:eastAsia="宋体" w:cs="Times New Roman" w:hint="eastAsia"/>
+          <w:b w:val="0"/>
+          <w:sz w:val="24"/>
+        </w:rPr>
+        <w:t>。应针对围标串标、虚列费用、违规审批、异常交易等链条式风险搭建专属预警模型，通过挖掘招投标历史数据、分析投标行为规律、比对报价与方案相似度识别异常行为。四是健全数据安全管控机制，落实数据分级分类管控、权限精细化管理与常态化保密审查，在符合数据安全法律要求</w:t>
+      </w:r>
+      <w:r>
+        <w:rPr>
+          <w:rFonts w:ascii="Times New Roman" w:hAnsi="Times New Roman" w:eastAsia="宋体" w:cs="Times New Roman" w:hint="eastAsia"/>
+          <w:b w:val="0"/>
+          <w:sz w:val="24"/>
+          <w:vertAlign w:val="superscript"/>
+        </w:rPr>
+        <w:t>[17]</w:t>
+      </w:r>
+      <w:r>
+        <w:rPr>
+          <w:rFonts w:ascii="Times New Roman" w:hAnsi="Times New Roman" w:eastAsia="宋体" w:cs="Times New Roman" w:hint="eastAsia"/>
           <w:b w:val="0"/>
           <w:sz w:val="24"/>
         </w:rPr>
@@ -2144,7 +2331,7 @@
       </w:pPr>
       <w:r>
         <w:rPr>
-          <w:rFonts w:ascii="Times New Roman" w:hAnsi="Times New Roman" w:eastAsia="黑体"/>
+          <w:rFonts w:ascii="Times New Roman" w:hAnsi="Times New Roman" w:eastAsia="黑体" w:cs="Times New Roman" w:hint="eastAsia"/>
           <w:b w:val="0"/>
           <w:sz w:val="21"/>
         </w:rPr>
@@ -2159,7 +2346,7 @@
       </w:pPr>
       <w:r>
         <w:rPr>
-          <w:rFonts w:ascii="Times New Roman" w:hAnsi="Times New Roman" w:eastAsia="黑体"/>
+          <w:rFonts w:ascii="Times New Roman" w:hAnsi="Times New Roman" w:eastAsia="黑体" w:cs="Times New Roman" w:hint="eastAsia"/>
           <w:b w:val="0"/>
           <w:sz w:val="28"/>
         </w:rPr>
@@ -2174,11 +2361,28 @@
       </w:pPr>
       <w:r>
         <w:rPr>
-          <w:rFonts w:ascii="Times New Roman" w:hAnsi="Times New Roman" w:eastAsia="宋体"/>
+          <w:rFonts w:ascii="Times New Roman" w:hAnsi="Times New Roman" w:eastAsia="宋体" w:cs="Times New Roman" w:hint="eastAsia"/>
           <w:b w:val="0"/>
           <w:sz w:val="24"/>
         </w:rPr>
-        <w:t>流程穿透的核心是把监督节点嵌入业务流程，做到业务推进到哪里、监督穿透到哪里。应将标准化监督节点、管控规则与核查流程嵌入烟叶收购、卷烟营销、物流配送、工程采购、资金拨付、人事管理等全业务链条，覆盖业务发起、过程推进、收尾验收、归档复盘全流程，消除监督断点。在权力集中、资金密集、风险高发的前置关键节点设置刚性监督卡点，对业务合规性、资金使用规范性与岗位履职有效性实时审核、动态纠偏。由此构建事前风险精准预判、事中动态实时监管、事后全面复盘整改的全周期闭环模式，把监督的功能从责任认定前移到风险阻断。</w:t>
+        <w:t>流程穿透的核心是把监督节点嵌入业务流程，做到业务推进到哪里、监督穿透到哪里。应将标准化监督节点、管控规则与核查流程嵌入烟叶收购、卷烟营销、物流配送、工程采购、资金拨付、人事管理等全业务链条，覆盖业务发起、过程推进、收尾验收、归档复盘全流程，消除监督断点。在权力集中、资金密集、风险高发的前置关键节点设置刚性监督卡点，对业务合规性、资金使用规范性与岗位履职有效性实时审核、动态纠偏。由此构建事前风险精准预判、事中动态实时监管、事后全面复盘整改的全周期闭环模式，把监督的功能从责任认定前移到风险阻断。合规管理与投资效率的实证研究支持这一判断：把合规要求嵌入决策流程的国有企业，其投资效率明显更高</w:t>
+      </w:r>
+      <w:r>
+        <w:rPr>
+          <w:rFonts w:ascii="Times New Roman" w:hAnsi="Times New Roman" w:eastAsia="宋体" w:cs="Times New Roman" w:hint="eastAsia"/>
+          <w:b w:val="0"/>
+          <w:sz w:val="24"/>
+          <w:vertAlign w:val="superscript"/>
+        </w:rPr>
+        <w:t>[18]</w:t>
+      </w:r>
+      <w:r>
+        <w:rPr>
+          <w:rFonts w:ascii="Times New Roman" w:hAnsi="Times New Roman" w:eastAsia="宋体" w:cs="Times New Roman" w:hint="eastAsia"/>
+          <w:b w:val="0"/>
+          <w:sz w:val="24"/>
+        </w:rPr>
+        <w:t>。</w:t>
       </w:r>
     </w:p>
     <w:p>
@@ -2189,7 +2393,7 @@
       </w:pPr>
       <w:r>
         <w:rPr>
-          <w:rFonts w:ascii="Times New Roman" w:hAnsi="Times New Roman" w:eastAsia="黑体"/>
+          <w:rFonts w:ascii="Times New Roman" w:hAnsi="Times New Roman" w:eastAsia="黑体" w:cs="Times New Roman" w:hint="eastAsia"/>
           <w:b w:val="0"/>
           <w:sz w:val="28"/>
         </w:rPr>
@@ -2204,7 +2408,7 @@
       </w:pPr>
       <w:r>
         <w:rPr>
-          <w:rFonts w:ascii="Times New Roman" w:hAnsi="Times New Roman" w:eastAsia="宋体"/>
+          <w:rFonts w:ascii="Times New Roman" w:hAnsi="Times New Roman" w:eastAsia="宋体" w:cs="Times New Roman" w:hint="eastAsia"/>
           <w:b w:val="0"/>
           <w:sz w:val="24"/>
         </w:rPr>
@@ -2219,7 +2423,7 @@
       </w:pPr>
       <w:r>
         <w:rPr>
-          <w:rFonts w:ascii="Times New Roman" w:hAnsi="Times New Roman" w:eastAsia="黑体"/>
+          <w:rFonts w:ascii="Times New Roman" w:hAnsi="Times New Roman" w:eastAsia="黑体" w:cs="Times New Roman" w:hint="eastAsia"/>
           <w:b w:val="0"/>
           <w:sz w:val="28"/>
         </w:rPr>
@@ -2234,7 +2438,7 @@
       </w:pPr>
       <w:r>
         <w:rPr>
-          <w:rFonts w:ascii="Times New Roman" w:hAnsi="Times New Roman" w:eastAsia="宋体"/>
+          <w:rFonts w:ascii="Times New Roman" w:hAnsi="Times New Roman" w:eastAsia="宋体" w:cs="Times New Roman" w:hint="eastAsia"/>
           <w:b w:val="0"/>
           <w:sz w:val="24"/>
         </w:rPr>
@@ -2249,7 +2453,7 @@
       </w:pPr>
       <w:r>
         <w:rPr>
-          <w:rFonts w:ascii="Times New Roman" w:hAnsi="Times New Roman" w:eastAsia="黑体"/>
+          <w:rFonts w:ascii="Times New Roman" w:hAnsi="Times New Roman" w:eastAsia="黑体" w:cs="Times New Roman" w:hint="eastAsia"/>
           <w:b w:val="0"/>
           <w:sz w:val="28"/>
         </w:rPr>
@@ -2264,7 +2468,7 @@
       </w:pPr>
       <w:r>
         <w:rPr>
-          <w:rFonts w:ascii="Times New Roman" w:hAnsi="Times New Roman" w:eastAsia="宋体"/>
+          <w:rFonts w:ascii="Times New Roman" w:hAnsi="Times New Roman" w:eastAsia="宋体" w:cs="Times New Roman" w:hint="eastAsia"/>
           <w:b w:val="0"/>
           <w:sz w:val="24"/>
         </w:rPr>
@@ -2319,7 +2523,7 @@
       </w:pPr>
       <w:r>
         <w:rPr>
-          <w:rFonts w:ascii="Times New Roman" w:hAnsi="Times New Roman" w:eastAsia="黑体"/>
+          <w:rFonts w:ascii="Times New Roman" w:hAnsi="Times New Roman" w:eastAsia="黑体" w:cs="Times New Roman" w:hint="eastAsia"/>
           <w:b w:val="0"/>
           <w:sz w:val="21"/>
         </w:rPr>
@@ -2334,7 +2538,7 @@
       </w:pPr>
       <w:r>
         <w:rPr>
-          <w:rFonts w:ascii="Times New Roman" w:hAnsi="Times New Roman" w:eastAsia="黑体"/>
+          <w:rFonts w:ascii="Times New Roman" w:hAnsi="Times New Roman" w:eastAsia="黑体" w:cs="Times New Roman" w:hint="eastAsia"/>
           <w:b/>
           <w:sz w:val="30"/>
         </w:rPr>
@@ -2349,7 +2553,7 @@
       </w:pPr>
       <w:r>
         <w:rPr>
-          <w:rFonts w:ascii="Times New Roman" w:hAnsi="Times New Roman" w:eastAsia="宋体"/>
+          <w:rFonts w:ascii="Times New Roman" w:hAnsi="Times New Roman" w:eastAsia="宋体" w:cs="Times New Roman" w:hint="eastAsia"/>
           <w:b w:val="0"/>
           <w:sz w:val="24"/>
         </w:rPr>
@@ -2364,11 +2568,28 @@
       </w:pPr>
       <w:r>
         <w:rPr>
-          <w:rFonts w:ascii="Times New Roman" w:hAnsi="Times New Roman" w:eastAsia="宋体"/>
+          <w:rFonts w:ascii="Times New Roman" w:hAnsi="Times New Roman" w:eastAsia="宋体" w:cs="Times New Roman" w:hint="eastAsia"/>
           <w:b w:val="0"/>
           <w:sz w:val="24"/>
         </w:rPr>
-        <w:t>未来行业大监督体系将朝着数字化、智能化、全域化、闭环化方向持续迭代。后续可依托大数据与人工智能技术优化智能风险预警模型与量化指标体系，细化基层穿透监督的实操规范，完善协同监督、刚性问责与人才培育的长效机制。同时应重视对监督效能本身的评估，通过跟踪同类问题的复发率、风险发现的提前量与基层重复检查次数等指标，判断穿透式监督是否真正实现了减负增效，避免以留痕数量替代实效评价。</w:t>
+        <w:t>未来行业大监督体系将朝着数字化、智能化、全域化、闭环化方向持续迭代。后续可依托大数据与人工智能技术优化智能风险预警模型与量化指标体系，细化基层穿透监督的实操规范，完善协同监督、刚性问责与人才培育的长效机制。同时应重视对监督效能本身的评估，通过跟踪同类问题的复发率、风险发现的提前量与基层重复检查次数等指标，判断穿透式监督是否真正实现了减负增效，避免以留痕数量替代实效评价。已有研究提示，高强度监督在抑制违规的同时也可能带来创新行为的短期收缩</w:t>
+      </w:r>
+      <w:r>
+        <w:rPr>
+          <w:rFonts w:ascii="Times New Roman" w:hAnsi="Times New Roman" w:eastAsia="宋体" w:cs="Times New Roman" w:hint="eastAsia"/>
+          <w:b w:val="0"/>
+          <w:sz w:val="24"/>
+          <w:vertAlign w:val="superscript"/>
+        </w:rPr>
+        <w:t>[19]</w:t>
+      </w:r>
+      <w:r>
+        <w:rPr>
+          <w:rFonts w:ascii="Times New Roman" w:hAnsi="Times New Roman" w:eastAsia="宋体" w:cs="Times New Roman" w:hint="eastAsia"/>
+          <w:b w:val="0"/>
+          <w:sz w:val="24"/>
+        </w:rPr>
+        <w:t>，这提醒行业在强化穿透力度的同时，应同步关注监督对正常经营活动的影响。</w:t>
       </w:r>
     </w:p>
     <w:p>
@@ -2379,7 +2600,7 @@
       </w:pPr>
       <w:r>
         <w:rPr>
-          <w:rFonts w:ascii="Times New Roman" w:hAnsi="Times New Roman" w:eastAsia="黑体"/>
+          <w:rFonts w:ascii="Times New Roman" w:hAnsi="Times New Roman" w:eastAsia="黑体" w:cs="Times New Roman" w:hint="eastAsia"/>
           <w:b/>
           <w:sz w:val="30"/>
         </w:rPr>
@@ -2394,11 +2615,43 @@
       </w:pPr>
       <w:r>
         <w:rPr>
-          <w:rFonts w:ascii="Times New Roman" w:hAnsi="Times New Roman" w:eastAsia="宋体"/>
+          <w:rFonts w:ascii="Times New Roman" w:hAnsi="Times New Roman" w:eastAsia="宋体" w:cs="Times New Roman" w:hint="eastAsia"/>
           <w:b w:val="0"/>
           <w:sz w:val="24"/>
         </w:rPr>
-        <w:t>[1] 习近平在二十届中央纪委五次全会上发表重要讲话强调 以更高标准更实举措推进全面从严治党 为实现“十五五”时期目标任务提供坚强保障[EB/OL]. (2026-01-12)[2026-08-04]. https://www.12371.cn/2026/01/12/ARTI1768214272707593.shtml.</w:t>
+        <w:t>[1] 习近平在二十届中央纪委五次全会上发表重要讲话强调 以更高标准更实举措推进全面从严治党 为实现</w:t>
+      </w:r>
+      <w:r>
+        <w:rPr>
+          <w:rFonts w:ascii="宋体" w:hAnsi="宋体" w:eastAsia="宋体" w:cs="宋体" w:hint="eastAsia"/>
+          <w:b w:val="0"/>
+          <w:sz w:val="24"/>
+        </w:rPr>
+        <w:t>“</w:t>
+      </w:r>
+      <w:r>
+        <w:rPr>
+          <w:rFonts w:ascii="Times New Roman" w:hAnsi="Times New Roman" w:eastAsia="宋体" w:cs="Times New Roman" w:hint="eastAsia"/>
+          <w:b w:val="0"/>
+          <w:sz w:val="24"/>
+        </w:rPr>
+        <w:t>十五五</w:t>
+      </w:r>
+      <w:r>
+        <w:rPr>
+          <w:rFonts w:ascii="宋体" w:hAnsi="宋体" w:eastAsia="宋体" w:cs="宋体" w:hint="eastAsia"/>
+          <w:b w:val="0"/>
+          <w:sz w:val="24"/>
+        </w:rPr>
+        <w:t>”</w:t>
+      </w:r>
+      <w:r>
+        <w:rPr>
+          <w:rFonts w:ascii="Times New Roman" w:hAnsi="Times New Roman" w:eastAsia="宋体" w:cs="Times New Roman" w:hint="eastAsia"/>
+          <w:b w:val="0"/>
+          <w:sz w:val="24"/>
+        </w:rPr>
+        <w:t>时期目标任务提供坚强保障[EB/OL]. (2026-01-12)[2026-08-04]. https://www.12371.cn/2026/01/12/ARTI1768214272707593.shtml.</w:t>
       </w:r>
     </w:p>
     <w:p>
@@ -2409,7 +2662,7 @@
       </w:pPr>
       <w:r>
         <w:rPr>
-          <w:rFonts w:ascii="Times New Roman" w:hAnsi="Times New Roman" w:eastAsia="宋体"/>
+          <w:rFonts w:ascii="Times New Roman" w:hAnsi="Times New Roman" w:eastAsia="宋体" w:cs="Times New Roman" w:hint="eastAsia"/>
           <w:b w:val="0"/>
           <w:sz w:val="24"/>
         </w:rPr>
@@ -2424,11 +2677,11 @@
       </w:pPr>
       <w:r>
         <w:rPr>
-          <w:rFonts w:ascii="Times New Roman" w:hAnsi="Times New Roman" w:eastAsia="宋体"/>
+          <w:rFonts w:ascii="Times New Roman" w:hAnsi="Times New Roman" w:eastAsia="宋体" w:cs="Times New Roman" w:hint="eastAsia"/>
           <w:b w:val="0"/>
           <w:sz w:val="24"/>
         </w:rPr>
-        <w:t>[3] 国务院. 国有企业管理人员处分条例: 国务院令第781号[A/OL]. (2024-05-21)[2026-08-04]. https://www.gov.cn/zhengce/content/202405/content_6954055.htm.</w:t>
+        <w:t>[3] 全国人民代表大会常务委员会. 中华人民共和国烟草专卖法[A]. 2015年修正.</w:t>
       </w:r>
     </w:p>
     <w:p>
@@ -2439,11 +2692,11 @@
       </w:pPr>
       <w:r>
         <w:rPr>
-          <w:rFonts w:ascii="Times New Roman" w:hAnsi="Times New Roman" w:eastAsia="宋体"/>
+          <w:rFonts w:ascii="Times New Roman" w:hAnsi="Times New Roman" w:eastAsia="宋体" w:cs="Times New Roman" w:hint="eastAsia"/>
           <w:b w:val="0"/>
           <w:sz w:val="24"/>
         </w:rPr>
-        <w:t>[4] 张钦昱. 国家出资企业穿透式监管的法治逻辑与制度构建[J]. 经贸法律评论, 2025(4): 58.</w:t>
+        <w:t>[4] 国务院. 国有企业管理人员处分条例: 国务院令第781号[A/OL]. (2024-05-21)[2026-08-04]. https://www.gov.cn/zhengce/content/202405/content_6954055.htm.</w:t>
       </w:r>
     </w:p>
     <w:p>
@@ -2454,11 +2707,11 @@
       </w:pPr>
       <w:r>
         <w:rPr>
-          <w:rFonts w:ascii="Times New Roman" w:hAnsi="Times New Roman" w:eastAsia="宋体"/>
+          <w:rFonts w:ascii="Times New Roman" w:hAnsi="Times New Roman" w:eastAsia="宋体" w:cs="Times New Roman" w:hint="eastAsia"/>
           <w:b w:val="0"/>
           <w:sz w:val="24"/>
         </w:rPr>
-        <w:t>[5] 中共中央, 国务院. 数字中国建设整体布局规划[A/OL]. (2023-02-27)[2026-08-04]. https://www.gov.cn/zhengce/2023-02/27/content_5743484.htm.</w:t>
+        <w:t>[5] 全国人民代表大会常务委员会. 中华人民共和国监察法[A]. 2024年修正.</w:t>
       </w:r>
     </w:p>
     <w:p>
@@ -2469,11 +2722,11 @@
       </w:pPr>
       <w:r>
         <w:rPr>
-          <w:rFonts w:ascii="Times New Roman" w:hAnsi="Times New Roman" w:eastAsia="宋体"/>
+          <w:rFonts w:ascii="Times New Roman" w:hAnsi="Times New Roman" w:eastAsia="宋体" w:cs="Times New Roman" w:hint="eastAsia"/>
           <w:b w:val="0"/>
           <w:sz w:val="24"/>
         </w:rPr>
-        <w:t>[6] 全国人民代表大会常务委员会. 中华人民共和国数据安全法[A]. 北京: 中国法制出版社, 2021.</w:t>
+        <w:t>[6] 张钦昱. 国家出资企业穿透式监管的法治逻辑与制度构建[J]. 经贸法律评论, 2025(4): 58.</w:t>
       </w:r>
     </w:p>
     <w:p>
@@ -2484,11 +2737,11 @@
       </w:pPr>
       <w:r>
         <w:rPr>
-          <w:rFonts w:ascii="Times New Roman" w:hAnsi="Times New Roman" w:eastAsia="宋体"/>
+          <w:rFonts w:ascii="Times New Roman" w:hAnsi="Times New Roman" w:eastAsia="宋体" w:cs="Times New Roman" w:hint="eastAsia"/>
           <w:b w:val="0"/>
           <w:sz w:val="24"/>
         </w:rPr>
-        <w:t>[7] 全国人民代表大会常务委员会. 中华人民共和国烟草专卖法[A]. 2015年修正.</w:t>
+        <w:t>[7] LI L, WANG P. From institutional interaction to institutional integration: the National Supervisory Commission and China's new anti-corruption model[J]. The China Quarterly, 2019, 240: 967-989.</w:t>
       </w:r>
     </w:p>
     <w:p>
@@ -2499,11 +2752,176 @@
       </w:pPr>
       <w:r>
         <w:rPr>
-          <w:rFonts w:ascii="Times New Roman" w:hAnsi="Times New Roman" w:eastAsia="宋体"/>
+          <w:rFonts w:ascii="Times New Roman" w:hAnsi="Times New Roman" w:eastAsia="宋体" w:cs="Times New Roman" w:hint="eastAsia"/>
           <w:b w:val="0"/>
           <w:sz w:val="24"/>
         </w:rPr>
-        <w:t>[8] 国务院. 中华人民共和国烟草专卖法实施条例[A]. 2021年修订.</w:t>
+        <w:t>[8] REN G, JING M, LIU L. The impact of state-owned assets supervision system reform on the performance of state-owned enterprises[J]. Asian-Pacific Economic Literature, 2025, 39(2): 61-73.</w:t>
+      </w:r>
+    </w:p>
+    <w:p>
+      <w:pPr>
+        <w:spacing w:before="0" w:after="0" w:line="360" w:lineRule="auto"/>
+        <w:ind w:firstLine="0"/>
+        <w:jc w:val="both"/>
+      </w:pPr>
+      <w:r>
+        <w:rPr>
+          <w:rFonts w:ascii="Times New Roman" w:hAnsi="Times New Roman" w:eastAsia="宋体" w:cs="Times New Roman" w:hint="eastAsia"/>
+          <w:b w:val="0"/>
+          <w:sz w:val="24"/>
+        </w:rPr>
+        <w:t>[9] 中共中央, 国务院. 数字中国建设整体布局规划[A/OL]. (2023-02-27)[2026-08-04]. https://www.gov.cn/zhengce/2023-02/27/content_5743484.htm.</w:t>
+      </w:r>
+    </w:p>
+    <w:p>
+      <w:pPr>
+        <w:spacing w:before="0" w:after="0" w:line="360" w:lineRule="auto"/>
+        <w:ind w:firstLine="0"/>
+        <w:jc w:val="both"/>
+      </w:pPr>
+      <w:r>
+        <w:rPr>
+          <w:rFonts w:ascii="Times New Roman" w:hAnsi="Times New Roman" w:eastAsia="宋体" w:cs="Times New Roman" w:hint="eastAsia"/>
+          <w:b w:val="0"/>
+          <w:sz w:val="24"/>
+        </w:rPr>
+        <w:t>[10] WANG J. The political limits of China's anti-corruption reform: an institutional analysis of the new Supervision Commission[J]. Journal of Contemporary China, 2024, 33(145): 151-172.</w:t>
+      </w:r>
+    </w:p>
+    <w:p>
+      <w:pPr>
+        <w:spacing w:before="0" w:after="0" w:line="360" w:lineRule="auto"/>
+        <w:ind w:firstLine="0"/>
+        <w:jc w:val="both"/>
+      </w:pPr>
+      <w:r>
+        <w:rPr>
+          <w:rFonts w:ascii="Times New Roman" w:hAnsi="Times New Roman" w:eastAsia="宋体" w:cs="Times New Roman" w:hint="eastAsia"/>
+          <w:b w:val="0"/>
+          <w:sz w:val="24"/>
+        </w:rPr>
+        <w:t>[11] WANG Y. Embedded supervision: China's prosecutorial public interest litigation against government[J]. Regulation &amp; Governance, 2026. DOI: 10.1111/rego.12602.</w:t>
+      </w:r>
+    </w:p>
+    <w:p>
+      <w:pPr>
+        <w:spacing w:before="0" w:after="0" w:line="360" w:lineRule="auto"/>
+        <w:ind w:firstLine="0"/>
+        <w:jc w:val="both"/>
+      </w:pPr>
+      <w:r>
+        <w:rPr>
+          <w:rFonts w:ascii="Times New Roman" w:hAnsi="Times New Roman" w:eastAsia="宋体" w:cs="Times New Roman" w:hint="eastAsia"/>
+          <w:b w:val="0"/>
+          <w:sz w:val="24"/>
+        </w:rPr>
+        <w:t>[12] LIU G, LIU J, GAO P, et al. Understanding mechanisms of digital transformation in state-owned enterprises in China[J]. Technological Forecasting and Social Change, 2024, 202: 123288.</w:t>
+      </w:r>
+    </w:p>
+    <w:p>
+      <w:pPr>
+        <w:spacing w:before="0" w:after="0" w:line="360" w:lineRule="auto"/>
+        <w:ind w:firstLine="0"/>
+        <w:jc w:val="both"/>
+      </w:pPr>
+      <w:r>
+        <w:rPr>
+          <w:rFonts w:ascii="Times New Roman" w:hAnsi="Times New Roman" w:eastAsia="宋体" w:cs="Times New Roman" w:hint="eastAsia"/>
+          <w:b w:val="0"/>
+          <w:sz w:val="24"/>
+        </w:rPr>
+        <w:t>[13] FENG Q, HU X, DENG X, et al. Anti-corruption campaign and capacity utilization of state-owned enterprises: evidence from China's central committee inspection[J]. Economic Analysis and Policy, 2023, 80: 319-346.</w:t>
+      </w:r>
+    </w:p>
+    <w:p>
+      <w:pPr>
+        <w:spacing w:before="0" w:after="0" w:line="360" w:lineRule="auto"/>
+        <w:ind w:firstLine="0"/>
+        <w:jc w:val="both"/>
+      </w:pPr>
+      <w:r>
+        <w:rPr>
+          <w:rFonts w:ascii="Times New Roman" w:hAnsi="Times New Roman" w:eastAsia="宋体" w:cs="Times New Roman" w:hint="eastAsia"/>
+          <w:b w:val="0"/>
+          <w:sz w:val="24"/>
+        </w:rPr>
+        <w:t>[14] APRILIYANTI I D, DIELEMAN M, RANDOY T. Multiple-principal demands and CEO compliance in emerging market state-owned enterprises[J]. Journal of Management Studies, 2024, 61: 2406-2436.</w:t>
+      </w:r>
+    </w:p>
+    <w:p>
+      <w:pPr>
+        <w:spacing w:before="0" w:after="0" w:line="360" w:lineRule="auto"/>
+        <w:ind w:firstLine="0"/>
+        <w:jc w:val="both"/>
+      </w:pPr>
+      <w:r>
+        <w:rPr>
+          <w:rFonts w:ascii="Times New Roman" w:hAnsi="Times New Roman" w:eastAsia="宋体" w:cs="Times New Roman" w:hint="eastAsia"/>
+          <w:b w:val="0"/>
+          <w:sz w:val="24"/>
+        </w:rPr>
+        <w:t>[15] WANG F, LI J, ANDERSON M, et al. Political control and internal governance in state-owned enterprises[J]. Management Accounting Research, 2025, 66: 100923.</w:t>
+      </w:r>
+    </w:p>
+    <w:p>
+      <w:pPr>
+        <w:spacing w:before="0" w:after="0" w:line="360" w:lineRule="auto"/>
+        <w:ind w:firstLine="0"/>
+        <w:jc w:val="both"/>
+      </w:pPr>
+      <w:r>
+        <w:rPr>
+          <w:rFonts w:ascii="Times New Roman" w:hAnsi="Times New Roman" w:eastAsia="宋体" w:cs="Times New Roman" w:hint="eastAsia"/>
+          <w:b w:val="0"/>
+          <w:sz w:val="24"/>
+        </w:rPr>
+        <w:t>[16] SHI W, ZHANG Z. Exploring the role of digital governance: the effect of audit digitalization[J]. International Journal of Accounting Information Systems, 2025, 56: 100756.</w:t>
+      </w:r>
+    </w:p>
+    <w:p>
+      <w:pPr>
+        <w:spacing w:before="0" w:after="0" w:line="360" w:lineRule="auto"/>
+        <w:ind w:firstLine="0"/>
+        <w:jc w:val="both"/>
+      </w:pPr>
+      <w:r>
+        <w:rPr>
+          <w:rFonts w:ascii="Times New Roman" w:hAnsi="Times New Roman" w:eastAsia="宋体" w:cs="Times New Roman" w:hint="eastAsia"/>
+          <w:b w:val="0"/>
+          <w:sz w:val="24"/>
+        </w:rPr>
+        <w:t>[17] 全国人民代表大会常务委员会. 中华人民共和国数据安全法[A]. 2021.</w:t>
+      </w:r>
+    </w:p>
+    <w:p>
+      <w:pPr>
+        <w:spacing w:before="0" w:after="0" w:line="360" w:lineRule="auto"/>
+        <w:ind w:firstLine="0"/>
+        <w:jc w:val="both"/>
+      </w:pPr>
+      <w:r>
+        <w:rPr>
+          <w:rFonts w:ascii="Times New Roman" w:hAnsi="Times New Roman" w:eastAsia="宋体" w:cs="Times New Roman" w:hint="eastAsia"/>
+          <w:b w:val="0"/>
+          <w:sz w:val="24"/>
+        </w:rPr>
+        <w:t>[18] ZHENG D, XU Y, WENREN Y. Compliance management and investment efficiency in state-owned enterprises[J]. China Journal of Accounting Research, 2024, 17(2).</w:t>
+      </w:r>
+    </w:p>
+    <w:p>
+      <w:pPr>
+        <w:spacing w:before="0" w:after="0" w:line="360" w:lineRule="auto"/>
+        <w:ind w:firstLine="0"/>
+        <w:jc w:val="both"/>
+      </w:pPr>
+      <w:r>
+        <w:rPr>
+          <w:rFonts w:ascii="Times New Roman" w:hAnsi="Times New Roman" w:eastAsia="宋体" w:cs="Times New Roman" w:hint="eastAsia"/>
+          <w:b w:val="0"/>
+          <w:sz w:val="24"/>
+        </w:rPr>
+        <w:t>[19] NIE C, ZHANG X, YANG Y. Anti-corruption campaign and SOEs innovation: the role of the central inspection[J]. International Review of Economics &amp; Finance, 2024, 96: 103544.</w:t>
       </w:r>
     </w:p>
     <w:sectPr>
